--- a/Library-Loan-System-Specification.docx
+++ b/Library-Loan-System-Specification.docx
@@ -1,277 +1,528 @@
 
 <file path=word/document.xml><?xml version="1.0" encoding="utf-8"?>
-<w:document xmlns:wpc="http://schemas.microsoft.com/office/word/2010/wordprocessingCanvas" xmlns:cx="http://schemas.microsoft.com/office/drawing/2014/chartex" xmlns:cx1="http://schemas.microsoft.com/office/drawing/2015/9/8/chartex" xmlns:cx2="http://schemas.microsoft.com/office/drawing/2015/10/21/chartex" xmlns:cx3="http://schemas.microsoft.com/office/drawing/2016/5/9/chartex" xmlns:cx4="http://schemas.microsoft.com/office/drawing/2016/5/10/chartex" xmlns:cx5="http://schemas.microsoft.com/office/drawing/2016/5/11/chartex" xmlns:cx6="http://schemas.microsoft.com/office/drawing/2016/5/12/chartex" xmlns:cx7="http://schemas.microsoft.com/office/drawing/2016/5/13/chartex" xmlns:cx8="http://schemas.microsoft.com/office/drawing/2016/5/14/chartex" xmlns:mc="http://schemas.openxmlformats.org/markup-compatibility/2006" xmlns:aink="http://schemas.microsoft.com/office/drawing/2016/ink" xmlns:am3d="http://schemas.microsoft.com/office/drawing/2017/model3d" xmlns:o="urn:schemas-microsoft-com:office:office" xmlns:r="http://schemas.openxmlformats.org/officeDocument/2006/relationships" xmlns:m="http://schemas.openxmlformats.org/officeDocument/2006/math" xmlns:v="urn:schemas-microsoft-com:vml" xmlns:wp14="http://schemas.microsoft.com/office/word/2010/wordprocessingDrawing" xmlns:wp="http://schemas.openxmlformats.org/drawingml/2006/wordprocessingDrawing" xmlns:w10="urn:schemas-microsoft-com:office:word" xmlns:w="http://schemas.openxmlformats.org/wordprocessingml/2006/main" xmlns:w14="http://schemas.microsoft.com/office/word/2010/wordml" xmlns:w15="http://schemas.microsoft.com/office/word/2012/wordml" xmlns:w16cid="http://schemas.microsoft.com/office/word/2016/wordml/cid" xmlns:w16se="http://schemas.microsoft.com/office/word/2015/wordml/symex" xmlns:wpg="http://schemas.microsoft.com/office/word/2010/wordprocessingGroup" xmlns:wpi="http://schemas.microsoft.com/office/word/2010/wordprocessingInk" xmlns:wne="http://schemas.microsoft.com/office/word/2006/wordml" xmlns:wps="http://schemas.microsoft.com/office/word/2010/wordprocessingShape" mc:Ignorable="w14 w15 w16se w16cid wp14">
+<w:document xmlns:wpc="http://schemas.microsoft.com/office/word/2010/wordprocessingCanvas" xmlns:cx="http://schemas.microsoft.com/office/drawing/2014/chartex" xmlns:cx1="http://schemas.microsoft.com/office/drawing/2015/9/8/chartex" xmlns:cx2="http://schemas.microsoft.com/office/drawing/2015/10/21/chartex" xmlns:cx3="http://schemas.microsoft.com/office/drawing/2016/5/9/chartex" xmlns:cx4="http://schemas.microsoft.com/office/drawing/2016/5/10/chartex" xmlns:cx5="http://schemas.microsoft.com/office/drawing/2016/5/11/chartex" xmlns:cx6="http://schemas.microsoft.com/office/drawing/2016/5/12/chartex" xmlns:cx7="http://schemas.microsoft.com/office/drawing/2016/5/13/chartex" xmlns:cx8="http://schemas.microsoft.com/office/drawing/2016/5/14/chartex" xmlns:mc="http://schemas.openxmlformats.org/markup-compatibility/2006" xmlns:aink="http://schemas.microsoft.com/office/drawing/2016/ink" xmlns:am3d="http://schemas.microsoft.com/office/drawing/2017/model3d" xmlns:o="urn:schemas-microsoft-com:office:office" xmlns:oel="http://schemas.microsoft.com/office/2019/extlst" xmlns:r="http://schemas.openxmlformats.org/officeDocument/2006/relationships" xmlns:m="http://schemas.openxmlformats.org/officeDocument/2006/math" xmlns:v="urn:schemas-microsoft-com:vml" xmlns:wp14="http://schemas.microsoft.com/office/word/2010/wordprocessingDrawing" xmlns:wp="http://schemas.openxmlformats.org/drawingml/2006/wordprocessingDrawing" xmlns:w10="urn:schemas-microsoft-com:office:word" xmlns:w="http://schemas.openxmlformats.org/wordprocessingml/2006/main" xmlns:w14="http://schemas.microsoft.com/office/word/2010/wordml" xmlns:w15="http://schemas.microsoft.com/office/word/2012/wordml" xmlns:w16cex="http://schemas.microsoft.com/office/word/2018/wordml/cex" xmlns:w16cid="http://schemas.microsoft.com/office/word/2016/wordml/cid" xmlns:w16="http://schemas.microsoft.com/office/word/2018/wordml" xmlns:w16du="http://schemas.microsoft.com/office/word/2023/wordml/word16du" xmlns:w16sdtdh="http://schemas.microsoft.com/office/word/2020/wordml/sdtdatahash" xmlns:w16sdtfl="http://schemas.microsoft.com/office/word/2024/wordml/sdtformatlock" xmlns:w16se="http://schemas.microsoft.com/office/word/2015/wordml/symex" xmlns:wpg="http://schemas.microsoft.com/office/word/2010/wordprocessingGroup" xmlns:wpi="http://schemas.microsoft.com/office/word/2010/wordprocessingInk" xmlns:wne="http://schemas.microsoft.com/office/word/2006/wordml" xmlns:wps="http://schemas.microsoft.com/office/word/2010/wordprocessingShape" mc:Ignorable="w14 w15 w16se w16cid w16 w16cex w16sdtdh w16sdtfl w16du wp14">
   <w:body>
     <w:p>
       <w:pPr>
-        <w:jc w:val="center"/>
+        <w:pStyle w:val="CM"/>
+      </w:pPr>
+      <w:r>
+        <w:t>Könyvtári kölcsönző rendszer</w:t>
+      </w:r>
+    </w:p>
+    <w:p>
+      <w:pPr>
+        <w:pStyle w:val="ALCM"/>
+      </w:pPr>
+      <w:r>
+        <w:t>A rendszer célja</w:t>
+      </w:r>
+      <w:r>
+        <w:t>:</w:t>
+      </w:r>
+    </w:p>
+    <w:p>
+      <w:pPr>
+        <w:pStyle w:val="BEKEZDS"/>
+      </w:pPr>
+      <w:r>
+        <w:t>A program egy egyszerű könyvnyilvántartó</w:t>
+      </w:r>
+      <w:r>
+        <w:t xml:space="preserve"> és kölcsönző</w:t>
+      </w:r>
+      <w:r>
+        <w:t xml:space="preserve"> rendszer, amely lehetővé teszi könyvek felvételét, listázását és törlését</w:t>
+      </w:r>
+      <w:r>
+        <w:t xml:space="preserve"> a könyvtár tagjainak (akiket szintén nyilván tart a program). </w:t>
+      </w:r>
+      <w:r>
+        <w:t xml:space="preserve">A program induláskor fájlból </w:t>
+      </w:r>
+      <w:r>
+        <w:t>kell betöltse</w:t>
+      </w:r>
+      <w:r>
+        <w:t xml:space="preserve"> a könyvek</w:t>
+      </w:r>
+      <w:r>
+        <w:t xml:space="preserve"> aktuális</w:t>
+      </w:r>
+      <w:r>
+        <w:t xml:space="preserve"> listáját és </w:t>
+      </w:r>
+      <w:r>
+        <w:t xml:space="preserve">pillanatnyi </w:t>
+      </w:r>
+      <w:r>
+        <w:t>státuszukat.</w:t>
+      </w:r>
+      <w:r>
+        <w:t xml:space="preserve"> </w:t>
+      </w:r>
+      <w:r>
+        <w:t xml:space="preserve">A tagok adatait (név, tagsági azonosító) szintén fájlból </w:t>
+      </w:r>
+      <w:r>
+        <w:t>kell beolvassa a program</w:t>
+      </w:r>
+      <w:r>
+        <w:t>.</w:t>
+      </w:r>
+      <w:r>
+        <w:t xml:space="preserve"> </w:t>
+      </w:r>
+      <w:r>
+        <w:t>Egy tag maximum 3 könyvet kölcsönözhet ki egyszerre.</w:t>
+      </w:r>
+      <w:r>
+        <w:t xml:space="preserve"> A kölcsönzés időpontját és időtartamát nyomon kell követnie a programnak. </w:t>
+      </w:r>
+      <w:r>
+        <w:t xml:space="preserve">Késedelmes visszahozás esetén 50 Ft/nap büntetést </w:t>
+      </w:r>
+      <w:r>
+        <w:t xml:space="preserve">kell felszámítania a programnak. </w:t>
+      </w:r>
+      <w:r>
+        <w:t>A rendszer kezelje a kölcsönzéseket, visszahozásokat és büntetések nyilvántartását.</w:t>
+      </w:r>
+      <w:r>
+        <w:t xml:space="preserve"> </w:t>
+      </w:r>
+      <w:r>
+        <w:t xml:space="preserve">Statisztikaként </w:t>
+      </w:r>
+      <w:r>
+        <w:t>meg kell mutassa</w:t>
+      </w:r>
+      <w:r>
+        <w:t xml:space="preserve"> a legnépszerűbb </w:t>
+      </w:r>
+      <w:r>
+        <w:t xml:space="preserve">könyv </w:t>
+      </w:r>
+      <w:r>
+        <w:t>kategóriát és a leggyakrabban késő visszahozó tagot</w:t>
+      </w:r>
+      <w:r>
+        <w:t>.</w:t>
+      </w:r>
+      <w:r>
+        <w:t xml:space="preserve"> </w:t>
+      </w:r>
+      <w:r>
+        <w:t>A</w:t>
+      </w:r>
+      <w:r>
+        <w:t xml:space="preserve"> program, egy a</w:t>
+      </w:r>
+      <w:r>
+        <w:t xml:space="preserve"> futtató konzolon megjelenő</w:t>
+      </w:r>
+      <w:r>
+        <w:t xml:space="preserve"> színes</w:t>
+      </w:r>
+      <w:r>
+        <w:t xml:space="preserve"> szöveges felhasználói felület</w:t>
+      </w:r>
+      <w:r>
+        <w:t>en</w:t>
+      </w:r>
+      <w:r>
+        <w:t xml:space="preserve"> (TUI-n)</w:t>
+      </w:r>
+      <w:r>
+        <w:t xml:space="preserve"> </w:t>
+      </w:r>
+      <w:r>
+        <w:t>keresztül kell interaktívvá váljon</w:t>
+      </w:r>
+      <w:r>
+        <w:t>. A</w:t>
+      </w:r>
+      <w:r>
+        <w:t xml:space="preserve"> színezést ANSI</w:t>
+      </w:r>
+      <w:r>
+        <w:t xml:space="preserve"> </w:t>
+      </w:r>
+      <w:r>
+        <w:t>vezérlősorozatokkal kell megvalósítani.</w:t>
+      </w:r>
+    </w:p>
+    <w:p>
+      <w:pPr>
+        <w:pStyle w:val="ALCM"/>
+      </w:pPr>
+      <w:r>
+        <w:t>Rendszerkövetelmények</w:t>
+      </w:r>
+      <w:r>
+        <w:t>:</w:t>
+      </w:r>
+    </w:p>
+    <w:p>
+      <w:pPr>
+        <w:pStyle w:val="BEKEZDS"/>
+      </w:pPr>
+      <w:r>
+        <w:t xml:space="preserve">A szoftver fejlesztése Windows 10 vagy 11 rendszerben kell történjen, és a szoftver stabil futását ezekben az operációs rendszerekben garantálni kell. A szoftverfejlesztés a </w:t>
+      </w:r>
+      <w:proofErr w:type="spellStart"/>
+      <w:r>
+        <w:t>JetBrains</w:t>
+      </w:r>
+      <w:proofErr w:type="spellEnd"/>
+      <w:r>
+        <w:t xml:space="preserve"> </w:t>
+      </w:r>
+      <w:proofErr w:type="spellStart"/>
+      <w:r>
+        <w:t>IDEs</w:t>
+      </w:r>
+      <w:proofErr w:type="spellEnd"/>
+      <w:r>
+        <w:t>,</w:t>
+      </w:r>
+      <w:r>
+        <w:t xml:space="preserve"> </w:t>
+      </w:r>
+      <w:proofErr w:type="spellStart"/>
+      <w:r>
+        <w:t>IntelliJ</w:t>
+      </w:r>
+      <w:proofErr w:type="spellEnd"/>
+      <w:r>
+        <w:t xml:space="preserve"> IDEA </w:t>
+      </w:r>
+      <w:proofErr w:type="spellStart"/>
+      <w:r>
+        <w:t>Community</w:t>
+      </w:r>
+      <w:proofErr w:type="spellEnd"/>
+      <w:r>
+        <w:t xml:space="preserve"> Edition integrált fejlesztési környezetében kell megtörténjen</w:t>
+      </w:r>
+      <w:r>
+        <w:t>, ezen belül is a 2025.1 vagy annál frissebb verziójú környezetben</w:t>
+      </w:r>
+      <w:r>
+        <w:t>.</w:t>
+      </w:r>
+    </w:p>
+    <w:p>
+      <w:pPr>
+        <w:pStyle w:val="BEKEZDS"/>
+      </w:pPr>
+      <w:r>
+        <w:t>A programot Java nyelven kell implementálni,</w:t>
+      </w:r>
+      <w:r>
+        <w:t xml:space="preserve"> a fe</w:t>
+      </w:r>
+      <w:r>
+        <w:t>jl</w:t>
+      </w:r>
+      <w:r>
+        <w:t>esztés</w:t>
+      </w:r>
+      <w:r>
+        <w:t>hez</w:t>
+      </w:r>
+      <w:r>
+        <w:t xml:space="preserve"> </w:t>
+      </w:r>
+      <w:r>
+        <w:t xml:space="preserve">kizárólag </w:t>
+      </w:r>
+      <w:r>
+        <w:t>a JDK 21</w:t>
+      </w:r>
+      <w:r>
+        <w:t>- vagy annál</w:t>
+      </w:r>
+      <w:r>
+        <w:t xml:space="preserve"> frissebb verziójú </w:t>
+      </w:r>
+      <w:r>
+        <w:t xml:space="preserve">Java </w:t>
+      </w:r>
+      <w:proofErr w:type="spellStart"/>
+      <w:r>
+        <w:t>D</w:t>
+      </w:r>
+      <w:r>
+        <w:t>eveloper</w:t>
+      </w:r>
+      <w:proofErr w:type="spellEnd"/>
+      <w:r>
+        <w:t xml:space="preserve"> </w:t>
+      </w:r>
+      <w:proofErr w:type="spellStart"/>
+      <w:r>
+        <w:t>K</w:t>
+      </w:r>
+      <w:r>
+        <w:t>itet</w:t>
+      </w:r>
+      <w:proofErr w:type="spellEnd"/>
+      <w:r>
+        <w:t xml:space="preserve"> </w:t>
+      </w:r>
+      <w:r>
+        <w:t>lehet</w:t>
+      </w:r>
+      <w:r>
+        <w:t xml:space="preserve"> használni. </w:t>
+      </w:r>
+      <w:r>
+        <w:t>A program minden felirata és kódeleme angol nyelvű</w:t>
+      </w:r>
+      <w:r>
+        <w:t xml:space="preserve"> kell</w:t>
+      </w:r>
+      <w:r>
+        <w:t xml:space="preserve"> </w:t>
+      </w:r>
+      <w:r>
+        <w:t>legyen.</w:t>
+      </w:r>
+      <w:r>
+        <w:t xml:space="preserve"> </w:t>
+      </w:r>
+      <w:r>
         <w:rPr>
           <w:b/>
-          <w:sz w:val="40"/>
-        </w:rPr>
-      </w:pPr>
-      <w:r>
-        <w:rPr>
-          <w:b/>
-          <w:sz w:val="40"/>
-        </w:rPr>
-        <w:t>2. csapat feladata: Könyvtári kölcsönző rendszer</w:t>
-      </w:r>
-    </w:p>
-    <w:p>
-      <w:pPr>
-        <w:rPr>
-          <w:b/>
-          <w:sz w:val="32"/>
-        </w:rPr>
-      </w:pPr>
-      <w:r>
-        <w:rPr>
-          <w:b/>
-          <w:sz w:val="32"/>
-        </w:rPr>
-        <w:t>Rendszerkövetelmények</w:t>
-      </w:r>
-      <w:r>
-        <w:rPr>
-          <w:b/>
-          <w:sz w:val="32"/>
-        </w:rPr>
+          <w:bCs/>
+        </w:rPr>
+        <w:t>–TODO: Hardver követelmények</w:t>
+      </w:r>
+    </w:p>
+    <w:p>
+      <w:pPr>
+        <w:pStyle w:val="ALCM"/>
+      </w:pPr>
+      <w:r>
+        <w:t>Funkcionális követelmények:</w:t>
+      </w:r>
+    </w:p>
+    <w:p>
+      <w:pPr>
+        <w:pStyle w:val="BEKEZDS"/>
+      </w:pPr>
+      <w:r>
+        <w:t>A rendszer a következő funkciókkal kell legyen felszerelve:</w:t>
+      </w:r>
+    </w:p>
+    <w:p>
+      <w:pPr>
+        <w:pStyle w:val="ALSBBCM"/>
+      </w:pPr>
+      <w:r>
+        <w:t>Könyvek listázása kategória szerint:</w:t>
+      </w:r>
+    </w:p>
+    <w:p>
+      <w:pPr>
+        <w:pStyle w:val="ALBEKEZDS"/>
+      </w:pPr>
+      <w:r>
+        <w:t>Lehetőséget kell adni arra, hogy a felhasználó meg tudja tekinteni a jelenleg leltározott könyveket, választási lehetőséget kell neki adni, hogy melyik kategóriát szeretné listázni, majd a programnak a kategóriához tartozó könyveket az azonosítójuk számozott szakasza alapján növekvő sorrendbe rendezve ki kell írnia a konzolban megjelenő ablakba.</w:t>
+      </w:r>
+      <w:r>
+        <w:t xml:space="preserve"> Jelölnie kell a jelenleg nem elérhető (éppen kölcsönzött) könyveket, és a várható elérhetővé válás (visszahozás) dátumát.</w:t>
+      </w:r>
+    </w:p>
+    <w:p>
+      <w:pPr>
+        <w:pStyle w:val="ALSBBCM"/>
+      </w:pPr>
+      <w:r>
+        <w:t>Könyv kölcsönzése</w:t>
+      </w:r>
+      <w:r>
         <w:t>:</w:t>
       </w:r>
     </w:p>
     <w:p>
       <w:pPr>
-        <w:rPr>
-          <w:sz w:val="24"/>
-        </w:rPr>
-      </w:pPr>
-      <w:r>
-        <w:rPr>
-          <w:sz w:val="24"/>
-        </w:rPr>
-        <w:t>A szoftver fejlesztése Windows 10 vagy 11 rendszerben kell történjen, és a szoftver stabil futását ezekben az operációs rendszerekben garantálni kell. A szoftverfejlesztés a „</w:t>
-      </w:r>
-      <w:proofErr w:type="spellStart"/>
-      <w:r>
-        <w:rPr>
-          <w:sz w:val="24"/>
-        </w:rPr>
-        <w:t>JetBrains</w:t>
-      </w:r>
-      <w:proofErr w:type="spellEnd"/>
-      <w:r>
-        <w:rPr>
-          <w:sz w:val="24"/>
-        </w:rPr>
-        <w:t xml:space="preserve"> </w:t>
-      </w:r>
-      <w:proofErr w:type="spellStart"/>
-      <w:r>
-        <w:rPr>
-          <w:sz w:val="24"/>
-        </w:rPr>
-        <w:t>IntelliJ</w:t>
-      </w:r>
-      <w:proofErr w:type="spellEnd"/>
-      <w:r>
-        <w:rPr>
-          <w:sz w:val="24"/>
-        </w:rPr>
-        <w:t xml:space="preserve"> IDEA </w:t>
-      </w:r>
-      <w:proofErr w:type="spellStart"/>
-      <w:r>
-        <w:rPr>
-          <w:sz w:val="24"/>
-        </w:rPr>
-        <w:t>Community</w:t>
-      </w:r>
-      <w:proofErr w:type="spellEnd"/>
-      <w:r>
-        <w:rPr>
-          <w:sz w:val="24"/>
-        </w:rPr>
-        <w:t xml:space="preserve"> Edition”</w:t>
-      </w:r>
-      <w:bookmarkStart w:id="0" w:name="_GoBack"/>
-      <w:bookmarkEnd w:id="0"/>
-      <w:r>
-        <w:rPr>
-          <w:sz w:val="24"/>
-        </w:rPr>
-        <w:t xml:space="preserve"> integrált fejlesztési környezetében kell megtörténjen</w:t>
-      </w:r>
-    </w:p>
-    <w:p>
-      <w:pPr>
-        <w:rPr>
-          <w:sz w:val="24"/>
-        </w:rPr>
-      </w:pPr>
-    </w:p>
-    <w:p>
-      <w:pPr>
-        <w:rPr>
-          <w:sz w:val="24"/>
-        </w:rPr>
-      </w:pPr>
-      <w:r>
-        <w:rPr>
-          <w:sz w:val="24"/>
-        </w:rPr>
-        <w:t>A programot Java nyelven kell implementálni,</w:t>
-      </w:r>
-      <w:r>
-        <w:rPr>
-          <w:sz w:val="24"/>
-        </w:rPr>
-        <w:t xml:space="preserve"> a fe</w:t>
-      </w:r>
-      <w:r>
-        <w:rPr>
-          <w:sz w:val="24"/>
-        </w:rPr>
-        <w:t>jl</w:t>
-      </w:r>
-      <w:r>
-        <w:rPr>
-          <w:sz w:val="24"/>
-        </w:rPr>
-        <w:t xml:space="preserve">esztés </w:t>
-      </w:r>
-      <w:r>
-        <w:rPr>
-          <w:sz w:val="24"/>
-        </w:rPr>
-        <w:t xml:space="preserve">kizárólag </w:t>
-      </w:r>
-      <w:r>
-        <w:rPr>
-          <w:sz w:val="24"/>
-        </w:rPr>
-        <w:t>a JDK 21</w:t>
-      </w:r>
-      <w:r>
-        <w:rPr>
-          <w:sz w:val="24"/>
-        </w:rPr>
-        <w:t xml:space="preserve">-nél frissebb verziójú </w:t>
-      </w:r>
-      <w:proofErr w:type="spellStart"/>
-      <w:r>
-        <w:rPr>
-          <w:sz w:val="24"/>
-        </w:rPr>
-        <w:t>developer</w:t>
-      </w:r>
-      <w:proofErr w:type="spellEnd"/>
-      <w:r>
-        <w:rPr>
-          <w:sz w:val="24"/>
-        </w:rPr>
-        <w:t xml:space="preserve"> </w:t>
-      </w:r>
-      <w:proofErr w:type="spellStart"/>
-      <w:r>
-        <w:rPr>
-          <w:sz w:val="24"/>
-        </w:rPr>
-        <w:t>kitet</w:t>
-      </w:r>
-      <w:proofErr w:type="spellEnd"/>
-      <w:r>
-        <w:rPr>
-          <w:sz w:val="24"/>
-        </w:rPr>
-        <w:t xml:space="preserve"> kell használni. A program fejlesztése angol nyelven történik,</w:t>
-      </w:r>
-      <w:r>
-        <w:rPr>
-          <w:sz w:val="24"/>
-        </w:rPr>
-        <w:t xml:space="preserve"> angol elnevezésekkel, kezelőfelülettel.</w:t>
-      </w:r>
-    </w:p>
-    <w:p>
-      <w:pPr>
-        <w:rPr>
-          <w:b/>
-          <w:sz w:val="32"/>
-        </w:rPr>
-      </w:pPr>
-      <w:r>
-        <w:rPr>
-          <w:b/>
-          <w:sz w:val="32"/>
-        </w:rPr>
+        <w:pStyle w:val="ALBEKEZDS"/>
+      </w:pPr>
+      <w:r>
+        <w:t>A felhasználó képes kell legyen kölcsönözni egy könyvet</w:t>
+      </w:r>
+      <w:r>
+        <w:t xml:space="preserve">. Ezt a könyv azonosítójának megadásával teheti meg. A kölcsönzés folyamata során meg kell bizonyosodni a kölcsönző személy kilétéről, vagyis meg kell adja a személyes adatait. Könyvtári tagok esetén elég a tagsági azonosító megadása. Új tagok esetén a programnak értesítenie kell a felhasználót arról, hogy még nem tag, </w:t>
+      </w:r>
+      <w:r>
+        <w:t>és az adatai megadásával taggá válik a könyvtárban. Az új tagoknak</w:t>
+      </w:r>
+      <w:r>
+        <w:t xml:space="preserve"> név, illetve e-mail cím megadása szükséges, ezeket az </w:t>
+      </w:r>
+      <w:r>
+        <w:lastRenderedPageBreak/>
+        <w:t>adatokat a program automatikusan el kell mentse és tagsági azonosítót kell rendeljen melléjük. A felhasználót értesítenie kell a tagság létrejöttéről</w:t>
+      </w:r>
+      <w:r>
+        <w:t>. Ha a kölcsönző személye tisztázásra került azonosító megadással vagy tagság létrehozással, a könyvet jóvá lehet írni és a tag azonosítójához kell kapcsolni.</w:t>
+      </w:r>
+    </w:p>
+    <w:p>
+      <w:pPr>
+        <w:pStyle w:val="ALSBBCM"/>
+      </w:pPr>
+      <w:r>
+        <w:t>Könyv visszaadása</w:t>
+      </w:r>
+    </w:p>
+    <w:p>
+      <w:pPr>
+        <w:pStyle w:val="ALBEKEZDS"/>
+      </w:pPr>
+      <w:r>
+        <w:t>Egy könyv visszaadása előtt a felhasználó számára be kell mutatnia a programnak az általa kölcsönzött könyveket oly módon elrendezve, hogy a legrégebben a kölcsönzött könyvei legyenek a lista tetején, illetve pirossal kell jeleznie azokat a könyveket, amelyek kölcsönzési ideje lejárt, és az ehhez tartozó büntetés értékét is fel kell tűntetnie a programnak.</w:t>
+      </w:r>
+    </w:p>
+    <w:p>
+      <w:pPr>
+        <w:pStyle w:val="ALSBBCM"/>
+        <w:rPr>
+          <w:color w:val="002060"/>
+        </w:rPr>
+      </w:pPr>
+      <w:r>
+        <w:rPr>
+          <w:color w:val="002060"/>
+        </w:rPr>
+        <w:t>Könyv</w:t>
+      </w:r>
+      <w:r>
+        <w:rPr>
+          <w:color w:val="002060"/>
+        </w:rPr>
+        <w:t>ek</w:t>
+      </w:r>
+      <w:r>
+        <w:rPr>
+          <w:color w:val="002060"/>
+        </w:rPr>
+        <w:t xml:space="preserve"> keresése azonosító, cím, vagy szerző szerint</w:t>
+      </w:r>
+    </w:p>
+    <w:p>
+      <w:pPr>
+        <w:pStyle w:val="ALBEKEZDS"/>
+      </w:pPr>
+      <w:r>
+        <w:t>--Ötlet</w:t>
+      </w:r>
+    </w:p>
+    <w:p>
+      <w:pPr>
+        <w:pStyle w:val="ALSBBCM"/>
+      </w:pPr>
+      <w:proofErr w:type="spellStart"/>
+      <w:r>
+        <w:t>Bűntetések</w:t>
+      </w:r>
+      <w:proofErr w:type="spellEnd"/>
+      <w:r>
+        <w:t xml:space="preserve"> listázása</w:t>
+      </w:r>
+    </w:p>
+    <w:p>
+      <w:pPr>
+        <w:pStyle w:val="ALBEKEZDS"/>
+      </w:pPr>
+      <w:r>
+        <w:t xml:space="preserve">--Összes érvényben lévő </w:t>
+      </w:r>
+      <w:proofErr w:type="spellStart"/>
+      <w:r>
+        <w:t>bűntetés</w:t>
+      </w:r>
+      <w:proofErr w:type="spellEnd"/>
+      <w:r>
+        <w:t xml:space="preserve"> a könyvtár összes tagja között</w:t>
+      </w:r>
+    </w:p>
+    <w:p>
+      <w:pPr>
+        <w:pStyle w:val="ALSBBCM"/>
+        <w:ind w:left="0" w:firstLine="227"/>
+      </w:pPr>
+      <w:r>
+        <w:t>Statisztikák</w:t>
+      </w:r>
+    </w:p>
+    <w:p>
+      <w:pPr>
+        <w:pStyle w:val="ALBEKEZDS"/>
+      </w:pPr>
+      <w:r>
+        <w:t>--</w:t>
+      </w:r>
+      <w:r>
+        <w:t xml:space="preserve">Statisztikaként mutassa meg a legnépszerűbb kategóriát és a leggyakrabban késő visszahozó tagot! </w:t>
+      </w:r>
+    </w:p>
+    <w:p>
+      <w:pPr>
+        <w:pStyle w:val="ALSBBCM"/>
+        <w:ind w:left="0" w:firstLine="227"/>
+      </w:pPr>
+    </w:p>
+    <w:p>
+      <w:pPr>
+        <w:pStyle w:val="ALSBBCM"/>
+      </w:pPr>
+    </w:p>
+    <w:p>
+      <w:pPr>
+        <w:pStyle w:val="ALCM"/>
+      </w:pPr>
+      <w:r>
         <w:t>Könyvek</w:t>
       </w:r>
       <w:r>
-        <w:rPr>
-          <w:b/>
-          <w:sz w:val="32"/>
-        </w:rPr>
         <w:t>:</w:t>
       </w:r>
     </w:p>
     <w:p>
       <w:pPr>
-        <w:rPr>
-          <w:sz w:val="24"/>
-        </w:rPr>
-      </w:pPr>
-      <w:r>
-        <w:rPr>
-          <w:sz w:val="24"/>
-        </w:rPr>
+        <w:pStyle w:val="BEKEZDS"/>
+      </w:pPr>
+      <w:r>
         <w:t>A könyveket objektumokként kell kezelnie a programnak (Book.java)</w:t>
       </w:r>
       <w:r>
-        <w:rPr>
-          <w:sz w:val="24"/>
-        </w:rPr>
         <w:t xml:space="preserve">, mely egy absztrakt osztályként van definiálva. Minden kategóriának saját osztálya van, mely a </w:t>
       </w:r>
       <w:proofErr w:type="spellStart"/>
       <w:r>
-        <w:rPr>
-          <w:sz w:val="24"/>
-        </w:rPr>
         <w:t>Book</w:t>
       </w:r>
       <w:proofErr w:type="spellEnd"/>
       <w:r>
-        <w:rPr>
-          <w:sz w:val="24"/>
-        </w:rPr>
         <w:t xml:space="preserve"> osztályt </w:t>
       </w:r>
       <w:proofErr w:type="spellStart"/>
       <w:r>
-        <w:rPr>
-          <w:sz w:val="24"/>
-        </w:rPr>
         <w:t>megörökli</w:t>
       </w:r>
       <w:proofErr w:type="spellEnd"/>
       <w:r>
-        <w:rPr>
-          <w:sz w:val="24"/>
-        </w:rPr>
         <w:t xml:space="preserve"> és implementálja.</w:t>
       </w:r>
     </w:p>
     <w:p>
       <w:pPr>
-        <w:rPr>
-          <w:sz w:val="24"/>
-        </w:rPr>
-      </w:pPr>
-      <w:r>
-        <w:rPr>
-          <w:sz w:val="24"/>
-        </w:rPr>
+        <w:pStyle w:val="BEKEZDS"/>
+      </w:pPr>
+      <w:r>
         <w:t>A könyvtárban 5 kategória létezik:</w:t>
       </w:r>
     </w:p>
@@ -561,385 +812,244 @@
     </w:p>
     <w:p>
       <w:pPr>
-        <w:rPr>
-          <w:sz w:val="24"/>
-        </w:rPr>
-      </w:pPr>
-      <w:proofErr w:type="spellStart"/>
-      <w:r>
-        <w:rPr>
-          <w:sz w:val="24"/>
-        </w:rPr>
+        <w:pStyle w:val="BEKEZDS"/>
+      </w:pPr>
+      <w:proofErr w:type="spellStart"/>
+      <w:r>
         <w:t>Book</w:t>
       </w:r>
       <w:proofErr w:type="spellEnd"/>
       <w:r>
-        <w:rPr>
-          <w:sz w:val="24"/>
-        </w:rPr>
         <w:t xml:space="preserve"> osztályt öröklő osztályok:</w:t>
       </w:r>
     </w:p>
     <w:p>
       <w:pPr>
-        <w:pStyle w:val="Listaszerbekezds"/>
+        <w:pStyle w:val="BEKEZDS"/>
         <w:numPr>
           <w:ilvl w:val="0"/>
-          <w:numId w:val="3"/>
+          <w:numId w:val="6"/>
         </w:numPr>
-        <w:rPr>
-          <w:sz w:val="24"/>
-        </w:rPr>
-      </w:pPr>
-      <w:r>
-        <w:rPr>
-          <w:sz w:val="24"/>
-        </w:rPr>
+        <w:spacing w:before="240"/>
+        <w:ind w:left="714" w:hanging="357"/>
+      </w:pPr>
+      <w:r>
         <w:t>Scifi.java</w:t>
       </w:r>
     </w:p>
     <w:p>
       <w:pPr>
-        <w:pStyle w:val="Listaszerbekezds"/>
+        <w:pStyle w:val="BEKEZDS"/>
         <w:numPr>
           <w:ilvl w:val="0"/>
-          <w:numId w:val="3"/>
+          <w:numId w:val="6"/>
         </w:numPr>
-        <w:rPr>
-          <w:sz w:val="24"/>
-        </w:rPr>
-      </w:pPr>
-      <w:r>
-        <w:rPr>
-          <w:sz w:val="24"/>
-        </w:rPr>
+        <w:spacing w:before="240"/>
+        <w:ind w:left="714" w:hanging="357"/>
+      </w:pPr>
+      <w:r>
         <w:t>Drama.java</w:t>
       </w:r>
     </w:p>
     <w:p>
       <w:pPr>
-        <w:pStyle w:val="Listaszerbekezds"/>
+        <w:pStyle w:val="BEKEZDS"/>
         <w:numPr>
           <w:ilvl w:val="0"/>
-          <w:numId w:val="3"/>
+          <w:numId w:val="6"/>
         </w:numPr>
-        <w:rPr>
-          <w:sz w:val="24"/>
-        </w:rPr>
-      </w:pPr>
-      <w:r>
-        <w:rPr>
-          <w:sz w:val="24"/>
-        </w:rPr>
+        <w:spacing w:before="240"/>
+        <w:ind w:left="714" w:hanging="357"/>
+      </w:pPr>
+      <w:r>
         <w:t>History.java</w:t>
       </w:r>
     </w:p>
     <w:p>
       <w:pPr>
-        <w:pStyle w:val="Listaszerbekezds"/>
+        <w:pStyle w:val="BEKEZDS"/>
         <w:numPr>
           <w:ilvl w:val="0"/>
-          <w:numId w:val="3"/>
+          <w:numId w:val="6"/>
         </w:numPr>
-        <w:rPr>
-          <w:sz w:val="24"/>
-        </w:rPr>
-      </w:pPr>
-      <w:r>
-        <w:rPr>
-          <w:sz w:val="24"/>
-        </w:rPr>
+        <w:spacing w:before="240"/>
+        <w:ind w:left="714" w:hanging="357"/>
+      </w:pPr>
+      <w:r>
         <w:t>Children.java</w:t>
       </w:r>
     </w:p>
     <w:p>
       <w:pPr>
-        <w:pStyle w:val="Listaszerbekezds"/>
+        <w:pStyle w:val="BEKEZDS"/>
         <w:numPr>
           <w:ilvl w:val="0"/>
-          <w:numId w:val="3"/>
+          <w:numId w:val="6"/>
         </w:numPr>
-        <w:rPr>
-          <w:sz w:val="24"/>
-        </w:rPr>
-      </w:pPr>
-      <w:r>
-        <w:rPr>
-          <w:sz w:val="24"/>
-        </w:rPr>
+        <w:spacing w:before="240"/>
+        <w:ind w:left="714" w:hanging="357"/>
+      </w:pPr>
+      <w:r>
         <w:t>Technical.java</w:t>
       </w:r>
     </w:p>
     <w:p>
       <w:pPr>
-        <w:rPr>
-          <w:sz w:val="24"/>
-        </w:rPr>
-      </w:pPr>
-      <w:r>
-        <w:rPr>
-          <w:sz w:val="24"/>
-        </w:rPr>
+        <w:pStyle w:val="BEKEZDS"/>
+      </w:pPr>
+      <w:r>
+        <w:lastRenderedPageBreak/>
         <w:t>Minden könyv</w:t>
       </w:r>
       <w:r>
-        <w:rPr>
-          <w:sz w:val="24"/>
-        </w:rPr>
         <w:t xml:space="preserve"> objektumhoz</w:t>
       </w:r>
       <w:r>
-        <w:rPr>
-          <w:sz w:val="24"/>
-        </w:rPr>
         <w:t xml:space="preserve"> tartozik egy egyedi azonosító (</w:t>
       </w:r>
       <w:proofErr w:type="spellStart"/>
       <w:r>
-        <w:rPr>
-          <w:sz w:val="24"/>
-        </w:rPr>
         <w:t>String</w:t>
       </w:r>
       <w:proofErr w:type="spellEnd"/>
       <w:r>
-        <w:rPr>
-          <w:sz w:val="24"/>
-        </w:rPr>
         <w:t xml:space="preserve"> </w:t>
       </w:r>
       <w:proofErr w:type="spellStart"/>
       <w:r>
-        <w:rPr>
-          <w:sz w:val="24"/>
-        </w:rPr>
         <w:t>id</w:t>
       </w:r>
       <w:proofErr w:type="spellEnd"/>
       <w:r>
-        <w:rPr>
-          <w:sz w:val="24"/>
-        </w:rPr>
         <w:t xml:space="preserve">, </w:t>
       </w:r>
       <w:r>
-        <w:rPr>
-          <w:sz w:val="24"/>
-        </w:rPr>
         <w:t xml:space="preserve">pl. "SF-001"), cím </w:t>
       </w:r>
       <w:r>
-        <w:rPr>
-          <w:sz w:val="24"/>
-        </w:rPr>
         <w:t>(</w:t>
       </w:r>
       <w:proofErr w:type="spellStart"/>
       <w:r>
-        <w:rPr>
-          <w:sz w:val="24"/>
-        </w:rPr>
         <w:t>String</w:t>
       </w:r>
       <w:proofErr w:type="spellEnd"/>
       <w:r>
-        <w:rPr>
-          <w:sz w:val="24"/>
-        </w:rPr>
         <w:t xml:space="preserve"> </w:t>
       </w:r>
       <w:proofErr w:type="spellStart"/>
       <w:r>
-        <w:rPr>
-          <w:sz w:val="24"/>
-        </w:rPr>
         <w:t>title</w:t>
       </w:r>
       <w:proofErr w:type="spellEnd"/>
       <w:r>
-        <w:rPr>
-          <w:sz w:val="24"/>
-        </w:rPr>
         <w:t>),</w:t>
       </w:r>
       <w:r>
-        <w:rPr>
-          <w:sz w:val="24"/>
-        </w:rPr>
         <w:t xml:space="preserve"> szerző</w:t>
       </w:r>
       <w:r>
-        <w:rPr>
-          <w:sz w:val="24"/>
-        </w:rPr>
         <w:t xml:space="preserve"> (</w:t>
       </w:r>
       <w:proofErr w:type="spellStart"/>
       <w:r>
-        <w:rPr>
-          <w:sz w:val="24"/>
-        </w:rPr>
         <w:t>String</w:t>
       </w:r>
       <w:proofErr w:type="spellEnd"/>
       <w:r>
-        <w:rPr>
-          <w:sz w:val="24"/>
-        </w:rPr>
         <w:t xml:space="preserve"> </w:t>
       </w:r>
       <w:proofErr w:type="spellStart"/>
       <w:r>
-        <w:rPr>
-          <w:sz w:val="24"/>
-        </w:rPr>
         <w:t>author</w:t>
       </w:r>
       <w:proofErr w:type="spellEnd"/>
       <w:r>
-        <w:rPr>
-          <w:sz w:val="24"/>
-        </w:rPr>
         <w:t xml:space="preserve">), egy </w:t>
       </w:r>
       <w:r>
-        <w:rPr>
-          <w:sz w:val="24"/>
-        </w:rPr>
         <w:t xml:space="preserve">kölcsönzési idő (int </w:t>
       </w:r>
       <w:proofErr w:type="spellStart"/>
       <w:r>
-        <w:rPr>
-          <w:sz w:val="24"/>
-        </w:rPr>
         <w:t>loanDuration</w:t>
       </w:r>
       <w:proofErr w:type="spellEnd"/>
       <w:r>
-        <w:rPr>
-          <w:sz w:val="24"/>
-        </w:rPr>
         <w:t xml:space="preserve">, </w:t>
       </w:r>
       <w:r>
         <w:rPr>
           <w:b/>
-          <w:sz w:val="24"/>
         </w:rPr>
         <w:t>napra átváltva</w:t>
       </w:r>
       <w:r>
-        <w:rPr>
-          <w:sz w:val="24"/>
-        </w:rPr>
         <w:t>)</w:t>
       </w:r>
       <w:r>
-        <w:rPr>
-          <w:sz w:val="24"/>
-        </w:rPr>
         <w:t xml:space="preserve"> és egy statikus számláló változó (int </w:t>
       </w:r>
       <w:proofErr w:type="spellStart"/>
       <w:r>
-        <w:rPr>
-          <w:sz w:val="24"/>
-        </w:rPr>
         <w:t>count</w:t>
       </w:r>
       <w:proofErr w:type="spellEnd"/>
       <w:r>
-        <w:rPr>
-          <w:sz w:val="24"/>
-        </w:rPr>
-        <w:t>), mely az adott kategóriájú könyv példányszámát tartja nyilván, ezt a konstruktorban inkrementálni kell.</w:t>
-      </w:r>
-    </w:p>
-    <w:p>
-      <w:pPr>
-        <w:rPr>
-          <w:sz w:val="24"/>
-        </w:rPr>
-      </w:pPr>
-      <w:r>
-        <w:rPr>
-          <w:sz w:val="24"/>
-        </w:rPr>
+        <w:t>), mely az adott kategóriájú könyv példányszámát tartja nyilván, ezt a konstruktorban inkrementálni kell</w:t>
+      </w:r>
+    </w:p>
+    <w:p>
+      <w:pPr>
+        <w:pStyle w:val="BEKEZDS"/>
+      </w:pPr>
+    </w:p>
+    <w:p>
+      <w:pPr>
+        <w:pStyle w:val="BEKEZDS"/>
+      </w:pPr>
+      <w:r>
         <w:t xml:space="preserve">A </w:t>
       </w:r>
       <w:proofErr w:type="spellStart"/>
       <w:r>
-        <w:rPr>
-          <w:sz w:val="24"/>
-        </w:rPr>
         <w:t>Book</w:t>
       </w:r>
       <w:proofErr w:type="spellEnd"/>
       <w:r>
-        <w:rPr>
-          <w:sz w:val="24"/>
-        </w:rPr>
         <w:t xml:space="preserve"> absztrakt osztályban létre kell hozni a(z) „</w:t>
       </w:r>
       <w:proofErr w:type="spellStart"/>
       <w:r>
-        <w:rPr>
-          <w:sz w:val="24"/>
-        </w:rPr>
         <w:t>id</w:t>
       </w:r>
       <w:proofErr w:type="spellEnd"/>
       <w:r>
-        <w:rPr>
-          <w:sz w:val="24"/>
-        </w:rPr>
         <w:t>”</w:t>
       </w:r>
       <w:r>
-        <w:rPr>
-          <w:sz w:val="24"/>
-        </w:rPr>
         <w:t>,</w:t>
       </w:r>
       <w:r>
-        <w:rPr>
-          <w:sz w:val="24"/>
-        </w:rPr>
         <w:t xml:space="preserve"> „</w:t>
       </w:r>
       <w:proofErr w:type="spellStart"/>
       <w:r>
-        <w:rPr>
-          <w:sz w:val="24"/>
-        </w:rPr>
         <w:t>title</w:t>
       </w:r>
       <w:proofErr w:type="spellEnd"/>
       <w:r>
-        <w:rPr>
-          <w:sz w:val="24"/>
-        </w:rPr>
         <w:t>”, „</w:t>
       </w:r>
       <w:proofErr w:type="spellStart"/>
       <w:r>
-        <w:rPr>
-          <w:sz w:val="24"/>
-        </w:rPr>
         <w:t>author</w:t>
       </w:r>
       <w:proofErr w:type="spellEnd"/>
       <w:r>
-        <w:rPr>
-          <w:sz w:val="24"/>
-        </w:rPr>
         <w:t>” változókat, és a hozzájuk tartozó konstruktort</w:t>
       </w:r>
       <w:r>
-        <w:rPr>
-          <w:sz w:val="24"/>
-        </w:rPr>
         <w:t>.</w:t>
       </w:r>
     </w:p>
@@ -1019,7 +1129,6 @@
         <w:rPr>
           <w:sz w:val="24"/>
         </w:rPr>
-        <w:lastRenderedPageBreak/>
         <w:t xml:space="preserve">Dráma: </w:t>
       </w:r>
       <w:r>
@@ -1550,6 +1659,7 @@
         </w:rPr>
       </w:pPr>
       <w:proofErr w:type="spellStart"/>
+      <w:proofErr w:type="gramStart"/>
       <w:r>
         <w:rPr>
           <w:sz w:val="24"/>
@@ -1561,7 +1671,14 @@
         <w:rPr>
           <w:sz w:val="24"/>
         </w:rPr>
-        <w:t xml:space="preserve">() metódust kell definiálni minden </w:t>
+        <w:t>(</w:t>
+      </w:r>
+      <w:proofErr w:type="gramEnd"/>
+      <w:r>
+        <w:rPr>
+          <w:sz w:val="24"/>
+        </w:rPr>
+        <w:t xml:space="preserve">) metódust kell definiálni minden </w:t>
       </w:r>
       <w:proofErr w:type="spellStart"/>
       <w:r>
@@ -1656,19 +1773,6 @@
           <w:sz w:val="24"/>
         </w:rPr>
         <w:t>A rendszer kezelje a kölcsönzéseket, visszahozásokat és büntetések nyilvántartását.</w:t>
-      </w:r>
-    </w:p>
-    <w:p>
-      <w:pPr>
-        <w:rPr>
-          <w:sz w:val="24"/>
-        </w:rPr>
-      </w:pPr>
-      <w:r>
-        <w:rPr>
-          <w:sz w:val="24"/>
-        </w:rPr>
-        <w:t xml:space="preserve">Statisztikaként mutassa meg a legnépszerűbb kategóriát és a leggyakrabban késő visszahozó tagot! </w:t>
       </w:r>
     </w:p>
     <w:p>
@@ -1794,6 +1898,7 @@
         <w:rPr>
           <w:sz w:val="24"/>
         </w:rPr>
+        <w:lastRenderedPageBreak/>
         <w:t>NASA hírek, információk</w:t>
       </w:r>
     </w:p>
@@ -1907,7 +2012,7 @@
 </file>
 
 <file path=word/numbering.xml><?xml version="1.0" encoding="utf-8"?>
-<w:numbering xmlns:wpc="http://schemas.microsoft.com/office/word/2010/wordprocessingCanvas" xmlns:cx="http://schemas.microsoft.com/office/drawing/2014/chartex" xmlns:cx1="http://schemas.microsoft.com/office/drawing/2015/9/8/chartex" xmlns:cx2="http://schemas.microsoft.com/office/drawing/2015/10/21/chartex" xmlns:cx3="http://schemas.microsoft.com/office/drawing/2016/5/9/chartex" xmlns:cx4="http://schemas.microsoft.com/office/drawing/2016/5/10/chartex" xmlns:cx5="http://schemas.microsoft.com/office/drawing/2016/5/11/chartex" xmlns:cx6="http://schemas.microsoft.com/office/drawing/2016/5/12/chartex" xmlns:cx7="http://schemas.microsoft.com/office/drawing/2016/5/13/chartex" xmlns:cx8="http://schemas.microsoft.com/office/drawing/2016/5/14/chartex" xmlns:mc="http://schemas.openxmlformats.org/markup-compatibility/2006" xmlns:aink="http://schemas.microsoft.com/office/drawing/2016/ink" xmlns:am3d="http://schemas.microsoft.com/office/drawing/2017/model3d" xmlns:o="urn:schemas-microsoft-com:office:office" xmlns:r="http://schemas.openxmlformats.org/officeDocument/2006/relationships" xmlns:m="http://schemas.openxmlformats.org/officeDocument/2006/math" xmlns:v="urn:schemas-microsoft-com:vml" xmlns:wp14="http://schemas.microsoft.com/office/word/2010/wordprocessingDrawing" xmlns:wp="http://schemas.openxmlformats.org/drawingml/2006/wordprocessingDrawing" xmlns:w10="urn:schemas-microsoft-com:office:word" xmlns:w="http://schemas.openxmlformats.org/wordprocessingml/2006/main" xmlns:w14="http://schemas.microsoft.com/office/word/2010/wordml" xmlns:w15="http://schemas.microsoft.com/office/word/2012/wordml" xmlns:w16cid="http://schemas.microsoft.com/office/word/2016/wordml/cid" xmlns:w16se="http://schemas.microsoft.com/office/word/2015/wordml/symex" xmlns:wpg="http://schemas.microsoft.com/office/word/2010/wordprocessingGroup" xmlns:wpi="http://schemas.microsoft.com/office/word/2010/wordprocessingInk" xmlns:wne="http://schemas.microsoft.com/office/word/2006/wordml" xmlns:wps="http://schemas.microsoft.com/office/word/2010/wordprocessingShape" mc:Ignorable="w14 w15 w16se w16cid wp14">
+<w:numbering xmlns:wpc="http://schemas.microsoft.com/office/word/2010/wordprocessingCanvas" xmlns:cx="http://schemas.microsoft.com/office/drawing/2014/chartex" xmlns:cx1="http://schemas.microsoft.com/office/drawing/2015/9/8/chartex" xmlns:cx2="http://schemas.microsoft.com/office/drawing/2015/10/21/chartex" xmlns:cx3="http://schemas.microsoft.com/office/drawing/2016/5/9/chartex" xmlns:cx4="http://schemas.microsoft.com/office/drawing/2016/5/10/chartex" xmlns:cx5="http://schemas.microsoft.com/office/drawing/2016/5/11/chartex" xmlns:cx6="http://schemas.microsoft.com/office/drawing/2016/5/12/chartex" xmlns:cx7="http://schemas.microsoft.com/office/drawing/2016/5/13/chartex" xmlns:cx8="http://schemas.microsoft.com/office/drawing/2016/5/14/chartex" xmlns:mc="http://schemas.openxmlformats.org/markup-compatibility/2006" xmlns:aink="http://schemas.microsoft.com/office/drawing/2016/ink" xmlns:am3d="http://schemas.microsoft.com/office/drawing/2017/model3d" xmlns:o="urn:schemas-microsoft-com:office:office" xmlns:oel="http://schemas.microsoft.com/office/2019/extlst" xmlns:r="http://schemas.openxmlformats.org/officeDocument/2006/relationships" xmlns:m="http://schemas.openxmlformats.org/officeDocument/2006/math" xmlns:v="urn:schemas-microsoft-com:vml" xmlns:wp14="http://schemas.microsoft.com/office/word/2010/wordprocessingDrawing" xmlns:wp="http://schemas.openxmlformats.org/drawingml/2006/wordprocessingDrawing" xmlns:w10="urn:schemas-microsoft-com:office:word" xmlns:w="http://schemas.openxmlformats.org/wordprocessingml/2006/main" xmlns:w14="http://schemas.microsoft.com/office/word/2010/wordml" xmlns:w15="http://schemas.microsoft.com/office/word/2012/wordml" xmlns:w16cex="http://schemas.microsoft.com/office/word/2018/wordml/cex" xmlns:w16cid="http://schemas.microsoft.com/office/word/2016/wordml/cid" xmlns:w16="http://schemas.microsoft.com/office/word/2018/wordml" xmlns:w16du="http://schemas.microsoft.com/office/word/2023/wordml/word16du" xmlns:w16sdtdh="http://schemas.microsoft.com/office/word/2020/wordml/sdtdatahash" xmlns:w16sdtfl="http://schemas.microsoft.com/office/word/2024/wordml/sdtformatlock" xmlns:w16se="http://schemas.microsoft.com/office/word/2015/wordml/symex" xmlns:wpg="http://schemas.microsoft.com/office/word/2010/wordprocessingGroup" xmlns:wpi="http://schemas.microsoft.com/office/word/2010/wordprocessingInk" xmlns:wne="http://schemas.microsoft.com/office/word/2006/wordml" xmlns:wps="http://schemas.microsoft.com/office/word/2010/wordprocessingShape" mc:Ignorable="w14 w15 w16se w16cid w16 w16cex w16sdtdh w16sdtfl w16du wp14">
   <w:abstractNum w:abstractNumId="0" w15:restartNumberingAfterBreak="0">
     <w:nsid w:val="0E8C331A"/>
     <w:multiLevelType w:val="hybridMultilevel"/>
@@ -2135,6 +2240,119 @@
     </w:lvl>
   </w:abstractNum>
   <w:abstractNum w:abstractNumId="2" w15:restartNumberingAfterBreak="0">
+    <w:nsid w:val="20B6154C"/>
+    <w:multiLevelType w:val="hybridMultilevel"/>
+    <w:tmpl w:val="6D54B42A"/>
+    <w:lvl w:ilvl="0" w:tplc="040E0001">
+      <w:start w:val="1"/>
+      <w:numFmt w:val="bullet"/>
+      <w:lvlText w:val=""/>
+      <w:lvlJc w:val="left"/>
+      <w:pPr>
+        <w:ind w:left="720" w:hanging="360"/>
+      </w:pPr>
+      <w:rPr>
+        <w:rFonts w:ascii="Symbol" w:hAnsi="Symbol" w:hint="default"/>
+      </w:rPr>
+    </w:lvl>
+    <w:lvl w:ilvl="1" w:tplc="040E0003" w:tentative="1">
+      <w:start w:val="1"/>
+      <w:numFmt w:val="bullet"/>
+      <w:lvlText w:val="o"/>
+      <w:lvlJc w:val="left"/>
+      <w:pPr>
+        <w:ind w:left="1440" w:hanging="360"/>
+      </w:pPr>
+      <w:rPr>
+        <w:rFonts w:ascii="Courier New" w:hAnsi="Courier New" w:cs="Courier New" w:hint="default"/>
+      </w:rPr>
+    </w:lvl>
+    <w:lvl w:ilvl="2" w:tplc="040E0005" w:tentative="1">
+      <w:start w:val="1"/>
+      <w:numFmt w:val="bullet"/>
+      <w:lvlText w:val=""/>
+      <w:lvlJc w:val="left"/>
+      <w:pPr>
+        <w:ind w:left="2160" w:hanging="360"/>
+      </w:pPr>
+      <w:rPr>
+        <w:rFonts w:ascii="Wingdings" w:hAnsi="Wingdings" w:hint="default"/>
+      </w:rPr>
+    </w:lvl>
+    <w:lvl w:ilvl="3" w:tplc="040E0001" w:tentative="1">
+      <w:start w:val="1"/>
+      <w:numFmt w:val="bullet"/>
+      <w:lvlText w:val=""/>
+      <w:lvlJc w:val="left"/>
+      <w:pPr>
+        <w:ind w:left="2880" w:hanging="360"/>
+      </w:pPr>
+      <w:rPr>
+        <w:rFonts w:ascii="Symbol" w:hAnsi="Symbol" w:hint="default"/>
+      </w:rPr>
+    </w:lvl>
+    <w:lvl w:ilvl="4" w:tplc="040E0003" w:tentative="1">
+      <w:start w:val="1"/>
+      <w:numFmt w:val="bullet"/>
+      <w:lvlText w:val="o"/>
+      <w:lvlJc w:val="left"/>
+      <w:pPr>
+        <w:ind w:left="3600" w:hanging="360"/>
+      </w:pPr>
+      <w:rPr>
+        <w:rFonts w:ascii="Courier New" w:hAnsi="Courier New" w:cs="Courier New" w:hint="default"/>
+      </w:rPr>
+    </w:lvl>
+    <w:lvl w:ilvl="5" w:tplc="040E0005" w:tentative="1">
+      <w:start w:val="1"/>
+      <w:numFmt w:val="bullet"/>
+      <w:lvlText w:val=""/>
+      <w:lvlJc w:val="left"/>
+      <w:pPr>
+        <w:ind w:left="4320" w:hanging="360"/>
+      </w:pPr>
+      <w:rPr>
+        <w:rFonts w:ascii="Wingdings" w:hAnsi="Wingdings" w:hint="default"/>
+      </w:rPr>
+    </w:lvl>
+    <w:lvl w:ilvl="6" w:tplc="040E0001" w:tentative="1">
+      <w:start w:val="1"/>
+      <w:numFmt w:val="bullet"/>
+      <w:lvlText w:val=""/>
+      <w:lvlJc w:val="left"/>
+      <w:pPr>
+        <w:ind w:left="5040" w:hanging="360"/>
+      </w:pPr>
+      <w:rPr>
+        <w:rFonts w:ascii="Symbol" w:hAnsi="Symbol" w:hint="default"/>
+      </w:rPr>
+    </w:lvl>
+    <w:lvl w:ilvl="7" w:tplc="040E0003" w:tentative="1">
+      <w:start w:val="1"/>
+      <w:numFmt w:val="bullet"/>
+      <w:lvlText w:val="o"/>
+      <w:lvlJc w:val="left"/>
+      <w:pPr>
+        <w:ind w:left="5760" w:hanging="360"/>
+      </w:pPr>
+      <w:rPr>
+        <w:rFonts w:ascii="Courier New" w:hAnsi="Courier New" w:cs="Courier New" w:hint="default"/>
+      </w:rPr>
+    </w:lvl>
+    <w:lvl w:ilvl="8" w:tplc="040E0005" w:tentative="1">
+      <w:start w:val="1"/>
+      <w:numFmt w:val="bullet"/>
+      <w:lvlText w:val=""/>
+      <w:lvlJc w:val="left"/>
+      <w:pPr>
+        <w:ind w:left="6480" w:hanging="360"/>
+      </w:pPr>
+      <w:rPr>
+        <w:rFonts w:ascii="Wingdings" w:hAnsi="Wingdings" w:hint="default"/>
+      </w:rPr>
+    </w:lvl>
+  </w:abstractNum>
+  <w:abstractNum w:abstractNumId="3" w15:restartNumberingAfterBreak="0">
     <w:nsid w:val="389D273F"/>
     <w:multiLevelType w:val="hybridMultilevel"/>
     <w:tmpl w:val="9B2A1C16"/>
@@ -2247,7 +2465,119 @@
       </w:rPr>
     </w:lvl>
   </w:abstractNum>
-  <w:abstractNum w:abstractNumId="3" w15:restartNumberingAfterBreak="0">
+  <w:abstractNum w:abstractNumId="4" w15:restartNumberingAfterBreak="0">
+    <w:nsid w:val="3A5A5287"/>
+    <w:multiLevelType w:val="hybridMultilevel"/>
+    <w:tmpl w:val="21D084DE"/>
+    <w:lvl w:ilvl="0" w:tplc="594AF10C">
+      <w:numFmt w:val="bullet"/>
+      <w:lvlText w:val="-"/>
+      <w:lvlJc w:val="left"/>
+      <w:pPr>
+        <w:ind w:left="587" w:hanging="360"/>
+      </w:pPr>
+      <w:rPr>
+        <w:rFonts w:ascii="Abadi" w:eastAsiaTheme="minorHAnsi" w:hAnsi="Abadi" w:cs="Aharoni" w:hint="default"/>
+      </w:rPr>
+    </w:lvl>
+    <w:lvl w:ilvl="1" w:tplc="040E0003" w:tentative="1">
+      <w:start w:val="1"/>
+      <w:numFmt w:val="bullet"/>
+      <w:lvlText w:val="o"/>
+      <w:lvlJc w:val="left"/>
+      <w:pPr>
+        <w:ind w:left="1307" w:hanging="360"/>
+      </w:pPr>
+      <w:rPr>
+        <w:rFonts w:ascii="Courier New" w:hAnsi="Courier New" w:cs="Courier New" w:hint="default"/>
+      </w:rPr>
+    </w:lvl>
+    <w:lvl w:ilvl="2" w:tplc="040E0005" w:tentative="1">
+      <w:start w:val="1"/>
+      <w:numFmt w:val="bullet"/>
+      <w:lvlText w:val=""/>
+      <w:lvlJc w:val="left"/>
+      <w:pPr>
+        <w:ind w:left="2027" w:hanging="360"/>
+      </w:pPr>
+      <w:rPr>
+        <w:rFonts w:ascii="Wingdings" w:hAnsi="Wingdings" w:hint="default"/>
+      </w:rPr>
+    </w:lvl>
+    <w:lvl w:ilvl="3" w:tplc="040E0001" w:tentative="1">
+      <w:start w:val="1"/>
+      <w:numFmt w:val="bullet"/>
+      <w:lvlText w:val=""/>
+      <w:lvlJc w:val="left"/>
+      <w:pPr>
+        <w:ind w:left="2747" w:hanging="360"/>
+      </w:pPr>
+      <w:rPr>
+        <w:rFonts w:ascii="Symbol" w:hAnsi="Symbol" w:hint="default"/>
+      </w:rPr>
+    </w:lvl>
+    <w:lvl w:ilvl="4" w:tplc="040E0003" w:tentative="1">
+      <w:start w:val="1"/>
+      <w:numFmt w:val="bullet"/>
+      <w:lvlText w:val="o"/>
+      <w:lvlJc w:val="left"/>
+      <w:pPr>
+        <w:ind w:left="3467" w:hanging="360"/>
+      </w:pPr>
+      <w:rPr>
+        <w:rFonts w:ascii="Courier New" w:hAnsi="Courier New" w:cs="Courier New" w:hint="default"/>
+      </w:rPr>
+    </w:lvl>
+    <w:lvl w:ilvl="5" w:tplc="040E0005" w:tentative="1">
+      <w:start w:val="1"/>
+      <w:numFmt w:val="bullet"/>
+      <w:lvlText w:val=""/>
+      <w:lvlJc w:val="left"/>
+      <w:pPr>
+        <w:ind w:left="4187" w:hanging="360"/>
+      </w:pPr>
+      <w:rPr>
+        <w:rFonts w:ascii="Wingdings" w:hAnsi="Wingdings" w:hint="default"/>
+      </w:rPr>
+    </w:lvl>
+    <w:lvl w:ilvl="6" w:tplc="040E0001" w:tentative="1">
+      <w:start w:val="1"/>
+      <w:numFmt w:val="bullet"/>
+      <w:lvlText w:val=""/>
+      <w:lvlJc w:val="left"/>
+      <w:pPr>
+        <w:ind w:left="4907" w:hanging="360"/>
+      </w:pPr>
+      <w:rPr>
+        <w:rFonts w:ascii="Symbol" w:hAnsi="Symbol" w:hint="default"/>
+      </w:rPr>
+    </w:lvl>
+    <w:lvl w:ilvl="7" w:tplc="040E0003" w:tentative="1">
+      <w:start w:val="1"/>
+      <w:numFmt w:val="bullet"/>
+      <w:lvlText w:val="o"/>
+      <w:lvlJc w:val="left"/>
+      <w:pPr>
+        <w:ind w:left="5627" w:hanging="360"/>
+      </w:pPr>
+      <w:rPr>
+        <w:rFonts w:ascii="Courier New" w:hAnsi="Courier New" w:cs="Courier New" w:hint="default"/>
+      </w:rPr>
+    </w:lvl>
+    <w:lvl w:ilvl="8" w:tplc="040E0005" w:tentative="1">
+      <w:start w:val="1"/>
+      <w:numFmt w:val="bullet"/>
+      <w:lvlText w:val=""/>
+      <w:lvlJc w:val="left"/>
+      <w:pPr>
+        <w:ind w:left="6347" w:hanging="360"/>
+      </w:pPr>
+      <w:rPr>
+        <w:rFonts w:ascii="Wingdings" w:hAnsi="Wingdings" w:hint="default"/>
+      </w:rPr>
+    </w:lvl>
+  </w:abstractNum>
+  <w:abstractNum w:abstractNumId="5" w15:restartNumberingAfterBreak="0">
     <w:nsid w:val="5A1C381A"/>
     <w:multiLevelType w:val="hybridMultilevel"/>
     <w:tmpl w:val="089805E0"/>
@@ -2360,7 +2690,7 @@
       </w:rPr>
     </w:lvl>
   </w:abstractNum>
-  <w:abstractNum w:abstractNumId="4" w15:restartNumberingAfterBreak="0">
+  <w:abstractNum w:abstractNumId="6" w15:restartNumberingAfterBreak="0">
     <w:nsid w:val="764B7423"/>
     <w:multiLevelType w:val="hybridMultilevel"/>
     <w:tmpl w:val="6DEA015E"/>
@@ -2473,26 +2803,32 @@
       </w:rPr>
     </w:lvl>
   </w:abstractNum>
-  <w:num w:numId="1">
+  <w:num w:numId="1" w16cid:durableId="1253659117">
     <w:abstractNumId w:val="1"/>
   </w:num>
-  <w:num w:numId="2">
+  <w:num w:numId="2" w16cid:durableId="1246914859">
     <w:abstractNumId w:val="0"/>
   </w:num>
-  <w:num w:numId="3">
+  <w:num w:numId="3" w16cid:durableId="1672297953">
+    <w:abstractNumId w:val="5"/>
+  </w:num>
+  <w:num w:numId="4" w16cid:durableId="1534153214">
     <w:abstractNumId w:val="3"/>
   </w:num>
-  <w:num w:numId="4">
+  <w:num w:numId="5" w16cid:durableId="1823499835">
+    <w:abstractNumId w:val="6"/>
+  </w:num>
+  <w:num w:numId="6" w16cid:durableId="472141913">
     <w:abstractNumId w:val="2"/>
   </w:num>
-  <w:num w:numId="5">
+  <w:num w:numId="7" w16cid:durableId="1072703995">
     <w:abstractNumId w:val="4"/>
   </w:num>
 </w:numbering>
 </file>
 
 <file path=word/styles.xml><?xml version="1.0" encoding="utf-8"?>
-<w:styles xmlns:mc="http://schemas.openxmlformats.org/markup-compatibility/2006" xmlns:r="http://schemas.openxmlformats.org/officeDocument/2006/relationships" xmlns:w="http://schemas.openxmlformats.org/wordprocessingml/2006/main" xmlns:w14="http://schemas.microsoft.com/office/word/2010/wordml" xmlns:w15="http://schemas.microsoft.com/office/word/2012/wordml" xmlns:w16cid="http://schemas.microsoft.com/office/word/2016/wordml/cid" xmlns:w16se="http://schemas.microsoft.com/office/word/2015/wordml/symex" mc:Ignorable="w14 w15 w16se w16cid">
+<w:styles xmlns:mc="http://schemas.openxmlformats.org/markup-compatibility/2006" xmlns:r="http://schemas.openxmlformats.org/officeDocument/2006/relationships" xmlns:w="http://schemas.openxmlformats.org/wordprocessingml/2006/main" xmlns:w14="http://schemas.microsoft.com/office/word/2010/wordml" xmlns:w15="http://schemas.microsoft.com/office/word/2012/wordml" xmlns:w16cex="http://schemas.microsoft.com/office/word/2018/wordml/cex" xmlns:w16cid="http://schemas.microsoft.com/office/word/2016/wordml/cid" xmlns:w16="http://schemas.microsoft.com/office/word/2018/wordml" xmlns:w16du="http://schemas.microsoft.com/office/word/2023/wordml/word16du" xmlns:w16sdtdh="http://schemas.microsoft.com/office/word/2020/wordml/sdtdatahash" xmlns:w16sdtfl="http://schemas.microsoft.com/office/word/2024/wordml/sdtformatlock" xmlns:w16se="http://schemas.microsoft.com/office/word/2015/wordml/symex" mc:Ignorable="w14 w15 w16se w16cid w16 w16cex w16sdtdh w16sdtfl w16du">
   <w:docDefaults>
     <w:rPrDefault>
       <w:rPr>
@@ -2508,7 +2844,7 @@
       </w:pPr>
     </w:pPrDefault>
   </w:docDefaults>
-  <w:latentStyles w:defLockedState="0" w:defUIPriority="99" w:defSemiHidden="0" w:defUnhideWhenUsed="0" w:defQFormat="0" w:count="375">
+  <w:latentStyles w:defLockedState="0" w:defUIPriority="99" w:defSemiHidden="0" w:defUnhideWhenUsed="0" w:defQFormat="0" w:count="376">
     <w:lsdException w:name="Normal" w:uiPriority="0" w:qFormat="1"/>
     <w:lsdException w:name="heading 1" w:uiPriority="9" w:qFormat="1"/>
     <w:lsdException w:name="heading 2" w:semiHidden="1" w:uiPriority="9" w:unhideWhenUsed="1" w:qFormat="1"/>
@@ -2884,6 +3220,7 @@
     <w:lsdException w:name="Smart Hyperlink" w:semiHidden="1" w:unhideWhenUsed="1"/>
     <w:lsdException w:name="Hashtag" w:semiHidden="1" w:unhideWhenUsed="1"/>
     <w:lsdException w:name="Unresolved Mention" w:semiHidden="1" w:unhideWhenUsed="1"/>
+    <w:lsdException w:name="Smart Link" w:semiHidden="1" w:unhideWhenUsed="1"/>
   </w:latentStyles>
   <w:style w:type="paragraph" w:default="1" w:styleId="Norml">
     <w:name w:val="Normal"/>
@@ -2945,6 +3282,72 @@
         <w:insideV w:val="single" w:sz="4" w:space="0" w:color="auto"/>
       </w:tblBorders>
     </w:tblPr>
+  </w:style>
+  <w:style w:type="paragraph" w:customStyle="1" w:styleId="CM">
+    <w:name w:val="CÍM"/>
+    <w:basedOn w:val="Norml"/>
+    <w:qFormat/>
+    <w:rsid w:val="00762D6B"/>
+    <w:pPr>
+      <w:spacing w:after="480" w:line="240" w:lineRule="auto"/>
+      <w:jc w:val="center"/>
+    </w:pPr>
+    <w:rPr>
+      <w:rFonts w:ascii="Abadi" w:hAnsi="Abadi" w:cs="Aharoni"/>
+      <w:b/>
+      <w:caps/>
+      <w:sz w:val="48"/>
+    </w:rPr>
+  </w:style>
+  <w:style w:type="paragraph" w:customStyle="1" w:styleId="ALCM">
+    <w:name w:val="ALCÍM"/>
+    <w:basedOn w:val="CM"/>
+    <w:qFormat/>
+    <w:rsid w:val="00762D6B"/>
+    <w:pPr>
+      <w:spacing w:before="240" w:after="240"/>
+      <w:jc w:val="left"/>
+    </w:pPr>
+    <w:rPr>
+      <w:caps w:val="0"/>
+      <w:sz w:val="32"/>
+    </w:rPr>
+  </w:style>
+  <w:style w:type="paragraph" w:customStyle="1" w:styleId="BEKEZDS">
+    <w:name w:val="BEKEZDÉS"/>
+    <w:basedOn w:val="ALCM"/>
+    <w:qFormat/>
+    <w:rsid w:val="00A16CA3"/>
+    <w:pPr>
+      <w:spacing w:before="0" w:line="269" w:lineRule="auto"/>
+      <w:contextualSpacing/>
+    </w:pPr>
+    <w:rPr>
+      <w:b w:val="0"/>
+      <w:sz w:val="24"/>
+    </w:rPr>
+  </w:style>
+  <w:style w:type="paragraph" w:customStyle="1" w:styleId="ALSBBCM">
+    <w:name w:val="ALSÓBBCÍM"/>
+    <w:basedOn w:val="ALCM"/>
+    <w:qFormat/>
+    <w:rsid w:val="007B01C9"/>
+    <w:pPr>
+      <w:spacing w:after="120"/>
+      <w:ind w:left="227"/>
+    </w:pPr>
+    <w:rPr>
+      <w:sz w:val="28"/>
+    </w:rPr>
+  </w:style>
+  <w:style w:type="paragraph" w:customStyle="1" w:styleId="ALBEKEZDS">
+    <w:name w:val="ALBEKEZDÉS"/>
+    <w:basedOn w:val="BEKEZDS"/>
+    <w:qFormat/>
+    <w:rsid w:val="00626E1C"/>
+    <w:pPr>
+      <w:ind w:left="227"/>
+    </w:pPr>
   </w:style>
 </w:styles>
 </file>
@@ -3242,4 +3645,16 @@
     </a:ext>
   </a:extLst>
 </a:theme>
+</file>
+
+<file path=customXml/item1.xml><?xml version="1.0" encoding="utf-8"?>
+<b:Sources xmlns:b="http://schemas.openxmlformats.org/officeDocument/2006/bibliography" xmlns="http://schemas.openxmlformats.org/officeDocument/2006/bibliography" SelectedStyle="\APASixthEditionOfficeOnline.xsl" StyleName="APA" Version="6"/>
+</file>
+
+<file path=customXml/itemProps1.xml><?xml version="1.0" encoding="utf-8"?>
+<ds:datastoreItem xmlns:ds="http://schemas.openxmlformats.org/officeDocument/2006/customXml" ds:itemID="{8EE59895-FBF0-42B9-B840-5826A0E40A14}">
+  <ds:schemaRefs>
+    <ds:schemaRef ds:uri="http://schemas.openxmlformats.org/officeDocument/2006/bibliography"/>
+  </ds:schemaRefs>
+</ds:datastoreItem>
 </file>
--- a/Library-Loan-System-Specification.docx
+++ b/Library-Loan-System-Specification.docx
@@ -168,72 +168,43 @@
         <w:pStyle w:val="BEKEZDS"/>
       </w:pPr>
       <w:r>
-        <w:t xml:space="preserve">A szoftver fejlesztése Windows 10 vagy 11 rendszerben kell történjen, és a szoftver stabil futását ezekben az operációs rendszerekben garantálni kell. A szoftverfejlesztés a </w:t>
-      </w:r>
-      <w:proofErr w:type="spellStart"/>
-      <w:r>
-        <w:t>JetBrains</w:t>
-      </w:r>
-      <w:proofErr w:type="spellEnd"/>
+        <w:t>A szoftver fejlesztése Windows 10 vagy 11 rendszerben kell történjen, és a szoftver stabil futását ezekben az operációs rendszerekben garantálni kell. A szoftverfejlesztés a JetBrains</w:t>
+      </w:r>
+      <w:r>
+        <w:t xml:space="preserve"> IDEs,</w:t>
+      </w:r>
+      <w:r>
+        <w:t xml:space="preserve"> IntelliJ IDEA Community Edition integrált fejlesztési környezetében kell megtörténjen</w:t>
+      </w:r>
+      <w:r>
+        <w:t>, ezen belül is a 2025.1 vagy annál frissebb verziójú környezetben</w:t>
+      </w:r>
+      <w:r>
+        <w:t>.</w:t>
+      </w:r>
+    </w:p>
+    <w:p>
+      <w:pPr>
+        <w:pStyle w:val="BEKEZDS"/>
+      </w:pPr>
+      <w:r>
+        <w:t>A programot Java nyelven kell implementálni,</w:t>
+      </w:r>
+      <w:r>
+        <w:t xml:space="preserve"> a fe</w:t>
+      </w:r>
+      <w:r>
+        <w:t>jl</w:t>
+      </w:r>
+      <w:r>
+        <w:t>esztés</w:t>
+      </w:r>
+      <w:r>
+        <w:t>hez</w:t>
+      </w:r>
       <w:r>
         <w:t xml:space="preserve"> </w:t>
       </w:r>
-      <w:proofErr w:type="spellStart"/>
-      <w:r>
-        <w:t>IDEs</w:t>
-      </w:r>
-      <w:proofErr w:type="spellEnd"/>
-      <w:r>
-        <w:t>,</w:t>
-      </w:r>
-      <w:r>
-        <w:t xml:space="preserve"> </w:t>
-      </w:r>
-      <w:proofErr w:type="spellStart"/>
-      <w:r>
-        <w:t>IntelliJ</w:t>
-      </w:r>
-      <w:proofErr w:type="spellEnd"/>
-      <w:r>
-        <w:t xml:space="preserve"> IDEA </w:t>
-      </w:r>
-      <w:proofErr w:type="spellStart"/>
-      <w:r>
-        <w:t>Community</w:t>
-      </w:r>
-      <w:proofErr w:type="spellEnd"/>
-      <w:r>
-        <w:t xml:space="preserve"> Edition integrált fejlesztési környezetében kell megtörténjen</w:t>
-      </w:r>
-      <w:r>
-        <w:t>, ezen belül is a 2025.1 vagy annál frissebb verziójú környezetben</w:t>
-      </w:r>
-      <w:r>
-        <w:t>.</w:t>
-      </w:r>
-    </w:p>
-    <w:p>
-      <w:pPr>
-        <w:pStyle w:val="BEKEZDS"/>
-      </w:pPr>
-      <w:r>
-        <w:t>A programot Java nyelven kell implementálni,</w:t>
-      </w:r>
-      <w:r>
-        <w:t xml:space="preserve"> a fe</w:t>
-      </w:r>
-      <w:r>
-        <w:t>jl</w:t>
-      </w:r>
-      <w:r>
-        <w:t>esztés</w:t>
-      </w:r>
-      <w:r>
-        <w:t>hez</w:t>
-      </w:r>
-      <w:r>
-        <w:t xml:space="preserve"> </w:t>
-      </w:r>
       <w:r>
         <w:t xml:space="preserve">kizárólag </w:t>
       </w:r>
@@ -247,29 +218,16 @@
         <w:t xml:space="preserve"> frissebb verziójú </w:t>
       </w:r>
       <w:r>
-        <w:t xml:space="preserve">Java </w:t>
-      </w:r>
-      <w:proofErr w:type="spellStart"/>
-      <w:r>
-        <w:t>D</w:t>
-      </w:r>
-      <w:r>
-        <w:t>eveloper</w:t>
-      </w:r>
-      <w:proofErr w:type="spellEnd"/>
-      <w:r>
-        <w:t xml:space="preserve"> </w:t>
-      </w:r>
-      <w:proofErr w:type="spellStart"/>
+        <w:t>Java D</w:t>
+      </w:r>
+      <w:r>
+        <w:t xml:space="preserve">eveloper </w:t>
+      </w:r>
       <w:r>
         <w:t>K</w:t>
       </w:r>
       <w:r>
-        <w:t>itet</w:t>
-      </w:r>
-      <w:proofErr w:type="spellEnd"/>
-      <w:r>
-        <w:t xml:space="preserve"> </w:t>
+        <w:t xml:space="preserve">itet </w:t>
       </w:r>
       <w:r>
         <w:t>lehet</w:t>
@@ -424,13 +382,8 @@
       <w:pPr>
         <w:pStyle w:val="ALSBBCM"/>
       </w:pPr>
-      <w:proofErr w:type="spellStart"/>
-      <w:r>
-        <w:t>Bűntetések</w:t>
-      </w:r>
-      <w:proofErr w:type="spellEnd"/>
-      <w:r>
-        <w:t xml:space="preserve"> listázása</w:t>
+      <w:r>
+        <w:t>Bűntetések listázása</w:t>
       </w:r>
     </w:p>
     <w:p>
@@ -438,15 +391,7 @@
         <w:pStyle w:val="ALBEKEZDS"/>
       </w:pPr>
       <w:r>
-        <w:t xml:space="preserve">--Összes érvényben lévő </w:t>
-      </w:r>
-      <w:proofErr w:type="spellStart"/>
-      <w:r>
-        <w:t>bűntetés</w:t>
-      </w:r>
-      <w:proofErr w:type="spellEnd"/>
-      <w:r>
-        <w:t xml:space="preserve"> a könyvtár összes tagja között</w:t>
+        <w:t>--Összes érvényben lévő bűntetés a könyvtár összes tagja között</w:t>
       </w:r>
     </w:p>
     <w:p>
@@ -499,23 +444,13 @@
         <w:t>A könyveket objektumokként kell kezelnie a programnak (Book.java)</w:t>
       </w:r>
       <w:r>
-        <w:t xml:space="preserve">, mely egy absztrakt osztályként van definiálva. Minden kategóriának saját osztálya van, mely a </w:t>
-      </w:r>
-      <w:proofErr w:type="spellStart"/>
-      <w:r>
-        <w:t>Book</w:t>
-      </w:r>
-      <w:proofErr w:type="spellEnd"/>
-      <w:r>
-        <w:t xml:space="preserve"> osztályt </w:t>
-      </w:r>
-      <w:proofErr w:type="spellStart"/>
-      <w:r>
-        <w:t>megörökli</w:t>
-      </w:r>
-      <w:proofErr w:type="spellEnd"/>
-      <w:r>
-        <w:t xml:space="preserve"> és implementálja.</w:t>
+        <w:t xml:space="preserve">, mely egy </w:t>
+      </w:r>
+      <w:r>
+        <w:t xml:space="preserve">interfész </w:t>
+      </w:r>
+      <w:r>
+        <w:t>osztályként van definiálva. Minden kategóriának saját osztálya van, mely a Book osztályt megörökli és implementálja.</w:t>
       </w:r>
     </w:p>
     <w:p>
@@ -814,13 +749,8 @@
       <w:pPr>
         <w:pStyle w:val="BEKEZDS"/>
       </w:pPr>
-      <w:proofErr w:type="spellStart"/>
-      <w:r>
-        <w:t>Book</w:t>
-      </w:r>
-      <w:proofErr w:type="spellEnd"/>
-      <w:r>
-        <w:t xml:space="preserve"> osztályt öröklő osztályok:</w:t>
+      <w:r>
+        <w:t>Book osztályt öröklő osztályok:</w:t>
       </w:r>
     </w:p>
     <w:p>
@@ -834,7 +764,13 @@
         <w:ind w:left="714" w:hanging="357"/>
       </w:pPr>
       <w:r>
-        <w:t>Scifi.java</w:t>
+        <w:t>Sci</w:t>
+      </w:r>
+      <w:r>
+        <w:t>F</w:t>
+      </w:r>
+      <w:r>
+        <w:t>i.java</w:t>
       </w:r>
     </w:p>
     <w:p>
@@ -907,76 +843,23 @@
       <w:r>
         <w:t xml:space="preserve"> tartozik egy egyedi azonosító (</w:t>
       </w:r>
-      <w:proofErr w:type="spellStart"/>
-      <w:r>
-        <w:t>String</w:t>
-      </w:r>
-      <w:proofErr w:type="spellEnd"/>
-      <w:r>
-        <w:t xml:space="preserve"> </w:t>
-      </w:r>
-      <w:proofErr w:type="spellStart"/>
-      <w:r>
-        <w:t>id</w:t>
-      </w:r>
-      <w:proofErr w:type="spellEnd"/>
-      <w:r>
-        <w:t xml:space="preserve">, </w:t>
+      <w:r>
+        <w:t xml:space="preserve">String id, </w:t>
       </w:r>
       <w:r>
         <w:t xml:space="preserve">pl. "SF-001"), cím </w:t>
       </w:r>
       <w:r>
-        <w:t>(</w:t>
-      </w:r>
-      <w:proofErr w:type="spellStart"/>
-      <w:r>
-        <w:t>String</w:t>
-      </w:r>
-      <w:proofErr w:type="spellEnd"/>
-      <w:r>
-        <w:t xml:space="preserve"> </w:t>
-      </w:r>
-      <w:proofErr w:type="spellStart"/>
-      <w:r>
-        <w:t>title</w:t>
-      </w:r>
-      <w:proofErr w:type="spellEnd"/>
-      <w:r>
-        <w:t>),</w:t>
+        <w:t>(String title),</w:t>
       </w:r>
       <w:r>
         <w:t xml:space="preserve"> szerző</w:t>
       </w:r>
       <w:r>
-        <w:t xml:space="preserve"> (</w:t>
-      </w:r>
-      <w:proofErr w:type="spellStart"/>
-      <w:r>
-        <w:t>String</w:t>
-      </w:r>
-      <w:proofErr w:type="spellEnd"/>
-      <w:r>
-        <w:t xml:space="preserve"> </w:t>
-      </w:r>
-      <w:proofErr w:type="spellStart"/>
-      <w:r>
-        <w:t>author</w:t>
-      </w:r>
-      <w:proofErr w:type="spellEnd"/>
-      <w:r>
-        <w:t xml:space="preserve">), egy </w:t>
-      </w:r>
-      <w:r>
-        <w:t xml:space="preserve">kölcsönzési idő (int </w:t>
-      </w:r>
-      <w:proofErr w:type="spellStart"/>
-      <w:r>
-        <w:t>loanDuration</w:t>
-      </w:r>
-      <w:proofErr w:type="spellEnd"/>
-      <w:r>
-        <w:t xml:space="preserve">, </w:t>
+        <w:t xml:space="preserve"> (String author), egy </w:t>
+      </w:r>
+      <w:r>
+        <w:t xml:space="preserve">kölcsönzési idő (int loanDuration, </w:t>
       </w:r>
       <w:r>
         <w:rPr>
@@ -988,15 +871,7 @@
         <w:t>)</w:t>
       </w:r>
       <w:r>
-        <w:t xml:space="preserve"> és egy statikus számláló változó (int </w:t>
-      </w:r>
-      <w:proofErr w:type="spellStart"/>
-      <w:r>
-        <w:t>count</w:t>
-      </w:r>
-      <w:proofErr w:type="spellEnd"/>
-      <w:r>
-        <w:t>), mely az adott kategóriájú könyv példányszámát tartja nyilván, ezt a konstruktorban inkrementálni kell</w:t>
+        <w:t xml:space="preserve"> és egy statikus számláló változó (int count), mely az adott kategóriájú könyv példányszámát tartja nyilván, ezt a konstruktorban inkrementálni kell</w:t>
       </w:r>
     </w:p>
     <w:p>
@@ -1009,45 +884,19 @@
         <w:pStyle w:val="BEKEZDS"/>
       </w:pPr>
       <w:r>
-        <w:t xml:space="preserve">A </w:t>
-      </w:r>
-      <w:proofErr w:type="spellStart"/>
-      <w:r>
-        <w:t>Book</w:t>
-      </w:r>
-      <w:proofErr w:type="spellEnd"/>
-      <w:r>
-        <w:t xml:space="preserve"> absztrakt osztályban létre kell hozni a(z) „</w:t>
-      </w:r>
-      <w:proofErr w:type="spellStart"/>
-      <w:r>
-        <w:t>id</w:t>
-      </w:r>
-      <w:proofErr w:type="spellEnd"/>
-      <w:r>
-        <w:t>”</w:t>
+        <w:t>A Book absztrakt osztályban létre kell hozni a(z) „id”</w:t>
       </w:r>
       <w:r>
         <w:t>,</w:t>
       </w:r>
       <w:r>
-        <w:t xml:space="preserve"> „</w:t>
-      </w:r>
-      <w:proofErr w:type="spellStart"/>
-      <w:r>
-        <w:t>title</w:t>
-      </w:r>
-      <w:proofErr w:type="spellEnd"/>
-      <w:r>
-        <w:t>”, „</w:t>
-      </w:r>
-      <w:proofErr w:type="spellStart"/>
-      <w:r>
-        <w:t>author</w:t>
-      </w:r>
-      <w:proofErr w:type="spellEnd"/>
-      <w:r>
-        <w:t>” változókat, és a hozzájuk tartozó konstruktort</w:t>
+        <w:t xml:space="preserve"> „title”, „author”</w:t>
+      </w:r>
+      <w:r>
+        <w:t xml:space="preserve"> és „loanDuration”</w:t>
+      </w:r>
+      <w:r>
+        <w:t xml:space="preserve"> változókat, és a hozzájuk tartozó konstruktort</w:t>
       </w:r>
       <w:r>
         <w:t>.</w:t>
@@ -1354,14 +1203,12 @@
         </w:rPr>
         <w:t>„</w:t>
       </w:r>
-      <w:proofErr w:type="spellStart"/>
       <w:r>
         <w:rPr>
           <w:sz w:val="24"/>
         </w:rPr>
         <w:t>private</w:t>
       </w:r>
-      <w:proofErr w:type="spellEnd"/>
       <w:r>
         <w:rPr>
           <w:sz w:val="24"/>
@@ -1372,35 +1219,7 @@
         <w:rPr>
           <w:sz w:val="24"/>
         </w:rPr>
-        <w:t xml:space="preserve"> </w:t>
-      </w:r>
-      <w:proofErr w:type="spellStart"/>
-      <w:r>
-        <w:rPr>
-          <w:sz w:val="24"/>
-        </w:rPr>
-        <w:t>access</w:t>
-      </w:r>
-      <w:proofErr w:type="spellEnd"/>
-      <w:r>
-        <w:rPr>
-          <w:sz w:val="24"/>
-        </w:rPr>
-        <w:t xml:space="preserve"> </w:t>
-      </w:r>
-      <w:proofErr w:type="spellStart"/>
-      <w:r>
-        <w:rPr>
-          <w:sz w:val="24"/>
-        </w:rPr>
-        <w:t>modifierrel</w:t>
-      </w:r>
-      <w:proofErr w:type="spellEnd"/>
-      <w:r>
-        <w:rPr>
-          <w:sz w:val="24"/>
-        </w:rPr>
-        <w:t xml:space="preserve"> rendelkeznek</w:t>
+        <w:t xml:space="preserve"> access modifierrel rendelkeznek</w:t>
       </w:r>
       <w:r>
         <w:rPr>
@@ -1438,41 +1257,13 @@
         <w:rPr>
           <w:sz w:val="24"/>
         </w:rPr>
-        <w:t xml:space="preserve">Sima </w:t>
-      </w:r>
-      <w:proofErr w:type="spellStart"/>
-      <w:r>
-        <w:rPr>
-          <w:sz w:val="24"/>
-        </w:rPr>
-        <w:t>Getter</w:t>
-      </w:r>
-      <w:proofErr w:type="spellEnd"/>
-      <w:r>
-        <w:rPr>
-          <w:sz w:val="24"/>
-        </w:rPr>
-        <w:t xml:space="preserve"> metódust kell definiálni</w:t>
-      </w:r>
-      <w:r>
-        <w:rPr>
-          <w:sz w:val="24"/>
-        </w:rPr>
-        <w:t xml:space="preserve"> minden </w:t>
-      </w:r>
-      <w:proofErr w:type="spellStart"/>
-      <w:r>
-        <w:rPr>
-          <w:sz w:val="24"/>
-        </w:rPr>
-        <w:t>Bookból</w:t>
-      </w:r>
-      <w:proofErr w:type="spellEnd"/>
-      <w:r>
-        <w:rPr>
-          <w:sz w:val="24"/>
-        </w:rPr>
-        <w:t xml:space="preserve"> származott osztályban</w:t>
+        <w:t>Sima Getter metódust kell definiálni</w:t>
+      </w:r>
+      <w:r>
+        <w:rPr>
+          <w:sz w:val="24"/>
+        </w:rPr>
+        <w:t xml:space="preserve"> minden Bookból származott osztályban</w:t>
       </w:r>
       <w:r>
         <w:rPr>
@@ -1492,19 +1283,11 @@
           <w:sz w:val="24"/>
         </w:rPr>
       </w:pPr>
-      <w:proofErr w:type="spellStart"/>
-      <w:r>
-        <w:rPr>
-          <w:sz w:val="24"/>
-        </w:rPr>
-        <w:t>id</w:t>
-      </w:r>
-      <w:proofErr w:type="spellEnd"/>
-      <w:r>
-        <w:rPr>
-          <w:sz w:val="24"/>
-        </w:rPr>
-        <w:t>,</w:t>
+      <w:r>
+        <w:rPr>
+          <w:sz w:val="24"/>
+        </w:rPr>
+        <w:t>id,</w:t>
       </w:r>
     </w:p>
     <w:p>
@@ -1518,19 +1301,11 @@
           <w:sz w:val="24"/>
         </w:rPr>
       </w:pPr>
-      <w:proofErr w:type="spellStart"/>
-      <w:r>
-        <w:rPr>
-          <w:sz w:val="24"/>
-        </w:rPr>
-        <w:t>title</w:t>
-      </w:r>
-      <w:proofErr w:type="spellEnd"/>
-      <w:r>
-        <w:rPr>
-          <w:sz w:val="24"/>
-        </w:rPr>
-        <w:t>,</w:t>
+      <w:r>
+        <w:rPr>
+          <w:sz w:val="24"/>
+        </w:rPr>
+        <w:t>title,</w:t>
       </w:r>
     </w:p>
     <w:p>
@@ -1544,19 +1319,11 @@
           <w:sz w:val="24"/>
         </w:rPr>
       </w:pPr>
-      <w:proofErr w:type="spellStart"/>
-      <w:r>
-        <w:rPr>
-          <w:sz w:val="24"/>
-        </w:rPr>
-        <w:t>author</w:t>
-      </w:r>
-      <w:proofErr w:type="spellEnd"/>
-      <w:r>
-        <w:rPr>
-          <w:sz w:val="24"/>
-        </w:rPr>
-        <w:t>,</w:t>
+      <w:r>
+        <w:rPr>
+          <w:sz w:val="24"/>
+        </w:rPr>
+        <w:t>author,</w:t>
       </w:r>
     </w:p>
     <w:p>
@@ -1570,19 +1337,11 @@
           <w:sz w:val="24"/>
         </w:rPr>
       </w:pPr>
-      <w:proofErr w:type="spellStart"/>
-      <w:r>
-        <w:rPr>
-          <w:sz w:val="24"/>
-        </w:rPr>
-        <w:t>loanDuration</w:t>
-      </w:r>
-      <w:proofErr w:type="spellEnd"/>
-      <w:r>
-        <w:rPr>
-          <w:sz w:val="24"/>
-        </w:rPr>
-        <w:t xml:space="preserve"> </w:t>
+      <w:r>
+        <w:rPr>
+          <w:sz w:val="24"/>
+        </w:rPr>
+        <w:t xml:space="preserve">loanDuration </w:t>
       </w:r>
       <w:r>
         <w:rPr>
@@ -1601,98 +1360,26 @@
         <w:rPr>
           <w:sz w:val="24"/>
         </w:rPr>
-        <w:t xml:space="preserve">Sima </w:t>
-      </w:r>
-      <w:proofErr w:type="spellStart"/>
-      <w:r>
-        <w:rPr>
-          <w:sz w:val="24"/>
-        </w:rPr>
-        <w:t>Setter</w:t>
-      </w:r>
-      <w:proofErr w:type="spellEnd"/>
-      <w:r>
-        <w:rPr>
-          <w:sz w:val="24"/>
-        </w:rPr>
-        <w:t xml:space="preserve"> </w:t>
-      </w:r>
-      <w:proofErr w:type="spellStart"/>
-      <w:r>
-        <w:rPr>
-          <w:sz w:val="24"/>
-        </w:rPr>
-        <w:t>metóust</w:t>
-      </w:r>
-      <w:proofErr w:type="spellEnd"/>
-      <w:r>
-        <w:rPr>
-          <w:sz w:val="24"/>
-        </w:rPr>
-        <w:t xml:space="preserve"> </w:t>
-      </w:r>
-      <w:r>
-        <w:rPr>
-          <w:sz w:val="24"/>
-        </w:rPr>
-        <w:t xml:space="preserve">nem kell definiálni </w:t>
-      </w:r>
-      <w:proofErr w:type="spellStart"/>
-      <w:r>
-        <w:rPr>
-          <w:sz w:val="24"/>
-        </w:rPr>
-        <w:t>Bookból</w:t>
-      </w:r>
-      <w:proofErr w:type="spellEnd"/>
-      <w:r>
-        <w:rPr>
-          <w:sz w:val="24"/>
-        </w:rPr>
-        <w:t xml:space="preserve"> származott osztályban sem.</w:t>
-      </w:r>
-    </w:p>
-    <w:p>
-      <w:pPr>
-        <w:rPr>
-          <w:sz w:val="24"/>
-        </w:rPr>
-      </w:pPr>
-      <w:proofErr w:type="spellStart"/>
-      <w:proofErr w:type="gramStart"/>
-      <w:r>
-        <w:rPr>
-          <w:sz w:val="24"/>
-        </w:rPr>
-        <w:t>toString</w:t>
-      </w:r>
-      <w:proofErr w:type="spellEnd"/>
-      <w:r>
-        <w:rPr>
-          <w:sz w:val="24"/>
-        </w:rPr>
-        <w:t>(</w:t>
-      </w:r>
-      <w:proofErr w:type="gramEnd"/>
-      <w:r>
-        <w:rPr>
-          <w:sz w:val="24"/>
-        </w:rPr>
-        <w:t xml:space="preserve">) metódust kell definiálni minden </w:t>
-      </w:r>
-      <w:proofErr w:type="spellStart"/>
-      <w:r>
-        <w:rPr>
-          <w:sz w:val="24"/>
-        </w:rPr>
-        <w:t>Book</w:t>
-      </w:r>
-      <w:proofErr w:type="spellEnd"/>
-      <w:r>
-        <w:rPr>
-          <w:sz w:val="24"/>
-        </w:rPr>
-        <w:t xml:space="preserve"> </w:t>
+        <w:t xml:space="preserve">Sima Setter metóust </w:t>
+      </w:r>
+      <w:r>
+        <w:rPr>
+          <w:sz w:val="24"/>
+        </w:rPr>
+        <w:t>nem kell definiálni Bookból származott osztályban sem.</w:t>
+      </w:r>
+    </w:p>
+    <w:p>
+      <w:pPr>
+        <w:rPr>
+          <w:sz w:val="24"/>
+        </w:rPr>
+      </w:pPr>
+      <w:r>
+        <w:rPr>
+          <w:sz w:val="24"/>
+        </w:rPr>
+        <w:t xml:space="preserve">toString() metódust kell definiálni minden Book </w:t>
       </w:r>
     </w:p>
     <w:p>
@@ -1804,21 +1491,7 @@
         <w:rPr>
           <w:sz w:val="24"/>
         </w:rPr>
-        <w:t xml:space="preserve">2 funkció </w:t>
-      </w:r>
-      <w:proofErr w:type="spellStart"/>
-      <w:r>
-        <w:rPr>
-          <w:sz w:val="24"/>
-        </w:rPr>
-        <w:t>brainstorm</w:t>
-      </w:r>
-      <w:proofErr w:type="spellEnd"/>
-      <w:r>
-        <w:rPr>
-          <w:sz w:val="24"/>
-        </w:rPr>
-        <w:t>:</w:t>
+        <w:t>2 funkció brainstorm:</w:t>
       </w:r>
     </w:p>
     <w:p>
@@ -1862,19 +1535,11 @@
           <w:sz w:val="24"/>
         </w:rPr>
       </w:pPr>
-      <w:proofErr w:type="spellStart"/>
-      <w:r>
-        <w:rPr>
-          <w:sz w:val="24"/>
-        </w:rPr>
-        <w:t>Wordle</w:t>
-      </w:r>
-      <w:proofErr w:type="spellEnd"/>
-      <w:r>
-        <w:rPr>
-          <w:sz w:val="24"/>
-        </w:rPr>
-        <w:t xml:space="preserve"> játék</w:t>
+      <w:r>
+        <w:rPr>
+          <w:sz w:val="24"/>
+        </w:rPr>
+        <w:t>Wordle játék</w:t>
       </w:r>
       <w:r>
         <w:rPr>
@@ -1935,21 +1600,7 @@
         <w:rPr>
           <w:sz w:val="24"/>
         </w:rPr>
-        <w:t xml:space="preserve">Email küldés funkció API </w:t>
-      </w:r>
-      <w:proofErr w:type="spellStart"/>
-      <w:r>
-        <w:rPr>
-          <w:sz w:val="24"/>
-        </w:rPr>
-        <w:t>Sendgrid</w:t>
-      </w:r>
-      <w:proofErr w:type="spellEnd"/>
-      <w:r>
-        <w:rPr>
-          <w:sz w:val="24"/>
-        </w:rPr>
-        <w:t xml:space="preserve"> API segítségével</w:t>
+        <w:t>Email küldés funkció API Sendgrid API segítségével</w:t>
       </w:r>
     </w:p>
     <w:p>

--- a/Library-Loan-System-Specification.docx
+++ b/Library-Loan-System-Specification.docx
@@ -168,13 +168,42 @@
         <w:pStyle w:val="BEKEZDS"/>
       </w:pPr>
       <w:r>
-        <w:t>A szoftver fejlesztése Windows 10 vagy 11 rendszerben kell történjen, és a szoftver stabil futását ezekben az operációs rendszerekben garantálni kell. A szoftverfejlesztés a JetBrains</w:t>
-      </w:r>
-      <w:r>
-        <w:t xml:space="preserve"> IDEs,</w:t>
-      </w:r>
-      <w:r>
-        <w:t xml:space="preserve"> IntelliJ IDEA Community Edition integrált fejlesztési környezetében kell megtörténjen</w:t>
+        <w:t xml:space="preserve">A szoftver fejlesztése Windows 10 vagy 11 rendszerben kell történjen, és a szoftver stabil futását ezekben az operációs rendszerekben garantálni kell. A szoftverfejlesztés a </w:t>
+      </w:r>
+      <w:proofErr w:type="spellStart"/>
+      <w:r>
+        <w:t>JetBrains</w:t>
+      </w:r>
+      <w:proofErr w:type="spellEnd"/>
+      <w:r>
+        <w:t xml:space="preserve"> </w:t>
+      </w:r>
+      <w:proofErr w:type="spellStart"/>
+      <w:r>
+        <w:t>IDEs</w:t>
+      </w:r>
+      <w:proofErr w:type="spellEnd"/>
+      <w:r>
+        <w:t>,</w:t>
+      </w:r>
+      <w:r>
+        <w:t xml:space="preserve"> </w:t>
+      </w:r>
+      <w:proofErr w:type="spellStart"/>
+      <w:r>
+        <w:t>IntelliJ</w:t>
+      </w:r>
+      <w:proofErr w:type="spellEnd"/>
+      <w:r>
+        <w:t xml:space="preserve"> IDEA </w:t>
+      </w:r>
+      <w:proofErr w:type="spellStart"/>
+      <w:r>
+        <w:t>Community</w:t>
+      </w:r>
+      <w:proofErr w:type="spellEnd"/>
+      <w:r>
+        <w:t xml:space="preserve"> Edition integrált fejlesztési környezetében kell megtörténjen</w:t>
       </w:r>
       <w:r>
         <w:t>, ezen belül is a 2025.1 vagy annál frissebb verziójú környezetben</w:t>
@@ -218,16 +247,29 @@
         <w:t xml:space="preserve"> frissebb verziójú </w:t>
       </w:r>
       <w:r>
-        <w:t>Java D</w:t>
-      </w:r>
-      <w:r>
-        <w:t xml:space="preserve">eveloper </w:t>
-      </w:r>
+        <w:t xml:space="preserve">Java </w:t>
+      </w:r>
+      <w:proofErr w:type="spellStart"/>
+      <w:r>
+        <w:t>D</w:t>
+      </w:r>
+      <w:r>
+        <w:t>eveloper</w:t>
+      </w:r>
+      <w:proofErr w:type="spellEnd"/>
+      <w:r>
+        <w:t xml:space="preserve"> </w:t>
+      </w:r>
+      <w:proofErr w:type="spellStart"/>
       <w:r>
         <w:t>K</w:t>
       </w:r>
       <w:r>
-        <w:t xml:space="preserve">itet </w:t>
+        <w:t>itet</w:t>
+      </w:r>
+      <w:proofErr w:type="spellEnd"/>
+      <w:r>
+        <w:t xml:space="preserve"> </w:t>
       </w:r>
       <w:r>
         <w:t>lehet</w:t>
@@ -382,8 +424,13 @@
       <w:pPr>
         <w:pStyle w:val="ALSBBCM"/>
       </w:pPr>
-      <w:r>
-        <w:t>Bűntetések listázása</w:t>
+      <w:proofErr w:type="spellStart"/>
+      <w:r>
+        <w:t>Bűntetések</w:t>
+      </w:r>
+      <w:proofErr w:type="spellEnd"/>
+      <w:r>
+        <w:t xml:space="preserve"> listázása</w:t>
       </w:r>
     </w:p>
     <w:p>
@@ -391,7 +438,15 @@
         <w:pStyle w:val="ALBEKEZDS"/>
       </w:pPr>
       <w:r>
-        <w:t>--Összes érvényben lévő bűntetés a könyvtár összes tagja között</w:t>
+        <w:t xml:space="preserve">--Összes érvényben lévő </w:t>
+      </w:r>
+      <w:proofErr w:type="spellStart"/>
+      <w:r>
+        <w:t>bűntetés</w:t>
+      </w:r>
+      <w:proofErr w:type="spellEnd"/>
+      <w:r>
+        <w:t xml:space="preserve"> a könyvtár összes tagja között</w:t>
       </w:r>
     </w:p>
     <w:p>
@@ -450,7 +505,23 @@
         <w:t xml:space="preserve">interfész </w:t>
       </w:r>
       <w:r>
-        <w:t>osztályként van definiálva. Minden kategóriának saját osztálya van, mely a Book osztályt megörökli és implementálja.</w:t>
+        <w:t xml:space="preserve">osztályként van definiálva. Minden kategóriának saját osztálya van, mely a </w:t>
+      </w:r>
+      <w:proofErr w:type="spellStart"/>
+      <w:r>
+        <w:t>Book</w:t>
+      </w:r>
+      <w:proofErr w:type="spellEnd"/>
+      <w:r>
+        <w:t xml:space="preserve"> osztályt </w:t>
+      </w:r>
+      <w:proofErr w:type="spellStart"/>
+      <w:r>
+        <w:t>megörökli</w:t>
+      </w:r>
+      <w:proofErr w:type="spellEnd"/>
+      <w:r>
+        <w:t xml:space="preserve"> és implementálja.</w:t>
       </w:r>
     </w:p>
     <w:p>
@@ -749,8 +820,13 @@
       <w:pPr>
         <w:pStyle w:val="BEKEZDS"/>
       </w:pPr>
-      <w:r>
-        <w:t>Book osztályt öröklő osztályok:</w:t>
+      <w:proofErr w:type="spellStart"/>
+      <w:r>
+        <w:t>Book</w:t>
+      </w:r>
+      <w:proofErr w:type="spellEnd"/>
+      <w:r>
+        <w:t xml:space="preserve"> osztályt öröklő osztályok:</w:t>
       </w:r>
     </w:p>
     <w:p>
@@ -843,23 +919,76 @@
       <w:r>
         <w:t xml:space="preserve"> tartozik egy egyedi azonosító (</w:t>
       </w:r>
-      <w:r>
-        <w:t xml:space="preserve">String id, </w:t>
+      <w:proofErr w:type="spellStart"/>
+      <w:r>
+        <w:t>String</w:t>
+      </w:r>
+      <w:proofErr w:type="spellEnd"/>
+      <w:r>
+        <w:t xml:space="preserve"> </w:t>
+      </w:r>
+      <w:proofErr w:type="spellStart"/>
+      <w:r>
+        <w:t>id</w:t>
+      </w:r>
+      <w:proofErr w:type="spellEnd"/>
+      <w:r>
+        <w:t xml:space="preserve">, </w:t>
       </w:r>
       <w:r>
         <w:t xml:space="preserve">pl. "SF-001"), cím </w:t>
       </w:r>
       <w:r>
-        <w:t>(String title),</w:t>
+        <w:t>(</w:t>
+      </w:r>
+      <w:proofErr w:type="spellStart"/>
+      <w:r>
+        <w:t>String</w:t>
+      </w:r>
+      <w:proofErr w:type="spellEnd"/>
+      <w:r>
+        <w:t xml:space="preserve"> </w:t>
+      </w:r>
+      <w:proofErr w:type="spellStart"/>
+      <w:r>
+        <w:t>title</w:t>
+      </w:r>
+      <w:proofErr w:type="spellEnd"/>
+      <w:r>
+        <w:t>),</w:t>
       </w:r>
       <w:r>
         <w:t xml:space="preserve"> szerző</w:t>
       </w:r>
       <w:r>
-        <w:t xml:space="preserve"> (String author), egy </w:t>
-      </w:r>
-      <w:r>
-        <w:t xml:space="preserve">kölcsönzési idő (int loanDuration, </w:t>
+        <w:t xml:space="preserve"> (</w:t>
+      </w:r>
+      <w:proofErr w:type="spellStart"/>
+      <w:r>
+        <w:t>String</w:t>
+      </w:r>
+      <w:proofErr w:type="spellEnd"/>
+      <w:r>
+        <w:t xml:space="preserve"> </w:t>
+      </w:r>
+      <w:proofErr w:type="spellStart"/>
+      <w:r>
+        <w:t>author</w:t>
+      </w:r>
+      <w:proofErr w:type="spellEnd"/>
+      <w:r>
+        <w:t xml:space="preserve">), egy </w:t>
+      </w:r>
+      <w:r>
+        <w:t xml:space="preserve">kölcsönzési idő (int </w:t>
+      </w:r>
+      <w:proofErr w:type="spellStart"/>
+      <w:r>
+        <w:t>loanDuration</w:t>
+      </w:r>
+      <w:proofErr w:type="spellEnd"/>
+      <w:r>
+        <w:t xml:space="preserve">, </w:t>
       </w:r>
       <w:r>
         <w:rPr>
@@ -871,7 +1000,15 @@
         <w:t>)</w:t>
       </w:r>
       <w:r>
-        <w:t xml:space="preserve"> és egy statikus számláló változó (int count), mely az adott kategóriájú könyv példányszámát tartja nyilván, ezt a konstruktorban inkrementálni kell</w:t>
+        <w:t xml:space="preserve"> és egy statikus számláló változó (int </w:t>
+      </w:r>
+      <w:proofErr w:type="spellStart"/>
+      <w:r>
+        <w:t>count</w:t>
+      </w:r>
+      <w:proofErr w:type="spellEnd"/>
+      <w:r>
+        <w:t>), mely az adott kategóriájú könyv példányszámát tartja nyilván, ezt a konstruktorban inkrementálni kell</w:t>
       </w:r>
     </w:p>
     <w:p>
@@ -884,19 +1021,57 @@
         <w:pStyle w:val="BEKEZDS"/>
       </w:pPr>
       <w:r>
-        <w:t>A Book absztrakt osztályban létre kell hozni a(z) „id”</w:t>
+        <w:t xml:space="preserve">A </w:t>
+      </w:r>
+      <w:proofErr w:type="spellStart"/>
+      <w:r>
+        <w:t>Book</w:t>
+      </w:r>
+      <w:proofErr w:type="spellEnd"/>
+      <w:r>
+        <w:t xml:space="preserve"> absztrakt osztályban létre kell hozni a(z) „</w:t>
+      </w:r>
+      <w:proofErr w:type="spellStart"/>
+      <w:r>
+        <w:t>id</w:t>
+      </w:r>
+      <w:proofErr w:type="spellEnd"/>
+      <w:r>
+        <w:t>”</w:t>
       </w:r>
       <w:r>
         <w:t>,</w:t>
       </w:r>
       <w:r>
-        <w:t xml:space="preserve"> „title”, „author”</w:t>
-      </w:r>
-      <w:r>
-        <w:t xml:space="preserve"> és „loanDuration”</w:t>
-      </w:r>
-      <w:r>
-        <w:t xml:space="preserve"> változókat, és a hozzájuk tartozó konstruktort</w:t>
+        <w:t xml:space="preserve"> „</w:t>
+      </w:r>
+      <w:proofErr w:type="spellStart"/>
+      <w:r>
+        <w:t>title</w:t>
+      </w:r>
+      <w:proofErr w:type="spellEnd"/>
+      <w:r>
+        <w:t>”</w:t>
+      </w:r>
+      <w:r>
+        <w:t xml:space="preserve"> és az</w:t>
+      </w:r>
+      <w:r>
+        <w:t xml:space="preserve"> „</w:t>
+      </w:r>
+      <w:proofErr w:type="spellStart"/>
+      <w:r>
+        <w:t>author</w:t>
+      </w:r>
+      <w:proofErr w:type="spellEnd"/>
+      <w:r>
+        <w:t>”</w:t>
+      </w:r>
+      <w:r>
+        <w:t xml:space="preserve"> </w:t>
+      </w:r>
+      <w:r>
+        <w:t>változókat, és a hozzájuk tartozó konstruktort</w:t>
       </w:r>
       <w:r>
         <w:t>.</w:t>
@@ -1146,7 +1321,13 @@
         <w:rPr>
           <w:sz w:val="24"/>
         </w:rPr>
-        <w:t>TB</w:t>
+        <w:t>T</w:t>
+      </w:r>
+      <w:r>
+        <w:rPr>
+          <w:sz w:val="24"/>
+        </w:rPr>
+        <w:t>C</w:t>
       </w:r>
       <w:r>
         <w:rPr>
@@ -1203,12 +1384,14 @@
         </w:rPr>
         <w:t>„</w:t>
       </w:r>
+      <w:proofErr w:type="spellStart"/>
       <w:r>
         <w:rPr>
           <w:sz w:val="24"/>
         </w:rPr>
         <w:t>private</w:t>
       </w:r>
+      <w:proofErr w:type="spellEnd"/>
       <w:r>
         <w:rPr>
           <w:sz w:val="24"/>
@@ -1219,7 +1402,35 @@
         <w:rPr>
           <w:sz w:val="24"/>
         </w:rPr>
-        <w:t xml:space="preserve"> access modifierrel rendelkeznek</w:t>
+        <w:t xml:space="preserve"> </w:t>
+      </w:r>
+      <w:proofErr w:type="spellStart"/>
+      <w:r>
+        <w:rPr>
+          <w:sz w:val="24"/>
+        </w:rPr>
+        <w:t>access</w:t>
+      </w:r>
+      <w:proofErr w:type="spellEnd"/>
+      <w:r>
+        <w:rPr>
+          <w:sz w:val="24"/>
+        </w:rPr>
+        <w:t xml:space="preserve"> </w:t>
+      </w:r>
+      <w:proofErr w:type="spellStart"/>
+      <w:r>
+        <w:rPr>
+          <w:sz w:val="24"/>
+        </w:rPr>
+        <w:t>modifierrel</w:t>
+      </w:r>
+      <w:proofErr w:type="spellEnd"/>
+      <w:r>
+        <w:rPr>
+          <w:sz w:val="24"/>
+        </w:rPr>
+        <w:t xml:space="preserve"> rendelkeznek</w:t>
       </w:r>
       <w:r>
         <w:rPr>
@@ -1257,13 +1468,41 @@
         <w:rPr>
           <w:sz w:val="24"/>
         </w:rPr>
-        <w:t>Sima Getter metódust kell definiálni</w:t>
-      </w:r>
-      <w:r>
-        <w:rPr>
-          <w:sz w:val="24"/>
-        </w:rPr>
-        <w:t xml:space="preserve"> minden Bookból származott osztályban</w:t>
+        <w:t xml:space="preserve">Sima </w:t>
+      </w:r>
+      <w:proofErr w:type="spellStart"/>
+      <w:r>
+        <w:rPr>
+          <w:sz w:val="24"/>
+        </w:rPr>
+        <w:t>Getter</w:t>
+      </w:r>
+      <w:proofErr w:type="spellEnd"/>
+      <w:r>
+        <w:rPr>
+          <w:sz w:val="24"/>
+        </w:rPr>
+        <w:t xml:space="preserve"> metódust kell definiálni</w:t>
+      </w:r>
+      <w:r>
+        <w:rPr>
+          <w:sz w:val="24"/>
+        </w:rPr>
+        <w:t xml:space="preserve"> minden </w:t>
+      </w:r>
+      <w:proofErr w:type="spellStart"/>
+      <w:r>
+        <w:rPr>
+          <w:sz w:val="24"/>
+        </w:rPr>
+        <w:t>Bookból</w:t>
+      </w:r>
+      <w:proofErr w:type="spellEnd"/>
+      <w:r>
+        <w:rPr>
+          <w:sz w:val="24"/>
+        </w:rPr>
+        <w:t xml:space="preserve"> származott osztályban</w:t>
       </w:r>
       <w:r>
         <w:rPr>
@@ -1283,11 +1522,19 @@
           <w:sz w:val="24"/>
         </w:rPr>
       </w:pPr>
-      <w:r>
-        <w:rPr>
-          <w:sz w:val="24"/>
-        </w:rPr>
-        <w:t>id,</w:t>
+      <w:proofErr w:type="spellStart"/>
+      <w:r>
+        <w:rPr>
+          <w:sz w:val="24"/>
+        </w:rPr>
+        <w:t>id</w:t>
+      </w:r>
+      <w:proofErr w:type="spellEnd"/>
+      <w:r>
+        <w:rPr>
+          <w:sz w:val="24"/>
+        </w:rPr>
+        <w:t>,</w:t>
       </w:r>
     </w:p>
     <w:p>
@@ -1301,11 +1548,19 @@
           <w:sz w:val="24"/>
         </w:rPr>
       </w:pPr>
-      <w:r>
-        <w:rPr>
-          <w:sz w:val="24"/>
-        </w:rPr>
-        <w:t>title,</w:t>
+      <w:proofErr w:type="spellStart"/>
+      <w:r>
+        <w:rPr>
+          <w:sz w:val="24"/>
+        </w:rPr>
+        <w:t>title</w:t>
+      </w:r>
+      <w:proofErr w:type="spellEnd"/>
+      <w:r>
+        <w:rPr>
+          <w:sz w:val="24"/>
+        </w:rPr>
+        <w:t>,</w:t>
       </w:r>
     </w:p>
     <w:p>
@@ -1319,11 +1574,19 @@
           <w:sz w:val="24"/>
         </w:rPr>
       </w:pPr>
-      <w:r>
-        <w:rPr>
-          <w:sz w:val="24"/>
-        </w:rPr>
-        <w:t>author,</w:t>
+      <w:proofErr w:type="spellStart"/>
+      <w:r>
+        <w:rPr>
+          <w:sz w:val="24"/>
+        </w:rPr>
+        <w:t>author</w:t>
+      </w:r>
+      <w:proofErr w:type="spellEnd"/>
+      <w:r>
+        <w:rPr>
+          <w:sz w:val="24"/>
+        </w:rPr>
+        <w:t>,</w:t>
       </w:r>
     </w:p>
     <w:p>
@@ -1337,11 +1600,19 @@
           <w:sz w:val="24"/>
         </w:rPr>
       </w:pPr>
-      <w:r>
-        <w:rPr>
-          <w:sz w:val="24"/>
-        </w:rPr>
-        <w:t xml:space="preserve">loanDuration </w:t>
+      <w:proofErr w:type="spellStart"/>
+      <w:r>
+        <w:rPr>
+          <w:sz w:val="24"/>
+        </w:rPr>
+        <w:t>loanDuration</w:t>
+      </w:r>
+      <w:proofErr w:type="spellEnd"/>
+      <w:r>
+        <w:rPr>
+          <w:sz w:val="24"/>
+        </w:rPr>
+        <w:t xml:space="preserve"> </w:t>
       </w:r>
       <w:r>
         <w:rPr>
@@ -1360,26 +1631,98 @@
         <w:rPr>
           <w:sz w:val="24"/>
         </w:rPr>
-        <w:t xml:space="preserve">Sima Setter metóust </w:t>
-      </w:r>
-      <w:r>
-        <w:rPr>
-          <w:sz w:val="24"/>
-        </w:rPr>
-        <w:t>nem kell definiálni Bookból származott osztályban sem.</w:t>
-      </w:r>
-    </w:p>
-    <w:p>
-      <w:pPr>
-        <w:rPr>
-          <w:sz w:val="24"/>
-        </w:rPr>
-      </w:pPr>
-      <w:r>
-        <w:rPr>
-          <w:sz w:val="24"/>
-        </w:rPr>
-        <w:t xml:space="preserve">toString() metódust kell definiálni minden Book </w:t>
+        <w:t xml:space="preserve">Sima </w:t>
+      </w:r>
+      <w:proofErr w:type="spellStart"/>
+      <w:r>
+        <w:rPr>
+          <w:sz w:val="24"/>
+        </w:rPr>
+        <w:t>Setter</w:t>
+      </w:r>
+      <w:proofErr w:type="spellEnd"/>
+      <w:r>
+        <w:rPr>
+          <w:sz w:val="24"/>
+        </w:rPr>
+        <w:t xml:space="preserve"> </w:t>
+      </w:r>
+      <w:proofErr w:type="spellStart"/>
+      <w:r>
+        <w:rPr>
+          <w:sz w:val="24"/>
+        </w:rPr>
+        <w:t>metóust</w:t>
+      </w:r>
+      <w:proofErr w:type="spellEnd"/>
+      <w:r>
+        <w:rPr>
+          <w:sz w:val="24"/>
+        </w:rPr>
+        <w:t xml:space="preserve"> </w:t>
+      </w:r>
+      <w:r>
+        <w:rPr>
+          <w:sz w:val="24"/>
+        </w:rPr>
+        <w:t xml:space="preserve">nem kell definiálni </w:t>
+      </w:r>
+      <w:proofErr w:type="spellStart"/>
+      <w:r>
+        <w:rPr>
+          <w:sz w:val="24"/>
+        </w:rPr>
+        <w:t>Bookból</w:t>
+      </w:r>
+      <w:proofErr w:type="spellEnd"/>
+      <w:r>
+        <w:rPr>
+          <w:sz w:val="24"/>
+        </w:rPr>
+        <w:t xml:space="preserve"> származott osztályban sem.</w:t>
+      </w:r>
+    </w:p>
+    <w:p>
+      <w:pPr>
+        <w:rPr>
+          <w:sz w:val="24"/>
+        </w:rPr>
+      </w:pPr>
+      <w:proofErr w:type="spellStart"/>
+      <w:proofErr w:type="gramStart"/>
+      <w:r>
+        <w:rPr>
+          <w:sz w:val="24"/>
+        </w:rPr>
+        <w:t>toString</w:t>
+      </w:r>
+      <w:proofErr w:type="spellEnd"/>
+      <w:r>
+        <w:rPr>
+          <w:sz w:val="24"/>
+        </w:rPr>
+        <w:t>(</w:t>
+      </w:r>
+      <w:proofErr w:type="gramEnd"/>
+      <w:r>
+        <w:rPr>
+          <w:sz w:val="24"/>
+        </w:rPr>
+        <w:t xml:space="preserve">) metódust kell definiálni minden </w:t>
+      </w:r>
+      <w:proofErr w:type="spellStart"/>
+      <w:r>
+        <w:rPr>
+          <w:sz w:val="24"/>
+        </w:rPr>
+        <w:t>Book</w:t>
+      </w:r>
+      <w:proofErr w:type="spellEnd"/>
+      <w:r>
+        <w:rPr>
+          <w:sz w:val="24"/>
+        </w:rPr>
+        <w:t xml:space="preserve"> </w:t>
       </w:r>
     </w:p>
     <w:p>
@@ -1491,7 +1834,21 @@
         <w:rPr>
           <w:sz w:val="24"/>
         </w:rPr>
-        <w:t>2 funkció brainstorm:</w:t>
+        <w:t xml:space="preserve">2 funkció </w:t>
+      </w:r>
+      <w:proofErr w:type="spellStart"/>
+      <w:r>
+        <w:rPr>
+          <w:sz w:val="24"/>
+        </w:rPr>
+        <w:t>brainstorm</w:t>
+      </w:r>
+      <w:proofErr w:type="spellEnd"/>
+      <w:r>
+        <w:rPr>
+          <w:sz w:val="24"/>
+        </w:rPr>
+        <w:t>:</w:t>
       </w:r>
     </w:p>
     <w:p>
@@ -1535,11 +1892,19 @@
           <w:sz w:val="24"/>
         </w:rPr>
       </w:pPr>
-      <w:r>
-        <w:rPr>
-          <w:sz w:val="24"/>
-        </w:rPr>
-        <w:t>Wordle játék</w:t>
+      <w:proofErr w:type="spellStart"/>
+      <w:r>
+        <w:rPr>
+          <w:sz w:val="24"/>
+        </w:rPr>
+        <w:t>Wordle</w:t>
+      </w:r>
+      <w:proofErr w:type="spellEnd"/>
+      <w:r>
+        <w:rPr>
+          <w:sz w:val="24"/>
+        </w:rPr>
+        <w:t xml:space="preserve"> játék</w:t>
       </w:r>
       <w:r>
         <w:rPr>
@@ -1600,7 +1965,21 @@
         <w:rPr>
           <w:sz w:val="24"/>
         </w:rPr>
-        <w:t>Email küldés funkció API Sendgrid API segítségével</w:t>
+        <w:t xml:space="preserve">Email küldés funkció API </w:t>
+      </w:r>
+      <w:proofErr w:type="spellStart"/>
+      <w:r>
+        <w:rPr>
+          <w:sz w:val="24"/>
+        </w:rPr>
+        <w:t>Sendgrid</w:t>
+      </w:r>
+      <w:proofErr w:type="spellEnd"/>
+      <w:r>
+        <w:rPr>
+          <w:sz w:val="24"/>
+        </w:rPr>
+        <w:t xml:space="preserve"> API segítségével</w:t>
       </w:r>
     </w:p>
     <w:p>

--- a/Library-Loan-System-Specification.docx
+++ b/Library-Loan-System-Specification.docx
@@ -168,72 +168,43 @@
         <w:pStyle w:val="BEKEZDS"/>
       </w:pPr>
       <w:r>
-        <w:t xml:space="preserve">A szoftver fejlesztése Windows 10 vagy 11 rendszerben kell történjen, és a szoftver stabil futását ezekben az operációs rendszerekben garantálni kell. A szoftverfejlesztés a </w:t>
-      </w:r>
-      <w:proofErr w:type="spellStart"/>
-      <w:r>
-        <w:t>JetBrains</w:t>
-      </w:r>
-      <w:proofErr w:type="spellEnd"/>
+        <w:t>A szoftver fejlesztése Windows 10 vagy 11 rendszerben kell történjen, és a szoftver stabil futását ezekben az operációs rendszerekben garantálni kell. A szoftverfejlesztés a JetBrains</w:t>
+      </w:r>
+      <w:r>
+        <w:t xml:space="preserve"> IDEs,</w:t>
+      </w:r>
+      <w:r>
+        <w:t xml:space="preserve"> IntelliJ IDEA Community Edition integrált fejlesztési környezetében kell megtörténjen</w:t>
+      </w:r>
+      <w:r>
+        <w:t>, ezen belül is a 2025.1 vagy annál frissebb verziójú környezetben</w:t>
+      </w:r>
+      <w:r>
+        <w:t>.</w:t>
+      </w:r>
+    </w:p>
+    <w:p>
+      <w:pPr>
+        <w:pStyle w:val="BEKEZDS"/>
+      </w:pPr>
+      <w:r>
+        <w:t>A programot Java nyelven kell implementálni,</w:t>
+      </w:r>
+      <w:r>
+        <w:t xml:space="preserve"> a fe</w:t>
+      </w:r>
+      <w:r>
+        <w:t>jl</w:t>
+      </w:r>
+      <w:r>
+        <w:t>esztés</w:t>
+      </w:r>
+      <w:r>
+        <w:t>hez</w:t>
+      </w:r>
       <w:r>
         <w:t xml:space="preserve"> </w:t>
       </w:r>
-      <w:proofErr w:type="spellStart"/>
-      <w:r>
-        <w:t>IDEs</w:t>
-      </w:r>
-      <w:proofErr w:type="spellEnd"/>
-      <w:r>
-        <w:t>,</w:t>
-      </w:r>
-      <w:r>
-        <w:t xml:space="preserve"> </w:t>
-      </w:r>
-      <w:proofErr w:type="spellStart"/>
-      <w:r>
-        <w:t>IntelliJ</w:t>
-      </w:r>
-      <w:proofErr w:type="spellEnd"/>
-      <w:r>
-        <w:t xml:space="preserve"> IDEA </w:t>
-      </w:r>
-      <w:proofErr w:type="spellStart"/>
-      <w:r>
-        <w:t>Community</w:t>
-      </w:r>
-      <w:proofErr w:type="spellEnd"/>
-      <w:r>
-        <w:t xml:space="preserve"> Edition integrált fejlesztési környezetében kell megtörténjen</w:t>
-      </w:r>
-      <w:r>
-        <w:t>, ezen belül is a 2025.1 vagy annál frissebb verziójú környezetben</w:t>
-      </w:r>
-      <w:r>
-        <w:t>.</w:t>
-      </w:r>
-    </w:p>
-    <w:p>
-      <w:pPr>
-        <w:pStyle w:val="BEKEZDS"/>
-      </w:pPr>
-      <w:r>
-        <w:t>A programot Java nyelven kell implementálni,</w:t>
-      </w:r>
-      <w:r>
-        <w:t xml:space="preserve"> a fe</w:t>
-      </w:r>
-      <w:r>
-        <w:t>jl</w:t>
-      </w:r>
-      <w:r>
-        <w:t>esztés</w:t>
-      </w:r>
-      <w:r>
-        <w:t>hez</w:t>
-      </w:r>
-      <w:r>
-        <w:t xml:space="preserve"> </w:t>
-      </w:r>
       <w:r>
         <w:t xml:space="preserve">kizárólag </w:t>
       </w:r>
@@ -247,29 +218,16 @@
         <w:t xml:space="preserve"> frissebb verziójú </w:t>
       </w:r>
       <w:r>
-        <w:t xml:space="preserve">Java </w:t>
-      </w:r>
-      <w:proofErr w:type="spellStart"/>
-      <w:r>
-        <w:t>D</w:t>
-      </w:r>
-      <w:r>
-        <w:t>eveloper</w:t>
-      </w:r>
-      <w:proofErr w:type="spellEnd"/>
-      <w:r>
-        <w:t xml:space="preserve"> </w:t>
-      </w:r>
-      <w:proofErr w:type="spellStart"/>
+        <w:t>Java D</w:t>
+      </w:r>
+      <w:r>
+        <w:t xml:space="preserve">eveloper </w:t>
+      </w:r>
       <w:r>
         <w:t>K</w:t>
       </w:r>
       <w:r>
-        <w:t>itet</w:t>
-      </w:r>
-      <w:proofErr w:type="spellEnd"/>
-      <w:r>
-        <w:t xml:space="preserve"> </w:t>
+        <w:t xml:space="preserve">itet </w:t>
       </w:r>
       <w:r>
         <w:t>lehet</w:t>
@@ -424,13 +382,8 @@
       <w:pPr>
         <w:pStyle w:val="ALSBBCM"/>
       </w:pPr>
-      <w:proofErr w:type="spellStart"/>
-      <w:r>
-        <w:t>Bűntetések</w:t>
-      </w:r>
-      <w:proofErr w:type="spellEnd"/>
-      <w:r>
-        <w:t xml:space="preserve"> listázása</w:t>
+      <w:r>
+        <w:t>Bűntetések listázása</w:t>
       </w:r>
     </w:p>
     <w:p>
@@ -438,15 +391,7 @@
         <w:pStyle w:val="ALBEKEZDS"/>
       </w:pPr>
       <w:r>
-        <w:t xml:space="preserve">--Összes érvényben lévő </w:t>
-      </w:r>
-      <w:proofErr w:type="spellStart"/>
-      <w:r>
-        <w:t>bűntetés</w:t>
-      </w:r>
-      <w:proofErr w:type="spellEnd"/>
-      <w:r>
-        <w:t xml:space="preserve"> a könyvtár összes tagja között</w:t>
+        <w:t>--Összes érvényben lévő bűntetés a könyvtár összes tagja között</w:t>
       </w:r>
     </w:p>
     <w:p>
@@ -496,32 +441,40 @@
         <w:pStyle w:val="BEKEZDS"/>
       </w:pPr>
       <w:r>
-        <w:t>A könyveket objektumokként kell kezelnie a programnak (Book.java)</w:t>
-      </w:r>
-      <w:r>
-        <w:t xml:space="preserve">, mely egy </w:t>
-      </w:r>
-      <w:r>
-        <w:t xml:space="preserve">interfész </w:t>
-      </w:r>
-      <w:r>
-        <w:t xml:space="preserve">osztályként van definiálva. Minden kategóriának saját osztálya van, mely a </w:t>
-      </w:r>
-      <w:proofErr w:type="spellStart"/>
-      <w:r>
-        <w:t>Book</w:t>
-      </w:r>
-      <w:proofErr w:type="spellEnd"/>
-      <w:r>
-        <w:t xml:space="preserve"> osztályt </w:t>
-      </w:r>
-      <w:proofErr w:type="spellStart"/>
-      <w:r>
-        <w:t>megörökli</w:t>
-      </w:r>
-      <w:proofErr w:type="spellEnd"/>
-      <w:r>
-        <w:t xml:space="preserve"> és implementálja.</w:t>
+        <w:t>A könyveket objektumokként kell kezelnie a programnak</w:t>
+      </w:r>
+      <w:r>
+        <w:t xml:space="preserve"> egy Book osztály segítségével, </w:t>
+      </w:r>
+      <w:r>
+        <w:t>mely</w:t>
+      </w:r>
+      <w:r>
+        <w:t xml:space="preserve"> </w:t>
+      </w:r>
+      <w:r>
+        <w:t>absztrakt</w:t>
+      </w:r>
+      <w:r>
+        <w:t xml:space="preserve"> </w:t>
+      </w:r>
+      <w:r>
+        <w:t xml:space="preserve">osztály </w:t>
+      </w:r>
+      <w:r>
+        <w:t>kell legyen</w:t>
+      </w:r>
+      <w:r>
+        <w:t xml:space="preserve">. Minden kategóriának saját osztálya van, mely a Book osztályt </w:t>
+      </w:r>
+      <w:r>
+        <w:t>megörököli</w:t>
+      </w:r>
+      <w:r>
+        <w:t xml:space="preserve"> és implementálja</w:t>
+      </w:r>
+      <w:r>
+        <w:t xml:space="preserve"> metódusait.</w:t>
       </w:r>
     </w:p>
     <w:p>
@@ -539,13 +492,14 @@
         <w:tblLook w:val="04A0" w:firstRow="1" w:lastRow="0" w:firstColumn="1" w:lastColumn="0" w:noHBand="0" w:noVBand="1"/>
       </w:tblPr>
       <w:tblGrid>
-        <w:gridCol w:w="4531"/>
-        <w:gridCol w:w="4531"/>
+        <w:gridCol w:w="3117"/>
+        <w:gridCol w:w="3091"/>
+        <w:gridCol w:w="2854"/>
       </w:tblGrid>
       <w:tr>
         <w:tc>
           <w:tcPr>
-            <w:tcW w:w="4531" w:type="dxa"/>
+            <w:tcW w:w="3117" w:type="dxa"/>
             <w:shd w:val="clear" w:color="auto" w:fill="D9D9D9" w:themeFill="background1" w:themeFillShade="D9"/>
           </w:tcPr>
           <w:p>
@@ -567,7 +521,7 @@
         </w:tc>
         <w:tc>
           <w:tcPr>
-            <w:tcW w:w="4531" w:type="dxa"/>
+            <w:tcW w:w="3091" w:type="dxa"/>
             <w:shd w:val="clear" w:color="auto" w:fill="D9D9D9" w:themeFill="background1" w:themeFillShade="D9"/>
           </w:tcPr>
           <w:p>
@@ -584,6 +538,28 @@
                 <w:sz w:val="28"/>
               </w:rPr>
               <w:t>Max. kölcsönzési idő</w:t>
+            </w:r>
+          </w:p>
+        </w:tc>
+        <w:tc>
+          <w:tcPr>
+            <w:tcW w:w="2854" w:type="dxa"/>
+            <w:shd w:val="clear" w:color="auto" w:fill="D0CECE" w:themeFill="background2" w:themeFillShade="E6"/>
+          </w:tcPr>
+          <w:p>
+            <w:pPr>
+              <w:jc w:val="center"/>
+              <w:rPr>
+                <w:b/>
+                <w:sz w:val="28"/>
+              </w:rPr>
+            </w:pPr>
+            <w:r>
+              <w:rPr>
+                <w:b/>
+                <w:sz w:val="28"/>
+              </w:rPr>
+              <w:t>Azonosító kulcs</w:t>
             </w:r>
           </w:p>
         </w:tc>
@@ -591,18 +567,22 @@
       <w:tr>
         <w:tc>
           <w:tcPr>
-            <w:tcW w:w="4531" w:type="dxa"/>
+            <w:tcW w:w="3117" w:type="dxa"/>
           </w:tcPr>
           <w:p>
             <w:pPr>
               <w:jc w:val="center"/>
               <w:rPr>
+                <w:b/>
+                <w:bCs/>
                 <w:i/>
                 <w:sz w:val="24"/>
               </w:rPr>
             </w:pPr>
             <w:r>
               <w:rPr>
+                <w:b/>
+                <w:bCs/>
                 <w:i/>
                 <w:sz w:val="24"/>
               </w:rPr>
@@ -612,7 +592,7 @@
         </w:tc>
         <w:tc>
           <w:tcPr>
-            <w:tcW w:w="4531" w:type="dxa"/>
+            <w:tcW w:w="3091" w:type="dxa"/>
           </w:tcPr>
           <w:p>
             <w:pPr>
@@ -628,6 +608,27 @@
                 <w:sz w:val="24"/>
               </w:rPr>
               <w:t>2 hét</w:t>
+            </w:r>
+          </w:p>
+        </w:tc>
+        <w:tc>
+          <w:tcPr>
+            <w:tcW w:w="2854" w:type="dxa"/>
+          </w:tcPr>
+          <w:p>
+            <w:pPr>
+              <w:jc w:val="center"/>
+              <w:rPr>
+                <w:i/>
+                <w:sz w:val="24"/>
+              </w:rPr>
+            </w:pPr>
+            <w:r>
+              <w:rPr>
+                <w:i/>
+                <w:sz w:val="24"/>
+              </w:rPr>
+              <w:t>SF</w:t>
             </w:r>
           </w:p>
         </w:tc>
@@ -635,18 +636,22 @@
       <w:tr>
         <w:tc>
           <w:tcPr>
-            <w:tcW w:w="4531" w:type="dxa"/>
+            <w:tcW w:w="3117" w:type="dxa"/>
           </w:tcPr>
           <w:p>
             <w:pPr>
               <w:jc w:val="center"/>
               <w:rPr>
+                <w:b/>
+                <w:bCs/>
                 <w:i/>
                 <w:sz w:val="24"/>
               </w:rPr>
             </w:pPr>
             <w:r>
               <w:rPr>
+                <w:b/>
+                <w:bCs/>
                 <w:i/>
                 <w:sz w:val="24"/>
               </w:rPr>
@@ -656,7 +661,7 @@
         </w:tc>
         <w:tc>
           <w:tcPr>
-            <w:tcW w:w="4531" w:type="dxa"/>
+            <w:tcW w:w="3091" w:type="dxa"/>
           </w:tcPr>
           <w:p>
             <w:pPr>
@@ -672,6 +677,27 @@
                 <w:sz w:val="24"/>
               </w:rPr>
               <w:t>4 hét</w:t>
+            </w:r>
+          </w:p>
+        </w:tc>
+        <w:tc>
+          <w:tcPr>
+            <w:tcW w:w="2854" w:type="dxa"/>
+          </w:tcPr>
+          <w:p>
+            <w:pPr>
+              <w:jc w:val="center"/>
+              <w:rPr>
+                <w:i/>
+                <w:sz w:val="24"/>
+              </w:rPr>
+            </w:pPr>
+            <w:r>
+              <w:rPr>
+                <w:i/>
+                <w:sz w:val="24"/>
+              </w:rPr>
+              <w:t>DR</w:t>
             </w:r>
           </w:p>
         </w:tc>
@@ -679,18 +705,22 @@
       <w:tr>
         <w:tc>
           <w:tcPr>
-            <w:tcW w:w="4531" w:type="dxa"/>
+            <w:tcW w:w="3117" w:type="dxa"/>
           </w:tcPr>
           <w:p>
             <w:pPr>
               <w:jc w:val="center"/>
               <w:rPr>
+                <w:b/>
+                <w:bCs/>
                 <w:i/>
                 <w:sz w:val="24"/>
               </w:rPr>
             </w:pPr>
             <w:r>
               <w:rPr>
+                <w:b/>
+                <w:bCs/>
                 <w:i/>
                 <w:sz w:val="24"/>
               </w:rPr>
@@ -700,7 +730,7 @@
         </w:tc>
         <w:tc>
           <w:tcPr>
-            <w:tcW w:w="4531" w:type="dxa"/>
+            <w:tcW w:w="3091" w:type="dxa"/>
           </w:tcPr>
           <w:p>
             <w:pPr>
@@ -716,6 +746,27 @@
                 <w:sz w:val="24"/>
               </w:rPr>
               <w:t>3 hét</w:t>
+            </w:r>
+          </w:p>
+        </w:tc>
+        <w:tc>
+          <w:tcPr>
+            <w:tcW w:w="2854" w:type="dxa"/>
+          </w:tcPr>
+          <w:p>
+            <w:pPr>
+              <w:jc w:val="center"/>
+              <w:rPr>
+                <w:i/>
+                <w:sz w:val="24"/>
+              </w:rPr>
+            </w:pPr>
+            <w:r>
+              <w:rPr>
+                <w:i/>
+                <w:sz w:val="24"/>
+              </w:rPr>
+              <w:t>HS</w:t>
             </w:r>
           </w:p>
         </w:tc>
@@ -723,18 +774,22 @@
       <w:tr>
         <w:tc>
           <w:tcPr>
-            <w:tcW w:w="4531" w:type="dxa"/>
+            <w:tcW w:w="3117" w:type="dxa"/>
           </w:tcPr>
           <w:p>
             <w:pPr>
               <w:jc w:val="center"/>
               <w:rPr>
+                <w:b/>
+                <w:bCs/>
                 <w:i/>
                 <w:sz w:val="24"/>
               </w:rPr>
             </w:pPr>
             <w:r>
               <w:rPr>
+                <w:b/>
+                <w:bCs/>
                 <w:i/>
                 <w:sz w:val="24"/>
               </w:rPr>
@@ -744,7 +799,7 @@
         </w:tc>
         <w:tc>
           <w:tcPr>
-            <w:tcW w:w="4531" w:type="dxa"/>
+            <w:tcW w:w="3091" w:type="dxa"/>
           </w:tcPr>
           <w:p>
             <w:pPr>
@@ -760,6 +815,27 @@
                 <w:sz w:val="24"/>
               </w:rPr>
               <w:t>2 hét</w:t>
+            </w:r>
+          </w:p>
+        </w:tc>
+        <w:tc>
+          <w:tcPr>
+            <w:tcW w:w="2854" w:type="dxa"/>
+          </w:tcPr>
+          <w:p>
+            <w:pPr>
+              <w:jc w:val="center"/>
+              <w:rPr>
+                <w:i/>
+                <w:sz w:val="24"/>
+              </w:rPr>
+            </w:pPr>
+            <w:r>
+              <w:rPr>
+                <w:i/>
+                <w:sz w:val="24"/>
+              </w:rPr>
+              <w:t>CH</w:t>
             </w:r>
           </w:p>
         </w:tc>
@@ -767,18 +843,22 @@
       <w:tr>
         <w:tc>
           <w:tcPr>
-            <w:tcW w:w="4531" w:type="dxa"/>
+            <w:tcW w:w="3117" w:type="dxa"/>
           </w:tcPr>
           <w:p>
             <w:pPr>
               <w:jc w:val="center"/>
               <w:rPr>
+                <w:b/>
+                <w:bCs/>
                 <w:i/>
                 <w:sz w:val="24"/>
               </w:rPr>
             </w:pPr>
             <w:r>
               <w:rPr>
+                <w:b/>
+                <w:bCs/>
                 <w:i/>
                 <w:sz w:val="24"/>
               </w:rPr>
@@ -788,7 +868,7 @@
         </w:tc>
         <w:tc>
           <w:tcPr>
-            <w:tcW w:w="4531" w:type="dxa"/>
+            <w:tcW w:w="3091" w:type="dxa"/>
           </w:tcPr>
           <w:p>
             <w:pPr>
@@ -804,6 +884,27 @@
                 <w:sz w:val="24"/>
               </w:rPr>
               <w:t>1 hét</w:t>
+            </w:r>
+          </w:p>
+        </w:tc>
+        <w:tc>
+          <w:tcPr>
+            <w:tcW w:w="2854" w:type="dxa"/>
+          </w:tcPr>
+          <w:p>
+            <w:pPr>
+              <w:jc w:val="center"/>
+              <w:rPr>
+                <w:i/>
+                <w:sz w:val="24"/>
+              </w:rPr>
+            </w:pPr>
+            <w:r>
+              <w:rPr>
+                <w:i/>
+                <w:sz w:val="24"/>
+              </w:rPr>
+              <w:t>TC</w:t>
             </w:r>
           </w:p>
         </w:tc>
@@ -820,13 +921,11 @@
       <w:pPr>
         <w:pStyle w:val="BEKEZDS"/>
       </w:pPr>
-      <w:proofErr w:type="spellStart"/>
-      <w:r>
-        <w:t>Book</w:t>
-      </w:r>
-      <w:proofErr w:type="spellEnd"/>
-      <w:r>
-        <w:t xml:space="preserve"> osztályt öröklő osztályok:</w:t>
+      <w:r>
+        <w:t xml:space="preserve">A </w:t>
+      </w:r>
+      <w:r>
+        <w:t>Book osztályt öröklő osztályok:</w:t>
       </w:r>
     </w:p>
     <w:p>
@@ -911,170 +1010,103 @@
       </w:pPr>
       <w:r>
         <w:lastRenderedPageBreak/>
-        <w:t>Minden könyv</w:t>
-      </w:r>
-      <w:r>
-        <w:t xml:space="preserve"> objektumhoz</w:t>
+        <w:t xml:space="preserve">Minden </w:t>
+      </w:r>
+      <w:r>
+        <w:t>Book</w:t>
+      </w:r>
+      <w:r>
+        <w:t xml:space="preserve"> </w:t>
+      </w:r>
+      <w:r>
+        <w:t>objektumhoz</w:t>
       </w:r>
       <w:r>
         <w:t xml:space="preserve"> tartozik egy egyedi azonosító (</w:t>
       </w:r>
-      <w:proofErr w:type="spellStart"/>
-      <w:r>
-        <w:t>String</w:t>
-      </w:r>
-      <w:proofErr w:type="spellEnd"/>
-      <w:r>
-        <w:t xml:space="preserve"> </w:t>
-      </w:r>
-      <w:proofErr w:type="spellStart"/>
-      <w:r>
-        <w:t>id</w:t>
-      </w:r>
-      <w:proofErr w:type="spellEnd"/>
-      <w:r>
-        <w:t xml:space="preserve">, </w:t>
-      </w:r>
-      <w:r>
-        <w:t xml:space="preserve">pl. "SF-001"), cím </w:t>
-      </w:r>
-      <w:r>
-        <w:t>(</w:t>
-      </w:r>
-      <w:proofErr w:type="spellStart"/>
-      <w:r>
-        <w:t>String</w:t>
-      </w:r>
-      <w:proofErr w:type="spellEnd"/>
-      <w:r>
-        <w:t xml:space="preserve"> </w:t>
-      </w:r>
-      <w:proofErr w:type="spellStart"/>
-      <w:r>
-        <w:t>title</w:t>
-      </w:r>
-      <w:proofErr w:type="spellEnd"/>
-      <w:r>
-        <w:t>),</w:t>
-      </w:r>
-      <w:r>
-        <w:t xml:space="preserve"> szerző</w:t>
-      </w:r>
-      <w:r>
-        <w:t xml:space="preserve"> (</w:t>
-      </w:r>
-      <w:proofErr w:type="spellStart"/>
-      <w:r>
-        <w:t>String</w:t>
-      </w:r>
-      <w:proofErr w:type="spellEnd"/>
-      <w:r>
-        <w:t xml:space="preserve"> </w:t>
-      </w:r>
-      <w:proofErr w:type="spellStart"/>
-      <w:r>
-        <w:t>author</w:t>
-      </w:r>
-      <w:proofErr w:type="spellEnd"/>
-      <w:r>
-        <w:t xml:space="preserve">), egy </w:t>
-      </w:r>
-      <w:r>
-        <w:t xml:space="preserve">kölcsönzési idő (int </w:t>
-      </w:r>
-      <w:proofErr w:type="spellStart"/>
-      <w:r>
-        <w:t>loanDuration</w:t>
-      </w:r>
-      <w:proofErr w:type="spellEnd"/>
-      <w:r>
-        <w:t xml:space="preserve">, </w:t>
+      <w:r>
+        <w:t>String id</w:t>
+      </w:r>
+      <w:r>
+        <w:t xml:space="preserve">), cím </w:t>
+      </w:r>
+      <w:r>
+        <w:t>(String title)</w:t>
+      </w:r>
+      <w:r>
+        <w:t xml:space="preserve"> és </w:t>
+      </w:r>
+      <w:r>
+        <w:t>szerző</w:t>
+      </w:r>
+      <w:r>
+        <w:t xml:space="preserve"> (String author)</w:t>
+      </w:r>
+      <w:r>
+        <w:t xml:space="preserve">, ez a három érték </w:t>
+      </w:r>
+      <w:r>
+        <w:t>változhatatlan</w:t>
+      </w:r>
+      <w:r>
+        <w:t xml:space="preserve"> és csak getter metódust kell ezeknek definiálni</w:t>
+      </w:r>
+      <w:r>
+        <w:t>.</w:t>
+      </w:r>
+      <w:r>
+        <w:t xml:space="preserve"> Kell továbbá egy adattag a könyvet éppen kölcsönző tag azonosítására (String loanedTo), mely rendelkezhet setter metódussal. </w:t>
+      </w:r>
+      <w:r>
+        <w:t xml:space="preserve"> Az öröklő osztályok ezt kiegészítve rendelkeznek</w:t>
+      </w:r>
+      <w:r>
+        <w:t xml:space="preserve"> egy </w:t>
+      </w:r>
+      <w:r>
+        <w:t xml:space="preserve">statikus </w:t>
+      </w:r>
+      <w:r>
+        <w:t>kölcsönzési idő</w:t>
+      </w:r>
+      <w:r>
+        <w:t>-</w:t>
+      </w:r>
+      <w:r>
+        <w:t xml:space="preserve"> (int loanDuration,</w:t>
       </w:r>
       <w:r>
         <w:rPr>
           <w:b/>
         </w:rPr>
-        <w:t>napra átváltva</w:t>
+        <w:t xml:space="preserve"> napok számában megadva</w:t>
       </w:r>
       <w:r>
         <w:t>)</w:t>
       </w:r>
       <w:r>
-        <w:t xml:space="preserve"> és egy statikus számláló változó (int </w:t>
-      </w:r>
-      <w:proofErr w:type="spellStart"/>
-      <w:r>
-        <w:t>count</w:t>
-      </w:r>
-      <w:proofErr w:type="spellEnd"/>
-      <w:r>
-        <w:t>), mely az adott kategóriájú könyv példányszámát tartja nyilván, ezt a konstruktorban inkrementálni kell</w:t>
-      </w:r>
-    </w:p>
-    <w:p>
-      <w:pPr>
-        <w:pStyle w:val="BEKEZDS"/>
-      </w:pPr>
-    </w:p>
-    <w:p>
-      <w:pPr>
-        <w:pStyle w:val="BEKEZDS"/>
-      </w:pPr>
+        <w:t xml:space="preserve"> és egy statikus számláló változó</w:t>
+      </w:r>
+      <w:r>
+        <w:t>val</w:t>
+      </w:r>
+      <w:r>
+        <w:t xml:space="preserve"> (int count), mely az adott kategóriájú könyv példányszámát tartja nyilván</w:t>
+      </w:r>
+      <w:r>
+        <w:t xml:space="preserve">, a count változót az öröklő osztályok konstruktoraiban inkrementálni kell. </w:t>
+      </w:r>
       <w:r>
         <w:t xml:space="preserve">A </w:t>
       </w:r>
-      <w:proofErr w:type="spellStart"/>
-      <w:r>
-        <w:t>Book</w:t>
-      </w:r>
-      <w:proofErr w:type="spellEnd"/>
-      <w:r>
-        <w:t xml:space="preserve"> absztrakt osztályban létre kell hozni a(z) „</w:t>
-      </w:r>
-      <w:proofErr w:type="spellStart"/>
-      <w:r>
-        <w:t>id</w:t>
-      </w:r>
-      <w:proofErr w:type="spellEnd"/>
-      <w:r>
-        <w:t>”</w:t>
-      </w:r>
-      <w:r>
-        <w:t>,</w:t>
-      </w:r>
-      <w:r>
-        <w:t xml:space="preserve"> „</w:t>
-      </w:r>
-      <w:proofErr w:type="spellStart"/>
-      <w:r>
-        <w:t>title</w:t>
-      </w:r>
-      <w:proofErr w:type="spellEnd"/>
-      <w:r>
-        <w:t>”</w:t>
-      </w:r>
-      <w:r>
-        <w:t xml:space="preserve"> és az</w:t>
-      </w:r>
-      <w:r>
-        <w:t xml:space="preserve"> „</w:t>
-      </w:r>
-      <w:proofErr w:type="spellStart"/>
-      <w:r>
-        <w:t>author</w:t>
-      </w:r>
-      <w:proofErr w:type="spellEnd"/>
-      <w:r>
-        <w:t>”</w:t>
-      </w:r>
-      <w:r>
-        <w:t xml:space="preserve"> </w:t>
-      </w:r>
-      <w:r>
-        <w:t>változókat, és a hozzájuk tartozó konstruktort</w:t>
-      </w:r>
-      <w:r>
-        <w:t>.</w:t>
+      <w:r>
+        <w:t>Book és az azt öröklő osztályok összes változója</w:t>
+      </w:r>
+      <w:r>
+        <w:t xml:space="preserve"> „private” access modifierrel rendelkez</w:t>
+      </w:r>
+      <w:r>
+        <w:t>ik.</w:t>
       </w:r>
     </w:p>
     <w:p>
@@ -1357,384 +1389,6 @@
     <w:p>
       <w:pPr>
         <w:rPr>
-          <w:sz w:val="24"/>
-        </w:rPr>
-      </w:pPr>
-      <w:r>
-        <w:rPr>
-          <w:sz w:val="24"/>
-        </w:rPr>
-        <w:t xml:space="preserve">A könyv objektumok </w:t>
-      </w:r>
-      <w:r>
-        <w:rPr>
-          <w:sz w:val="24"/>
-        </w:rPr>
-        <w:t>mezői</w:t>
-      </w:r>
-      <w:r>
-        <w:rPr>
-          <w:sz w:val="24"/>
-        </w:rPr>
-        <w:t xml:space="preserve"> </w:t>
-      </w:r>
-      <w:r>
-        <w:rPr>
-          <w:sz w:val="24"/>
-        </w:rPr>
-        <w:t>„</w:t>
-      </w:r>
-      <w:proofErr w:type="spellStart"/>
-      <w:r>
-        <w:rPr>
-          <w:sz w:val="24"/>
-        </w:rPr>
-        <w:t>private</w:t>
-      </w:r>
-      <w:proofErr w:type="spellEnd"/>
-      <w:r>
-        <w:rPr>
-          <w:sz w:val="24"/>
-        </w:rPr>
-        <w:t>”</w:t>
-      </w:r>
-      <w:r>
-        <w:rPr>
-          <w:sz w:val="24"/>
-        </w:rPr>
-        <w:t xml:space="preserve"> </w:t>
-      </w:r>
-      <w:proofErr w:type="spellStart"/>
-      <w:r>
-        <w:rPr>
-          <w:sz w:val="24"/>
-        </w:rPr>
-        <w:t>access</w:t>
-      </w:r>
-      <w:proofErr w:type="spellEnd"/>
-      <w:r>
-        <w:rPr>
-          <w:sz w:val="24"/>
-        </w:rPr>
-        <w:t xml:space="preserve"> </w:t>
-      </w:r>
-      <w:proofErr w:type="spellStart"/>
-      <w:r>
-        <w:rPr>
-          <w:sz w:val="24"/>
-        </w:rPr>
-        <w:t>modifierrel</w:t>
-      </w:r>
-      <w:proofErr w:type="spellEnd"/>
-      <w:r>
-        <w:rPr>
-          <w:sz w:val="24"/>
-        </w:rPr>
-        <w:t xml:space="preserve"> rendelkeznek</w:t>
-      </w:r>
-      <w:r>
-        <w:rPr>
-          <w:sz w:val="24"/>
-        </w:rPr>
-        <w:t xml:space="preserve">, kivéve a statikus </w:t>
-      </w:r>
-      <w:r>
-        <w:rPr>
-          <w:sz w:val="24"/>
-        </w:rPr>
-        <w:t xml:space="preserve">számláló </w:t>
-      </w:r>
-      <w:r>
-        <w:rPr>
-          <w:sz w:val="24"/>
-        </w:rPr>
-        <w:t>változót, ami publikus</w:t>
-      </w:r>
-    </w:p>
-    <w:p>
-      <w:pPr>
-        <w:rPr>
-          <w:sz w:val="24"/>
-        </w:rPr>
-      </w:pPr>
-    </w:p>
-    <w:p>
-      <w:pPr>
-        <w:rPr>
-          <w:sz w:val="24"/>
-        </w:rPr>
-      </w:pPr>
-      <w:r>
-        <w:rPr>
-          <w:sz w:val="24"/>
-        </w:rPr>
-        <w:t xml:space="preserve">Sima </w:t>
-      </w:r>
-      <w:proofErr w:type="spellStart"/>
-      <w:r>
-        <w:rPr>
-          <w:sz w:val="24"/>
-        </w:rPr>
-        <w:t>Getter</w:t>
-      </w:r>
-      <w:proofErr w:type="spellEnd"/>
-      <w:r>
-        <w:rPr>
-          <w:sz w:val="24"/>
-        </w:rPr>
-        <w:t xml:space="preserve"> metódust kell definiálni</w:t>
-      </w:r>
-      <w:r>
-        <w:rPr>
-          <w:sz w:val="24"/>
-        </w:rPr>
-        <w:t xml:space="preserve"> minden </w:t>
-      </w:r>
-      <w:proofErr w:type="spellStart"/>
-      <w:r>
-        <w:rPr>
-          <w:sz w:val="24"/>
-        </w:rPr>
-        <w:t>Bookból</w:t>
-      </w:r>
-      <w:proofErr w:type="spellEnd"/>
-      <w:r>
-        <w:rPr>
-          <w:sz w:val="24"/>
-        </w:rPr>
-        <w:t xml:space="preserve"> származott osztályban</w:t>
-      </w:r>
-      <w:r>
-        <w:rPr>
-          <w:sz w:val="24"/>
-        </w:rPr>
-        <w:t xml:space="preserve"> a(z):</w:t>
-      </w:r>
-    </w:p>
-    <w:p>
-      <w:pPr>
-        <w:pStyle w:val="Listaszerbekezds"/>
-        <w:numPr>
-          <w:ilvl w:val="0"/>
-          <w:numId w:val="4"/>
-        </w:numPr>
-        <w:rPr>
-          <w:sz w:val="24"/>
-        </w:rPr>
-      </w:pPr>
-      <w:proofErr w:type="spellStart"/>
-      <w:r>
-        <w:rPr>
-          <w:sz w:val="24"/>
-        </w:rPr>
-        <w:t>id</w:t>
-      </w:r>
-      <w:proofErr w:type="spellEnd"/>
-      <w:r>
-        <w:rPr>
-          <w:sz w:val="24"/>
-        </w:rPr>
-        <w:t>,</w:t>
-      </w:r>
-    </w:p>
-    <w:p>
-      <w:pPr>
-        <w:pStyle w:val="Listaszerbekezds"/>
-        <w:numPr>
-          <w:ilvl w:val="0"/>
-          <w:numId w:val="4"/>
-        </w:numPr>
-        <w:rPr>
-          <w:sz w:val="24"/>
-        </w:rPr>
-      </w:pPr>
-      <w:proofErr w:type="spellStart"/>
-      <w:r>
-        <w:rPr>
-          <w:sz w:val="24"/>
-        </w:rPr>
-        <w:t>title</w:t>
-      </w:r>
-      <w:proofErr w:type="spellEnd"/>
-      <w:r>
-        <w:rPr>
-          <w:sz w:val="24"/>
-        </w:rPr>
-        <w:t>,</w:t>
-      </w:r>
-    </w:p>
-    <w:p>
-      <w:pPr>
-        <w:pStyle w:val="Listaszerbekezds"/>
-        <w:numPr>
-          <w:ilvl w:val="0"/>
-          <w:numId w:val="4"/>
-        </w:numPr>
-        <w:rPr>
-          <w:sz w:val="24"/>
-        </w:rPr>
-      </w:pPr>
-      <w:proofErr w:type="spellStart"/>
-      <w:r>
-        <w:rPr>
-          <w:sz w:val="24"/>
-        </w:rPr>
-        <w:t>author</w:t>
-      </w:r>
-      <w:proofErr w:type="spellEnd"/>
-      <w:r>
-        <w:rPr>
-          <w:sz w:val="24"/>
-        </w:rPr>
-        <w:t>,</w:t>
-      </w:r>
-    </w:p>
-    <w:p>
-      <w:pPr>
-        <w:pStyle w:val="Listaszerbekezds"/>
-        <w:numPr>
-          <w:ilvl w:val="0"/>
-          <w:numId w:val="4"/>
-        </w:numPr>
-        <w:rPr>
-          <w:sz w:val="24"/>
-        </w:rPr>
-      </w:pPr>
-      <w:proofErr w:type="spellStart"/>
-      <w:r>
-        <w:rPr>
-          <w:sz w:val="24"/>
-        </w:rPr>
-        <w:t>loanDuration</w:t>
-      </w:r>
-      <w:proofErr w:type="spellEnd"/>
-      <w:r>
-        <w:rPr>
-          <w:sz w:val="24"/>
-        </w:rPr>
-        <w:t xml:space="preserve"> </w:t>
-      </w:r>
-      <w:r>
-        <w:rPr>
-          <w:sz w:val="24"/>
-        </w:rPr>
-        <w:t>mezőkhöz.</w:t>
-      </w:r>
-    </w:p>
-    <w:p>
-      <w:pPr>
-        <w:rPr>
-          <w:sz w:val="24"/>
-        </w:rPr>
-      </w:pPr>
-      <w:r>
-        <w:rPr>
-          <w:sz w:val="24"/>
-        </w:rPr>
-        <w:t xml:space="preserve">Sima </w:t>
-      </w:r>
-      <w:proofErr w:type="spellStart"/>
-      <w:r>
-        <w:rPr>
-          <w:sz w:val="24"/>
-        </w:rPr>
-        <w:t>Setter</w:t>
-      </w:r>
-      <w:proofErr w:type="spellEnd"/>
-      <w:r>
-        <w:rPr>
-          <w:sz w:val="24"/>
-        </w:rPr>
-        <w:t xml:space="preserve"> </w:t>
-      </w:r>
-      <w:proofErr w:type="spellStart"/>
-      <w:r>
-        <w:rPr>
-          <w:sz w:val="24"/>
-        </w:rPr>
-        <w:t>metóust</w:t>
-      </w:r>
-      <w:proofErr w:type="spellEnd"/>
-      <w:r>
-        <w:rPr>
-          <w:sz w:val="24"/>
-        </w:rPr>
-        <w:t xml:space="preserve"> </w:t>
-      </w:r>
-      <w:r>
-        <w:rPr>
-          <w:sz w:val="24"/>
-        </w:rPr>
-        <w:t xml:space="preserve">nem kell definiálni </w:t>
-      </w:r>
-      <w:proofErr w:type="spellStart"/>
-      <w:r>
-        <w:rPr>
-          <w:sz w:val="24"/>
-        </w:rPr>
-        <w:t>Bookból</w:t>
-      </w:r>
-      <w:proofErr w:type="spellEnd"/>
-      <w:r>
-        <w:rPr>
-          <w:sz w:val="24"/>
-        </w:rPr>
-        <w:t xml:space="preserve"> származott osztályban sem.</w:t>
-      </w:r>
-    </w:p>
-    <w:p>
-      <w:pPr>
-        <w:rPr>
-          <w:sz w:val="24"/>
-        </w:rPr>
-      </w:pPr>
-      <w:proofErr w:type="spellStart"/>
-      <w:proofErr w:type="gramStart"/>
-      <w:r>
-        <w:rPr>
-          <w:sz w:val="24"/>
-        </w:rPr>
-        <w:t>toString</w:t>
-      </w:r>
-      <w:proofErr w:type="spellEnd"/>
-      <w:r>
-        <w:rPr>
-          <w:sz w:val="24"/>
-        </w:rPr>
-        <w:t>(</w:t>
-      </w:r>
-      <w:proofErr w:type="gramEnd"/>
-      <w:r>
-        <w:rPr>
-          <w:sz w:val="24"/>
-        </w:rPr>
-        <w:t xml:space="preserve">) metódust kell definiálni minden </w:t>
-      </w:r>
-      <w:proofErr w:type="spellStart"/>
-      <w:r>
-        <w:rPr>
-          <w:sz w:val="24"/>
-        </w:rPr>
-        <w:t>Book</w:t>
-      </w:r>
-      <w:proofErr w:type="spellEnd"/>
-      <w:r>
-        <w:rPr>
-          <w:sz w:val="24"/>
-        </w:rPr>
-        <w:t xml:space="preserve"> </w:t>
-      </w:r>
-    </w:p>
-    <w:p>
-      <w:pPr>
-        <w:rPr>
-          <w:sz w:val="24"/>
-        </w:rPr>
-      </w:pPr>
-    </w:p>
-    <w:p>
-      <w:pPr>
-        <w:rPr>
           <w:b/>
           <w:sz w:val="32"/>
         </w:rPr>
@@ -1834,21 +1488,7 @@
         <w:rPr>
           <w:sz w:val="24"/>
         </w:rPr>
-        <w:t xml:space="preserve">2 funkció </w:t>
-      </w:r>
-      <w:proofErr w:type="spellStart"/>
-      <w:r>
-        <w:rPr>
-          <w:sz w:val="24"/>
-        </w:rPr>
-        <w:t>brainstorm</w:t>
-      </w:r>
-      <w:proofErr w:type="spellEnd"/>
-      <w:r>
-        <w:rPr>
-          <w:sz w:val="24"/>
-        </w:rPr>
-        <w:t>:</w:t>
+        <w:t>2 funkció brainstorm:</w:t>
       </w:r>
     </w:p>
     <w:p>
@@ -1892,19 +1532,11 @@
           <w:sz w:val="24"/>
         </w:rPr>
       </w:pPr>
-      <w:proofErr w:type="spellStart"/>
-      <w:r>
-        <w:rPr>
-          <w:sz w:val="24"/>
-        </w:rPr>
-        <w:t>Wordle</w:t>
-      </w:r>
-      <w:proofErr w:type="spellEnd"/>
-      <w:r>
-        <w:rPr>
-          <w:sz w:val="24"/>
-        </w:rPr>
-        <w:t xml:space="preserve"> játék</w:t>
+      <w:r>
+        <w:rPr>
+          <w:sz w:val="24"/>
+        </w:rPr>
+        <w:t>Wordle játék</w:t>
       </w:r>
       <w:r>
         <w:rPr>
@@ -1928,7 +1560,6 @@
         <w:rPr>
           <w:sz w:val="24"/>
         </w:rPr>
-        <w:lastRenderedPageBreak/>
         <w:t>NASA hírek, információk</w:t>
       </w:r>
     </w:p>
@@ -1965,21 +1596,7 @@
         <w:rPr>
           <w:sz w:val="24"/>
         </w:rPr>
-        <w:t xml:space="preserve">Email küldés funkció API </w:t>
-      </w:r>
-      <w:proofErr w:type="spellStart"/>
-      <w:r>
-        <w:rPr>
-          <w:sz w:val="24"/>
-        </w:rPr>
-        <w:t>Sendgrid</w:t>
-      </w:r>
-      <w:proofErr w:type="spellEnd"/>
-      <w:r>
-        <w:rPr>
-          <w:sz w:val="24"/>
-        </w:rPr>
-        <w:t xml:space="preserve"> API segítségével</w:t>
+        <w:t>Email küldés funkció API Sendgrid API segítségével</w:t>
       </w:r>
     </w:p>
     <w:p>
@@ -3259,7 +2876,6 @@
   <w:style w:type="character" w:default="1" w:styleId="Bekezdsalapbettpusa">
     <w:name w:val="Default Paragraph Font"/>
     <w:uiPriority w:val="1"/>
-    <w:semiHidden/>
     <w:unhideWhenUsed/>
   </w:style>
   <w:style w:type="table" w:default="1" w:styleId="Normltblzat">
@@ -3378,6 +2994,36 @@
     <w:pPr>
       <w:ind w:left="227"/>
     </w:pPr>
+  </w:style>
+  <w:style w:type="paragraph" w:styleId="HTML-kntformzott">
+    <w:name w:val="HTML Preformatted"/>
+    <w:basedOn w:val="Norml"/>
+    <w:link w:val="HTML-kntformzottChar"/>
+    <w:uiPriority w:val="99"/>
+    <w:semiHidden/>
+    <w:unhideWhenUsed/>
+    <w:rsid w:val="00C93C2F"/>
+    <w:pPr>
+      <w:spacing w:after="0" w:line="240" w:lineRule="auto"/>
+    </w:pPr>
+    <w:rPr>
+      <w:rFonts w:ascii="Consolas" w:hAnsi="Consolas"/>
+      <w:sz w:val="20"/>
+      <w:szCs w:val="20"/>
+    </w:rPr>
+  </w:style>
+  <w:style w:type="character" w:customStyle="1" w:styleId="HTML-kntformzottChar">
+    <w:name w:val="HTML-ként formázott Char"/>
+    <w:basedOn w:val="Bekezdsalapbettpusa"/>
+    <w:link w:val="HTML-kntformzott"/>
+    <w:uiPriority w:val="99"/>
+    <w:semiHidden/>
+    <w:rsid w:val="00C93C2F"/>
+    <w:rPr>
+      <w:rFonts w:ascii="Consolas" w:hAnsi="Consolas"/>
+      <w:sz w:val="20"/>
+      <w:szCs w:val="20"/>
+    </w:rPr>
   </w:style>
 </w:styles>
 </file>

--- a/Library-Loan-System-Specification.docx
+++ b/Library-Loan-System-Specification.docx
@@ -151,6 +151,12 @@
       <w:r>
         <w:t>vezérlősorozatokkal kell megvalósítani.</w:t>
       </w:r>
+      <w:r>
+        <w:t xml:space="preserve"> A programba </w:t>
+      </w:r>
+      <w:r>
+        <w:t>bevinni könyveket csak akkor lehet, ha a költő, és a cím csak a magyar ABC betűit tartalmazza (ha van kivétel akkor a nem negatív egész számokat címek esetében (pl.: 101 kiskutya) illetve a cím vagy a költő nevében a „-” jelet fogadja el)</w:t>
+      </w:r>
     </w:p>
     <w:p>
       <w:pPr>
@@ -168,13 +174,42 @@
         <w:pStyle w:val="BEKEZDS"/>
       </w:pPr>
       <w:r>
-        <w:t>A szoftver fejlesztése Windows 10 vagy 11 rendszerben kell történjen, és a szoftver stabil futását ezekben az operációs rendszerekben garantálni kell. A szoftverfejlesztés a JetBrains</w:t>
-      </w:r>
-      <w:r>
-        <w:t xml:space="preserve"> IDEs,</w:t>
-      </w:r>
-      <w:r>
-        <w:t xml:space="preserve"> IntelliJ IDEA Community Edition integrált fejlesztési környezetében kell megtörténjen</w:t>
+        <w:t xml:space="preserve">A szoftver fejlesztése Windows 10 vagy 11 rendszerben kell történjen, és a szoftver stabil futását ezekben az operációs rendszerekben garantálni kell. A szoftverfejlesztés a </w:t>
+      </w:r>
+      <w:proofErr w:type="spellStart"/>
+      <w:r>
+        <w:t>JetBrains</w:t>
+      </w:r>
+      <w:proofErr w:type="spellEnd"/>
+      <w:r>
+        <w:t xml:space="preserve"> </w:t>
+      </w:r>
+      <w:proofErr w:type="spellStart"/>
+      <w:r>
+        <w:t>IDEs</w:t>
+      </w:r>
+      <w:proofErr w:type="spellEnd"/>
+      <w:r>
+        <w:t>,</w:t>
+      </w:r>
+      <w:r>
+        <w:t xml:space="preserve"> </w:t>
+      </w:r>
+      <w:proofErr w:type="spellStart"/>
+      <w:r>
+        <w:t>IntelliJ</w:t>
+      </w:r>
+      <w:proofErr w:type="spellEnd"/>
+      <w:r>
+        <w:t xml:space="preserve"> IDEA </w:t>
+      </w:r>
+      <w:proofErr w:type="spellStart"/>
+      <w:r>
+        <w:t>Community</w:t>
+      </w:r>
+      <w:proofErr w:type="spellEnd"/>
+      <w:r>
+        <w:t xml:space="preserve"> Edition integrált fejlesztési környezetében kell megtörténjen</w:t>
       </w:r>
       <w:r>
         <w:t>, ezen belül is a 2025.1 vagy annál frissebb verziójú környezetben</w:t>
@@ -218,16 +253,29 @@
         <w:t xml:space="preserve"> frissebb verziójú </w:t>
       </w:r>
       <w:r>
-        <w:t>Java D</w:t>
-      </w:r>
-      <w:r>
-        <w:t xml:space="preserve">eveloper </w:t>
-      </w:r>
+        <w:t xml:space="preserve">Java </w:t>
+      </w:r>
+      <w:proofErr w:type="spellStart"/>
+      <w:r>
+        <w:t>D</w:t>
+      </w:r>
+      <w:r>
+        <w:t>eveloper</w:t>
+      </w:r>
+      <w:proofErr w:type="spellEnd"/>
+      <w:r>
+        <w:t xml:space="preserve"> </w:t>
+      </w:r>
+      <w:proofErr w:type="spellStart"/>
       <w:r>
         <w:t>K</w:t>
       </w:r>
       <w:r>
-        <w:t xml:space="preserve">itet </w:t>
+        <w:t>itet</w:t>
+      </w:r>
+      <w:proofErr w:type="spellEnd"/>
+      <w:r>
+        <w:t xml:space="preserve"> </w:t>
       </w:r>
       <w:r>
         <w:t>lehet</w:t>
@@ -312,17 +360,17 @@
         <w:t>A felhasználó képes kell legyen kölcsönözni egy könyvet</w:t>
       </w:r>
       <w:r>
-        <w:t xml:space="preserve">. Ezt a könyv azonosítójának megadásával teheti meg. A kölcsönzés folyamata során meg kell bizonyosodni a kölcsönző személy kilétéről, vagyis meg kell adja a személyes adatait. Könyvtári tagok esetén elég a tagsági azonosító megadása. Új tagok esetén a programnak értesítenie kell a felhasználót arról, hogy még nem tag, </w:t>
+        <w:t xml:space="preserve">. Ezt a könyv azonosítójának megadásával teheti meg. A kölcsönzés folyamata során meg kell bizonyosodni a kölcsönző személy kilétéről, vagyis meg kell adja a személyes adatait. Könyvtári tagok </w:t>
+      </w:r>
+      <w:r>
+        <w:lastRenderedPageBreak/>
+        <w:t xml:space="preserve">esetén elég a tagsági azonosító megadása. Új tagok esetén a programnak értesítenie kell a felhasználót arról, hogy még nem tag, </w:t>
       </w:r>
       <w:r>
         <w:t>és az adatai megadásával taggá válik a könyvtárban. Az új tagoknak</w:t>
       </w:r>
       <w:r>
-        <w:t xml:space="preserve"> név, illetve e-mail cím megadása szükséges, ezeket az </w:t>
-      </w:r>
-      <w:r>
-        <w:lastRenderedPageBreak/>
-        <w:t>adatokat a program automatikusan el kell mentse és tagsági azonosítót kell rendeljen melléjük. A felhasználót értesítenie kell a tagság létrejöttéről</w:t>
+        <w:t xml:space="preserve"> név, illetve e-mail cím megadása szükséges, ezeket az adatokat a program automatikusan el kell mentse és tagsági azonosítót kell rendeljen melléjük. A felhasználót értesítenie kell a tagság létrejöttéről</w:t>
       </w:r>
       <w:r>
         <w:t>. Ha a kölcsönző személye tisztázásra került azonosító megadással vagy tagság létrehozással, a könyvet jóvá lehet írni és a tag azonosítójához kell kapcsolni.</w:t>
@@ -376,22 +424,6 @@
       </w:pPr>
       <w:r>
         <w:t>--Ötlet</w:t>
-      </w:r>
-    </w:p>
-    <w:p>
-      <w:pPr>
-        <w:pStyle w:val="ALSBBCM"/>
-      </w:pPr>
-      <w:r>
-        <w:t>Bűntetések listázása</w:t>
-      </w:r>
-    </w:p>
-    <w:p>
-      <w:pPr>
-        <w:pStyle w:val="ALBEKEZDS"/>
-      </w:pPr>
-      <w:r>
-        <w:t>--Összes érvényben lévő bűntetés a könyvtár összes tagja között</w:t>
       </w:r>
     </w:p>
     <w:p>
@@ -400,7 +432,13 @@
         <w:ind w:left="0" w:firstLine="227"/>
       </w:pPr>
       <w:r>
-        <w:t>Statisztikák</w:t>
+        <w:t>B</w:t>
+      </w:r>
+      <w:r>
+        <w:t>ü</w:t>
+      </w:r>
+      <w:r>
+        <w:t>ntetések listázása</w:t>
       </w:r>
     </w:p>
     <w:p>
@@ -408,10 +446,13 @@
         <w:pStyle w:val="ALBEKEZDS"/>
       </w:pPr>
       <w:r>
-        <w:t>--</w:t>
-      </w:r>
-      <w:r>
-        <w:t xml:space="preserve">Statisztikaként mutassa meg a legnépszerűbb kategóriát és a leggyakrabban késő visszahozó tagot! </w:t>
+        <w:t>--Összes érvényben lévő b</w:t>
+      </w:r>
+      <w:r>
+        <w:t>ü</w:t>
+      </w:r>
+      <w:r>
+        <w:t>ntetés a könyvtár összes tagja között</w:t>
       </w:r>
     </w:p>
     <w:p>
@@ -419,10 +460,30 @@
         <w:pStyle w:val="ALSBBCM"/>
         <w:ind w:left="0" w:firstLine="227"/>
       </w:pPr>
+      <w:r>
+        <w:t>Statisztikák</w:t>
+      </w:r>
+    </w:p>
+    <w:p>
+      <w:pPr>
+        <w:pStyle w:val="ALBEKEZDS"/>
+      </w:pPr>
+      <w:r>
+        <w:t>--</w:t>
+      </w:r>
+      <w:r>
+        <w:t xml:space="preserve">Statisztikaként mutassa meg a legnépszerűbb kategóriát és a leggyakrabban késő visszahozó tagot! </w:t>
+      </w:r>
     </w:p>
     <w:p>
       <w:pPr>
         <w:pStyle w:val="ALSBBCM"/>
+        <w:ind w:left="0" w:firstLine="227"/>
+      </w:pPr>
+    </w:p>
+    <w:p>
+      <w:pPr>
+        <w:pStyle w:val="ALSBBCM"/>
       </w:pPr>
     </w:p>
     <w:p>
@@ -444,7 +505,15 @@
         <w:t>A könyveket objektumokként kell kezelnie a programnak</w:t>
       </w:r>
       <w:r>
-        <w:t xml:space="preserve"> egy Book osztály segítségével, </w:t>
+        <w:t xml:space="preserve"> egy </w:t>
+      </w:r>
+      <w:proofErr w:type="spellStart"/>
+      <w:r>
+        <w:t>Book</w:t>
+      </w:r>
+      <w:proofErr w:type="spellEnd"/>
+      <w:r>
+        <w:t xml:space="preserve"> osztály segítségével, </w:t>
       </w:r>
       <w:r>
         <w:t>mely</w:t>
@@ -465,7 +534,15 @@
         <w:t>kell legyen</w:t>
       </w:r>
       <w:r>
-        <w:t xml:space="preserve">. Minden kategóriának saját osztálya van, mely a Book osztályt </w:t>
+        <w:t xml:space="preserve">. Minden kategóriának saját osztálya van, mely a </w:t>
+      </w:r>
+      <w:proofErr w:type="spellStart"/>
+      <w:r>
+        <w:t>Book</w:t>
+      </w:r>
+      <w:proofErr w:type="spellEnd"/>
+      <w:r>
+        <w:t xml:space="preserve"> osztályt </w:t>
       </w:r>
       <w:r>
         <w:t>megörököli</w:t>
@@ -924,8 +1001,13 @@
       <w:r>
         <w:t xml:space="preserve">A </w:t>
       </w:r>
-      <w:r>
-        <w:t>Book osztályt öröklő osztályok:</w:t>
+      <w:proofErr w:type="spellStart"/>
+      <w:r>
+        <w:t>Book</w:t>
+      </w:r>
+      <w:proofErr w:type="spellEnd"/>
+      <w:r>
+        <w:t xml:space="preserve"> osztályt öröklő osztályok:</w:t>
       </w:r>
     </w:p>
     <w:p>
@@ -973,6 +1055,7 @@
         <w:ind w:left="714" w:hanging="357"/>
       </w:pPr>
       <w:r>
+        <w:lastRenderedPageBreak/>
         <w:t>History.java</w:t>
       </w:r>
     </w:p>
@@ -1009,12 +1092,13 @@
         <w:pStyle w:val="BEKEZDS"/>
       </w:pPr>
       <w:r>
-        <w:lastRenderedPageBreak/>
         <w:t xml:space="preserve">Minden </w:t>
       </w:r>
+      <w:proofErr w:type="spellStart"/>
       <w:r>
         <w:t>Book</w:t>
       </w:r>
+      <w:proofErr w:type="spellEnd"/>
       <w:r>
         <w:t xml:space="preserve"> </w:t>
       </w:r>
@@ -1024,14 +1108,40 @@
       <w:r>
         <w:t xml:space="preserve"> tartozik egy egyedi azonosító (</w:t>
       </w:r>
-      <w:r>
-        <w:t>String id</w:t>
-      </w:r>
+      <w:proofErr w:type="spellStart"/>
+      <w:r>
+        <w:t>String</w:t>
+      </w:r>
+      <w:proofErr w:type="spellEnd"/>
+      <w:r>
+        <w:t xml:space="preserve"> </w:t>
+      </w:r>
+      <w:proofErr w:type="spellStart"/>
+      <w:r>
+        <w:t>id</w:t>
+      </w:r>
+      <w:proofErr w:type="spellEnd"/>
       <w:r>
         <w:t xml:space="preserve">), cím </w:t>
       </w:r>
       <w:r>
-        <w:t>(String title)</w:t>
+        <w:t>(</w:t>
+      </w:r>
+      <w:proofErr w:type="spellStart"/>
+      <w:r>
+        <w:t>String</w:t>
+      </w:r>
+      <w:proofErr w:type="spellEnd"/>
+      <w:r>
+        <w:t xml:space="preserve"> </w:t>
+      </w:r>
+      <w:proofErr w:type="spellStart"/>
+      <w:r>
+        <w:t>title</w:t>
+      </w:r>
+      <w:proofErr w:type="spellEnd"/>
+      <w:r>
+        <w:t>)</w:t>
       </w:r>
       <w:r>
         <w:t xml:space="preserve"> és </w:t>
@@ -1040,7 +1150,23 @@
         <w:t>szerző</w:t>
       </w:r>
       <w:r>
-        <w:t xml:space="preserve"> (String author)</w:t>
+        <w:t xml:space="preserve"> (</w:t>
+      </w:r>
+      <w:proofErr w:type="spellStart"/>
+      <w:r>
+        <w:t>String</w:t>
+      </w:r>
+      <w:proofErr w:type="spellEnd"/>
+      <w:r>
+        <w:t xml:space="preserve"> </w:t>
+      </w:r>
+      <w:proofErr w:type="spellStart"/>
+      <w:r>
+        <w:t>author</w:t>
+      </w:r>
+      <w:proofErr w:type="spellEnd"/>
+      <w:r>
+        <w:t>)</w:t>
       </w:r>
       <w:r>
         <w:t xml:space="preserve">, ez a három érték </w:t>
@@ -1049,13 +1175,45 @@
         <w:t>változhatatlan</w:t>
       </w:r>
       <w:r>
-        <w:t xml:space="preserve"> és csak getter metódust kell ezeknek definiálni</w:t>
+        <w:t xml:space="preserve"> és csak </w:t>
+      </w:r>
+      <w:proofErr w:type="spellStart"/>
+      <w:r>
+        <w:t>getter</w:t>
+      </w:r>
+      <w:proofErr w:type="spellEnd"/>
+      <w:r>
+        <w:t xml:space="preserve"> metódust kell ezeknek definiálni</w:t>
       </w:r>
       <w:r>
         <w:t>.</w:t>
       </w:r>
       <w:r>
-        <w:t xml:space="preserve"> Kell továbbá egy adattag a könyvet éppen kölcsönző tag azonosítására (String loanedTo), mely rendelkezhet setter metódussal. </w:t>
+        <w:t xml:space="preserve"> Kell továbbá egy adattag a könyvet éppen kölcsönző tag azonosítására (</w:t>
+      </w:r>
+      <w:proofErr w:type="spellStart"/>
+      <w:r>
+        <w:t>String</w:t>
+      </w:r>
+      <w:proofErr w:type="spellEnd"/>
+      <w:r>
+        <w:t xml:space="preserve"> </w:t>
+      </w:r>
+      <w:proofErr w:type="spellStart"/>
+      <w:r>
+        <w:t>loanedTo</w:t>
+      </w:r>
+      <w:proofErr w:type="spellEnd"/>
+      <w:r>
+        <w:t xml:space="preserve">), mely rendelkezhet </w:t>
+      </w:r>
+      <w:proofErr w:type="spellStart"/>
+      <w:r>
+        <w:t>setter</w:t>
+      </w:r>
+      <w:proofErr w:type="spellEnd"/>
+      <w:r>
+        <w:t xml:space="preserve"> metódussal. </w:t>
       </w:r>
       <w:r>
         <w:t xml:space="preserve"> Az öröklő osztályok ezt kiegészítve rendelkeznek</w:t>
@@ -1073,7 +1231,15 @@
         <w:t>-</w:t>
       </w:r>
       <w:r>
-        <w:t xml:space="preserve"> (int loanDuration,</w:t>
+        <w:t xml:space="preserve"> (int </w:t>
+      </w:r>
+      <w:proofErr w:type="spellStart"/>
+      <w:r>
+        <w:t>loanDuration</w:t>
+      </w:r>
+      <w:proofErr w:type="spellEnd"/>
+      <w:r>
+        <w:t>,</w:t>
       </w:r>
       <w:r>
         <w:rPr>
@@ -1091,22 +1257,58 @@
         <w:t>val</w:t>
       </w:r>
       <w:r>
-        <w:t xml:space="preserve"> (int count), mely az adott kategóriájú könyv példányszámát tartja nyilván</w:t>
-      </w:r>
-      <w:r>
-        <w:t xml:space="preserve">, a count változót az öröklő osztályok konstruktoraiban inkrementálni kell. </w:t>
-      </w:r>
-      <w:r>
-        <w:t xml:space="preserve">A </w:t>
-      </w:r>
-      <w:r>
-        <w:t>Book és az azt öröklő osztályok összes változója</w:t>
-      </w:r>
-      <w:r>
-        <w:t xml:space="preserve"> „private” access modifierrel rendelkez</w:t>
-      </w:r>
-      <w:r>
-        <w:t>ik.</w:t>
+        <w:t xml:space="preserve"> (int </w:t>
+      </w:r>
+      <w:proofErr w:type="spellStart"/>
+      <w:r>
+        <w:t>count</w:t>
+      </w:r>
+      <w:proofErr w:type="spellEnd"/>
+      <w:r>
+        <w:t>), mely az adott kategóriájú könyv példányszámát tartja nyilván</w:t>
+      </w:r>
+      <w:r>
+        <w:t xml:space="preserve">, a </w:t>
+      </w:r>
+      <w:proofErr w:type="spellStart"/>
+      <w:r>
+        <w:t>count</w:t>
+      </w:r>
+      <w:proofErr w:type="spellEnd"/>
+      <w:r>
+        <w:t xml:space="preserve"> változót az öröklő osztályok konstruktoraiban inkrementálni kell. A </w:t>
+      </w:r>
+      <w:proofErr w:type="spellStart"/>
+      <w:r>
+        <w:t>Book</w:t>
+      </w:r>
+      <w:proofErr w:type="spellEnd"/>
+      <w:r>
+        <w:t xml:space="preserve"> és az azt öröklő osztályok összes változója „</w:t>
+      </w:r>
+      <w:proofErr w:type="spellStart"/>
+      <w:r>
+        <w:t>private</w:t>
+      </w:r>
+      <w:proofErr w:type="spellEnd"/>
+      <w:r>
+        <w:t xml:space="preserve">” </w:t>
+      </w:r>
+      <w:proofErr w:type="spellStart"/>
+      <w:r>
+        <w:t>access</w:t>
+      </w:r>
+      <w:proofErr w:type="spellEnd"/>
+      <w:r>
+        <w:t xml:space="preserve"> </w:t>
+      </w:r>
+      <w:proofErr w:type="spellStart"/>
+      <w:r>
+        <w:t>modifierrel</w:t>
+      </w:r>
+      <w:proofErr w:type="spellEnd"/>
+      <w:r>
+        <w:t xml:space="preserve"> rendelkezik.</w:t>
       </w:r>
     </w:p>
     <w:p>
@@ -1488,7 +1690,21 @@
         <w:rPr>
           <w:sz w:val="24"/>
         </w:rPr>
-        <w:t>2 funkció brainstorm:</w:t>
+        <w:t xml:space="preserve">2 funkció </w:t>
+      </w:r>
+      <w:proofErr w:type="spellStart"/>
+      <w:r>
+        <w:rPr>
+          <w:sz w:val="24"/>
+        </w:rPr>
+        <w:t>brainstorm</w:t>
+      </w:r>
+      <w:proofErr w:type="spellEnd"/>
+      <w:r>
+        <w:rPr>
+          <w:sz w:val="24"/>
+        </w:rPr>
+        <w:t>:</w:t>
       </w:r>
     </w:p>
     <w:p>
@@ -1532,11 +1748,19 @@
           <w:sz w:val="24"/>
         </w:rPr>
       </w:pPr>
-      <w:r>
-        <w:rPr>
-          <w:sz w:val="24"/>
-        </w:rPr>
-        <w:t>Wordle játék</w:t>
+      <w:proofErr w:type="spellStart"/>
+      <w:r>
+        <w:rPr>
+          <w:sz w:val="24"/>
+        </w:rPr>
+        <w:t>Wordle</w:t>
+      </w:r>
+      <w:proofErr w:type="spellEnd"/>
+      <w:r>
+        <w:rPr>
+          <w:sz w:val="24"/>
+        </w:rPr>
+        <w:t xml:space="preserve"> játék</w:t>
       </w:r>
       <w:r>
         <w:rPr>
@@ -1596,7 +1820,21 @@
         <w:rPr>
           <w:sz w:val="24"/>
         </w:rPr>
-        <w:t>Email küldés funkció API Sendgrid API segítségével</w:t>
+        <w:t xml:space="preserve">Email küldés funkció API </w:t>
+      </w:r>
+      <w:proofErr w:type="spellStart"/>
+      <w:r>
+        <w:rPr>
+          <w:sz w:val="24"/>
+        </w:rPr>
+        <w:t>Sendgrid</w:t>
+      </w:r>
+      <w:proofErr w:type="spellEnd"/>
+      <w:r>
+        <w:rPr>
+          <w:sz w:val="24"/>
+        </w:rPr>
+        <w:t xml:space="preserve"> API segítségével</w:t>
       </w:r>
     </w:p>
     <w:p>
@@ -1661,6 +1899,118 @@
 <file path=word/numbering.xml><?xml version="1.0" encoding="utf-8"?>
 <w:numbering xmlns:wpc="http://schemas.microsoft.com/office/word/2010/wordprocessingCanvas" xmlns:cx="http://schemas.microsoft.com/office/drawing/2014/chartex" xmlns:cx1="http://schemas.microsoft.com/office/drawing/2015/9/8/chartex" xmlns:cx2="http://schemas.microsoft.com/office/drawing/2015/10/21/chartex" xmlns:cx3="http://schemas.microsoft.com/office/drawing/2016/5/9/chartex" xmlns:cx4="http://schemas.microsoft.com/office/drawing/2016/5/10/chartex" xmlns:cx5="http://schemas.microsoft.com/office/drawing/2016/5/11/chartex" xmlns:cx6="http://schemas.microsoft.com/office/drawing/2016/5/12/chartex" xmlns:cx7="http://schemas.microsoft.com/office/drawing/2016/5/13/chartex" xmlns:cx8="http://schemas.microsoft.com/office/drawing/2016/5/14/chartex" xmlns:mc="http://schemas.openxmlformats.org/markup-compatibility/2006" xmlns:aink="http://schemas.microsoft.com/office/drawing/2016/ink" xmlns:am3d="http://schemas.microsoft.com/office/drawing/2017/model3d" xmlns:o="urn:schemas-microsoft-com:office:office" xmlns:oel="http://schemas.microsoft.com/office/2019/extlst" xmlns:r="http://schemas.openxmlformats.org/officeDocument/2006/relationships" xmlns:m="http://schemas.openxmlformats.org/officeDocument/2006/math" xmlns:v="urn:schemas-microsoft-com:vml" xmlns:wp14="http://schemas.microsoft.com/office/word/2010/wordprocessingDrawing" xmlns:wp="http://schemas.openxmlformats.org/drawingml/2006/wordprocessingDrawing" xmlns:w10="urn:schemas-microsoft-com:office:word" xmlns:w="http://schemas.openxmlformats.org/wordprocessingml/2006/main" xmlns:w14="http://schemas.microsoft.com/office/word/2010/wordml" xmlns:w15="http://schemas.microsoft.com/office/word/2012/wordml" xmlns:w16cex="http://schemas.microsoft.com/office/word/2018/wordml/cex" xmlns:w16cid="http://schemas.microsoft.com/office/word/2016/wordml/cid" xmlns:w16="http://schemas.microsoft.com/office/word/2018/wordml" xmlns:w16du="http://schemas.microsoft.com/office/word/2023/wordml/word16du" xmlns:w16sdtdh="http://schemas.microsoft.com/office/word/2020/wordml/sdtdatahash" xmlns:w16sdtfl="http://schemas.microsoft.com/office/word/2024/wordml/sdtformatlock" xmlns:w16se="http://schemas.microsoft.com/office/word/2015/wordml/symex" xmlns:wpg="http://schemas.microsoft.com/office/word/2010/wordprocessingGroup" xmlns:wpi="http://schemas.microsoft.com/office/word/2010/wordprocessingInk" xmlns:wne="http://schemas.microsoft.com/office/word/2006/wordml" xmlns:wps="http://schemas.microsoft.com/office/word/2010/wordprocessingShape" mc:Ignorable="w14 w15 w16se w16cid w16 w16cex w16sdtdh w16sdtfl w16du wp14">
   <w:abstractNum w:abstractNumId="0" w15:restartNumberingAfterBreak="0">
+    <w:nsid w:val="090376AD"/>
+    <w:multiLevelType w:val="hybridMultilevel"/>
+    <w:tmpl w:val="15084380"/>
+    <w:lvl w:ilvl="0" w:tplc="4FB2F148">
+      <w:numFmt w:val="bullet"/>
+      <w:lvlText w:val=""/>
+      <w:lvlJc w:val="left"/>
+      <w:pPr>
+        <w:ind w:left="587" w:hanging="360"/>
+      </w:pPr>
+      <w:rPr>
+        <w:rFonts w:ascii="Wingdings" w:eastAsiaTheme="minorHAnsi" w:hAnsi="Wingdings" w:cs="Aharoni" w:hint="default"/>
+      </w:rPr>
+    </w:lvl>
+    <w:lvl w:ilvl="1" w:tplc="040E0003" w:tentative="1">
+      <w:start w:val="1"/>
+      <w:numFmt w:val="bullet"/>
+      <w:lvlText w:val="o"/>
+      <w:lvlJc w:val="left"/>
+      <w:pPr>
+        <w:ind w:left="1307" w:hanging="360"/>
+      </w:pPr>
+      <w:rPr>
+        <w:rFonts w:ascii="Courier New" w:hAnsi="Courier New" w:cs="Courier New" w:hint="default"/>
+      </w:rPr>
+    </w:lvl>
+    <w:lvl w:ilvl="2" w:tplc="040E0005" w:tentative="1">
+      <w:start w:val="1"/>
+      <w:numFmt w:val="bullet"/>
+      <w:lvlText w:val=""/>
+      <w:lvlJc w:val="left"/>
+      <w:pPr>
+        <w:ind w:left="2027" w:hanging="360"/>
+      </w:pPr>
+      <w:rPr>
+        <w:rFonts w:ascii="Wingdings" w:hAnsi="Wingdings" w:hint="default"/>
+      </w:rPr>
+    </w:lvl>
+    <w:lvl w:ilvl="3" w:tplc="040E0001" w:tentative="1">
+      <w:start w:val="1"/>
+      <w:numFmt w:val="bullet"/>
+      <w:lvlText w:val=""/>
+      <w:lvlJc w:val="left"/>
+      <w:pPr>
+        <w:ind w:left="2747" w:hanging="360"/>
+      </w:pPr>
+      <w:rPr>
+        <w:rFonts w:ascii="Symbol" w:hAnsi="Symbol" w:hint="default"/>
+      </w:rPr>
+    </w:lvl>
+    <w:lvl w:ilvl="4" w:tplc="040E0003" w:tentative="1">
+      <w:start w:val="1"/>
+      <w:numFmt w:val="bullet"/>
+      <w:lvlText w:val="o"/>
+      <w:lvlJc w:val="left"/>
+      <w:pPr>
+        <w:ind w:left="3467" w:hanging="360"/>
+      </w:pPr>
+      <w:rPr>
+        <w:rFonts w:ascii="Courier New" w:hAnsi="Courier New" w:cs="Courier New" w:hint="default"/>
+      </w:rPr>
+    </w:lvl>
+    <w:lvl w:ilvl="5" w:tplc="040E0005" w:tentative="1">
+      <w:start w:val="1"/>
+      <w:numFmt w:val="bullet"/>
+      <w:lvlText w:val=""/>
+      <w:lvlJc w:val="left"/>
+      <w:pPr>
+        <w:ind w:left="4187" w:hanging="360"/>
+      </w:pPr>
+      <w:rPr>
+        <w:rFonts w:ascii="Wingdings" w:hAnsi="Wingdings" w:hint="default"/>
+      </w:rPr>
+    </w:lvl>
+    <w:lvl w:ilvl="6" w:tplc="040E0001" w:tentative="1">
+      <w:start w:val="1"/>
+      <w:numFmt w:val="bullet"/>
+      <w:lvlText w:val=""/>
+      <w:lvlJc w:val="left"/>
+      <w:pPr>
+        <w:ind w:left="4907" w:hanging="360"/>
+      </w:pPr>
+      <w:rPr>
+        <w:rFonts w:ascii="Symbol" w:hAnsi="Symbol" w:hint="default"/>
+      </w:rPr>
+    </w:lvl>
+    <w:lvl w:ilvl="7" w:tplc="040E0003" w:tentative="1">
+      <w:start w:val="1"/>
+      <w:numFmt w:val="bullet"/>
+      <w:lvlText w:val="o"/>
+      <w:lvlJc w:val="left"/>
+      <w:pPr>
+        <w:ind w:left="5627" w:hanging="360"/>
+      </w:pPr>
+      <w:rPr>
+        <w:rFonts w:ascii="Courier New" w:hAnsi="Courier New" w:cs="Courier New" w:hint="default"/>
+      </w:rPr>
+    </w:lvl>
+    <w:lvl w:ilvl="8" w:tplc="040E0005" w:tentative="1">
+      <w:start w:val="1"/>
+      <w:numFmt w:val="bullet"/>
+      <w:lvlText w:val=""/>
+      <w:lvlJc w:val="left"/>
+      <w:pPr>
+        <w:ind w:left="6347" w:hanging="360"/>
+      </w:pPr>
+      <w:rPr>
+        <w:rFonts w:ascii="Wingdings" w:hAnsi="Wingdings" w:hint="default"/>
+      </w:rPr>
+    </w:lvl>
+  </w:abstractNum>
+  <w:abstractNum w:abstractNumId="1" w15:restartNumberingAfterBreak="0">
     <w:nsid w:val="0E8C331A"/>
     <w:multiLevelType w:val="hybridMultilevel"/>
     <w:tmpl w:val="B124433A"/>
@@ -1773,7 +2123,7 @@
       </w:rPr>
     </w:lvl>
   </w:abstractNum>
-  <w:abstractNum w:abstractNumId="1" w15:restartNumberingAfterBreak="0">
+  <w:abstractNum w:abstractNumId="2" w15:restartNumberingAfterBreak="0">
     <w:nsid w:val="109C66FF"/>
     <w:multiLevelType w:val="hybridMultilevel"/>
     <w:tmpl w:val="71EE4832"/>
@@ -1886,7 +2236,7 @@
       </w:rPr>
     </w:lvl>
   </w:abstractNum>
-  <w:abstractNum w:abstractNumId="2" w15:restartNumberingAfterBreak="0">
+  <w:abstractNum w:abstractNumId="3" w15:restartNumberingAfterBreak="0">
     <w:nsid w:val="20B6154C"/>
     <w:multiLevelType w:val="hybridMultilevel"/>
     <w:tmpl w:val="6D54B42A"/>
@@ -1999,7 +2349,7 @@
       </w:rPr>
     </w:lvl>
   </w:abstractNum>
-  <w:abstractNum w:abstractNumId="3" w15:restartNumberingAfterBreak="0">
+  <w:abstractNum w:abstractNumId="4" w15:restartNumberingAfterBreak="0">
     <w:nsid w:val="389D273F"/>
     <w:multiLevelType w:val="hybridMultilevel"/>
     <w:tmpl w:val="9B2A1C16"/>
@@ -2112,7 +2462,7 @@
       </w:rPr>
     </w:lvl>
   </w:abstractNum>
-  <w:abstractNum w:abstractNumId="4" w15:restartNumberingAfterBreak="0">
+  <w:abstractNum w:abstractNumId="5" w15:restartNumberingAfterBreak="0">
     <w:nsid w:val="3A5A5287"/>
     <w:multiLevelType w:val="hybridMultilevel"/>
     <w:tmpl w:val="21D084DE"/>
@@ -2224,7 +2574,119 @@
       </w:rPr>
     </w:lvl>
   </w:abstractNum>
-  <w:abstractNum w:abstractNumId="5" w15:restartNumberingAfterBreak="0">
+  <w:abstractNum w:abstractNumId="6" w15:restartNumberingAfterBreak="0">
+    <w:nsid w:val="3F9156C8"/>
+    <w:multiLevelType w:val="hybridMultilevel"/>
+    <w:tmpl w:val="B514784A"/>
+    <w:lvl w:ilvl="0" w:tplc="A5BEF7F2">
+      <w:numFmt w:val="bullet"/>
+      <w:lvlText w:val=""/>
+      <w:lvlJc w:val="left"/>
+      <w:pPr>
+        <w:ind w:left="587" w:hanging="360"/>
+      </w:pPr>
+      <w:rPr>
+        <w:rFonts w:ascii="Wingdings" w:eastAsiaTheme="minorHAnsi" w:hAnsi="Wingdings" w:cs="Aharoni" w:hint="default"/>
+      </w:rPr>
+    </w:lvl>
+    <w:lvl w:ilvl="1" w:tplc="040E0003" w:tentative="1">
+      <w:start w:val="1"/>
+      <w:numFmt w:val="bullet"/>
+      <w:lvlText w:val="o"/>
+      <w:lvlJc w:val="left"/>
+      <w:pPr>
+        <w:ind w:left="1307" w:hanging="360"/>
+      </w:pPr>
+      <w:rPr>
+        <w:rFonts w:ascii="Courier New" w:hAnsi="Courier New" w:cs="Courier New" w:hint="default"/>
+      </w:rPr>
+    </w:lvl>
+    <w:lvl w:ilvl="2" w:tplc="040E0005" w:tentative="1">
+      <w:start w:val="1"/>
+      <w:numFmt w:val="bullet"/>
+      <w:lvlText w:val=""/>
+      <w:lvlJc w:val="left"/>
+      <w:pPr>
+        <w:ind w:left="2027" w:hanging="360"/>
+      </w:pPr>
+      <w:rPr>
+        <w:rFonts w:ascii="Wingdings" w:hAnsi="Wingdings" w:hint="default"/>
+      </w:rPr>
+    </w:lvl>
+    <w:lvl w:ilvl="3" w:tplc="040E0001" w:tentative="1">
+      <w:start w:val="1"/>
+      <w:numFmt w:val="bullet"/>
+      <w:lvlText w:val=""/>
+      <w:lvlJc w:val="left"/>
+      <w:pPr>
+        <w:ind w:left="2747" w:hanging="360"/>
+      </w:pPr>
+      <w:rPr>
+        <w:rFonts w:ascii="Symbol" w:hAnsi="Symbol" w:hint="default"/>
+      </w:rPr>
+    </w:lvl>
+    <w:lvl w:ilvl="4" w:tplc="040E0003" w:tentative="1">
+      <w:start w:val="1"/>
+      <w:numFmt w:val="bullet"/>
+      <w:lvlText w:val="o"/>
+      <w:lvlJc w:val="left"/>
+      <w:pPr>
+        <w:ind w:left="3467" w:hanging="360"/>
+      </w:pPr>
+      <w:rPr>
+        <w:rFonts w:ascii="Courier New" w:hAnsi="Courier New" w:cs="Courier New" w:hint="default"/>
+      </w:rPr>
+    </w:lvl>
+    <w:lvl w:ilvl="5" w:tplc="040E0005" w:tentative="1">
+      <w:start w:val="1"/>
+      <w:numFmt w:val="bullet"/>
+      <w:lvlText w:val=""/>
+      <w:lvlJc w:val="left"/>
+      <w:pPr>
+        <w:ind w:left="4187" w:hanging="360"/>
+      </w:pPr>
+      <w:rPr>
+        <w:rFonts w:ascii="Wingdings" w:hAnsi="Wingdings" w:hint="default"/>
+      </w:rPr>
+    </w:lvl>
+    <w:lvl w:ilvl="6" w:tplc="040E0001" w:tentative="1">
+      <w:start w:val="1"/>
+      <w:numFmt w:val="bullet"/>
+      <w:lvlText w:val=""/>
+      <w:lvlJc w:val="left"/>
+      <w:pPr>
+        <w:ind w:left="4907" w:hanging="360"/>
+      </w:pPr>
+      <w:rPr>
+        <w:rFonts w:ascii="Symbol" w:hAnsi="Symbol" w:hint="default"/>
+      </w:rPr>
+    </w:lvl>
+    <w:lvl w:ilvl="7" w:tplc="040E0003" w:tentative="1">
+      <w:start w:val="1"/>
+      <w:numFmt w:val="bullet"/>
+      <w:lvlText w:val="o"/>
+      <w:lvlJc w:val="left"/>
+      <w:pPr>
+        <w:ind w:left="5627" w:hanging="360"/>
+      </w:pPr>
+      <w:rPr>
+        <w:rFonts w:ascii="Courier New" w:hAnsi="Courier New" w:cs="Courier New" w:hint="default"/>
+      </w:rPr>
+    </w:lvl>
+    <w:lvl w:ilvl="8" w:tplc="040E0005" w:tentative="1">
+      <w:start w:val="1"/>
+      <w:numFmt w:val="bullet"/>
+      <w:lvlText w:val=""/>
+      <w:lvlJc w:val="left"/>
+      <w:pPr>
+        <w:ind w:left="6347" w:hanging="360"/>
+      </w:pPr>
+      <w:rPr>
+        <w:rFonts w:ascii="Wingdings" w:hAnsi="Wingdings" w:hint="default"/>
+      </w:rPr>
+    </w:lvl>
+  </w:abstractNum>
+  <w:abstractNum w:abstractNumId="7" w15:restartNumberingAfterBreak="0">
     <w:nsid w:val="5A1C381A"/>
     <w:multiLevelType w:val="hybridMultilevel"/>
     <w:tmpl w:val="089805E0"/>
@@ -2337,7 +2799,7 @@
       </w:rPr>
     </w:lvl>
   </w:abstractNum>
-  <w:abstractNum w:abstractNumId="6" w15:restartNumberingAfterBreak="0">
+  <w:abstractNum w:abstractNumId="8" w15:restartNumberingAfterBreak="0">
     <w:nsid w:val="764B7423"/>
     <w:multiLevelType w:val="hybridMultilevel"/>
     <w:tmpl w:val="6DEA015E"/>
@@ -2451,25 +2913,31 @@
     </w:lvl>
   </w:abstractNum>
   <w:num w:numId="1" w16cid:durableId="1253659117">
+    <w:abstractNumId w:val="2"/>
+  </w:num>
+  <w:num w:numId="2" w16cid:durableId="1246914859">
     <w:abstractNumId w:val="1"/>
   </w:num>
-  <w:num w:numId="2" w16cid:durableId="1246914859">
-    <w:abstractNumId w:val="0"/>
+  <w:num w:numId="3" w16cid:durableId="1672297953">
+    <w:abstractNumId w:val="7"/>
   </w:num>
-  <w:num w:numId="3" w16cid:durableId="1672297953">
+  <w:num w:numId="4" w16cid:durableId="1534153214">
+    <w:abstractNumId w:val="4"/>
+  </w:num>
+  <w:num w:numId="5" w16cid:durableId="1823499835">
+    <w:abstractNumId w:val="8"/>
+  </w:num>
+  <w:num w:numId="6" w16cid:durableId="472141913">
+    <w:abstractNumId w:val="3"/>
+  </w:num>
+  <w:num w:numId="7" w16cid:durableId="1072703995">
     <w:abstractNumId w:val="5"/>
   </w:num>
-  <w:num w:numId="4" w16cid:durableId="1534153214">
-    <w:abstractNumId w:val="3"/>
-  </w:num>
-  <w:num w:numId="5" w16cid:durableId="1823499835">
+  <w:num w:numId="8" w16cid:durableId="273753465">
     <w:abstractNumId w:val="6"/>
   </w:num>
-  <w:num w:numId="6" w16cid:durableId="472141913">
-    <w:abstractNumId w:val="2"/>
-  </w:num>
-  <w:num w:numId="7" w16cid:durableId="1072703995">
-    <w:abstractNumId w:val="4"/>
+  <w:num w:numId="9" w16cid:durableId="499662319">
+    <w:abstractNumId w:val="0"/>
   </w:num>
 </w:numbering>
 </file>
@@ -2876,6 +3344,7 @@
   <w:style w:type="character" w:default="1" w:styleId="Bekezdsalapbettpusa">
     <w:name w:val="Default Paragraph Font"/>
     <w:uiPriority w:val="1"/>
+    <w:semiHidden/>
     <w:unhideWhenUsed/>
   </w:style>
   <w:style w:type="table" w:default="1" w:styleId="Normltblzat">

--- a/Library-Loan-System-Specification.docx
+++ b/Library-Loan-System-Specification.docx
@@ -1,305 +1,447 @@
 
 <file path=word/document.xml><?xml version="1.0" encoding="utf-8"?>
-<w:document xmlns:wpc="http://schemas.microsoft.com/office/word/2010/wordprocessingCanvas" xmlns:cx="http://schemas.microsoft.com/office/drawing/2014/chartex" xmlns:cx1="http://schemas.microsoft.com/office/drawing/2015/9/8/chartex" xmlns:cx2="http://schemas.microsoft.com/office/drawing/2015/10/21/chartex" xmlns:cx3="http://schemas.microsoft.com/office/drawing/2016/5/9/chartex" xmlns:cx4="http://schemas.microsoft.com/office/drawing/2016/5/10/chartex" xmlns:cx5="http://schemas.microsoft.com/office/drawing/2016/5/11/chartex" xmlns:cx6="http://schemas.microsoft.com/office/drawing/2016/5/12/chartex" xmlns:cx7="http://schemas.microsoft.com/office/drawing/2016/5/13/chartex" xmlns:cx8="http://schemas.microsoft.com/office/drawing/2016/5/14/chartex" xmlns:mc="http://schemas.openxmlformats.org/markup-compatibility/2006" xmlns:aink="http://schemas.microsoft.com/office/drawing/2016/ink" xmlns:am3d="http://schemas.microsoft.com/office/drawing/2017/model3d" xmlns:o="urn:schemas-microsoft-com:office:office" xmlns:oel="http://schemas.microsoft.com/office/2019/extlst" xmlns:r="http://schemas.openxmlformats.org/officeDocument/2006/relationships" xmlns:m="http://schemas.openxmlformats.org/officeDocument/2006/math" xmlns:v="urn:schemas-microsoft-com:vml" xmlns:wp14="http://schemas.microsoft.com/office/word/2010/wordprocessingDrawing" xmlns:wp="http://schemas.openxmlformats.org/drawingml/2006/wordprocessingDrawing" xmlns:w10="urn:schemas-microsoft-com:office:word" xmlns:w="http://schemas.openxmlformats.org/wordprocessingml/2006/main" xmlns:w14="http://schemas.microsoft.com/office/word/2010/wordml" xmlns:w15="http://schemas.microsoft.com/office/word/2012/wordml" xmlns:w16cex="http://schemas.microsoft.com/office/word/2018/wordml/cex" xmlns:w16cid="http://schemas.microsoft.com/office/word/2016/wordml/cid" xmlns:w16="http://schemas.microsoft.com/office/word/2018/wordml" xmlns:w16du="http://schemas.microsoft.com/office/word/2023/wordml/word16du" xmlns:w16sdtdh="http://schemas.microsoft.com/office/word/2020/wordml/sdtdatahash" xmlns:w16sdtfl="http://schemas.microsoft.com/office/word/2024/wordml/sdtformatlock" xmlns:w16se="http://schemas.microsoft.com/office/word/2015/wordml/symex" xmlns:wpg="http://schemas.microsoft.com/office/word/2010/wordprocessingGroup" xmlns:wpi="http://schemas.microsoft.com/office/word/2010/wordprocessingInk" xmlns:wne="http://schemas.microsoft.com/office/word/2006/wordml" xmlns:wps="http://schemas.microsoft.com/office/word/2010/wordprocessingShape" mc:Ignorable="w14 w15 w16se w16cid w16 w16cex w16sdtdh w16sdtfl w16du wp14">
+<w:document xmlns:wpc="http://schemas.microsoft.com/office/word/2010/wordprocessingCanvas" xmlns:cx="http://schemas.microsoft.com/office/drawing/2014/chartex" xmlns:cx1="http://schemas.microsoft.com/office/drawing/2015/9/8/chartex" xmlns:cx2="http://schemas.microsoft.com/office/drawing/2015/10/21/chartex" xmlns:cx3="http://schemas.microsoft.com/office/drawing/2016/5/9/chartex" xmlns:cx4="http://schemas.microsoft.com/office/drawing/2016/5/10/chartex" xmlns:cx5="http://schemas.microsoft.com/office/drawing/2016/5/11/chartex" xmlns:cx6="http://schemas.microsoft.com/office/drawing/2016/5/12/chartex" xmlns:cx7="http://schemas.microsoft.com/office/drawing/2016/5/13/chartex" xmlns:cx8="http://schemas.microsoft.com/office/drawing/2016/5/14/chartex" xmlns:mc="http://schemas.openxmlformats.org/markup-compatibility/2006" xmlns:aink="http://schemas.microsoft.com/office/drawing/2016/ink" xmlns:am3d="http://schemas.microsoft.com/office/drawing/2017/model3d" xmlns:o="urn:schemas-microsoft-com:office:office" xmlns:r="http://schemas.openxmlformats.org/officeDocument/2006/relationships" xmlns:m="http://schemas.openxmlformats.org/officeDocument/2006/math" xmlns:v="urn:schemas-microsoft-com:vml" xmlns:wp14="http://schemas.microsoft.com/office/word/2010/wordprocessingDrawing" xmlns:wp="http://schemas.openxmlformats.org/drawingml/2006/wordprocessingDrawing" xmlns:w10="urn:schemas-microsoft-com:office:word" xmlns:w="http://schemas.openxmlformats.org/wordprocessingml/2006/main" xmlns:w14="http://schemas.microsoft.com/office/word/2010/wordml" xmlns:w15="http://schemas.microsoft.com/office/word/2012/wordml" xmlns:w16cid="http://schemas.microsoft.com/office/word/2016/wordml/cid" xmlns:w16se="http://schemas.microsoft.com/office/word/2015/wordml/symex" xmlns:wpg="http://schemas.microsoft.com/office/word/2010/wordprocessingGroup" xmlns:wpi="http://schemas.microsoft.com/office/word/2010/wordprocessingInk" xmlns:wne="http://schemas.microsoft.com/office/word/2006/wordml" xmlns:wps="http://schemas.microsoft.com/office/word/2010/wordprocessingShape" mc:Ignorable="w14 w15 w16se w16cid wp14">
   <w:body>
     <w:p>
       <w:pPr>
         <w:pStyle w:val="CM"/>
-      </w:pPr>
-      <w:r>
+        <w:rPr>
+          <w:rFonts w:asciiTheme="minorHAnsi" w:hAnsiTheme="minorHAnsi" w:cstheme="minorHAnsi"/>
+        </w:rPr>
+      </w:pPr>
+      <w:r>
+        <w:rPr>
+          <w:rFonts w:asciiTheme="minorHAnsi" w:hAnsiTheme="minorHAnsi" w:cstheme="minorHAnsi"/>
+        </w:rPr>
         <w:t>Könyvtári kölcsönző rendszer</w:t>
       </w:r>
     </w:p>
     <w:p>
       <w:pPr>
         <w:pStyle w:val="ALCM"/>
-      </w:pPr>
-      <w:r>
+        <w:rPr>
+          <w:rFonts w:asciiTheme="minorHAnsi" w:hAnsiTheme="minorHAnsi" w:cstheme="minorHAnsi"/>
+        </w:rPr>
+      </w:pPr>
+      <w:r>
+        <w:rPr>
+          <w:rFonts w:asciiTheme="minorHAnsi" w:hAnsiTheme="minorHAnsi" w:cstheme="minorHAnsi"/>
+        </w:rPr>
         <w:t>A rendszer célja</w:t>
       </w:r>
       <w:r>
+        <w:rPr>
+          <w:rFonts w:asciiTheme="minorHAnsi" w:hAnsiTheme="minorHAnsi" w:cstheme="minorHAnsi"/>
+        </w:rPr>
         <w:t>:</w:t>
       </w:r>
     </w:p>
     <w:p>
       <w:pPr>
         <w:pStyle w:val="BEKEZDS"/>
-      </w:pPr>
-      <w:r>
-        <w:t>A program egy egyszerű könyvnyilvántartó</w:t>
-      </w:r>
-      <w:r>
-        <w:t xml:space="preserve"> és kölcsönző</w:t>
-      </w:r>
-      <w:r>
-        <w:t xml:space="preserve"> rendszer, amely lehetővé teszi könyvek felvételét, listázását és törlését</w:t>
-      </w:r>
-      <w:r>
-        <w:t xml:space="preserve"> a könyvtár tagjainak (akiket szintén nyilván tart a program). </w:t>
-      </w:r>
-      <w:r>
-        <w:t xml:space="preserve">A program induláskor fájlból </w:t>
-      </w:r>
-      <w:r>
-        <w:t>kell betöltse</w:t>
-      </w:r>
-      <w:r>
-        <w:t xml:space="preserve"> a könyvek</w:t>
-      </w:r>
-      <w:r>
-        <w:t xml:space="preserve"> aktuális</w:t>
-      </w:r>
-      <w:r>
-        <w:t xml:space="preserve"> listáját és </w:t>
-      </w:r>
-      <w:r>
-        <w:t xml:space="preserve">pillanatnyi </w:t>
-      </w:r>
-      <w:r>
-        <w:t>státuszukat.</w:t>
-      </w:r>
-      <w:r>
+        <w:rPr>
+          <w:rFonts w:asciiTheme="minorHAnsi" w:hAnsiTheme="minorHAnsi" w:cstheme="minorHAnsi"/>
+        </w:rPr>
+      </w:pPr>
+      <w:r>
+        <w:rPr>
+          <w:rFonts w:asciiTheme="minorHAnsi" w:hAnsiTheme="minorHAnsi" w:cstheme="minorHAnsi"/>
+        </w:rPr>
+        <w:t>A program egy egyszerű könyvnyilvántartó és kölcsönző rendszer, amely lehetővé teszi könyvek felvételét, listázását és törlését a könyvtár tagjainak (akiket szintén nyilván tart a program). A program induláskor fájlból kell betöltse a könyvek aktuális listáját és pillanatnyi státuszukat. A tagok adatait (név, tagsági azonosító) szintén fájlból kell beolvassa a program. Egy tag maximum 3 könyvet kölcsönözhet ki egyszerre.</w:t>
+      </w:r>
+      <w:r>
+        <w:rPr>
+          <w:rFonts w:asciiTheme="minorHAnsi" w:hAnsiTheme="minorHAnsi" w:cstheme="minorHAnsi"/>
+        </w:rPr>
+        <w:t xml:space="preserve"> A kölcsönzés időpontját és időtartamát nyomon kell követnie a programnak. </w:t>
+      </w:r>
+      <w:r>
+        <w:rPr>
+          <w:rFonts w:asciiTheme="minorHAnsi" w:hAnsiTheme="minorHAnsi" w:cstheme="minorHAnsi"/>
+        </w:rPr>
+        <w:t xml:space="preserve">Késedelmes visszahozás esetén 50 Ft/nap büntetést </w:t>
+      </w:r>
+      <w:r>
+        <w:rPr>
+          <w:rFonts w:asciiTheme="minorHAnsi" w:hAnsiTheme="minorHAnsi" w:cstheme="minorHAnsi"/>
+        </w:rPr>
+        <w:t xml:space="preserve">kell felszámítania a programnak. </w:t>
+      </w:r>
+      <w:r>
+        <w:rPr>
+          <w:rFonts w:asciiTheme="minorHAnsi" w:hAnsiTheme="minorHAnsi" w:cstheme="minorHAnsi"/>
+        </w:rPr>
+        <w:t>A rendszer kezelje a kölcsönzéseket, visszahozásokat és büntetések nyilvántartását.</w:t>
+      </w:r>
+      <w:r>
+        <w:rPr>
+          <w:rFonts w:asciiTheme="minorHAnsi" w:hAnsiTheme="minorHAnsi" w:cstheme="minorHAnsi"/>
+        </w:rPr>
         <w:t xml:space="preserve"> </w:t>
       </w:r>
       <w:r>
-        <w:t xml:space="preserve">A tagok adatait (név, tagsági azonosító) szintén fájlból </w:t>
-      </w:r>
-      <w:r>
-        <w:t>kell beolvassa a program</w:t>
-      </w:r>
-      <w:r>
+        <w:rPr>
+          <w:rFonts w:asciiTheme="minorHAnsi" w:hAnsiTheme="minorHAnsi" w:cstheme="minorHAnsi"/>
+        </w:rPr>
+        <w:t xml:space="preserve">Statisztikaként </w:t>
+      </w:r>
+      <w:r>
+        <w:rPr>
+          <w:rFonts w:asciiTheme="minorHAnsi" w:hAnsiTheme="minorHAnsi" w:cstheme="minorHAnsi"/>
+        </w:rPr>
+        <w:t>meg kell mutassa</w:t>
+      </w:r>
+      <w:r>
+        <w:rPr>
+          <w:rFonts w:asciiTheme="minorHAnsi" w:hAnsiTheme="minorHAnsi" w:cstheme="minorHAnsi"/>
+        </w:rPr>
+        <w:t xml:space="preserve"> a legnépszerűbb </w:t>
+      </w:r>
+      <w:r>
+        <w:rPr>
+          <w:rFonts w:asciiTheme="minorHAnsi" w:hAnsiTheme="minorHAnsi" w:cstheme="minorHAnsi"/>
+        </w:rPr>
+        <w:t xml:space="preserve">könyv </w:t>
+      </w:r>
+      <w:r>
+        <w:rPr>
+          <w:rFonts w:asciiTheme="minorHAnsi" w:hAnsiTheme="minorHAnsi" w:cstheme="minorHAnsi"/>
+        </w:rPr>
+        <w:t>kategóriát és a leggyakrabban késő visszahozó tagot</w:t>
+      </w:r>
+      <w:r>
+        <w:rPr>
+          <w:rFonts w:asciiTheme="minorHAnsi" w:hAnsiTheme="minorHAnsi" w:cstheme="minorHAnsi"/>
+        </w:rPr>
         <w:t>.</w:t>
       </w:r>
       <w:r>
+        <w:rPr>
+          <w:rFonts w:asciiTheme="minorHAnsi" w:hAnsiTheme="minorHAnsi" w:cstheme="minorHAnsi"/>
+        </w:rPr>
+        <w:t xml:space="preserve"> A</w:t>
+      </w:r>
+      <w:r>
+        <w:rPr>
+          <w:rFonts w:asciiTheme="minorHAnsi" w:hAnsiTheme="minorHAnsi" w:cstheme="minorHAnsi"/>
+        </w:rPr>
+        <w:t xml:space="preserve"> program, egy a</w:t>
+      </w:r>
+      <w:r>
+        <w:rPr>
+          <w:rFonts w:asciiTheme="minorHAnsi" w:hAnsiTheme="minorHAnsi" w:cstheme="minorHAnsi"/>
+        </w:rPr>
+        <w:t xml:space="preserve"> futtató konzolon megjelenő</w:t>
+      </w:r>
+      <w:r>
+        <w:rPr>
+          <w:rFonts w:asciiTheme="minorHAnsi" w:hAnsiTheme="minorHAnsi" w:cstheme="minorHAnsi"/>
+        </w:rPr>
+        <w:t xml:space="preserve"> színes</w:t>
+      </w:r>
+      <w:r>
+        <w:rPr>
+          <w:rFonts w:asciiTheme="minorHAnsi" w:hAnsiTheme="minorHAnsi" w:cstheme="minorHAnsi"/>
+        </w:rPr>
+        <w:t xml:space="preserve"> szöveges felhasználói felület</w:t>
+      </w:r>
+      <w:r>
+        <w:rPr>
+          <w:rFonts w:asciiTheme="minorHAnsi" w:hAnsiTheme="minorHAnsi" w:cstheme="minorHAnsi"/>
+        </w:rPr>
+        <w:t>en</w:t>
+      </w:r>
+      <w:r>
+        <w:rPr>
+          <w:rFonts w:asciiTheme="minorHAnsi" w:hAnsiTheme="minorHAnsi" w:cstheme="minorHAnsi"/>
+        </w:rPr>
+        <w:t xml:space="preserve"> (TUI-n)</w:t>
+      </w:r>
+      <w:r>
+        <w:rPr>
+          <w:rFonts w:asciiTheme="minorHAnsi" w:hAnsiTheme="minorHAnsi" w:cstheme="minorHAnsi"/>
+        </w:rPr>
         <w:t xml:space="preserve"> </w:t>
       </w:r>
       <w:r>
-        <w:t>Egy tag maximum 3 könyvet kölcsönözhet ki egyszerre.</w:t>
-      </w:r>
-      <w:r>
-        <w:t xml:space="preserve"> A kölcsönzés időpontját és időtartamát nyomon kell követnie a programnak. </w:t>
-      </w:r>
-      <w:r>
-        <w:t xml:space="preserve">Késedelmes visszahozás esetén 50 Ft/nap büntetést </w:t>
-      </w:r>
-      <w:r>
-        <w:t xml:space="preserve">kell felszámítania a programnak. </w:t>
-      </w:r>
-      <w:r>
-        <w:t>A rendszer kezelje a kölcsönzéseket, visszahozásokat és büntetések nyilvántartását.</w:t>
-      </w:r>
-      <w:r>
+        <w:rPr>
+          <w:rFonts w:asciiTheme="minorHAnsi" w:hAnsiTheme="minorHAnsi" w:cstheme="minorHAnsi"/>
+        </w:rPr>
+        <w:t>keresztül kell interaktívvá váljon</w:t>
+      </w:r>
+      <w:r>
+        <w:rPr>
+          <w:rFonts w:asciiTheme="minorHAnsi" w:hAnsiTheme="minorHAnsi" w:cstheme="minorHAnsi"/>
+        </w:rPr>
+        <w:t>. A</w:t>
+      </w:r>
+      <w:r>
+        <w:rPr>
+          <w:rFonts w:asciiTheme="minorHAnsi" w:hAnsiTheme="minorHAnsi" w:cstheme="minorHAnsi"/>
+        </w:rPr>
+        <w:t xml:space="preserve"> színezést ANSI</w:t>
+      </w:r>
+      <w:r>
+        <w:rPr>
+          <w:rFonts w:asciiTheme="minorHAnsi" w:hAnsiTheme="minorHAnsi" w:cstheme="minorHAnsi"/>
+        </w:rPr>
         <w:t xml:space="preserve"> </w:t>
       </w:r>
       <w:r>
-        <w:t xml:space="preserve">Statisztikaként </w:t>
-      </w:r>
-      <w:r>
-        <w:t>meg kell mutassa</w:t>
-      </w:r>
-      <w:r>
-        <w:t xml:space="preserve"> a legnépszerűbb </w:t>
-      </w:r>
-      <w:r>
-        <w:t xml:space="preserve">könyv </w:t>
-      </w:r>
-      <w:r>
-        <w:t>kategóriát és a leggyakrabban késő visszahozó tagot</w:t>
-      </w:r>
-      <w:r>
+        <w:rPr>
+          <w:rFonts w:asciiTheme="minorHAnsi" w:hAnsiTheme="minorHAnsi" w:cstheme="minorHAnsi"/>
+        </w:rPr>
+        <w:t>vezérlősorozatokkal kell megvalósítani.</w:t>
+      </w:r>
+      <w:r>
+        <w:rPr>
+          <w:rFonts w:asciiTheme="minorHAnsi" w:hAnsiTheme="minorHAnsi" w:cstheme="minorHAnsi"/>
+        </w:rPr>
+        <w:t xml:space="preserve"> </w:t>
+      </w:r>
+    </w:p>
+    <w:p>
+      <w:pPr>
+        <w:pStyle w:val="ALCM"/>
+        <w:rPr>
+          <w:rFonts w:asciiTheme="minorHAnsi" w:hAnsiTheme="minorHAnsi" w:cstheme="minorHAnsi"/>
+        </w:rPr>
+      </w:pPr>
+      <w:r>
+        <w:rPr>
+          <w:rFonts w:asciiTheme="minorHAnsi" w:hAnsiTheme="minorHAnsi" w:cstheme="minorHAnsi"/>
+        </w:rPr>
+        <w:t>Rendszerkövetelmények:</w:t>
+      </w:r>
+    </w:p>
+    <w:p>
+      <w:pPr>
+        <w:pStyle w:val="BEKEZDS"/>
+        <w:rPr>
+          <w:rFonts w:asciiTheme="minorHAnsi" w:hAnsiTheme="minorHAnsi" w:cstheme="minorHAnsi"/>
+        </w:rPr>
+      </w:pPr>
+      <w:r>
+        <w:rPr>
+          <w:rFonts w:asciiTheme="minorHAnsi" w:hAnsiTheme="minorHAnsi" w:cstheme="minorHAnsi"/>
+        </w:rPr>
+        <w:t xml:space="preserve">A szoftver fejlesztése Windows 10 vagy 11 rendszerben kell történjen, és a szoftver stabil futását ezekben az operációs rendszerekben garantálni kell. A szoftverfejlesztés a </w:t>
+      </w:r>
+      <w:proofErr w:type="spellStart"/>
+      <w:r>
+        <w:rPr>
+          <w:rFonts w:asciiTheme="minorHAnsi" w:hAnsiTheme="minorHAnsi" w:cstheme="minorHAnsi"/>
+        </w:rPr>
+        <w:t>JetBrains</w:t>
+      </w:r>
+      <w:proofErr w:type="spellEnd"/>
+      <w:r>
+        <w:rPr>
+          <w:rFonts w:asciiTheme="minorHAnsi" w:hAnsiTheme="minorHAnsi" w:cstheme="minorHAnsi"/>
+        </w:rPr>
+        <w:t xml:space="preserve"> </w:t>
+      </w:r>
+      <w:proofErr w:type="spellStart"/>
+      <w:r>
+        <w:rPr>
+          <w:rFonts w:asciiTheme="minorHAnsi" w:hAnsiTheme="minorHAnsi" w:cstheme="minorHAnsi"/>
+        </w:rPr>
+        <w:t>IDEs</w:t>
+      </w:r>
+      <w:proofErr w:type="spellEnd"/>
+      <w:r>
+        <w:rPr>
+          <w:rFonts w:asciiTheme="minorHAnsi" w:hAnsiTheme="minorHAnsi" w:cstheme="minorHAnsi"/>
+        </w:rPr>
+        <w:t>,</w:t>
+      </w:r>
+      <w:r>
+        <w:rPr>
+          <w:rFonts w:asciiTheme="minorHAnsi" w:hAnsiTheme="minorHAnsi" w:cstheme="minorHAnsi"/>
+        </w:rPr>
+        <w:t xml:space="preserve"> </w:t>
+      </w:r>
+      <w:proofErr w:type="spellStart"/>
+      <w:r>
+        <w:rPr>
+          <w:rFonts w:asciiTheme="minorHAnsi" w:hAnsiTheme="minorHAnsi" w:cstheme="minorHAnsi"/>
+        </w:rPr>
+        <w:t>IntelliJ</w:t>
+      </w:r>
+      <w:proofErr w:type="spellEnd"/>
+      <w:r>
+        <w:rPr>
+          <w:rFonts w:asciiTheme="minorHAnsi" w:hAnsiTheme="minorHAnsi" w:cstheme="minorHAnsi"/>
+        </w:rPr>
+        <w:t xml:space="preserve"> IDEA </w:t>
+      </w:r>
+      <w:proofErr w:type="spellStart"/>
+      <w:r>
+        <w:rPr>
+          <w:rFonts w:asciiTheme="minorHAnsi" w:hAnsiTheme="minorHAnsi" w:cstheme="minorHAnsi"/>
+        </w:rPr>
+        <w:t>Community</w:t>
+      </w:r>
+      <w:proofErr w:type="spellEnd"/>
+      <w:r>
+        <w:rPr>
+          <w:rFonts w:asciiTheme="minorHAnsi" w:hAnsiTheme="minorHAnsi" w:cstheme="minorHAnsi"/>
+        </w:rPr>
+        <w:t xml:space="preserve"> Edition integrált fejlesztési környezetében kell megtörténjen</w:t>
+      </w:r>
+      <w:r>
+        <w:rPr>
+          <w:rFonts w:asciiTheme="minorHAnsi" w:hAnsiTheme="minorHAnsi" w:cstheme="minorHAnsi"/>
+        </w:rPr>
+        <w:t>, ezen belül is a 2025.1 vagy annál frissebb verziójú környezetben</w:t>
+      </w:r>
+      <w:r>
+        <w:rPr>
+          <w:rFonts w:asciiTheme="minorHAnsi" w:hAnsiTheme="minorHAnsi" w:cstheme="minorHAnsi"/>
+        </w:rPr>
         <w:t>.</w:t>
       </w:r>
-      <w:r>
+    </w:p>
+    <w:p>
+      <w:pPr>
+        <w:pStyle w:val="BEKEZDS"/>
+        <w:rPr>
+          <w:rFonts w:asciiTheme="minorHAnsi" w:hAnsiTheme="minorHAnsi" w:cstheme="minorHAnsi"/>
+        </w:rPr>
+      </w:pPr>
+      <w:r>
+        <w:rPr>
+          <w:rFonts w:asciiTheme="minorHAnsi" w:hAnsiTheme="minorHAnsi" w:cstheme="minorHAnsi"/>
+        </w:rPr>
+        <w:t>A programot Java nyelven kell implementálni,</w:t>
+      </w:r>
+      <w:r>
+        <w:rPr>
+          <w:rFonts w:asciiTheme="minorHAnsi" w:hAnsiTheme="minorHAnsi" w:cstheme="minorHAnsi"/>
+        </w:rPr>
+        <w:t xml:space="preserve"> a fe</w:t>
+      </w:r>
+      <w:r>
+        <w:rPr>
+          <w:rFonts w:asciiTheme="minorHAnsi" w:hAnsiTheme="minorHAnsi" w:cstheme="minorHAnsi"/>
+        </w:rPr>
+        <w:t>jl</w:t>
+      </w:r>
+      <w:r>
+        <w:rPr>
+          <w:rFonts w:asciiTheme="minorHAnsi" w:hAnsiTheme="minorHAnsi" w:cstheme="minorHAnsi"/>
+        </w:rPr>
+        <w:t>esztés</w:t>
+      </w:r>
+      <w:r>
+        <w:rPr>
+          <w:rFonts w:asciiTheme="minorHAnsi" w:hAnsiTheme="minorHAnsi" w:cstheme="minorHAnsi"/>
+        </w:rPr>
+        <w:t>hez</w:t>
+      </w:r>
+      <w:r>
+        <w:rPr>
+          <w:rFonts w:asciiTheme="minorHAnsi" w:hAnsiTheme="minorHAnsi" w:cstheme="minorHAnsi"/>
+        </w:rPr>
         <w:t xml:space="preserve"> </w:t>
       </w:r>
       <w:r>
-        <w:t>A</w:t>
-      </w:r>
-      <w:r>
-        <w:t xml:space="preserve"> program, egy a</w:t>
-      </w:r>
-      <w:r>
-        <w:t xml:space="preserve"> futtató konzolon megjelenő</w:t>
-      </w:r>
-      <w:r>
-        <w:t xml:space="preserve"> színes</w:t>
-      </w:r>
-      <w:r>
-        <w:t xml:space="preserve"> szöveges felhasználói felület</w:t>
-      </w:r>
-      <w:r>
-        <w:t>en</w:t>
-      </w:r>
-      <w:r>
-        <w:t xml:space="preserve"> (TUI-n)</w:t>
-      </w:r>
-      <w:r>
+        <w:rPr>
+          <w:rFonts w:asciiTheme="minorHAnsi" w:hAnsiTheme="minorHAnsi" w:cstheme="minorHAnsi"/>
+        </w:rPr>
+        <w:t xml:space="preserve">kizárólag </w:t>
+      </w:r>
+      <w:r>
+        <w:rPr>
+          <w:rFonts w:asciiTheme="minorHAnsi" w:hAnsiTheme="minorHAnsi" w:cstheme="minorHAnsi"/>
+        </w:rPr>
+        <w:t>a JDK 21</w:t>
+      </w:r>
+      <w:r>
+        <w:rPr>
+          <w:rFonts w:asciiTheme="minorHAnsi" w:hAnsiTheme="minorHAnsi" w:cstheme="minorHAnsi"/>
+        </w:rPr>
+        <w:t>- vagy annál</w:t>
+      </w:r>
+      <w:r>
+        <w:rPr>
+          <w:rFonts w:asciiTheme="minorHAnsi" w:hAnsiTheme="minorHAnsi" w:cstheme="minorHAnsi"/>
+        </w:rPr>
+        <w:t xml:space="preserve"> frissebb verziójú </w:t>
+      </w:r>
+      <w:r>
+        <w:rPr>
+          <w:rFonts w:asciiTheme="minorHAnsi" w:hAnsiTheme="minorHAnsi" w:cstheme="minorHAnsi"/>
+        </w:rPr>
+        <w:t xml:space="preserve">Java </w:t>
+      </w:r>
+      <w:proofErr w:type="spellStart"/>
+      <w:r>
+        <w:rPr>
+          <w:rFonts w:asciiTheme="minorHAnsi" w:hAnsiTheme="minorHAnsi" w:cstheme="minorHAnsi"/>
+        </w:rPr>
+        <w:t>D</w:t>
+      </w:r>
+      <w:r>
+        <w:rPr>
+          <w:rFonts w:asciiTheme="minorHAnsi" w:hAnsiTheme="minorHAnsi" w:cstheme="minorHAnsi"/>
+        </w:rPr>
+        <w:t>eveloper</w:t>
+      </w:r>
+      <w:proofErr w:type="spellEnd"/>
+      <w:r>
+        <w:rPr>
+          <w:rFonts w:asciiTheme="minorHAnsi" w:hAnsiTheme="minorHAnsi" w:cstheme="minorHAnsi"/>
+        </w:rPr>
         <w:t xml:space="preserve"> </w:t>
       </w:r>
-      <w:r>
-        <w:t>keresztül kell interaktívvá váljon</w:t>
-      </w:r>
-      <w:r>
-        <w:t>. A</w:t>
-      </w:r>
-      <w:r>
-        <w:t xml:space="preserve"> színezést ANSI</w:t>
-      </w:r>
-      <w:r>
+      <w:proofErr w:type="spellStart"/>
+      <w:r>
+        <w:rPr>
+          <w:rFonts w:asciiTheme="minorHAnsi" w:hAnsiTheme="minorHAnsi" w:cstheme="minorHAnsi"/>
+        </w:rPr>
+        <w:t>K</w:t>
+      </w:r>
+      <w:r>
+        <w:rPr>
+          <w:rFonts w:asciiTheme="minorHAnsi" w:hAnsiTheme="minorHAnsi" w:cstheme="minorHAnsi"/>
+        </w:rPr>
+        <w:t>itet</w:t>
+      </w:r>
+      <w:proofErr w:type="spellEnd"/>
+      <w:r>
+        <w:rPr>
+          <w:rFonts w:asciiTheme="minorHAnsi" w:hAnsiTheme="minorHAnsi" w:cstheme="minorHAnsi"/>
+        </w:rPr>
         <w:t xml:space="preserve"> </w:t>
       </w:r>
       <w:r>
-        <w:t>vezérlősorozatokkal kell megvalósítani.</w:t>
-      </w:r>
-      <w:r>
-        <w:t xml:space="preserve"> A programba </w:t>
-      </w:r>
-      <w:r>
-        <w:t>bevinni könyveket csak akkor lehet, ha a költő, és a cím csak a magyar ABC betűit tartalmazza (ha van kivétel akkor a nem negatív egész számokat címek esetében (pl.: 101 kiskutya) illetve a cím vagy a költő nevében a „-” jelet fogadja el)</w:t>
-      </w:r>
-    </w:p>
-    <w:p>
-      <w:pPr>
-        <w:pStyle w:val="ALCM"/>
-      </w:pPr>
-      <w:r>
-        <w:t>Rendszerkövetelmények</w:t>
-      </w:r>
-      <w:r>
-        <w:t>:</w:t>
-      </w:r>
-    </w:p>
-    <w:p>
-      <w:pPr>
-        <w:pStyle w:val="BEKEZDS"/>
-      </w:pPr>
-      <w:r>
-        <w:t xml:space="preserve">A szoftver fejlesztése Windows 10 vagy 11 rendszerben kell történjen, és a szoftver stabil futását ezekben az operációs rendszerekben garantálni kell. A szoftverfejlesztés a </w:t>
-      </w:r>
-      <w:proofErr w:type="spellStart"/>
-      <w:r>
-        <w:t>JetBrains</w:t>
-      </w:r>
-      <w:proofErr w:type="spellEnd"/>
-      <w:r>
+        <w:rPr>
+          <w:rFonts w:asciiTheme="minorHAnsi" w:hAnsiTheme="minorHAnsi" w:cstheme="minorHAnsi"/>
+        </w:rPr>
+        <w:t>lehet</w:t>
+      </w:r>
+      <w:r>
+        <w:rPr>
+          <w:rFonts w:asciiTheme="minorHAnsi" w:hAnsiTheme="minorHAnsi" w:cstheme="minorHAnsi"/>
+        </w:rPr>
+        <w:t xml:space="preserve"> használni. </w:t>
+      </w:r>
+      <w:r>
+        <w:rPr>
+          <w:rFonts w:asciiTheme="minorHAnsi" w:hAnsiTheme="minorHAnsi" w:cstheme="minorHAnsi"/>
+        </w:rPr>
+        <w:t>A program minden felirata és kódeleme angol nyelvű kell legyen.</w:t>
+      </w:r>
+      <w:r>
+        <w:rPr>
+          <w:rFonts w:asciiTheme="minorHAnsi" w:hAnsiTheme="minorHAnsi" w:cstheme="minorHAnsi"/>
+        </w:rPr>
         <w:t xml:space="preserve"> </w:t>
       </w:r>
-      <w:proofErr w:type="spellStart"/>
-      <w:r>
-        <w:t>IDEs</w:t>
-      </w:r>
-      <w:proofErr w:type="spellEnd"/>
-      <w:r>
-        <w:t>,</w:t>
-      </w:r>
-      <w:r>
-        <w:t xml:space="preserve"> </w:t>
-      </w:r>
-      <w:proofErr w:type="spellStart"/>
-      <w:r>
-        <w:t>IntelliJ</w:t>
-      </w:r>
-      <w:proofErr w:type="spellEnd"/>
-      <w:r>
-        <w:t xml:space="preserve"> IDEA </w:t>
-      </w:r>
-      <w:proofErr w:type="spellStart"/>
-      <w:r>
-        <w:t>Community</w:t>
-      </w:r>
-      <w:proofErr w:type="spellEnd"/>
-      <w:r>
-        <w:t xml:space="preserve"> Edition integrált fejlesztési környezetében kell megtörténjen</w:t>
-      </w:r>
-      <w:r>
-        <w:t>, ezen belül is a 2025.1 vagy annál frissebb verziójú környezetben</w:t>
-      </w:r>
-      <w:r>
-        <w:t>.</w:t>
-      </w:r>
-    </w:p>
-    <w:p>
-      <w:pPr>
-        <w:pStyle w:val="BEKEZDS"/>
-      </w:pPr>
-      <w:r>
-        <w:t>A programot Java nyelven kell implementálni,</w:t>
-      </w:r>
-      <w:r>
-        <w:t xml:space="preserve"> a fe</w:t>
-      </w:r>
-      <w:r>
-        <w:t>jl</w:t>
-      </w:r>
-      <w:r>
-        <w:t>esztés</w:t>
-      </w:r>
-      <w:r>
-        <w:t>hez</w:t>
-      </w:r>
-      <w:r>
-        <w:t xml:space="preserve"> </w:t>
-      </w:r>
-      <w:r>
-        <w:t xml:space="preserve">kizárólag </w:t>
-      </w:r>
-      <w:r>
-        <w:t>a JDK 21</w:t>
-      </w:r>
-      <w:r>
-        <w:t>- vagy annál</w:t>
-      </w:r>
-      <w:r>
-        <w:t xml:space="preserve"> frissebb verziójú </w:t>
-      </w:r>
-      <w:r>
-        <w:t xml:space="preserve">Java </w:t>
-      </w:r>
-      <w:proofErr w:type="spellStart"/>
-      <w:r>
-        <w:t>D</w:t>
-      </w:r>
-      <w:r>
-        <w:t>eveloper</w:t>
-      </w:r>
-      <w:proofErr w:type="spellEnd"/>
-      <w:r>
-        <w:t xml:space="preserve"> </w:t>
-      </w:r>
-      <w:proofErr w:type="spellStart"/>
-      <w:r>
-        <w:t>K</w:t>
-      </w:r>
-      <w:r>
-        <w:t>itet</w:t>
-      </w:r>
-      <w:proofErr w:type="spellEnd"/>
-      <w:r>
-        <w:t xml:space="preserve"> </w:t>
-      </w:r>
-      <w:r>
-        <w:t>lehet</w:t>
-      </w:r>
-      <w:r>
-        <w:t xml:space="preserve"> használni. </w:t>
-      </w:r>
-      <w:r>
-        <w:t>A program minden felirata és kódeleme angol nyelvű</w:t>
-      </w:r>
-      <w:r>
-        <w:t xml:space="preserve"> kell</w:t>
-      </w:r>
-      <w:r>
-        <w:t xml:space="preserve"> </w:t>
-      </w:r>
-      <w:r>
-        <w:t>legyen.</w:t>
-      </w:r>
-      <w:r>
-        <w:t xml:space="preserve"> </w:t>
-      </w:r>
-      <w:r>
-        <w:rPr>
+      <w:r>
+        <w:rPr>
+          <w:rFonts w:asciiTheme="minorHAnsi" w:hAnsiTheme="minorHAnsi" w:cstheme="minorHAnsi"/>
           <w:b/>
           <w:bCs/>
         </w:rPr>
@@ -309,120 +451,280 @@
     <w:p>
       <w:pPr>
         <w:pStyle w:val="ALCM"/>
-      </w:pPr>
-      <w:r>
+        <w:rPr>
+          <w:rFonts w:asciiTheme="minorHAnsi" w:hAnsiTheme="minorHAnsi" w:cstheme="minorHAnsi"/>
+        </w:rPr>
+      </w:pPr>
+      <w:r>
+        <w:rPr>
+          <w:rFonts w:asciiTheme="minorHAnsi" w:hAnsiTheme="minorHAnsi" w:cstheme="minorHAnsi"/>
+        </w:rPr>
         <w:t>Funkcionális követelmények:</w:t>
       </w:r>
     </w:p>
     <w:p>
       <w:pPr>
         <w:pStyle w:val="BEKEZDS"/>
-      </w:pPr>
-      <w:r>
+        <w:rPr>
+          <w:rFonts w:asciiTheme="minorHAnsi" w:hAnsiTheme="minorHAnsi" w:cstheme="minorHAnsi"/>
+        </w:rPr>
+      </w:pPr>
+      <w:r>
+        <w:rPr>
+          <w:rFonts w:asciiTheme="minorHAnsi" w:hAnsiTheme="minorHAnsi" w:cstheme="minorHAnsi"/>
+        </w:rPr>
         <w:t>A rendszer a következő funkciókkal kell legyen felszerelve:</w:t>
       </w:r>
     </w:p>
     <w:p>
       <w:pPr>
         <w:pStyle w:val="ALSBBCM"/>
-      </w:pPr>
-      <w:r>
+        <w:rPr>
+          <w:rFonts w:asciiTheme="minorHAnsi" w:hAnsiTheme="minorHAnsi" w:cstheme="minorHAnsi"/>
+        </w:rPr>
+      </w:pPr>
+      <w:r>
+        <w:rPr>
+          <w:rFonts w:asciiTheme="minorHAnsi" w:hAnsiTheme="minorHAnsi" w:cstheme="minorHAnsi"/>
+        </w:rPr>
         <w:t>Könyvek listázása kategória szerint:</w:t>
       </w:r>
     </w:p>
     <w:p>
       <w:pPr>
         <w:pStyle w:val="ALBEKEZDS"/>
-      </w:pPr>
-      <w:r>
+        <w:rPr>
+          <w:rFonts w:asciiTheme="minorHAnsi" w:hAnsiTheme="minorHAnsi" w:cstheme="minorHAnsi"/>
+        </w:rPr>
+      </w:pPr>
+      <w:r>
+        <w:rPr>
+          <w:rFonts w:asciiTheme="minorHAnsi" w:hAnsiTheme="minorHAnsi" w:cstheme="minorHAnsi"/>
+        </w:rPr>
         <w:t>Lehetőséget kell adni arra, hogy a felhasználó meg tudja tekinteni a jelenleg leltározott könyveket, választási lehetőséget kell neki adni, hogy melyik kategóriát szeretné listázni, majd a programnak a kategóriához tartozó könyveket az azonosítójuk számozott szakasza alapján növekvő sorrendbe rendezve ki kell írnia a konzolban megjelenő ablakba.</w:t>
       </w:r>
       <w:r>
+        <w:rPr>
+          <w:rFonts w:asciiTheme="minorHAnsi" w:hAnsiTheme="minorHAnsi" w:cstheme="minorHAnsi"/>
+        </w:rPr>
         <w:t xml:space="preserve"> Jelölnie kell a jelenleg nem elérhető (éppen kölcsönzött) könyveket, és a várható elérhetővé válás (visszahozás) dátumát.</w:t>
       </w:r>
     </w:p>
     <w:p>
       <w:pPr>
         <w:pStyle w:val="ALSBBCM"/>
-      </w:pPr>
-      <w:r>
+        <w:rPr>
+          <w:rFonts w:asciiTheme="minorHAnsi" w:hAnsiTheme="minorHAnsi" w:cstheme="minorHAnsi"/>
+        </w:rPr>
+      </w:pPr>
+      <w:r>
+        <w:rPr>
+          <w:rFonts w:asciiTheme="minorHAnsi" w:hAnsiTheme="minorHAnsi" w:cstheme="minorHAnsi"/>
+        </w:rPr>
         <w:t>Könyv kölcsönzése</w:t>
       </w:r>
       <w:r>
+        <w:rPr>
+          <w:rFonts w:asciiTheme="minorHAnsi" w:hAnsiTheme="minorHAnsi" w:cstheme="minorHAnsi"/>
+        </w:rPr>
         <w:t>:</w:t>
       </w:r>
     </w:p>
     <w:p>
       <w:pPr>
         <w:pStyle w:val="ALBEKEZDS"/>
-      </w:pPr>
-      <w:r>
+        <w:rPr>
+          <w:rFonts w:asciiTheme="minorHAnsi" w:hAnsiTheme="minorHAnsi" w:cstheme="minorHAnsi"/>
+        </w:rPr>
+      </w:pPr>
+      <w:r>
+        <w:rPr>
+          <w:rFonts w:asciiTheme="minorHAnsi" w:hAnsiTheme="minorHAnsi" w:cstheme="minorHAnsi"/>
+        </w:rPr>
         <w:t>A felhasználó képes kell legyen kölcsönözni egy könyvet</w:t>
       </w:r>
       <w:r>
-        <w:t xml:space="preserve">. Ezt a könyv azonosítójának megadásával teheti meg. A kölcsönzés folyamata során meg kell bizonyosodni a kölcsönző személy kilétéről, vagyis meg kell adja a személyes adatait. Könyvtári tagok </w:t>
-      </w:r>
-      <w:r>
+        <w:rPr>
+          <w:rFonts w:asciiTheme="minorHAnsi" w:hAnsiTheme="minorHAnsi" w:cstheme="minorHAnsi"/>
+        </w:rPr>
+        <w:t xml:space="preserve">. Ezt a könyv azonosítójának megadásával teheti meg. A kölcsönzés folyamata során meg kell bizonyosodni a kölcsönző személy kilétéről, vagyis meg kell adja a személyes adatait. Könyvtári tagok esetén elég a </w:t>
+      </w:r>
+      <w:r>
+        <w:rPr>
+          <w:rFonts w:asciiTheme="minorHAnsi" w:hAnsiTheme="minorHAnsi" w:cstheme="minorHAnsi"/>
+        </w:rPr>
         <w:lastRenderedPageBreak/>
-        <w:t xml:space="preserve">esetén elég a tagsági azonosító megadása. Új tagok esetén a programnak értesítenie kell a felhasználót arról, hogy még nem tag, </w:t>
-      </w:r>
-      <w:r>
+        <w:t xml:space="preserve">tagsági azonosító megadása. Új tagok esetén a programnak értesítenie kell a felhasználót arról, hogy még nem tag, </w:t>
+      </w:r>
+      <w:r>
+        <w:rPr>
+          <w:rFonts w:asciiTheme="minorHAnsi" w:hAnsiTheme="minorHAnsi" w:cstheme="minorHAnsi"/>
+        </w:rPr>
         <w:t>és az adatai megadásával taggá válik a könyvtárban. Az új tagoknak</w:t>
       </w:r>
       <w:r>
-        <w:t xml:space="preserve"> név, illetve e-mail cím megadása szükséges, ezeket az adatokat a program automatikusan el kell mentse és tagsági azonosítót kell rendeljen melléjük. A felhasználót értesítenie kell a tagság létrejöttéről</w:t>
-      </w:r>
-      <w:r>
+        <w:rPr>
+          <w:rFonts w:asciiTheme="minorHAnsi" w:hAnsiTheme="minorHAnsi" w:cstheme="minorHAnsi"/>
+        </w:rPr>
+        <w:t xml:space="preserve"> név</w:t>
+      </w:r>
+      <w:r>
+        <w:rPr>
+          <w:rFonts w:asciiTheme="minorHAnsi" w:hAnsiTheme="minorHAnsi" w:cstheme="minorHAnsi"/>
+        </w:rPr>
+        <w:t xml:space="preserve"> </w:t>
+      </w:r>
+      <w:r>
+        <w:rPr>
+          <w:rFonts w:asciiTheme="minorHAnsi" w:hAnsiTheme="minorHAnsi" w:cstheme="minorHAnsi"/>
+        </w:rPr>
+        <w:t xml:space="preserve">megadása szükséges, </w:t>
+      </w:r>
+      <w:r>
+        <w:rPr>
+          <w:rFonts w:asciiTheme="minorHAnsi" w:hAnsiTheme="minorHAnsi" w:cstheme="minorHAnsi"/>
+        </w:rPr>
+        <w:t>ezt</w:t>
+      </w:r>
+      <w:r>
+        <w:rPr>
+          <w:rFonts w:asciiTheme="minorHAnsi" w:hAnsiTheme="minorHAnsi" w:cstheme="minorHAnsi"/>
+        </w:rPr>
+        <w:t xml:space="preserve"> az </w:t>
+      </w:r>
+      <w:r>
+        <w:rPr>
+          <w:rFonts w:asciiTheme="minorHAnsi" w:hAnsiTheme="minorHAnsi" w:cstheme="minorHAnsi"/>
+        </w:rPr>
+        <w:t>adatot</w:t>
+      </w:r>
+      <w:r>
+        <w:rPr>
+          <w:rFonts w:asciiTheme="minorHAnsi" w:hAnsiTheme="minorHAnsi" w:cstheme="minorHAnsi"/>
+        </w:rPr>
+        <w:t xml:space="preserve"> a program automatikusan el kell mentse és tagsági azonosítót</w:t>
+      </w:r>
+      <w:r>
+        <w:rPr>
+          <w:rFonts w:asciiTheme="minorHAnsi" w:hAnsiTheme="minorHAnsi" w:cstheme="minorHAnsi"/>
+        </w:rPr>
+        <w:t xml:space="preserve"> (000000 formátum)</w:t>
+      </w:r>
+      <w:r>
+        <w:rPr>
+          <w:rFonts w:asciiTheme="minorHAnsi" w:hAnsiTheme="minorHAnsi" w:cstheme="minorHAnsi"/>
+        </w:rPr>
+        <w:t xml:space="preserve"> kell rendeljen melléjük. A felhasználót értesítenie kell a tagság létrejöttéről</w:t>
+      </w:r>
+      <w:r>
+        <w:rPr>
+          <w:rFonts w:asciiTheme="minorHAnsi" w:hAnsiTheme="minorHAnsi" w:cstheme="minorHAnsi"/>
+        </w:rPr>
         <w:t>. Ha a kölcsönző személye tisztázásra került azonosító megadással vagy tagság létrehozással, a könyvet jóvá lehet írni és a tag azonosítójához kell kapcsolni.</w:t>
       </w:r>
     </w:p>
     <w:p>
       <w:pPr>
         <w:pStyle w:val="ALSBBCM"/>
-      </w:pPr>
-      <w:r>
+        <w:rPr>
+          <w:rFonts w:asciiTheme="minorHAnsi" w:hAnsiTheme="minorHAnsi" w:cstheme="minorHAnsi"/>
+        </w:rPr>
+      </w:pPr>
+      <w:r>
+        <w:rPr>
+          <w:rFonts w:asciiTheme="minorHAnsi" w:hAnsiTheme="minorHAnsi" w:cstheme="minorHAnsi"/>
+        </w:rPr>
         <w:t>Könyv visszaadása</w:t>
       </w:r>
+      <w:bookmarkStart w:id="0" w:name="_GoBack"/>
+      <w:bookmarkEnd w:id="0"/>
     </w:p>
     <w:p>
       <w:pPr>
         <w:pStyle w:val="ALBEKEZDS"/>
-      </w:pPr>
-      <w:r>
+        <w:rPr>
+          <w:rFonts w:asciiTheme="minorHAnsi" w:hAnsiTheme="minorHAnsi" w:cstheme="minorHAnsi"/>
+        </w:rPr>
+      </w:pPr>
+      <w:r>
+        <w:rPr>
+          <w:rFonts w:asciiTheme="minorHAnsi" w:hAnsiTheme="minorHAnsi" w:cstheme="minorHAnsi"/>
+        </w:rPr>
         <w:t>Egy könyv visszaadása előtt a felhasználó számára be kell mutatnia a programnak az általa kölcsönzött könyveket oly módon elrendezve, hogy a legrégebben a kölcsönzött könyvei legyenek a lista tetején, illetve pirossal kell jeleznie azokat a könyveket, amelyek kölcsönzési ideje lejárt, és az ehhez tartozó büntetés értékét is fel kell tűntetnie a programnak.</w:t>
       </w:r>
     </w:p>
     <w:p>
       <w:pPr>
+        <w:pStyle w:val="ALBEKEZDS"/>
+        <w:rPr>
+          <w:rFonts w:asciiTheme="minorHAnsi" w:hAnsiTheme="minorHAnsi" w:cstheme="minorHAnsi"/>
+        </w:rPr>
+      </w:pPr>
+    </w:p>
+    <w:p>
+      <w:pPr>
         <w:pStyle w:val="ALSBBCM"/>
         <w:rPr>
+          <w:rFonts w:asciiTheme="minorHAnsi" w:hAnsiTheme="minorHAnsi" w:cstheme="minorHAnsi"/>
+        </w:rPr>
+      </w:pPr>
+      <w:r>
+        <w:rPr>
+          <w:rFonts w:asciiTheme="minorHAnsi" w:hAnsiTheme="minorHAnsi" w:cstheme="minorHAnsi"/>
+        </w:rPr>
+        <w:t>Inputellenőrzés</w:t>
+      </w:r>
+    </w:p>
+    <w:p>
+      <w:pPr>
+        <w:pStyle w:val="BEKEZDS"/>
+        <w:ind w:left="227"/>
+        <w:rPr>
+          <w:rFonts w:asciiTheme="minorHAnsi" w:hAnsiTheme="minorHAnsi" w:cstheme="minorHAnsi"/>
+        </w:rPr>
+      </w:pPr>
+      <w:r>
+        <w:rPr>
+          <w:rFonts w:asciiTheme="minorHAnsi" w:hAnsiTheme="minorHAnsi" w:cstheme="minorHAnsi"/>
+        </w:rPr>
+        <w:t>A programba bevinni könyveket csak akkor lehet, ha a költő, és a cím csak a magyar ABC betűit tartalmazza (ha van kivétel akkor a nem negatív egész számokat címek esetében (pl.: 101 kiskutya) illetve a cím vagy a költő nevében a „-” jelet fogadja el)</w:t>
+      </w:r>
+    </w:p>
+    <w:p>
+      <w:pPr>
+        <w:pStyle w:val="ALSBBCM"/>
+        <w:rPr>
+          <w:rFonts w:asciiTheme="minorHAnsi" w:hAnsiTheme="minorHAnsi" w:cstheme="minorHAnsi"/>
+        </w:rPr>
+      </w:pPr>
+    </w:p>
+    <w:p>
+      <w:pPr>
+        <w:pStyle w:val="ALSBBCM"/>
+        <w:rPr>
+          <w:rFonts w:asciiTheme="minorHAnsi" w:hAnsiTheme="minorHAnsi" w:cstheme="minorHAnsi"/>
           <w:color w:val="002060"/>
         </w:rPr>
       </w:pPr>
       <w:r>
         <w:rPr>
+          <w:rFonts w:asciiTheme="minorHAnsi" w:hAnsiTheme="minorHAnsi" w:cstheme="minorHAnsi"/>
           <w:color w:val="002060"/>
         </w:rPr>
-        <w:t>Könyv</w:t>
-      </w:r>
-      <w:r>
-        <w:rPr>
-          <w:color w:val="002060"/>
-        </w:rPr>
-        <w:t>ek</w:t>
-      </w:r>
-      <w:r>
-        <w:rPr>
-          <w:color w:val="002060"/>
-        </w:rPr>
-        <w:t xml:space="preserve"> keresése azonosító, cím, vagy szerző szerint</w:t>
+        <w:t>Könyvek keresése azonosító, cím, vagy szerző szerint</w:t>
       </w:r>
     </w:p>
     <w:p>
       <w:pPr>
         <w:pStyle w:val="ALBEKEZDS"/>
-      </w:pPr>
-      <w:r>
+        <w:rPr>
+          <w:rFonts w:asciiTheme="minorHAnsi" w:hAnsiTheme="minorHAnsi" w:cstheme="minorHAnsi"/>
+        </w:rPr>
+      </w:pPr>
+      <w:r>
+        <w:rPr>
+          <w:rFonts w:asciiTheme="minorHAnsi" w:hAnsiTheme="minorHAnsi" w:cstheme="minorHAnsi"/>
+        </w:rPr>
         <w:t>--Ötlet</w:t>
       </w:r>
     </w:p>
@@ -430,28 +732,52 @@
       <w:pPr>
         <w:pStyle w:val="ALSBBCM"/>
         <w:ind w:left="0" w:firstLine="227"/>
-      </w:pPr>
-      <w:r>
+        <w:rPr>
+          <w:rFonts w:asciiTheme="minorHAnsi" w:hAnsiTheme="minorHAnsi" w:cstheme="minorHAnsi"/>
+        </w:rPr>
+      </w:pPr>
+      <w:r>
+        <w:rPr>
+          <w:rFonts w:asciiTheme="minorHAnsi" w:hAnsiTheme="minorHAnsi" w:cstheme="minorHAnsi"/>
+        </w:rPr>
         <w:t>B</w:t>
       </w:r>
       <w:r>
+        <w:rPr>
+          <w:rFonts w:asciiTheme="minorHAnsi" w:hAnsiTheme="minorHAnsi" w:cstheme="minorHAnsi"/>
+        </w:rPr>
         <w:t>ü</w:t>
       </w:r>
       <w:r>
+        <w:rPr>
+          <w:rFonts w:asciiTheme="minorHAnsi" w:hAnsiTheme="minorHAnsi" w:cstheme="minorHAnsi"/>
+        </w:rPr>
         <w:t>ntetések listázása</w:t>
       </w:r>
     </w:p>
     <w:p>
       <w:pPr>
         <w:pStyle w:val="ALBEKEZDS"/>
-      </w:pPr>
-      <w:r>
+        <w:rPr>
+          <w:rFonts w:asciiTheme="minorHAnsi" w:hAnsiTheme="minorHAnsi" w:cstheme="minorHAnsi"/>
+        </w:rPr>
+      </w:pPr>
+      <w:r>
+        <w:rPr>
+          <w:rFonts w:asciiTheme="minorHAnsi" w:hAnsiTheme="minorHAnsi" w:cstheme="minorHAnsi"/>
+        </w:rPr>
         <w:t>--Összes érvényben lévő b</w:t>
       </w:r>
       <w:r>
+        <w:rPr>
+          <w:rFonts w:asciiTheme="minorHAnsi" w:hAnsiTheme="minorHAnsi" w:cstheme="minorHAnsi"/>
+        </w:rPr>
         <w:t>ü</w:t>
       </w:r>
       <w:r>
+        <w:rPr>
+          <w:rFonts w:asciiTheme="minorHAnsi" w:hAnsiTheme="minorHAnsi" w:cstheme="minorHAnsi"/>
+        </w:rPr>
         <w:t>ntetés a könyvtár összes tagja között</w:t>
       </w:r>
     </w:p>
@@ -459,106 +785,181 @@
       <w:pPr>
         <w:pStyle w:val="ALSBBCM"/>
         <w:ind w:left="0" w:firstLine="227"/>
-      </w:pPr>
-      <w:r>
+        <w:rPr>
+          <w:rFonts w:asciiTheme="minorHAnsi" w:hAnsiTheme="minorHAnsi" w:cstheme="minorHAnsi"/>
+        </w:rPr>
+      </w:pPr>
+      <w:r>
+        <w:rPr>
+          <w:rFonts w:asciiTheme="minorHAnsi" w:hAnsiTheme="minorHAnsi" w:cstheme="minorHAnsi"/>
+        </w:rPr>
         <w:t>Statisztikák</w:t>
       </w:r>
     </w:p>
     <w:p>
       <w:pPr>
         <w:pStyle w:val="ALBEKEZDS"/>
-      </w:pPr>
-      <w:r>
-        <w:t>--</w:t>
-      </w:r>
-      <w:r>
-        <w:t xml:space="preserve">Statisztikaként mutassa meg a legnépszerűbb kategóriát és a leggyakrabban késő visszahozó tagot! </w:t>
+        <w:rPr>
+          <w:rFonts w:asciiTheme="minorHAnsi" w:hAnsiTheme="minorHAnsi" w:cstheme="minorHAnsi"/>
+        </w:rPr>
+      </w:pPr>
+      <w:r>
+        <w:rPr>
+          <w:rFonts w:asciiTheme="minorHAnsi" w:hAnsiTheme="minorHAnsi" w:cstheme="minorHAnsi"/>
+        </w:rPr>
+        <w:t xml:space="preserve">--Statisztikaként mutassa meg a legnépszerűbb kategóriát és a leggyakrabban késő visszahozó tagot! </w:t>
       </w:r>
     </w:p>
     <w:p>
       <w:pPr>
         <w:pStyle w:val="ALSBBCM"/>
         <w:ind w:left="0" w:firstLine="227"/>
+        <w:rPr>
+          <w:rFonts w:asciiTheme="minorHAnsi" w:hAnsiTheme="minorHAnsi" w:cstheme="minorHAnsi"/>
+        </w:rPr>
       </w:pPr>
     </w:p>
     <w:p>
       <w:pPr>
         <w:pStyle w:val="ALSBBCM"/>
+        <w:rPr>
+          <w:rFonts w:asciiTheme="minorHAnsi" w:hAnsiTheme="minorHAnsi" w:cstheme="minorHAnsi"/>
+        </w:rPr>
       </w:pPr>
     </w:p>
     <w:p>
       <w:pPr>
         <w:pStyle w:val="ALCM"/>
-      </w:pPr>
-      <w:r>
-        <w:t>Könyvek</w:t>
-      </w:r>
-      <w:r>
-        <w:t>:</w:t>
+        <w:rPr>
+          <w:rFonts w:asciiTheme="minorHAnsi" w:hAnsiTheme="minorHAnsi" w:cstheme="minorHAnsi"/>
+        </w:rPr>
+      </w:pPr>
+      <w:r>
+        <w:rPr>
+          <w:rFonts w:asciiTheme="minorHAnsi" w:hAnsiTheme="minorHAnsi" w:cstheme="minorHAnsi"/>
+        </w:rPr>
+        <w:t>Könyvek:</w:t>
       </w:r>
     </w:p>
     <w:p>
       <w:pPr>
         <w:pStyle w:val="BEKEZDS"/>
-      </w:pPr>
-      <w:r>
+        <w:rPr>
+          <w:rFonts w:asciiTheme="minorHAnsi" w:hAnsiTheme="minorHAnsi" w:cstheme="minorHAnsi"/>
+        </w:rPr>
+      </w:pPr>
+      <w:r>
+        <w:rPr>
+          <w:rFonts w:asciiTheme="minorHAnsi" w:hAnsiTheme="minorHAnsi" w:cstheme="minorHAnsi"/>
+        </w:rPr>
         <w:t>A könyveket objektumokként kell kezelnie a programnak</w:t>
       </w:r>
       <w:r>
+        <w:rPr>
+          <w:rFonts w:asciiTheme="minorHAnsi" w:hAnsiTheme="minorHAnsi" w:cstheme="minorHAnsi"/>
+        </w:rPr>
         <w:t xml:space="preserve"> egy </w:t>
       </w:r>
       <w:proofErr w:type="spellStart"/>
       <w:r>
+        <w:rPr>
+          <w:rFonts w:asciiTheme="minorHAnsi" w:hAnsiTheme="minorHAnsi" w:cstheme="minorHAnsi"/>
+        </w:rPr>
         <w:t>Book</w:t>
       </w:r>
       <w:proofErr w:type="spellEnd"/>
       <w:r>
+        <w:rPr>
+          <w:rFonts w:asciiTheme="minorHAnsi" w:hAnsiTheme="minorHAnsi" w:cstheme="minorHAnsi"/>
+        </w:rPr>
         <w:t xml:space="preserve"> osztály segítségével, </w:t>
       </w:r>
       <w:r>
+        <w:rPr>
+          <w:rFonts w:asciiTheme="minorHAnsi" w:hAnsiTheme="minorHAnsi" w:cstheme="minorHAnsi"/>
+        </w:rPr>
         <w:t>mely</w:t>
       </w:r>
       <w:r>
+        <w:rPr>
+          <w:rFonts w:asciiTheme="minorHAnsi" w:hAnsiTheme="minorHAnsi" w:cstheme="minorHAnsi"/>
+        </w:rPr>
         <w:t xml:space="preserve"> </w:t>
       </w:r>
       <w:r>
+        <w:rPr>
+          <w:rFonts w:asciiTheme="minorHAnsi" w:hAnsiTheme="minorHAnsi" w:cstheme="minorHAnsi"/>
+        </w:rPr>
         <w:t>absztrakt</w:t>
       </w:r>
       <w:r>
+        <w:rPr>
+          <w:rFonts w:asciiTheme="minorHAnsi" w:hAnsiTheme="minorHAnsi" w:cstheme="minorHAnsi"/>
+        </w:rPr>
         <w:t xml:space="preserve"> </w:t>
       </w:r>
       <w:r>
+        <w:rPr>
+          <w:rFonts w:asciiTheme="minorHAnsi" w:hAnsiTheme="minorHAnsi" w:cstheme="minorHAnsi"/>
+        </w:rPr>
         <w:t xml:space="preserve">osztály </w:t>
       </w:r>
       <w:r>
+        <w:rPr>
+          <w:rFonts w:asciiTheme="minorHAnsi" w:hAnsiTheme="minorHAnsi" w:cstheme="minorHAnsi"/>
+        </w:rPr>
         <w:t>kell legyen</w:t>
       </w:r>
       <w:r>
+        <w:rPr>
+          <w:rFonts w:asciiTheme="minorHAnsi" w:hAnsiTheme="minorHAnsi" w:cstheme="minorHAnsi"/>
+        </w:rPr>
         <w:t xml:space="preserve">. Minden kategóriának saját osztálya van, mely a </w:t>
       </w:r>
       <w:proofErr w:type="spellStart"/>
       <w:r>
+        <w:rPr>
+          <w:rFonts w:asciiTheme="minorHAnsi" w:hAnsiTheme="minorHAnsi" w:cstheme="minorHAnsi"/>
+        </w:rPr>
         <w:t>Book</w:t>
       </w:r>
       <w:proofErr w:type="spellEnd"/>
       <w:r>
+        <w:rPr>
+          <w:rFonts w:asciiTheme="minorHAnsi" w:hAnsiTheme="minorHAnsi" w:cstheme="minorHAnsi"/>
+        </w:rPr>
         <w:t xml:space="preserve"> osztályt </w:t>
       </w:r>
       <w:r>
+        <w:rPr>
+          <w:rFonts w:asciiTheme="minorHAnsi" w:hAnsiTheme="minorHAnsi" w:cstheme="minorHAnsi"/>
+        </w:rPr>
         <w:t>megörököli</w:t>
       </w:r>
       <w:r>
+        <w:rPr>
+          <w:rFonts w:asciiTheme="minorHAnsi" w:hAnsiTheme="minorHAnsi" w:cstheme="minorHAnsi"/>
+        </w:rPr>
         <w:t xml:space="preserve"> és implementálja</w:t>
       </w:r>
       <w:r>
+        <w:rPr>
+          <w:rFonts w:asciiTheme="minorHAnsi" w:hAnsiTheme="minorHAnsi" w:cstheme="minorHAnsi"/>
+        </w:rPr>
         <w:t xml:space="preserve"> metódusait.</w:t>
       </w:r>
     </w:p>
     <w:p>
       <w:pPr>
         <w:pStyle w:val="BEKEZDS"/>
-      </w:pPr>
-      <w:r>
+        <w:rPr>
+          <w:rFonts w:asciiTheme="minorHAnsi" w:hAnsiTheme="minorHAnsi" w:cstheme="minorHAnsi"/>
+        </w:rPr>
+      </w:pPr>
+      <w:r>
+        <w:rPr>
+          <w:rFonts w:asciiTheme="minorHAnsi" w:hAnsiTheme="minorHAnsi" w:cstheme="minorHAnsi"/>
+        </w:rPr>
         <w:t>A könyvtárban 5 kategória létezik:</w:t>
       </w:r>
     </w:p>
@@ -583,15 +984,18 @@
             <w:pPr>
               <w:jc w:val="center"/>
               <w:rPr>
+                <w:rFonts w:cstheme="minorHAnsi"/>
                 <w:b/>
                 <w:sz w:val="28"/>
               </w:rPr>
             </w:pPr>
             <w:r>
               <w:rPr>
+                <w:rFonts w:cstheme="minorHAnsi"/>
                 <w:b/>
                 <w:sz w:val="28"/>
               </w:rPr>
+              <w:lastRenderedPageBreak/>
               <w:t>Kategória</w:t>
             </w:r>
           </w:p>
@@ -605,12 +1009,14 @@
             <w:pPr>
               <w:jc w:val="center"/>
               <w:rPr>
+                <w:rFonts w:cstheme="minorHAnsi"/>
                 <w:b/>
                 <w:sz w:val="28"/>
               </w:rPr>
             </w:pPr>
             <w:r>
               <w:rPr>
+                <w:rFonts w:cstheme="minorHAnsi"/>
                 <w:b/>
                 <w:sz w:val="28"/>
               </w:rPr>
@@ -627,12 +1033,14 @@
             <w:pPr>
               <w:jc w:val="center"/>
               <w:rPr>
+                <w:rFonts w:cstheme="minorHAnsi"/>
                 <w:b/>
                 <w:sz w:val="28"/>
               </w:rPr>
             </w:pPr>
             <w:r>
               <w:rPr>
+                <w:rFonts w:cstheme="minorHAnsi"/>
                 <w:b/>
                 <w:sz w:val="28"/>
               </w:rPr>
@@ -650,6 +1058,7 @@
             <w:pPr>
               <w:jc w:val="center"/>
               <w:rPr>
+                <w:rFonts w:cstheme="minorHAnsi"/>
                 <w:b/>
                 <w:bCs/>
                 <w:i/>
@@ -658,6 +1067,7 @@
             </w:pPr>
             <w:r>
               <w:rPr>
+                <w:rFonts w:cstheme="minorHAnsi"/>
                 <w:b/>
                 <w:bCs/>
                 <w:i/>
@@ -675,12 +1085,14 @@
             <w:pPr>
               <w:jc w:val="center"/>
               <w:rPr>
+                <w:rFonts w:cstheme="minorHAnsi"/>
                 <w:i/>
                 <w:sz w:val="24"/>
               </w:rPr>
             </w:pPr>
             <w:r>
               <w:rPr>
+                <w:rFonts w:cstheme="minorHAnsi"/>
                 <w:i/>
                 <w:sz w:val="24"/>
               </w:rPr>
@@ -696,12 +1108,14 @@
             <w:pPr>
               <w:jc w:val="center"/>
               <w:rPr>
+                <w:rFonts w:cstheme="minorHAnsi"/>
                 <w:i/>
                 <w:sz w:val="24"/>
               </w:rPr>
             </w:pPr>
             <w:r>
               <w:rPr>
+                <w:rFonts w:cstheme="minorHAnsi"/>
                 <w:i/>
                 <w:sz w:val="24"/>
               </w:rPr>
@@ -719,6 +1133,7 @@
             <w:pPr>
               <w:jc w:val="center"/>
               <w:rPr>
+                <w:rFonts w:cstheme="minorHAnsi"/>
                 <w:b/>
                 <w:bCs/>
                 <w:i/>
@@ -727,6 +1142,7 @@
             </w:pPr>
             <w:r>
               <w:rPr>
+                <w:rFonts w:cstheme="minorHAnsi"/>
                 <w:b/>
                 <w:bCs/>
                 <w:i/>
@@ -744,12 +1160,14 @@
             <w:pPr>
               <w:jc w:val="center"/>
               <w:rPr>
+                <w:rFonts w:cstheme="minorHAnsi"/>
                 <w:i/>
                 <w:sz w:val="24"/>
               </w:rPr>
             </w:pPr>
             <w:r>
               <w:rPr>
+                <w:rFonts w:cstheme="minorHAnsi"/>
                 <w:i/>
                 <w:sz w:val="24"/>
               </w:rPr>
@@ -765,12 +1183,14 @@
             <w:pPr>
               <w:jc w:val="center"/>
               <w:rPr>
+                <w:rFonts w:cstheme="minorHAnsi"/>
                 <w:i/>
                 <w:sz w:val="24"/>
               </w:rPr>
             </w:pPr>
             <w:r>
               <w:rPr>
+                <w:rFonts w:cstheme="minorHAnsi"/>
                 <w:i/>
                 <w:sz w:val="24"/>
               </w:rPr>
@@ -788,6 +1208,7 @@
             <w:pPr>
               <w:jc w:val="center"/>
               <w:rPr>
+                <w:rFonts w:cstheme="minorHAnsi"/>
                 <w:b/>
                 <w:bCs/>
                 <w:i/>
@@ -796,6 +1217,7 @@
             </w:pPr>
             <w:r>
               <w:rPr>
+                <w:rFonts w:cstheme="minorHAnsi"/>
                 <w:b/>
                 <w:bCs/>
                 <w:i/>
@@ -813,12 +1235,14 @@
             <w:pPr>
               <w:jc w:val="center"/>
               <w:rPr>
+                <w:rFonts w:cstheme="minorHAnsi"/>
                 <w:i/>
                 <w:sz w:val="24"/>
               </w:rPr>
             </w:pPr>
             <w:r>
               <w:rPr>
+                <w:rFonts w:cstheme="minorHAnsi"/>
                 <w:i/>
                 <w:sz w:val="24"/>
               </w:rPr>
@@ -834,12 +1258,14 @@
             <w:pPr>
               <w:jc w:val="center"/>
               <w:rPr>
+                <w:rFonts w:cstheme="minorHAnsi"/>
                 <w:i/>
                 <w:sz w:val="24"/>
               </w:rPr>
             </w:pPr>
             <w:r>
               <w:rPr>
+                <w:rFonts w:cstheme="minorHAnsi"/>
                 <w:i/>
                 <w:sz w:val="24"/>
               </w:rPr>
@@ -857,6 +1283,7 @@
             <w:pPr>
               <w:jc w:val="center"/>
               <w:rPr>
+                <w:rFonts w:cstheme="minorHAnsi"/>
                 <w:b/>
                 <w:bCs/>
                 <w:i/>
@@ -865,6 +1292,7 @@
             </w:pPr>
             <w:r>
               <w:rPr>
+                <w:rFonts w:cstheme="minorHAnsi"/>
                 <w:b/>
                 <w:bCs/>
                 <w:i/>
@@ -882,12 +1310,14 @@
             <w:pPr>
               <w:jc w:val="center"/>
               <w:rPr>
+                <w:rFonts w:cstheme="minorHAnsi"/>
                 <w:i/>
                 <w:sz w:val="24"/>
               </w:rPr>
             </w:pPr>
             <w:r>
               <w:rPr>
+                <w:rFonts w:cstheme="minorHAnsi"/>
                 <w:i/>
                 <w:sz w:val="24"/>
               </w:rPr>
@@ -903,12 +1333,14 @@
             <w:pPr>
               <w:jc w:val="center"/>
               <w:rPr>
+                <w:rFonts w:cstheme="minorHAnsi"/>
                 <w:i/>
                 <w:sz w:val="24"/>
               </w:rPr>
             </w:pPr>
             <w:r>
               <w:rPr>
+                <w:rFonts w:cstheme="minorHAnsi"/>
                 <w:i/>
                 <w:sz w:val="24"/>
               </w:rPr>
@@ -926,6 +1358,7 @@
             <w:pPr>
               <w:jc w:val="center"/>
               <w:rPr>
+                <w:rFonts w:cstheme="minorHAnsi"/>
                 <w:b/>
                 <w:bCs/>
                 <w:i/>
@@ -934,6 +1367,7 @@
             </w:pPr>
             <w:r>
               <w:rPr>
+                <w:rFonts w:cstheme="minorHAnsi"/>
                 <w:b/>
                 <w:bCs/>
                 <w:i/>
@@ -951,12 +1385,14 @@
             <w:pPr>
               <w:jc w:val="center"/>
               <w:rPr>
+                <w:rFonts w:cstheme="minorHAnsi"/>
                 <w:i/>
                 <w:sz w:val="24"/>
               </w:rPr>
             </w:pPr>
             <w:r>
               <w:rPr>
+                <w:rFonts w:cstheme="minorHAnsi"/>
                 <w:i/>
                 <w:sz w:val="24"/>
               </w:rPr>
@@ -972,12 +1408,14 @@
             <w:pPr>
               <w:jc w:val="center"/>
               <w:rPr>
+                <w:rFonts w:cstheme="minorHAnsi"/>
                 <w:i/>
                 <w:sz w:val="24"/>
               </w:rPr>
             </w:pPr>
             <w:r>
               <w:rPr>
+                <w:rFonts w:cstheme="minorHAnsi"/>
                 <w:i/>
                 <w:sz w:val="24"/>
               </w:rPr>
@@ -990,6 +1428,7 @@
     <w:p>
       <w:pPr>
         <w:rPr>
+          <w:rFonts w:cstheme="minorHAnsi"/>
           <w:sz w:val="24"/>
         </w:rPr>
       </w:pPr>
@@ -997,16 +1436,28 @@
     <w:p>
       <w:pPr>
         <w:pStyle w:val="BEKEZDS"/>
-      </w:pPr>
-      <w:r>
+        <w:rPr>
+          <w:rFonts w:asciiTheme="minorHAnsi" w:hAnsiTheme="minorHAnsi" w:cstheme="minorHAnsi"/>
+        </w:rPr>
+      </w:pPr>
+      <w:r>
+        <w:rPr>
+          <w:rFonts w:asciiTheme="minorHAnsi" w:hAnsiTheme="minorHAnsi" w:cstheme="minorHAnsi"/>
+        </w:rPr>
         <w:t xml:space="preserve">A </w:t>
       </w:r>
       <w:proofErr w:type="spellStart"/>
       <w:r>
+        <w:rPr>
+          <w:rFonts w:asciiTheme="minorHAnsi" w:hAnsiTheme="minorHAnsi" w:cstheme="minorHAnsi"/>
+        </w:rPr>
         <w:t>Book</w:t>
       </w:r>
       <w:proofErr w:type="spellEnd"/>
       <w:r>
+        <w:rPr>
+          <w:rFonts w:asciiTheme="minorHAnsi" w:hAnsiTheme="minorHAnsi" w:cstheme="minorHAnsi"/>
+        </w:rPr>
         <w:t xml:space="preserve"> osztályt öröklő osztályok:</w:t>
       </w:r>
     </w:p>
@@ -1019,14 +1470,26 @@
         </w:numPr>
         <w:spacing w:before="240"/>
         <w:ind w:left="714" w:hanging="357"/>
-      </w:pPr>
-      <w:r>
+        <w:rPr>
+          <w:rFonts w:asciiTheme="minorHAnsi" w:hAnsiTheme="minorHAnsi" w:cstheme="minorHAnsi"/>
+        </w:rPr>
+      </w:pPr>
+      <w:r>
+        <w:rPr>
+          <w:rFonts w:asciiTheme="minorHAnsi" w:hAnsiTheme="minorHAnsi" w:cstheme="minorHAnsi"/>
+        </w:rPr>
         <w:t>Sci</w:t>
       </w:r>
       <w:r>
+        <w:rPr>
+          <w:rFonts w:asciiTheme="minorHAnsi" w:hAnsiTheme="minorHAnsi" w:cstheme="minorHAnsi"/>
+        </w:rPr>
         <w:t>F</w:t>
       </w:r>
       <w:r>
+        <w:rPr>
+          <w:rFonts w:asciiTheme="minorHAnsi" w:hAnsiTheme="minorHAnsi" w:cstheme="minorHAnsi"/>
+        </w:rPr>
         <w:t>i.java</w:t>
       </w:r>
     </w:p>
@@ -1039,8 +1502,14 @@
         </w:numPr>
         <w:spacing w:before="240"/>
         <w:ind w:left="714" w:hanging="357"/>
-      </w:pPr>
-      <w:r>
+        <w:rPr>
+          <w:rFonts w:asciiTheme="minorHAnsi" w:hAnsiTheme="minorHAnsi" w:cstheme="minorHAnsi"/>
+        </w:rPr>
+      </w:pPr>
+      <w:r>
+        <w:rPr>
+          <w:rFonts w:asciiTheme="minorHAnsi" w:hAnsiTheme="minorHAnsi" w:cstheme="minorHAnsi"/>
+        </w:rPr>
         <w:t>Drama.java</w:t>
       </w:r>
     </w:p>
@@ -1053,9 +1522,14 @@
         </w:numPr>
         <w:spacing w:before="240"/>
         <w:ind w:left="714" w:hanging="357"/>
-      </w:pPr>
-      <w:r>
-        <w:lastRenderedPageBreak/>
+        <w:rPr>
+          <w:rFonts w:asciiTheme="minorHAnsi" w:hAnsiTheme="minorHAnsi" w:cstheme="minorHAnsi"/>
+        </w:rPr>
+      </w:pPr>
+      <w:r>
+        <w:rPr>
+          <w:rFonts w:asciiTheme="minorHAnsi" w:hAnsiTheme="minorHAnsi" w:cstheme="minorHAnsi"/>
+        </w:rPr>
         <w:t>History.java</w:t>
       </w:r>
     </w:p>
@@ -1068,8 +1542,14 @@
         </w:numPr>
         <w:spacing w:before="240"/>
         <w:ind w:left="714" w:hanging="357"/>
-      </w:pPr>
-      <w:r>
+        <w:rPr>
+          <w:rFonts w:asciiTheme="minorHAnsi" w:hAnsiTheme="minorHAnsi" w:cstheme="minorHAnsi"/>
+        </w:rPr>
+      </w:pPr>
+      <w:r>
+        <w:rPr>
+          <w:rFonts w:asciiTheme="minorHAnsi" w:hAnsiTheme="minorHAnsi" w:cstheme="minorHAnsi"/>
+        </w:rPr>
         <w:t>Children.java</w:t>
       </w:r>
     </w:p>
@@ -1082,255 +1562,428 @@
         </w:numPr>
         <w:spacing w:before="240"/>
         <w:ind w:left="714" w:hanging="357"/>
-      </w:pPr>
-      <w:r>
+        <w:rPr>
+          <w:rFonts w:asciiTheme="minorHAnsi" w:hAnsiTheme="minorHAnsi" w:cstheme="minorHAnsi"/>
+        </w:rPr>
+      </w:pPr>
+      <w:r>
+        <w:rPr>
+          <w:rFonts w:asciiTheme="minorHAnsi" w:hAnsiTheme="minorHAnsi" w:cstheme="minorHAnsi"/>
+        </w:rPr>
         <w:t>Technical.java</w:t>
       </w:r>
     </w:p>
     <w:p>
       <w:pPr>
         <w:pStyle w:val="BEKEZDS"/>
-      </w:pPr>
-      <w:r>
+        <w:rPr>
+          <w:rFonts w:asciiTheme="minorHAnsi" w:hAnsiTheme="minorHAnsi" w:cstheme="minorHAnsi"/>
+        </w:rPr>
+      </w:pPr>
+      <w:r>
+        <w:rPr>
+          <w:rFonts w:asciiTheme="minorHAnsi" w:hAnsiTheme="minorHAnsi" w:cstheme="minorHAnsi"/>
+        </w:rPr>
         <w:t xml:space="preserve">Minden </w:t>
       </w:r>
       <w:proofErr w:type="spellStart"/>
       <w:r>
+        <w:rPr>
+          <w:rFonts w:asciiTheme="minorHAnsi" w:hAnsiTheme="minorHAnsi" w:cstheme="minorHAnsi"/>
+        </w:rPr>
         <w:t>Book</w:t>
       </w:r>
       <w:proofErr w:type="spellEnd"/>
       <w:r>
+        <w:rPr>
+          <w:rFonts w:asciiTheme="minorHAnsi" w:hAnsiTheme="minorHAnsi" w:cstheme="minorHAnsi"/>
+        </w:rPr>
         <w:t xml:space="preserve"> </w:t>
       </w:r>
       <w:r>
+        <w:rPr>
+          <w:rFonts w:asciiTheme="minorHAnsi" w:hAnsiTheme="minorHAnsi" w:cstheme="minorHAnsi"/>
+        </w:rPr>
         <w:t>objektumhoz</w:t>
       </w:r>
       <w:r>
+        <w:rPr>
+          <w:rFonts w:asciiTheme="minorHAnsi" w:hAnsiTheme="minorHAnsi" w:cstheme="minorHAnsi"/>
+        </w:rPr>
         <w:t xml:space="preserve"> tartozik egy egyedi azonosító (</w:t>
       </w:r>
       <w:proofErr w:type="spellStart"/>
       <w:r>
+        <w:rPr>
+          <w:rFonts w:asciiTheme="minorHAnsi" w:hAnsiTheme="minorHAnsi" w:cstheme="minorHAnsi"/>
+        </w:rPr>
         <w:t>String</w:t>
       </w:r>
       <w:proofErr w:type="spellEnd"/>
       <w:r>
+        <w:rPr>
+          <w:rFonts w:asciiTheme="minorHAnsi" w:hAnsiTheme="minorHAnsi" w:cstheme="minorHAnsi"/>
+        </w:rPr>
         <w:t xml:space="preserve"> </w:t>
       </w:r>
       <w:proofErr w:type="spellStart"/>
       <w:r>
+        <w:rPr>
+          <w:rFonts w:asciiTheme="minorHAnsi" w:hAnsiTheme="minorHAnsi" w:cstheme="minorHAnsi"/>
+        </w:rPr>
         <w:t>id</w:t>
       </w:r>
       <w:proofErr w:type="spellEnd"/>
       <w:r>
-        <w:t xml:space="preserve">), cím </w:t>
-      </w:r>
-      <w:r>
-        <w:t>(</w:t>
+        <w:rPr>
+          <w:rFonts w:asciiTheme="minorHAnsi" w:hAnsiTheme="minorHAnsi" w:cstheme="minorHAnsi"/>
+        </w:rPr>
+        <w:t>), cím (</w:t>
       </w:r>
       <w:proofErr w:type="spellStart"/>
       <w:r>
+        <w:rPr>
+          <w:rFonts w:asciiTheme="minorHAnsi" w:hAnsiTheme="minorHAnsi" w:cstheme="minorHAnsi"/>
+        </w:rPr>
         <w:t>String</w:t>
       </w:r>
       <w:proofErr w:type="spellEnd"/>
       <w:r>
+        <w:rPr>
+          <w:rFonts w:asciiTheme="minorHAnsi" w:hAnsiTheme="minorHAnsi" w:cstheme="minorHAnsi"/>
+        </w:rPr>
         <w:t xml:space="preserve"> </w:t>
       </w:r>
       <w:proofErr w:type="spellStart"/>
       <w:r>
+        <w:rPr>
+          <w:rFonts w:asciiTheme="minorHAnsi" w:hAnsiTheme="minorHAnsi" w:cstheme="minorHAnsi"/>
+        </w:rPr>
         <w:t>title</w:t>
       </w:r>
       <w:proofErr w:type="spellEnd"/>
       <w:r>
+        <w:rPr>
+          <w:rFonts w:asciiTheme="minorHAnsi" w:hAnsiTheme="minorHAnsi" w:cstheme="minorHAnsi"/>
+        </w:rPr>
         <w:t>)</w:t>
       </w:r>
       <w:r>
+        <w:rPr>
+          <w:rFonts w:asciiTheme="minorHAnsi" w:hAnsiTheme="minorHAnsi" w:cstheme="minorHAnsi"/>
+        </w:rPr>
         <w:t xml:space="preserve"> és </w:t>
       </w:r>
       <w:r>
-        <w:t>szerző</w:t>
-      </w:r>
-      <w:r>
-        <w:t xml:space="preserve"> (</w:t>
+        <w:rPr>
+          <w:rFonts w:asciiTheme="minorHAnsi" w:hAnsiTheme="minorHAnsi" w:cstheme="minorHAnsi"/>
+        </w:rPr>
+        <w:t>szerző (</w:t>
       </w:r>
       <w:proofErr w:type="spellStart"/>
       <w:r>
+        <w:rPr>
+          <w:rFonts w:asciiTheme="minorHAnsi" w:hAnsiTheme="minorHAnsi" w:cstheme="minorHAnsi"/>
+        </w:rPr>
         <w:t>String</w:t>
       </w:r>
       <w:proofErr w:type="spellEnd"/>
       <w:r>
+        <w:rPr>
+          <w:rFonts w:asciiTheme="minorHAnsi" w:hAnsiTheme="minorHAnsi" w:cstheme="minorHAnsi"/>
+        </w:rPr>
         <w:t xml:space="preserve"> </w:t>
       </w:r>
       <w:proofErr w:type="spellStart"/>
       <w:r>
+        <w:rPr>
+          <w:rFonts w:asciiTheme="minorHAnsi" w:hAnsiTheme="minorHAnsi" w:cstheme="minorHAnsi"/>
+        </w:rPr>
         <w:t>author</w:t>
       </w:r>
       <w:proofErr w:type="spellEnd"/>
       <w:r>
+        <w:rPr>
+          <w:rFonts w:asciiTheme="minorHAnsi" w:hAnsiTheme="minorHAnsi" w:cstheme="minorHAnsi"/>
+        </w:rPr>
         <w:t>)</w:t>
       </w:r>
       <w:r>
-        <w:t xml:space="preserve">, ez a három érték </w:t>
-      </w:r>
-      <w:r>
-        <w:t>változhatatlan</w:t>
-      </w:r>
-      <w:r>
+        <w:rPr>
+          <w:rFonts w:asciiTheme="minorHAnsi" w:hAnsiTheme="minorHAnsi" w:cstheme="minorHAnsi"/>
+        </w:rPr>
+        <w:t>, ez a három érték változhatatlan</w:t>
+      </w:r>
+      <w:r>
+        <w:rPr>
+          <w:rFonts w:asciiTheme="minorHAnsi" w:hAnsiTheme="minorHAnsi" w:cstheme="minorHAnsi"/>
+        </w:rPr>
         <w:t xml:space="preserve"> és csak </w:t>
       </w:r>
       <w:proofErr w:type="spellStart"/>
       <w:r>
+        <w:rPr>
+          <w:rFonts w:asciiTheme="minorHAnsi" w:hAnsiTheme="minorHAnsi" w:cstheme="minorHAnsi"/>
+        </w:rPr>
         <w:t>getter</w:t>
       </w:r>
       <w:proofErr w:type="spellEnd"/>
       <w:r>
+        <w:rPr>
+          <w:rFonts w:asciiTheme="minorHAnsi" w:hAnsiTheme="minorHAnsi" w:cstheme="minorHAnsi"/>
+        </w:rPr>
         <w:t xml:space="preserve"> metódust kell ezeknek definiálni</w:t>
       </w:r>
       <w:r>
+        <w:rPr>
+          <w:rFonts w:asciiTheme="minorHAnsi" w:hAnsiTheme="minorHAnsi" w:cstheme="minorHAnsi"/>
+        </w:rPr>
         <w:t>.</w:t>
       </w:r>
       <w:r>
+        <w:rPr>
+          <w:rFonts w:asciiTheme="minorHAnsi" w:hAnsiTheme="minorHAnsi" w:cstheme="minorHAnsi"/>
+        </w:rPr>
         <w:t xml:space="preserve"> Kell továbbá egy adattag a könyvet éppen kölcsönző tag azonosítására (</w:t>
       </w:r>
       <w:proofErr w:type="spellStart"/>
       <w:r>
+        <w:rPr>
+          <w:rFonts w:asciiTheme="minorHAnsi" w:hAnsiTheme="minorHAnsi" w:cstheme="minorHAnsi"/>
+        </w:rPr>
         <w:t>String</w:t>
       </w:r>
       <w:proofErr w:type="spellEnd"/>
       <w:r>
+        <w:rPr>
+          <w:rFonts w:asciiTheme="minorHAnsi" w:hAnsiTheme="minorHAnsi" w:cstheme="minorHAnsi"/>
+        </w:rPr>
         <w:t xml:space="preserve"> </w:t>
       </w:r>
       <w:proofErr w:type="spellStart"/>
       <w:r>
+        <w:rPr>
+          <w:rFonts w:asciiTheme="minorHAnsi" w:hAnsiTheme="minorHAnsi" w:cstheme="minorHAnsi"/>
+        </w:rPr>
         <w:t>loanedTo</w:t>
       </w:r>
       <w:proofErr w:type="spellEnd"/>
       <w:r>
+        <w:rPr>
+          <w:rFonts w:asciiTheme="minorHAnsi" w:hAnsiTheme="minorHAnsi" w:cstheme="minorHAnsi"/>
+        </w:rPr>
         <w:t xml:space="preserve">), mely rendelkezhet </w:t>
       </w:r>
       <w:proofErr w:type="spellStart"/>
       <w:r>
+        <w:rPr>
+          <w:rFonts w:asciiTheme="minorHAnsi" w:hAnsiTheme="minorHAnsi" w:cstheme="minorHAnsi"/>
+        </w:rPr>
         <w:t>setter</w:t>
       </w:r>
       <w:proofErr w:type="spellEnd"/>
       <w:r>
+        <w:rPr>
+          <w:rFonts w:asciiTheme="minorHAnsi" w:hAnsiTheme="minorHAnsi" w:cstheme="minorHAnsi"/>
+        </w:rPr>
         <w:t xml:space="preserve"> metódussal. </w:t>
       </w:r>
       <w:r>
+        <w:rPr>
+          <w:rFonts w:asciiTheme="minorHAnsi" w:hAnsiTheme="minorHAnsi" w:cstheme="minorHAnsi"/>
+        </w:rPr>
         <w:t xml:space="preserve"> Az öröklő osztályok ezt kiegészítve rendelkeznek</w:t>
       </w:r>
       <w:r>
+        <w:rPr>
+          <w:rFonts w:asciiTheme="minorHAnsi" w:hAnsiTheme="minorHAnsi" w:cstheme="minorHAnsi"/>
+        </w:rPr>
         <w:t xml:space="preserve"> egy </w:t>
       </w:r>
       <w:r>
+        <w:rPr>
+          <w:rFonts w:asciiTheme="minorHAnsi" w:hAnsiTheme="minorHAnsi" w:cstheme="minorHAnsi"/>
+        </w:rPr>
         <w:t xml:space="preserve">statikus </w:t>
       </w:r>
       <w:r>
+        <w:rPr>
+          <w:rFonts w:asciiTheme="minorHAnsi" w:hAnsiTheme="minorHAnsi" w:cstheme="minorHAnsi"/>
+        </w:rPr>
         <w:t>kölcsönzési idő</w:t>
       </w:r>
       <w:r>
+        <w:rPr>
+          <w:rFonts w:asciiTheme="minorHAnsi" w:hAnsiTheme="minorHAnsi" w:cstheme="minorHAnsi"/>
+        </w:rPr>
         <w:t>-</w:t>
       </w:r>
       <w:r>
+        <w:rPr>
+          <w:rFonts w:asciiTheme="minorHAnsi" w:hAnsiTheme="minorHAnsi" w:cstheme="minorHAnsi"/>
+        </w:rPr>
         <w:t xml:space="preserve"> (int </w:t>
       </w:r>
       <w:proofErr w:type="spellStart"/>
       <w:r>
+        <w:rPr>
+          <w:rFonts w:asciiTheme="minorHAnsi" w:hAnsiTheme="minorHAnsi" w:cstheme="minorHAnsi"/>
+        </w:rPr>
         <w:t>loanDuration</w:t>
       </w:r>
       <w:proofErr w:type="spellEnd"/>
       <w:r>
+        <w:rPr>
+          <w:rFonts w:asciiTheme="minorHAnsi" w:hAnsiTheme="minorHAnsi" w:cstheme="minorHAnsi"/>
+        </w:rPr>
         <w:t>,</w:t>
       </w:r>
       <w:r>
         <w:rPr>
+          <w:rFonts w:asciiTheme="minorHAnsi" w:hAnsiTheme="minorHAnsi" w:cstheme="minorHAnsi"/>
           <w:b/>
         </w:rPr>
         <w:t xml:space="preserve"> napok számában megadva</w:t>
       </w:r>
       <w:r>
+        <w:rPr>
+          <w:rFonts w:asciiTheme="minorHAnsi" w:hAnsiTheme="minorHAnsi" w:cstheme="minorHAnsi"/>
+        </w:rPr>
         <w:t>)</w:t>
       </w:r>
       <w:r>
+        <w:rPr>
+          <w:rFonts w:asciiTheme="minorHAnsi" w:hAnsiTheme="minorHAnsi" w:cstheme="minorHAnsi"/>
+        </w:rPr>
         <w:t xml:space="preserve"> és egy statikus számláló változó</w:t>
       </w:r>
       <w:r>
+        <w:rPr>
+          <w:rFonts w:asciiTheme="minorHAnsi" w:hAnsiTheme="minorHAnsi" w:cstheme="minorHAnsi"/>
+        </w:rPr>
         <w:t>val</w:t>
       </w:r>
       <w:r>
+        <w:rPr>
+          <w:rFonts w:asciiTheme="minorHAnsi" w:hAnsiTheme="minorHAnsi" w:cstheme="minorHAnsi"/>
+        </w:rPr>
         <w:t xml:space="preserve"> (int </w:t>
       </w:r>
       <w:proofErr w:type="spellStart"/>
       <w:r>
+        <w:rPr>
+          <w:rFonts w:asciiTheme="minorHAnsi" w:hAnsiTheme="minorHAnsi" w:cstheme="minorHAnsi"/>
+        </w:rPr>
         <w:t>count</w:t>
       </w:r>
       <w:proofErr w:type="spellEnd"/>
       <w:r>
+        <w:rPr>
+          <w:rFonts w:asciiTheme="minorHAnsi" w:hAnsiTheme="minorHAnsi" w:cstheme="minorHAnsi"/>
+        </w:rPr>
         <w:t>), mely az adott kategóriájú könyv példányszámát tartja nyilván</w:t>
       </w:r>
       <w:r>
+        <w:rPr>
+          <w:rFonts w:asciiTheme="minorHAnsi" w:hAnsiTheme="minorHAnsi" w:cstheme="minorHAnsi"/>
+        </w:rPr>
         <w:t xml:space="preserve">, a </w:t>
       </w:r>
       <w:proofErr w:type="spellStart"/>
       <w:r>
+        <w:rPr>
+          <w:rFonts w:asciiTheme="minorHAnsi" w:hAnsiTheme="minorHAnsi" w:cstheme="minorHAnsi"/>
+        </w:rPr>
         <w:t>count</w:t>
       </w:r>
       <w:proofErr w:type="spellEnd"/>
       <w:r>
+        <w:rPr>
+          <w:rFonts w:asciiTheme="minorHAnsi" w:hAnsiTheme="minorHAnsi" w:cstheme="minorHAnsi"/>
+        </w:rPr>
         <w:t xml:space="preserve"> változót az öröklő osztályok konstruktoraiban inkrementálni kell. A </w:t>
       </w:r>
       <w:proofErr w:type="spellStart"/>
       <w:r>
+        <w:rPr>
+          <w:rFonts w:asciiTheme="minorHAnsi" w:hAnsiTheme="minorHAnsi" w:cstheme="minorHAnsi"/>
+        </w:rPr>
         <w:t>Book</w:t>
       </w:r>
       <w:proofErr w:type="spellEnd"/>
       <w:r>
+        <w:rPr>
+          <w:rFonts w:asciiTheme="minorHAnsi" w:hAnsiTheme="minorHAnsi" w:cstheme="minorHAnsi"/>
+        </w:rPr>
         <w:t xml:space="preserve"> és az azt öröklő osztályok összes változója „</w:t>
       </w:r>
       <w:proofErr w:type="spellStart"/>
       <w:r>
+        <w:rPr>
+          <w:rFonts w:asciiTheme="minorHAnsi" w:hAnsiTheme="minorHAnsi" w:cstheme="minorHAnsi"/>
+        </w:rPr>
         <w:t>private</w:t>
       </w:r>
       <w:proofErr w:type="spellEnd"/>
       <w:r>
+        <w:rPr>
+          <w:rFonts w:asciiTheme="minorHAnsi" w:hAnsiTheme="minorHAnsi" w:cstheme="minorHAnsi"/>
+        </w:rPr>
         <w:t xml:space="preserve">” </w:t>
       </w:r>
       <w:proofErr w:type="spellStart"/>
       <w:r>
+        <w:rPr>
+          <w:rFonts w:asciiTheme="minorHAnsi" w:hAnsiTheme="minorHAnsi" w:cstheme="minorHAnsi"/>
+        </w:rPr>
         <w:t>access</w:t>
       </w:r>
       <w:proofErr w:type="spellEnd"/>
       <w:r>
+        <w:rPr>
+          <w:rFonts w:asciiTheme="minorHAnsi" w:hAnsiTheme="minorHAnsi" w:cstheme="minorHAnsi"/>
+        </w:rPr>
         <w:t xml:space="preserve"> </w:t>
       </w:r>
       <w:proofErr w:type="spellStart"/>
       <w:r>
+        <w:rPr>
+          <w:rFonts w:asciiTheme="minorHAnsi" w:hAnsiTheme="minorHAnsi" w:cstheme="minorHAnsi"/>
+        </w:rPr>
         <w:t>modifierrel</w:t>
       </w:r>
       <w:proofErr w:type="spellEnd"/>
       <w:r>
+        <w:rPr>
+          <w:rFonts w:asciiTheme="minorHAnsi" w:hAnsiTheme="minorHAnsi" w:cstheme="minorHAnsi"/>
+        </w:rPr>
         <w:t xml:space="preserve"> rendelkezik.</w:t>
       </w:r>
     </w:p>
     <w:p>
       <w:pPr>
         <w:rPr>
-          <w:sz w:val="24"/>
-        </w:rPr>
-      </w:pPr>
-      <w:r>
-        <w:rPr>
+          <w:rFonts w:cstheme="minorHAnsi"/>
+          <w:sz w:val="24"/>
+        </w:rPr>
+      </w:pPr>
+      <w:r>
+        <w:rPr>
+          <w:rFonts w:cstheme="minorHAnsi"/>
           <w:sz w:val="24"/>
         </w:rPr>
         <w:t>Azonosítók</w:t>
       </w:r>
       <w:r>
         <w:rPr>
+          <w:rFonts w:cstheme="minorHAnsi"/>
           <w:sz w:val="24"/>
         </w:rPr>
         <w:t xml:space="preserve"> mintái</w:t>
       </w:r>
       <w:r>
         <w:rPr>
+          <w:rFonts w:cstheme="minorHAnsi"/>
           <w:sz w:val="24"/>
         </w:rPr>
         <w:t>:</w:t>
@@ -1344,29 +1997,27 @@
           <w:numId w:val="2"/>
         </w:numPr>
         <w:rPr>
-          <w:sz w:val="24"/>
-        </w:rPr>
-      </w:pPr>
-      <w:r>
-        <w:rPr>
-          <w:sz w:val="24"/>
-        </w:rPr>
-        <w:t xml:space="preserve">Sci-fi: </w:t>
-      </w:r>
-      <w:r>
-        <w:rPr>
-          <w:sz w:val="24"/>
-        </w:rPr>
-        <w:t>"SF-</w:t>
-      </w:r>
-      <w:r>
-        <w:rPr>
+          <w:rFonts w:cstheme="minorHAnsi"/>
+          <w:sz w:val="24"/>
+        </w:rPr>
+      </w:pPr>
+      <w:r>
+        <w:rPr>
+          <w:rFonts w:cstheme="minorHAnsi"/>
+          <w:sz w:val="24"/>
+        </w:rPr>
+        <w:t>Sci-fi: "SF-</w:t>
+      </w:r>
+      <w:r>
+        <w:rPr>
+          <w:rFonts w:cstheme="minorHAnsi"/>
           <w:sz w:val="24"/>
         </w:rPr>
         <w:t>XXX</w:t>
       </w:r>
       <w:r>
         <w:rPr>
+          <w:rFonts w:cstheme="minorHAnsi"/>
           <w:sz w:val="24"/>
         </w:rPr>
         <w:t>"</w:t>
@@ -1380,41 +2031,27 @@
           <w:numId w:val="2"/>
         </w:numPr>
         <w:rPr>
-          <w:sz w:val="24"/>
-        </w:rPr>
-      </w:pPr>
-      <w:r>
-        <w:rPr>
-          <w:sz w:val="24"/>
-        </w:rPr>
-        <w:t xml:space="preserve">Dráma: </w:t>
-      </w:r>
-      <w:r>
-        <w:rPr>
-          <w:sz w:val="24"/>
-        </w:rPr>
-        <w:t>"</w:t>
-      </w:r>
-      <w:r>
-        <w:rPr>
-          <w:sz w:val="24"/>
-        </w:rPr>
-        <w:t>DR</w:t>
-      </w:r>
-      <w:r>
-        <w:rPr>
-          <w:sz w:val="24"/>
-        </w:rPr>
-        <w:t>-</w:t>
-      </w:r>
-      <w:r>
-        <w:rPr>
+          <w:rFonts w:cstheme="minorHAnsi"/>
+          <w:sz w:val="24"/>
+        </w:rPr>
+      </w:pPr>
+      <w:r>
+        <w:rPr>
+          <w:rFonts w:cstheme="minorHAnsi"/>
+          <w:sz w:val="24"/>
+        </w:rPr>
+        <w:t>Dráma: "DR-</w:t>
+      </w:r>
+      <w:r>
+        <w:rPr>
+          <w:rFonts w:cstheme="minorHAnsi"/>
           <w:sz w:val="24"/>
         </w:rPr>
         <w:t>XXX</w:t>
       </w:r>
       <w:r>
         <w:rPr>
+          <w:rFonts w:cstheme="minorHAnsi"/>
           <w:sz w:val="24"/>
         </w:rPr>
         <w:t>"</w:t>
@@ -1428,47 +2065,27 @@
           <w:numId w:val="2"/>
         </w:numPr>
         <w:rPr>
-          <w:sz w:val="24"/>
-        </w:rPr>
-      </w:pPr>
-      <w:r>
-        <w:rPr>
-          <w:sz w:val="24"/>
-        </w:rPr>
-        <w:t xml:space="preserve">Történelem: </w:t>
-      </w:r>
-      <w:r>
-        <w:rPr>
-          <w:sz w:val="24"/>
-        </w:rPr>
-        <w:t>"</w:t>
-      </w:r>
-      <w:r>
-        <w:rPr>
-          <w:sz w:val="24"/>
-        </w:rPr>
-        <w:t>HS</w:t>
-      </w:r>
-      <w:r>
-        <w:rPr>
-          <w:sz w:val="24"/>
-        </w:rPr>
-        <w:t>-</w:t>
-      </w:r>
-      <w:r>
-        <w:rPr>
-          <w:sz w:val="24"/>
-        </w:rPr>
-        <w:t xml:space="preserve"> </w:t>
-      </w:r>
-      <w:r>
-        <w:rPr>
-          <w:sz w:val="24"/>
-        </w:rPr>
-        <w:t>XXX</w:t>
-      </w:r>
-      <w:r>
-        <w:rPr>
+          <w:rFonts w:cstheme="minorHAnsi"/>
+          <w:sz w:val="24"/>
+        </w:rPr>
+      </w:pPr>
+      <w:r>
+        <w:rPr>
+          <w:rFonts w:cstheme="minorHAnsi"/>
+          <w:sz w:val="24"/>
+        </w:rPr>
+        <w:t>Történelem: "HS-</w:t>
+      </w:r>
+      <w:r>
+        <w:rPr>
+          <w:rFonts w:cstheme="minorHAnsi"/>
+          <w:sz w:val="24"/>
+        </w:rPr>
+        <w:t xml:space="preserve"> XXX</w:t>
+      </w:r>
+      <w:r>
+        <w:rPr>
+          <w:rFonts w:cstheme="minorHAnsi"/>
           <w:sz w:val="24"/>
         </w:rPr>
         <w:t>"</w:t>
@@ -1482,47 +2099,27 @@
           <w:numId w:val="2"/>
         </w:numPr>
         <w:rPr>
-          <w:sz w:val="24"/>
-        </w:rPr>
-      </w:pPr>
-      <w:r>
-        <w:rPr>
-          <w:sz w:val="24"/>
-        </w:rPr>
-        <w:t xml:space="preserve">Gyermekkönyv: </w:t>
-      </w:r>
-      <w:r>
-        <w:rPr>
-          <w:sz w:val="24"/>
-        </w:rPr>
-        <w:t>"</w:t>
-      </w:r>
-      <w:r>
-        <w:rPr>
-          <w:sz w:val="24"/>
-        </w:rPr>
-        <w:t>CH</w:t>
-      </w:r>
-      <w:r>
-        <w:rPr>
-          <w:sz w:val="24"/>
-        </w:rPr>
-        <w:t>-</w:t>
-      </w:r>
-      <w:r>
-        <w:rPr>
-          <w:sz w:val="24"/>
-        </w:rPr>
-        <w:t xml:space="preserve"> </w:t>
-      </w:r>
-      <w:r>
-        <w:rPr>
-          <w:sz w:val="24"/>
-        </w:rPr>
-        <w:t>XXX</w:t>
-      </w:r>
-      <w:r>
-        <w:rPr>
+          <w:rFonts w:cstheme="minorHAnsi"/>
+          <w:sz w:val="24"/>
+        </w:rPr>
+      </w:pPr>
+      <w:r>
+        <w:rPr>
+          <w:rFonts w:cstheme="minorHAnsi"/>
+          <w:sz w:val="24"/>
+        </w:rPr>
+        <w:t>Gyermekkönyv: "CH-</w:t>
+      </w:r>
+      <w:r>
+        <w:rPr>
+          <w:rFonts w:cstheme="minorHAnsi"/>
+          <w:sz w:val="24"/>
+        </w:rPr>
+        <w:t xml:space="preserve"> XXX</w:t>
+      </w:r>
+      <w:r>
+        <w:rPr>
+          <w:rFonts w:cstheme="minorHAnsi"/>
           <w:sz w:val="24"/>
         </w:rPr>
         <w:t>"</w:t>
@@ -1536,61 +2133,57 @@
           <w:numId w:val="2"/>
         </w:numPr>
         <w:rPr>
-          <w:sz w:val="24"/>
-        </w:rPr>
-      </w:pPr>
-      <w:r>
-        <w:rPr>
-          <w:sz w:val="24"/>
-        </w:rPr>
-        <w:t xml:space="preserve">Szakkönyv: </w:t>
-      </w:r>
-      <w:r>
-        <w:rPr>
+          <w:rFonts w:cstheme="minorHAnsi"/>
+          <w:sz w:val="24"/>
+        </w:rPr>
+      </w:pPr>
+      <w:r>
+        <w:rPr>
+          <w:rFonts w:cstheme="minorHAnsi"/>
+          <w:sz w:val="24"/>
+        </w:rPr>
+        <w:t>Szakkönyv: "</w:t>
+      </w:r>
+      <w:r>
+        <w:rPr>
+          <w:rFonts w:cstheme="minorHAnsi"/>
+          <w:sz w:val="24"/>
+        </w:rPr>
+        <w:t>T</w:t>
+      </w:r>
+      <w:r>
+        <w:rPr>
+          <w:rFonts w:cstheme="minorHAnsi"/>
+          <w:sz w:val="24"/>
+        </w:rPr>
+        <w:t>C</w:t>
+      </w:r>
+      <w:r>
+        <w:rPr>
+          <w:rFonts w:cstheme="minorHAnsi"/>
+          <w:sz w:val="24"/>
+        </w:rPr>
+        <w:t>-</w:t>
+      </w:r>
+      <w:r>
+        <w:rPr>
+          <w:rFonts w:cstheme="minorHAnsi"/>
+          <w:sz w:val="24"/>
+        </w:rPr>
+        <w:t xml:space="preserve"> XXX</w:t>
+      </w:r>
+      <w:r>
+        <w:rPr>
+          <w:rFonts w:cstheme="minorHAnsi"/>
           <w:sz w:val="24"/>
         </w:rPr>
         <w:t>"</w:t>
       </w:r>
-      <w:r>
-        <w:rPr>
-          <w:sz w:val="24"/>
-        </w:rPr>
-        <w:t>T</w:t>
-      </w:r>
-      <w:r>
-        <w:rPr>
-          <w:sz w:val="24"/>
-        </w:rPr>
-        <w:t>C</w:t>
-      </w:r>
-      <w:r>
-        <w:rPr>
-          <w:sz w:val="24"/>
-        </w:rPr>
-        <w:t>-</w:t>
-      </w:r>
-      <w:r>
-        <w:rPr>
-          <w:sz w:val="24"/>
-        </w:rPr>
-        <w:t xml:space="preserve"> </w:t>
-      </w:r>
-      <w:r>
-        <w:rPr>
-          <w:sz w:val="24"/>
-        </w:rPr>
-        <w:t>XXX</w:t>
-      </w:r>
-      <w:r>
-        <w:rPr>
-          <w:sz w:val="24"/>
-        </w:rPr>
-        <w:t>"</w:t>
-      </w:r>
-    </w:p>
-    <w:p>
-      <w:pPr>
-        <w:rPr>
+    </w:p>
+    <w:p>
+      <w:pPr>
+        <w:rPr>
+          <w:rFonts w:cstheme="minorHAnsi"/>
           <w:b/>
           <w:sz w:val="32"/>
         </w:rPr>
@@ -1599,11 +2192,13 @@
     <w:p>
       <w:pPr>
         <w:rPr>
-          <w:sz w:val="24"/>
-        </w:rPr>
-      </w:pPr>
-      <w:r>
-        <w:rPr>
+          <w:rFonts w:cstheme="minorHAnsi"/>
+          <w:sz w:val="24"/>
+        </w:rPr>
+      </w:pPr>
+      <w:r>
+        <w:rPr>
+          <w:rFonts w:cstheme="minorHAnsi"/>
           <w:sz w:val="24"/>
         </w:rPr>
         <w:t xml:space="preserve">A program induláskor fájlból töltse be a könyvek listáját és aktuális státuszukat. </w:t>
@@ -1612,11 +2207,13 @@
     <w:p>
       <w:pPr>
         <w:rPr>
-          <w:sz w:val="24"/>
-        </w:rPr>
-      </w:pPr>
-      <w:r>
-        <w:rPr>
+          <w:rFonts w:cstheme="minorHAnsi"/>
+          <w:sz w:val="24"/>
+        </w:rPr>
+      </w:pPr>
+      <w:r>
+        <w:rPr>
+          <w:rFonts w:cstheme="minorHAnsi"/>
           <w:sz w:val="24"/>
         </w:rPr>
         <w:t>A tagok adatait (név, tagsági azonosító) szintén fájlból olvassa.</w:t>
@@ -1625,11 +2222,13 @@
     <w:p>
       <w:pPr>
         <w:rPr>
-          <w:sz w:val="24"/>
-        </w:rPr>
-      </w:pPr>
-      <w:r>
-        <w:rPr>
+          <w:rFonts w:cstheme="minorHAnsi"/>
+          <w:sz w:val="24"/>
+        </w:rPr>
+      </w:pPr>
+      <w:r>
+        <w:rPr>
+          <w:rFonts w:cstheme="minorHAnsi"/>
           <w:sz w:val="24"/>
         </w:rPr>
         <w:t>Egy tag maximum 3 könyvet kölcsönözhet ki egyszerre.</w:t>
@@ -1638,11 +2237,13 @@
     <w:p>
       <w:pPr>
         <w:rPr>
-          <w:sz w:val="24"/>
-        </w:rPr>
-      </w:pPr>
-      <w:r>
-        <w:rPr>
+          <w:rFonts w:cstheme="minorHAnsi"/>
+          <w:sz w:val="24"/>
+        </w:rPr>
+      </w:pPr>
+      <w:r>
+        <w:rPr>
+          <w:rFonts w:cstheme="minorHAnsi"/>
           <w:sz w:val="24"/>
         </w:rPr>
         <w:t>Késedelmes visszahozás esetén 50 Ft/nap büntetést számítanak.</w:t>
@@ -1651,11 +2252,13 @@
     <w:p>
       <w:pPr>
         <w:rPr>
-          <w:sz w:val="24"/>
-        </w:rPr>
-      </w:pPr>
-      <w:r>
-        <w:rPr>
+          <w:rFonts w:cstheme="minorHAnsi"/>
+          <w:sz w:val="24"/>
+        </w:rPr>
+      </w:pPr>
+      <w:r>
+        <w:rPr>
+          <w:rFonts w:cstheme="minorHAnsi"/>
           <w:sz w:val="24"/>
         </w:rPr>
         <w:t>A rendszer kezelje a kölcsönzéseket, visszahozásokat és büntetések nyilvántartását.</w:t>
@@ -1664,11 +2267,13 @@
     <w:p>
       <w:pPr>
         <w:rPr>
-          <w:sz w:val="24"/>
-        </w:rPr>
-      </w:pPr>
-      <w:r>
-        <w:rPr>
+          <w:rFonts w:cstheme="minorHAnsi"/>
+          <w:sz w:val="24"/>
+        </w:rPr>
+      </w:pPr>
+      <w:r>
+        <w:rPr>
+          <w:rFonts w:cstheme="minorHAnsi"/>
           <w:sz w:val="24"/>
         </w:rPr>
         <w:t>Legyen menürendszer a könnyű kezeléshez.</w:t>
@@ -1677,17 +2282,20 @@
     <w:p>
       <w:pPr>
         <w:rPr>
-          <w:sz w:val="24"/>
-        </w:rPr>
-      </w:pPr>
-      <w:r>
-        <w:rPr>
+          <w:rFonts w:cstheme="minorHAnsi"/>
+          <w:sz w:val="24"/>
+        </w:rPr>
+      </w:pPr>
+      <w:r>
+        <w:rPr>
+          <w:rFonts w:cstheme="minorHAnsi"/>
           <w:sz w:val="24"/>
         </w:rPr>
         <w:t>+</w:t>
       </w:r>
       <w:r>
         <w:rPr>
+          <w:rFonts w:cstheme="minorHAnsi"/>
           <w:sz w:val="24"/>
         </w:rPr>
         <w:t xml:space="preserve">2 funkció </w:t>
@@ -1695,6 +2303,7 @@
       <w:proofErr w:type="spellStart"/>
       <w:r>
         <w:rPr>
+          <w:rFonts w:cstheme="minorHAnsi"/>
           <w:sz w:val="24"/>
         </w:rPr>
         <w:t>brainstorm</w:t>
@@ -1702,6 +2311,7 @@
       <w:proofErr w:type="spellEnd"/>
       <w:r>
         <w:rPr>
+          <w:rFonts w:cstheme="minorHAnsi"/>
           <w:sz w:val="24"/>
         </w:rPr>
         <w:t>:</w:t>
@@ -1715,26 +2325,16 @@
           <w:numId w:val="1"/>
         </w:numPr>
         <w:rPr>
-          <w:sz w:val="24"/>
-        </w:rPr>
-      </w:pPr>
-      <w:r>
-        <w:rPr>
-          <w:sz w:val="24"/>
-        </w:rPr>
-        <w:t>API</w:t>
-      </w:r>
-      <w:r>
-        <w:rPr>
-          <w:sz w:val="24"/>
-        </w:rPr>
-        <w:t xml:space="preserve"> összeköttetés</w:t>
-      </w:r>
-      <w:r>
-        <w:rPr>
-          <w:sz w:val="24"/>
-        </w:rPr>
-        <w:t>:</w:t>
+          <w:rFonts w:cstheme="minorHAnsi"/>
+          <w:sz w:val="24"/>
+        </w:rPr>
+      </w:pPr>
+      <w:r>
+        <w:rPr>
+          <w:rFonts w:cstheme="minorHAnsi"/>
+          <w:sz w:val="24"/>
+        </w:rPr>
+        <w:t>API összeköttetés:</w:t>
       </w:r>
     </w:p>
     <w:p>
@@ -1745,25 +2345,30 @@
           <w:numId w:val="1"/>
         </w:numPr>
         <w:rPr>
+          <w:rFonts w:cstheme="minorHAnsi"/>
           <w:sz w:val="24"/>
         </w:rPr>
       </w:pPr>
       <w:proofErr w:type="spellStart"/>
       <w:r>
         <w:rPr>
-          <w:sz w:val="24"/>
-        </w:rPr>
+          <w:rFonts w:cstheme="minorHAnsi"/>
+          <w:sz w:val="24"/>
+        </w:rPr>
+        <w:lastRenderedPageBreak/>
         <w:t>Wordle</w:t>
       </w:r>
       <w:proofErr w:type="spellEnd"/>
       <w:r>
         <w:rPr>
+          <w:rFonts w:cstheme="minorHAnsi"/>
           <w:sz w:val="24"/>
         </w:rPr>
         <w:t xml:space="preserve"> játék</w:t>
       </w:r>
       <w:r>
         <w:rPr>
+          <w:rFonts w:cstheme="minorHAnsi"/>
           <w:sz w:val="24"/>
         </w:rPr>
         <w:t xml:space="preserve"> API</w:t>
@@ -1777,11 +2382,13 @@
           <w:numId w:val="1"/>
         </w:numPr>
         <w:rPr>
-          <w:sz w:val="24"/>
-        </w:rPr>
-      </w:pPr>
-      <w:r>
-        <w:rPr>
+          <w:rFonts w:cstheme="minorHAnsi"/>
+          <w:sz w:val="24"/>
+        </w:rPr>
+      </w:pPr>
+      <w:r>
+        <w:rPr>
+          <w:rFonts w:cstheme="minorHAnsi"/>
           <w:sz w:val="24"/>
         </w:rPr>
         <w:t>NASA hírek, információk</w:t>
@@ -1795,11 +2402,13 @@
           <w:numId w:val="1"/>
         </w:numPr>
         <w:rPr>
-          <w:sz w:val="24"/>
-        </w:rPr>
-      </w:pPr>
-      <w:r>
-        <w:rPr>
+          <w:rFonts w:cstheme="minorHAnsi"/>
+          <w:sz w:val="24"/>
+        </w:rPr>
+      </w:pPr>
+      <w:r>
+        <w:rPr>
+          <w:rFonts w:cstheme="minorHAnsi"/>
           <w:sz w:val="24"/>
         </w:rPr>
         <w:t>NYT hírportál összeköttetés</w:t>
@@ -1813,11 +2422,13 @@
           <w:numId w:val="1"/>
         </w:numPr>
         <w:rPr>
-          <w:sz w:val="24"/>
-        </w:rPr>
-      </w:pPr>
-      <w:r>
-        <w:rPr>
+          <w:rFonts w:cstheme="minorHAnsi"/>
+          <w:sz w:val="24"/>
+        </w:rPr>
+      </w:pPr>
+      <w:r>
+        <w:rPr>
+          <w:rFonts w:cstheme="minorHAnsi"/>
           <w:sz w:val="24"/>
         </w:rPr>
         <w:t xml:space="preserve">Email küldés funkció API </w:t>
@@ -1825,6 +2436,7 @@
       <w:proofErr w:type="spellStart"/>
       <w:r>
         <w:rPr>
+          <w:rFonts w:cstheme="minorHAnsi"/>
           <w:sz w:val="24"/>
         </w:rPr>
         <w:t>Sendgrid</w:t>
@@ -1832,6 +2444,7 @@
       <w:proofErr w:type="spellEnd"/>
       <w:r>
         <w:rPr>
+          <w:rFonts w:cstheme="minorHAnsi"/>
           <w:sz w:val="24"/>
         </w:rPr>
         <w:t xml:space="preserve"> API segítségével</w:t>
@@ -1845,20 +2458,16 @@
           <w:numId w:val="1"/>
         </w:numPr>
         <w:rPr>
-          <w:sz w:val="24"/>
-        </w:rPr>
-      </w:pPr>
-      <w:r>
-        <w:rPr>
-          <w:sz w:val="24"/>
-        </w:rPr>
-        <w:t>Előjegyzés funkció</w:t>
-      </w:r>
-      <w:r>
-        <w:rPr>
-          <w:sz w:val="24"/>
-        </w:rPr>
-        <w:t>:</w:t>
+          <w:rFonts w:cstheme="minorHAnsi"/>
+          <w:sz w:val="24"/>
+        </w:rPr>
+      </w:pPr>
+      <w:r>
+        <w:rPr>
+          <w:rFonts w:cstheme="minorHAnsi"/>
+          <w:sz w:val="24"/>
+        </w:rPr>
+        <w:t>Előjegyzés funkció:</w:t>
       </w:r>
     </w:p>
     <w:p>
@@ -1869,11 +2478,13 @@
           <w:numId w:val="1"/>
         </w:numPr>
         <w:rPr>
-          <w:sz w:val="24"/>
-        </w:rPr>
-      </w:pPr>
-      <w:r>
-        <w:rPr>
+          <w:rFonts w:cstheme="minorHAnsi"/>
+          <w:sz w:val="24"/>
+        </w:rPr>
+      </w:pPr>
+      <w:r>
+        <w:rPr>
+          <w:rFonts w:cstheme="minorHAnsi"/>
           <w:sz w:val="24"/>
         </w:rPr>
         <w:t>Míg egy könyv ki van bérelve, addig mások elő tudják azt jegyezni</w:t>
@@ -1882,6 +2493,7 @@
     <w:p>
       <w:pPr>
         <w:rPr>
+          <w:rFonts w:cstheme="minorHAnsi"/>
           <w:sz w:val="24"/>
         </w:rPr>
       </w:pPr>
@@ -1897,7 +2509,7 @@
 </file>
 
 <file path=word/numbering.xml><?xml version="1.0" encoding="utf-8"?>
-<w:numbering xmlns:wpc="http://schemas.microsoft.com/office/word/2010/wordprocessingCanvas" xmlns:cx="http://schemas.microsoft.com/office/drawing/2014/chartex" xmlns:cx1="http://schemas.microsoft.com/office/drawing/2015/9/8/chartex" xmlns:cx2="http://schemas.microsoft.com/office/drawing/2015/10/21/chartex" xmlns:cx3="http://schemas.microsoft.com/office/drawing/2016/5/9/chartex" xmlns:cx4="http://schemas.microsoft.com/office/drawing/2016/5/10/chartex" xmlns:cx5="http://schemas.microsoft.com/office/drawing/2016/5/11/chartex" xmlns:cx6="http://schemas.microsoft.com/office/drawing/2016/5/12/chartex" xmlns:cx7="http://schemas.microsoft.com/office/drawing/2016/5/13/chartex" xmlns:cx8="http://schemas.microsoft.com/office/drawing/2016/5/14/chartex" xmlns:mc="http://schemas.openxmlformats.org/markup-compatibility/2006" xmlns:aink="http://schemas.microsoft.com/office/drawing/2016/ink" xmlns:am3d="http://schemas.microsoft.com/office/drawing/2017/model3d" xmlns:o="urn:schemas-microsoft-com:office:office" xmlns:oel="http://schemas.microsoft.com/office/2019/extlst" xmlns:r="http://schemas.openxmlformats.org/officeDocument/2006/relationships" xmlns:m="http://schemas.openxmlformats.org/officeDocument/2006/math" xmlns:v="urn:schemas-microsoft-com:vml" xmlns:wp14="http://schemas.microsoft.com/office/word/2010/wordprocessingDrawing" xmlns:wp="http://schemas.openxmlformats.org/drawingml/2006/wordprocessingDrawing" xmlns:w10="urn:schemas-microsoft-com:office:word" xmlns:w="http://schemas.openxmlformats.org/wordprocessingml/2006/main" xmlns:w14="http://schemas.microsoft.com/office/word/2010/wordml" xmlns:w15="http://schemas.microsoft.com/office/word/2012/wordml" xmlns:w16cex="http://schemas.microsoft.com/office/word/2018/wordml/cex" xmlns:w16cid="http://schemas.microsoft.com/office/word/2016/wordml/cid" xmlns:w16="http://schemas.microsoft.com/office/word/2018/wordml" xmlns:w16du="http://schemas.microsoft.com/office/word/2023/wordml/word16du" xmlns:w16sdtdh="http://schemas.microsoft.com/office/word/2020/wordml/sdtdatahash" xmlns:w16sdtfl="http://schemas.microsoft.com/office/word/2024/wordml/sdtformatlock" xmlns:w16se="http://schemas.microsoft.com/office/word/2015/wordml/symex" xmlns:wpg="http://schemas.microsoft.com/office/word/2010/wordprocessingGroup" xmlns:wpi="http://schemas.microsoft.com/office/word/2010/wordprocessingInk" xmlns:wne="http://schemas.microsoft.com/office/word/2006/wordml" xmlns:wps="http://schemas.microsoft.com/office/word/2010/wordprocessingShape" mc:Ignorable="w14 w15 w16se w16cid w16 w16cex w16sdtdh w16sdtfl w16du wp14">
+<w:numbering xmlns:wpc="http://schemas.microsoft.com/office/word/2010/wordprocessingCanvas" xmlns:cx="http://schemas.microsoft.com/office/drawing/2014/chartex" xmlns:cx1="http://schemas.microsoft.com/office/drawing/2015/9/8/chartex" xmlns:cx2="http://schemas.microsoft.com/office/drawing/2015/10/21/chartex" xmlns:cx3="http://schemas.microsoft.com/office/drawing/2016/5/9/chartex" xmlns:cx4="http://schemas.microsoft.com/office/drawing/2016/5/10/chartex" xmlns:cx5="http://schemas.microsoft.com/office/drawing/2016/5/11/chartex" xmlns:cx6="http://schemas.microsoft.com/office/drawing/2016/5/12/chartex" xmlns:cx7="http://schemas.microsoft.com/office/drawing/2016/5/13/chartex" xmlns:cx8="http://schemas.microsoft.com/office/drawing/2016/5/14/chartex" xmlns:mc="http://schemas.openxmlformats.org/markup-compatibility/2006" xmlns:aink="http://schemas.microsoft.com/office/drawing/2016/ink" xmlns:am3d="http://schemas.microsoft.com/office/drawing/2017/model3d" xmlns:o="urn:schemas-microsoft-com:office:office" xmlns:r="http://schemas.openxmlformats.org/officeDocument/2006/relationships" xmlns:m="http://schemas.openxmlformats.org/officeDocument/2006/math" xmlns:v="urn:schemas-microsoft-com:vml" xmlns:wp14="http://schemas.microsoft.com/office/word/2010/wordprocessingDrawing" xmlns:wp="http://schemas.openxmlformats.org/drawingml/2006/wordprocessingDrawing" xmlns:w10="urn:schemas-microsoft-com:office:word" xmlns:w="http://schemas.openxmlformats.org/wordprocessingml/2006/main" xmlns:w14="http://schemas.microsoft.com/office/word/2010/wordml" xmlns:w15="http://schemas.microsoft.com/office/word/2012/wordml" xmlns:w16cid="http://schemas.microsoft.com/office/word/2016/wordml/cid" xmlns:w16se="http://schemas.microsoft.com/office/word/2015/wordml/symex" xmlns:wpg="http://schemas.microsoft.com/office/word/2010/wordprocessingGroup" xmlns:wpi="http://schemas.microsoft.com/office/word/2010/wordprocessingInk" xmlns:wne="http://schemas.microsoft.com/office/word/2006/wordml" xmlns:wps="http://schemas.microsoft.com/office/word/2010/wordprocessingShape" mc:Ignorable="w14 w15 w16se w16cid wp14">
   <w:abstractNum w:abstractNumId="0" w15:restartNumberingAfterBreak="0">
     <w:nsid w:val="090376AD"/>
     <w:multiLevelType w:val="hybridMultilevel"/>
@@ -2912,38 +3524,38 @@
       </w:rPr>
     </w:lvl>
   </w:abstractNum>
-  <w:num w:numId="1" w16cid:durableId="1253659117">
+  <w:num w:numId="1">
     <w:abstractNumId w:val="2"/>
   </w:num>
-  <w:num w:numId="2" w16cid:durableId="1246914859">
+  <w:num w:numId="2">
     <w:abstractNumId w:val="1"/>
   </w:num>
-  <w:num w:numId="3" w16cid:durableId="1672297953">
+  <w:num w:numId="3">
     <w:abstractNumId w:val="7"/>
   </w:num>
-  <w:num w:numId="4" w16cid:durableId="1534153214">
+  <w:num w:numId="4">
     <w:abstractNumId w:val="4"/>
   </w:num>
-  <w:num w:numId="5" w16cid:durableId="1823499835">
+  <w:num w:numId="5">
     <w:abstractNumId w:val="8"/>
   </w:num>
-  <w:num w:numId="6" w16cid:durableId="472141913">
+  <w:num w:numId="6">
     <w:abstractNumId w:val="3"/>
   </w:num>
-  <w:num w:numId="7" w16cid:durableId="1072703995">
+  <w:num w:numId="7">
     <w:abstractNumId w:val="5"/>
   </w:num>
-  <w:num w:numId="8" w16cid:durableId="273753465">
+  <w:num w:numId="8">
     <w:abstractNumId w:val="6"/>
   </w:num>
-  <w:num w:numId="9" w16cid:durableId="499662319">
+  <w:num w:numId="9">
     <w:abstractNumId w:val="0"/>
   </w:num>
 </w:numbering>
 </file>
 
 <file path=word/styles.xml><?xml version="1.0" encoding="utf-8"?>
-<w:styles xmlns:mc="http://schemas.openxmlformats.org/markup-compatibility/2006" xmlns:r="http://schemas.openxmlformats.org/officeDocument/2006/relationships" xmlns:w="http://schemas.openxmlformats.org/wordprocessingml/2006/main" xmlns:w14="http://schemas.microsoft.com/office/word/2010/wordml" xmlns:w15="http://schemas.microsoft.com/office/word/2012/wordml" xmlns:w16cex="http://schemas.microsoft.com/office/word/2018/wordml/cex" xmlns:w16cid="http://schemas.microsoft.com/office/word/2016/wordml/cid" xmlns:w16="http://schemas.microsoft.com/office/word/2018/wordml" xmlns:w16du="http://schemas.microsoft.com/office/word/2023/wordml/word16du" xmlns:w16sdtdh="http://schemas.microsoft.com/office/word/2020/wordml/sdtdatahash" xmlns:w16sdtfl="http://schemas.microsoft.com/office/word/2024/wordml/sdtformatlock" xmlns:w16se="http://schemas.microsoft.com/office/word/2015/wordml/symex" mc:Ignorable="w14 w15 w16se w16cid w16 w16cex w16sdtdh w16sdtfl w16du">
+<w:styles xmlns:mc="http://schemas.openxmlformats.org/markup-compatibility/2006" xmlns:r="http://schemas.openxmlformats.org/officeDocument/2006/relationships" xmlns:w="http://schemas.openxmlformats.org/wordprocessingml/2006/main" xmlns:w14="http://schemas.microsoft.com/office/word/2010/wordml" xmlns:w15="http://schemas.microsoft.com/office/word/2012/wordml" xmlns:w16cid="http://schemas.microsoft.com/office/word/2016/wordml/cid" xmlns:w16se="http://schemas.microsoft.com/office/word/2015/wordml/symex" mc:Ignorable="w14 w15 w16se w16cid">
   <w:docDefaults>
     <w:rPrDefault>
       <w:rPr>
@@ -2959,7 +3571,7 @@
       </w:pPr>
     </w:pPrDefault>
   </w:docDefaults>
-  <w:latentStyles w:defLockedState="0" w:defUIPriority="99" w:defSemiHidden="0" w:defUnhideWhenUsed="0" w:defQFormat="0" w:count="376">
+  <w:latentStyles w:defLockedState="0" w:defUIPriority="99" w:defSemiHidden="0" w:defUnhideWhenUsed="0" w:defQFormat="0" w:count="375">
     <w:lsdException w:name="Normal" w:uiPriority="0" w:qFormat="1"/>
     <w:lsdException w:name="heading 1" w:uiPriority="9" w:qFormat="1"/>
     <w:lsdException w:name="heading 2" w:semiHidden="1" w:uiPriority="9" w:unhideWhenUsed="1" w:qFormat="1"/>
@@ -3335,7 +3947,6 @@
     <w:lsdException w:name="Smart Hyperlink" w:semiHidden="1" w:unhideWhenUsed="1"/>
     <w:lsdException w:name="Hashtag" w:semiHidden="1" w:unhideWhenUsed="1"/>
     <w:lsdException w:name="Unresolved Mention" w:semiHidden="1" w:unhideWhenUsed="1"/>
-    <w:lsdException w:name="Smart Link" w:semiHidden="1" w:unhideWhenUsed="1"/>
   </w:latentStyles>
   <w:style w:type="paragraph" w:default="1" w:styleId="Norml">
     <w:name w:val="Normal"/>
@@ -3797,7 +4408,7 @@
 </file>
 
 <file path=customXml/itemProps1.xml><?xml version="1.0" encoding="utf-8"?>
-<ds:datastoreItem xmlns:ds="http://schemas.openxmlformats.org/officeDocument/2006/customXml" ds:itemID="{8EE59895-FBF0-42B9-B840-5826A0E40A14}">
+<ds:datastoreItem xmlns:ds="http://schemas.openxmlformats.org/officeDocument/2006/customXml" ds:itemID="{7A5E6901-3DBB-4B2B-B153-DA53608559CE}">
   <ds:schemaRefs>
     <ds:schemaRef ds:uri="http://schemas.openxmlformats.org/officeDocument/2006/bibliography"/>
   </ds:schemaRefs>

--- a/Library-Loan-System-Specification.docx
+++ b/Library-Loan-System-Specification.docx
@@ -1,6 +1,6 @@
 
 <file path=word/document.xml><?xml version="1.0" encoding="utf-8"?>
-<w:document xmlns:wpc="http://schemas.microsoft.com/office/word/2010/wordprocessingCanvas" xmlns:cx="http://schemas.microsoft.com/office/drawing/2014/chartex" xmlns:cx1="http://schemas.microsoft.com/office/drawing/2015/9/8/chartex" xmlns:cx2="http://schemas.microsoft.com/office/drawing/2015/10/21/chartex" xmlns:cx3="http://schemas.microsoft.com/office/drawing/2016/5/9/chartex" xmlns:cx4="http://schemas.microsoft.com/office/drawing/2016/5/10/chartex" xmlns:cx5="http://schemas.microsoft.com/office/drawing/2016/5/11/chartex" xmlns:cx6="http://schemas.microsoft.com/office/drawing/2016/5/12/chartex" xmlns:cx7="http://schemas.microsoft.com/office/drawing/2016/5/13/chartex" xmlns:cx8="http://schemas.microsoft.com/office/drawing/2016/5/14/chartex" xmlns:mc="http://schemas.openxmlformats.org/markup-compatibility/2006" xmlns:aink="http://schemas.microsoft.com/office/drawing/2016/ink" xmlns:am3d="http://schemas.microsoft.com/office/drawing/2017/model3d" xmlns:o="urn:schemas-microsoft-com:office:office" xmlns:r="http://schemas.openxmlformats.org/officeDocument/2006/relationships" xmlns:m="http://schemas.openxmlformats.org/officeDocument/2006/math" xmlns:v="urn:schemas-microsoft-com:vml" xmlns:wp14="http://schemas.microsoft.com/office/word/2010/wordprocessingDrawing" xmlns:wp="http://schemas.openxmlformats.org/drawingml/2006/wordprocessingDrawing" xmlns:w10="urn:schemas-microsoft-com:office:word" xmlns:w="http://schemas.openxmlformats.org/wordprocessingml/2006/main" xmlns:w14="http://schemas.microsoft.com/office/word/2010/wordml" xmlns:w15="http://schemas.microsoft.com/office/word/2012/wordml" xmlns:w16cid="http://schemas.microsoft.com/office/word/2016/wordml/cid" xmlns:w16se="http://schemas.microsoft.com/office/word/2015/wordml/symex" xmlns:wpg="http://schemas.microsoft.com/office/word/2010/wordprocessingGroup" xmlns:wpi="http://schemas.microsoft.com/office/word/2010/wordprocessingInk" xmlns:wne="http://schemas.microsoft.com/office/word/2006/wordml" xmlns:wps="http://schemas.microsoft.com/office/word/2010/wordprocessingShape" mc:Ignorable="w14 w15 w16se w16cid wp14">
+<w:document xmlns:wpc="http://schemas.microsoft.com/office/word/2010/wordprocessingCanvas" xmlns:cx="http://schemas.microsoft.com/office/drawing/2014/chartex" xmlns:cx1="http://schemas.microsoft.com/office/drawing/2015/9/8/chartex" xmlns:cx2="http://schemas.microsoft.com/office/drawing/2015/10/21/chartex" xmlns:cx3="http://schemas.microsoft.com/office/drawing/2016/5/9/chartex" xmlns:cx4="http://schemas.microsoft.com/office/drawing/2016/5/10/chartex" xmlns:cx5="http://schemas.microsoft.com/office/drawing/2016/5/11/chartex" xmlns:cx6="http://schemas.microsoft.com/office/drawing/2016/5/12/chartex" xmlns:cx7="http://schemas.microsoft.com/office/drawing/2016/5/13/chartex" xmlns:cx8="http://schemas.microsoft.com/office/drawing/2016/5/14/chartex" xmlns:mc="http://schemas.openxmlformats.org/markup-compatibility/2006" xmlns:aink="http://schemas.microsoft.com/office/drawing/2016/ink" xmlns:am3d="http://schemas.microsoft.com/office/drawing/2017/model3d" xmlns:o="urn:schemas-microsoft-com:office:office" xmlns:oel="http://schemas.microsoft.com/office/2019/extlst" xmlns:r="http://schemas.openxmlformats.org/officeDocument/2006/relationships" xmlns:m="http://schemas.openxmlformats.org/officeDocument/2006/math" xmlns:v="urn:schemas-microsoft-com:vml" xmlns:wp14="http://schemas.microsoft.com/office/word/2010/wordprocessingDrawing" xmlns:wp="http://schemas.openxmlformats.org/drawingml/2006/wordprocessingDrawing" xmlns:w10="urn:schemas-microsoft-com:office:word" xmlns:w="http://schemas.openxmlformats.org/wordprocessingml/2006/main" xmlns:w14="http://schemas.microsoft.com/office/word/2010/wordml" xmlns:w15="http://schemas.microsoft.com/office/word/2012/wordml" xmlns:w16cex="http://schemas.microsoft.com/office/word/2018/wordml/cex" xmlns:w16cid="http://schemas.microsoft.com/office/word/2016/wordml/cid" xmlns:w16="http://schemas.microsoft.com/office/word/2018/wordml" xmlns:w16du="http://schemas.microsoft.com/office/word/2023/wordml/word16du" xmlns:w16sdtdh="http://schemas.microsoft.com/office/word/2020/wordml/sdtdatahash" xmlns:w16sdtfl="http://schemas.microsoft.com/office/word/2024/wordml/sdtformatlock" xmlns:w16se="http://schemas.microsoft.com/office/word/2015/wordml/symex" xmlns:wpg="http://schemas.microsoft.com/office/word/2010/wordprocessingGroup" xmlns:wpi="http://schemas.microsoft.com/office/word/2010/wordprocessingInk" xmlns:wne="http://schemas.microsoft.com/office/word/2006/wordml" xmlns:wps="http://schemas.microsoft.com/office/word/2010/wordprocessingShape" mc:Ignorable="w14 w15 w16se w16cid w16 w16cex w16sdtdh w16sdtfl w16du wp14">
   <w:body>
     <w:p>
       <w:pPr>
@@ -608,13 +608,19 @@
         <w:rPr>
           <w:rFonts w:asciiTheme="minorHAnsi" w:hAnsiTheme="minorHAnsi" w:cstheme="minorHAnsi"/>
         </w:rPr>
-        <w:t xml:space="preserve"> (000000 formátum)</w:t>
-      </w:r>
-      <w:r>
-        <w:rPr>
-          <w:rFonts w:asciiTheme="minorHAnsi" w:hAnsiTheme="minorHAnsi" w:cstheme="minorHAnsi"/>
-        </w:rPr>
-        <w:t xml:space="preserve"> kell rendeljen melléjük. A felhasználót értesítenie kell a tagság létrejöttéről</w:t>
+        <w:t xml:space="preserve"> </w:t>
+      </w:r>
+      <w:r>
+        <w:rPr>
+          <w:rFonts w:asciiTheme="minorHAnsi" w:hAnsiTheme="minorHAnsi" w:cstheme="minorHAnsi"/>
+        </w:rPr>
+        <w:t xml:space="preserve">(1-999999) </w:t>
+      </w:r>
+      <w:r>
+        <w:rPr>
+          <w:rFonts w:asciiTheme="minorHAnsi" w:hAnsiTheme="minorHAnsi" w:cstheme="minorHAnsi"/>
+        </w:rPr>
+        <w:t>kell rendeljen melléjük. A felhasználót értesítenie kell a tagság létrejöttéről</w:t>
       </w:r>
       <w:r>
         <w:rPr>
@@ -636,8 +642,6 @@
         </w:rPr>
         <w:t>Könyv visszaadása</w:t>
       </w:r>
-      <w:bookmarkStart w:id="0" w:name="_GoBack"/>
-      <w:bookmarkEnd w:id="0"/>
     </w:p>
     <w:p>
       <w:pPr>
@@ -995,7 +999,6 @@
                 <w:b/>
                 <w:sz w:val="28"/>
               </w:rPr>
-              <w:lastRenderedPageBreak/>
               <w:t>Kategória</w:t>
             </w:r>
           </w:p>
@@ -1073,6 +1076,7 @@
                 <w:i/>
                 <w:sz w:val="24"/>
               </w:rPr>
+              <w:lastRenderedPageBreak/>
               <w:t>Sci-fi</w:t>
             </w:r>
           </w:p>
@@ -2355,7 +2359,6 @@
           <w:rFonts w:cstheme="minorHAnsi"/>
           <w:sz w:val="24"/>
         </w:rPr>
-        <w:lastRenderedPageBreak/>
         <w:t>Wordle</w:t>
       </w:r>
       <w:proofErr w:type="spellEnd"/>
@@ -2391,6 +2394,7 @@
           <w:rFonts w:cstheme="minorHAnsi"/>
           <w:sz w:val="24"/>
         </w:rPr>
+        <w:lastRenderedPageBreak/>
         <w:t>NASA hírek, információk</w:t>
       </w:r>
     </w:p>
@@ -2509,7 +2513,7 @@
 </file>
 
 <file path=word/numbering.xml><?xml version="1.0" encoding="utf-8"?>
-<w:numbering xmlns:wpc="http://schemas.microsoft.com/office/word/2010/wordprocessingCanvas" xmlns:cx="http://schemas.microsoft.com/office/drawing/2014/chartex" xmlns:cx1="http://schemas.microsoft.com/office/drawing/2015/9/8/chartex" xmlns:cx2="http://schemas.microsoft.com/office/drawing/2015/10/21/chartex" xmlns:cx3="http://schemas.microsoft.com/office/drawing/2016/5/9/chartex" xmlns:cx4="http://schemas.microsoft.com/office/drawing/2016/5/10/chartex" xmlns:cx5="http://schemas.microsoft.com/office/drawing/2016/5/11/chartex" xmlns:cx6="http://schemas.microsoft.com/office/drawing/2016/5/12/chartex" xmlns:cx7="http://schemas.microsoft.com/office/drawing/2016/5/13/chartex" xmlns:cx8="http://schemas.microsoft.com/office/drawing/2016/5/14/chartex" xmlns:mc="http://schemas.openxmlformats.org/markup-compatibility/2006" xmlns:aink="http://schemas.microsoft.com/office/drawing/2016/ink" xmlns:am3d="http://schemas.microsoft.com/office/drawing/2017/model3d" xmlns:o="urn:schemas-microsoft-com:office:office" xmlns:r="http://schemas.openxmlformats.org/officeDocument/2006/relationships" xmlns:m="http://schemas.openxmlformats.org/officeDocument/2006/math" xmlns:v="urn:schemas-microsoft-com:vml" xmlns:wp14="http://schemas.microsoft.com/office/word/2010/wordprocessingDrawing" xmlns:wp="http://schemas.openxmlformats.org/drawingml/2006/wordprocessingDrawing" xmlns:w10="urn:schemas-microsoft-com:office:word" xmlns:w="http://schemas.openxmlformats.org/wordprocessingml/2006/main" xmlns:w14="http://schemas.microsoft.com/office/word/2010/wordml" xmlns:w15="http://schemas.microsoft.com/office/word/2012/wordml" xmlns:w16cid="http://schemas.microsoft.com/office/word/2016/wordml/cid" xmlns:w16se="http://schemas.microsoft.com/office/word/2015/wordml/symex" xmlns:wpg="http://schemas.microsoft.com/office/word/2010/wordprocessingGroup" xmlns:wpi="http://schemas.microsoft.com/office/word/2010/wordprocessingInk" xmlns:wne="http://schemas.microsoft.com/office/word/2006/wordml" xmlns:wps="http://schemas.microsoft.com/office/word/2010/wordprocessingShape" mc:Ignorable="w14 w15 w16se w16cid wp14">
+<w:numbering xmlns:wpc="http://schemas.microsoft.com/office/word/2010/wordprocessingCanvas" xmlns:cx="http://schemas.microsoft.com/office/drawing/2014/chartex" xmlns:cx1="http://schemas.microsoft.com/office/drawing/2015/9/8/chartex" xmlns:cx2="http://schemas.microsoft.com/office/drawing/2015/10/21/chartex" xmlns:cx3="http://schemas.microsoft.com/office/drawing/2016/5/9/chartex" xmlns:cx4="http://schemas.microsoft.com/office/drawing/2016/5/10/chartex" xmlns:cx5="http://schemas.microsoft.com/office/drawing/2016/5/11/chartex" xmlns:cx6="http://schemas.microsoft.com/office/drawing/2016/5/12/chartex" xmlns:cx7="http://schemas.microsoft.com/office/drawing/2016/5/13/chartex" xmlns:cx8="http://schemas.microsoft.com/office/drawing/2016/5/14/chartex" xmlns:mc="http://schemas.openxmlformats.org/markup-compatibility/2006" xmlns:aink="http://schemas.microsoft.com/office/drawing/2016/ink" xmlns:am3d="http://schemas.microsoft.com/office/drawing/2017/model3d" xmlns:o="urn:schemas-microsoft-com:office:office" xmlns:oel="http://schemas.microsoft.com/office/2019/extlst" xmlns:r="http://schemas.openxmlformats.org/officeDocument/2006/relationships" xmlns:m="http://schemas.openxmlformats.org/officeDocument/2006/math" xmlns:v="urn:schemas-microsoft-com:vml" xmlns:wp14="http://schemas.microsoft.com/office/word/2010/wordprocessingDrawing" xmlns:wp="http://schemas.openxmlformats.org/drawingml/2006/wordprocessingDrawing" xmlns:w10="urn:schemas-microsoft-com:office:word" xmlns:w="http://schemas.openxmlformats.org/wordprocessingml/2006/main" xmlns:w14="http://schemas.microsoft.com/office/word/2010/wordml" xmlns:w15="http://schemas.microsoft.com/office/word/2012/wordml" xmlns:w16cex="http://schemas.microsoft.com/office/word/2018/wordml/cex" xmlns:w16cid="http://schemas.microsoft.com/office/word/2016/wordml/cid" xmlns:w16="http://schemas.microsoft.com/office/word/2018/wordml" xmlns:w16du="http://schemas.microsoft.com/office/word/2023/wordml/word16du" xmlns:w16sdtdh="http://schemas.microsoft.com/office/word/2020/wordml/sdtdatahash" xmlns:w16sdtfl="http://schemas.microsoft.com/office/word/2024/wordml/sdtformatlock" xmlns:w16se="http://schemas.microsoft.com/office/word/2015/wordml/symex" xmlns:wpg="http://schemas.microsoft.com/office/word/2010/wordprocessingGroup" xmlns:wpi="http://schemas.microsoft.com/office/word/2010/wordprocessingInk" xmlns:wne="http://schemas.microsoft.com/office/word/2006/wordml" xmlns:wps="http://schemas.microsoft.com/office/word/2010/wordprocessingShape" mc:Ignorable="w14 w15 w16se w16cid w16 w16cex w16sdtdh w16sdtfl w16du wp14">
   <w:abstractNum w:abstractNumId="0" w15:restartNumberingAfterBreak="0">
     <w:nsid w:val="090376AD"/>
     <w:multiLevelType w:val="hybridMultilevel"/>
@@ -3524,38 +3528,38 @@
       </w:rPr>
     </w:lvl>
   </w:abstractNum>
-  <w:num w:numId="1">
+  <w:num w:numId="1" w16cid:durableId="1552768788">
     <w:abstractNumId w:val="2"/>
   </w:num>
-  <w:num w:numId="2">
+  <w:num w:numId="2" w16cid:durableId="2098016700">
     <w:abstractNumId w:val="1"/>
   </w:num>
-  <w:num w:numId="3">
+  <w:num w:numId="3" w16cid:durableId="880943660">
     <w:abstractNumId w:val="7"/>
   </w:num>
-  <w:num w:numId="4">
+  <w:num w:numId="4" w16cid:durableId="91823134">
     <w:abstractNumId w:val="4"/>
   </w:num>
-  <w:num w:numId="5">
+  <w:num w:numId="5" w16cid:durableId="378632225">
     <w:abstractNumId w:val="8"/>
   </w:num>
-  <w:num w:numId="6">
+  <w:num w:numId="6" w16cid:durableId="718432828">
     <w:abstractNumId w:val="3"/>
   </w:num>
-  <w:num w:numId="7">
+  <w:num w:numId="7" w16cid:durableId="897977080">
     <w:abstractNumId w:val="5"/>
   </w:num>
-  <w:num w:numId="8">
+  <w:num w:numId="8" w16cid:durableId="1151168646">
     <w:abstractNumId w:val="6"/>
   </w:num>
-  <w:num w:numId="9">
+  <w:num w:numId="9" w16cid:durableId="2002852606">
     <w:abstractNumId w:val="0"/>
   </w:num>
 </w:numbering>
 </file>
 
 <file path=word/styles.xml><?xml version="1.0" encoding="utf-8"?>
-<w:styles xmlns:mc="http://schemas.openxmlformats.org/markup-compatibility/2006" xmlns:r="http://schemas.openxmlformats.org/officeDocument/2006/relationships" xmlns:w="http://schemas.openxmlformats.org/wordprocessingml/2006/main" xmlns:w14="http://schemas.microsoft.com/office/word/2010/wordml" xmlns:w15="http://schemas.microsoft.com/office/word/2012/wordml" xmlns:w16cid="http://schemas.microsoft.com/office/word/2016/wordml/cid" xmlns:w16se="http://schemas.microsoft.com/office/word/2015/wordml/symex" mc:Ignorable="w14 w15 w16se w16cid">
+<w:styles xmlns:mc="http://schemas.openxmlformats.org/markup-compatibility/2006" xmlns:r="http://schemas.openxmlformats.org/officeDocument/2006/relationships" xmlns:w="http://schemas.openxmlformats.org/wordprocessingml/2006/main" xmlns:w14="http://schemas.microsoft.com/office/word/2010/wordml" xmlns:w15="http://schemas.microsoft.com/office/word/2012/wordml" xmlns:w16cex="http://schemas.microsoft.com/office/word/2018/wordml/cex" xmlns:w16cid="http://schemas.microsoft.com/office/word/2016/wordml/cid" xmlns:w16="http://schemas.microsoft.com/office/word/2018/wordml" xmlns:w16du="http://schemas.microsoft.com/office/word/2023/wordml/word16du" xmlns:w16sdtdh="http://schemas.microsoft.com/office/word/2020/wordml/sdtdatahash" xmlns:w16sdtfl="http://schemas.microsoft.com/office/word/2024/wordml/sdtformatlock" xmlns:w16se="http://schemas.microsoft.com/office/word/2015/wordml/symex" mc:Ignorable="w14 w15 w16se w16cid w16 w16cex w16sdtdh w16sdtfl w16du">
   <w:docDefaults>
     <w:rPrDefault>
       <w:rPr>
@@ -3571,7 +3575,7 @@
       </w:pPr>
     </w:pPrDefault>
   </w:docDefaults>
-  <w:latentStyles w:defLockedState="0" w:defUIPriority="99" w:defSemiHidden="0" w:defUnhideWhenUsed="0" w:defQFormat="0" w:count="375">
+  <w:latentStyles w:defLockedState="0" w:defUIPriority="99" w:defSemiHidden="0" w:defUnhideWhenUsed="0" w:defQFormat="0" w:count="376">
     <w:lsdException w:name="Normal" w:uiPriority="0" w:qFormat="1"/>
     <w:lsdException w:name="heading 1" w:uiPriority="9" w:qFormat="1"/>
     <w:lsdException w:name="heading 2" w:semiHidden="1" w:uiPriority="9" w:unhideWhenUsed="1" w:qFormat="1"/>
@@ -3947,6 +3951,7 @@
     <w:lsdException w:name="Smart Hyperlink" w:semiHidden="1" w:unhideWhenUsed="1"/>
     <w:lsdException w:name="Hashtag" w:semiHidden="1" w:unhideWhenUsed="1"/>
     <w:lsdException w:name="Unresolved Mention" w:semiHidden="1" w:unhideWhenUsed="1"/>
+    <w:lsdException w:name="Smart Link" w:semiHidden="1" w:unhideWhenUsed="1"/>
   </w:latentStyles>
   <w:style w:type="paragraph" w:default="1" w:styleId="Norml">
     <w:name w:val="Normal"/>

--- a/Library-Loan-System-Specification.docx
+++ b/Library-Loan-System-Specification.docx
@@ -1,6 +1,6 @@
 
 <file path=word/document.xml><?xml version="1.0" encoding="utf-8"?>
-<w:document xmlns:wpc="http://schemas.microsoft.com/office/word/2010/wordprocessingCanvas" xmlns:cx="http://schemas.microsoft.com/office/drawing/2014/chartex" xmlns:cx1="http://schemas.microsoft.com/office/drawing/2015/9/8/chartex" xmlns:cx2="http://schemas.microsoft.com/office/drawing/2015/10/21/chartex" xmlns:cx3="http://schemas.microsoft.com/office/drawing/2016/5/9/chartex" xmlns:cx4="http://schemas.microsoft.com/office/drawing/2016/5/10/chartex" xmlns:cx5="http://schemas.microsoft.com/office/drawing/2016/5/11/chartex" xmlns:cx6="http://schemas.microsoft.com/office/drawing/2016/5/12/chartex" xmlns:cx7="http://schemas.microsoft.com/office/drawing/2016/5/13/chartex" xmlns:cx8="http://schemas.microsoft.com/office/drawing/2016/5/14/chartex" xmlns:mc="http://schemas.openxmlformats.org/markup-compatibility/2006" xmlns:aink="http://schemas.microsoft.com/office/drawing/2016/ink" xmlns:am3d="http://schemas.microsoft.com/office/drawing/2017/model3d" xmlns:o="urn:schemas-microsoft-com:office:office" xmlns:oel="http://schemas.microsoft.com/office/2019/extlst" xmlns:r="http://schemas.openxmlformats.org/officeDocument/2006/relationships" xmlns:m="http://schemas.openxmlformats.org/officeDocument/2006/math" xmlns:v="urn:schemas-microsoft-com:vml" xmlns:wp14="http://schemas.microsoft.com/office/word/2010/wordprocessingDrawing" xmlns:wp="http://schemas.openxmlformats.org/drawingml/2006/wordprocessingDrawing" xmlns:w10="urn:schemas-microsoft-com:office:word" xmlns:w="http://schemas.openxmlformats.org/wordprocessingml/2006/main" xmlns:w14="http://schemas.microsoft.com/office/word/2010/wordml" xmlns:w15="http://schemas.microsoft.com/office/word/2012/wordml" xmlns:w16cex="http://schemas.microsoft.com/office/word/2018/wordml/cex" xmlns:w16cid="http://schemas.microsoft.com/office/word/2016/wordml/cid" xmlns:w16="http://schemas.microsoft.com/office/word/2018/wordml" xmlns:w16du="http://schemas.microsoft.com/office/word/2023/wordml/word16du" xmlns:w16sdtdh="http://schemas.microsoft.com/office/word/2020/wordml/sdtdatahash" xmlns:w16sdtfl="http://schemas.microsoft.com/office/word/2024/wordml/sdtformatlock" xmlns:w16se="http://schemas.microsoft.com/office/word/2015/wordml/symex" xmlns:wpg="http://schemas.microsoft.com/office/word/2010/wordprocessingGroup" xmlns:wpi="http://schemas.microsoft.com/office/word/2010/wordprocessingInk" xmlns:wne="http://schemas.microsoft.com/office/word/2006/wordml" xmlns:wps="http://schemas.microsoft.com/office/word/2010/wordprocessingShape" mc:Ignorable="w14 w15 w16se w16cid w16 w16cex w16sdtdh w16sdtfl w16du wp14">
+<w:document xmlns:wpc="http://schemas.microsoft.com/office/word/2010/wordprocessingCanvas" xmlns:cx="http://schemas.microsoft.com/office/drawing/2014/chartex" xmlns:cx1="http://schemas.microsoft.com/office/drawing/2015/9/8/chartex" xmlns:cx2="http://schemas.microsoft.com/office/drawing/2015/10/21/chartex" xmlns:cx3="http://schemas.microsoft.com/office/drawing/2016/5/9/chartex" xmlns:cx4="http://schemas.microsoft.com/office/drawing/2016/5/10/chartex" xmlns:cx5="http://schemas.microsoft.com/office/drawing/2016/5/11/chartex" xmlns:cx6="http://schemas.microsoft.com/office/drawing/2016/5/12/chartex" xmlns:cx7="http://schemas.microsoft.com/office/drawing/2016/5/13/chartex" xmlns:cx8="http://schemas.microsoft.com/office/drawing/2016/5/14/chartex" xmlns:mc="http://schemas.openxmlformats.org/markup-compatibility/2006" xmlns:aink="http://schemas.microsoft.com/office/drawing/2016/ink" xmlns:am3d="http://schemas.microsoft.com/office/drawing/2017/model3d" xmlns:o="urn:schemas-microsoft-com:office:office" xmlns:r="http://schemas.openxmlformats.org/officeDocument/2006/relationships" xmlns:m="http://schemas.openxmlformats.org/officeDocument/2006/math" xmlns:v="urn:schemas-microsoft-com:vml" xmlns:wp14="http://schemas.microsoft.com/office/word/2010/wordprocessingDrawing" xmlns:wp="http://schemas.openxmlformats.org/drawingml/2006/wordprocessingDrawing" xmlns:w10="urn:schemas-microsoft-com:office:word" xmlns:w="http://schemas.openxmlformats.org/wordprocessingml/2006/main" xmlns:w14="http://schemas.microsoft.com/office/word/2010/wordml" xmlns:w15="http://schemas.microsoft.com/office/word/2012/wordml" xmlns:w16cid="http://schemas.microsoft.com/office/word/2016/wordml/cid" xmlns:w16se="http://schemas.microsoft.com/office/word/2015/wordml/symex" xmlns:wpg="http://schemas.microsoft.com/office/word/2010/wordprocessingGroup" xmlns:wpi="http://schemas.microsoft.com/office/word/2010/wordprocessingInk" xmlns:wne="http://schemas.microsoft.com/office/word/2006/wordml" xmlns:wps="http://schemas.microsoft.com/office/word/2010/wordprocessingShape" mc:Ignorable="w14 w15 w16se w16cid wp14">
   <w:body>
     <w:p>
       <w:pPr>
@@ -720,17 +720,12 @@
     </w:p>
     <w:p>
       <w:pPr>
-        <w:pStyle w:val="ALBEKEZDS"/>
-        <w:rPr>
-          <w:rFonts w:asciiTheme="minorHAnsi" w:hAnsiTheme="minorHAnsi" w:cstheme="minorHAnsi"/>
-        </w:rPr>
-      </w:pPr>
-      <w:r>
-        <w:rPr>
-          <w:rFonts w:asciiTheme="minorHAnsi" w:hAnsiTheme="minorHAnsi" w:cstheme="minorHAnsi"/>
-        </w:rPr>
-        <w:t>--Ötlet</w:t>
-      </w:r>
+        <w:pStyle w:val="ALSBBCM"/>
+        <w:ind w:left="0" w:firstLine="227"/>
+        <w:rPr>
+          <w:rFonts w:asciiTheme="minorHAnsi" w:hAnsiTheme="minorHAnsi" w:cstheme="minorHAnsi"/>
+        </w:rPr>
+      </w:pPr>
     </w:p>
     <w:p>
       <w:pPr>
@@ -999,6 +994,7 @@
                 <w:b/>
                 <w:sz w:val="28"/>
               </w:rPr>
+              <w:lastRenderedPageBreak/>
               <w:t>Kategória</w:t>
             </w:r>
           </w:p>
@@ -1076,7 +1072,6 @@
                 <w:i/>
                 <w:sz w:val="24"/>
               </w:rPr>
-              <w:lastRenderedPageBreak/>
               <w:t>Sci-fi</w:t>
             </w:r>
           </w:p>
@@ -1748,7 +1743,15 @@
         <w:rPr>
           <w:rFonts w:asciiTheme="minorHAnsi" w:hAnsiTheme="minorHAnsi" w:cstheme="minorHAnsi"/>
         </w:rPr>
-        <w:t xml:space="preserve"> Kell továbbá egy adattag a könyvet éppen kölcsönző tag azonosítására (</w:t>
+        <w:t xml:space="preserve"> Kell továbbá egy adatta</w:t>
+      </w:r>
+      <w:bookmarkStart w:id="0" w:name="_GoBack"/>
+      <w:bookmarkEnd w:id="0"/>
+      <w:r>
+        <w:rPr>
+          <w:rFonts w:asciiTheme="minorHAnsi" w:hAnsiTheme="minorHAnsi" w:cstheme="minorHAnsi"/>
+        </w:rPr>
+        <w:t>g a könyvet éppen kölcsönző tag azonosítására (</w:t>
       </w:r>
       <w:proofErr w:type="spellStart"/>
       <w:r>
@@ -2359,6 +2362,7 @@
           <w:rFonts w:cstheme="minorHAnsi"/>
           <w:sz w:val="24"/>
         </w:rPr>
+        <w:lastRenderedPageBreak/>
         <w:t>Wordle</w:t>
       </w:r>
       <w:proofErr w:type="spellEnd"/>
@@ -2394,7 +2398,6 @@
           <w:rFonts w:cstheme="minorHAnsi"/>
           <w:sz w:val="24"/>
         </w:rPr>
-        <w:lastRenderedPageBreak/>
         <w:t>NASA hírek, információk</w:t>
       </w:r>
     </w:p>
@@ -2513,7 +2516,7 @@
 </file>
 
 <file path=word/numbering.xml><?xml version="1.0" encoding="utf-8"?>
-<w:numbering xmlns:wpc="http://schemas.microsoft.com/office/word/2010/wordprocessingCanvas" xmlns:cx="http://schemas.microsoft.com/office/drawing/2014/chartex" xmlns:cx1="http://schemas.microsoft.com/office/drawing/2015/9/8/chartex" xmlns:cx2="http://schemas.microsoft.com/office/drawing/2015/10/21/chartex" xmlns:cx3="http://schemas.microsoft.com/office/drawing/2016/5/9/chartex" xmlns:cx4="http://schemas.microsoft.com/office/drawing/2016/5/10/chartex" xmlns:cx5="http://schemas.microsoft.com/office/drawing/2016/5/11/chartex" xmlns:cx6="http://schemas.microsoft.com/office/drawing/2016/5/12/chartex" xmlns:cx7="http://schemas.microsoft.com/office/drawing/2016/5/13/chartex" xmlns:cx8="http://schemas.microsoft.com/office/drawing/2016/5/14/chartex" xmlns:mc="http://schemas.openxmlformats.org/markup-compatibility/2006" xmlns:aink="http://schemas.microsoft.com/office/drawing/2016/ink" xmlns:am3d="http://schemas.microsoft.com/office/drawing/2017/model3d" xmlns:o="urn:schemas-microsoft-com:office:office" xmlns:oel="http://schemas.microsoft.com/office/2019/extlst" xmlns:r="http://schemas.openxmlformats.org/officeDocument/2006/relationships" xmlns:m="http://schemas.openxmlformats.org/officeDocument/2006/math" xmlns:v="urn:schemas-microsoft-com:vml" xmlns:wp14="http://schemas.microsoft.com/office/word/2010/wordprocessingDrawing" xmlns:wp="http://schemas.openxmlformats.org/drawingml/2006/wordprocessingDrawing" xmlns:w10="urn:schemas-microsoft-com:office:word" xmlns:w="http://schemas.openxmlformats.org/wordprocessingml/2006/main" xmlns:w14="http://schemas.microsoft.com/office/word/2010/wordml" xmlns:w15="http://schemas.microsoft.com/office/word/2012/wordml" xmlns:w16cex="http://schemas.microsoft.com/office/word/2018/wordml/cex" xmlns:w16cid="http://schemas.microsoft.com/office/word/2016/wordml/cid" xmlns:w16="http://schemas.microsoft.com/office/word/2018/wordml" xmlns:w16du="http://schemas.microsoft.com/office/word/2023/wordml/word16du" xmlns:w16sdtdh="http://schemas.microsoft.com/office/word/2020/wordml/sdtdatahash" xmlns:w16sdtfl="http://schemas.microsoft.com/office/word/2024/wordml/sdtformatlock" xmlns:w16se="http://schemas.microsoft.com/office/word/2015/wordml/symex" xmlns:wpg="http://schemas.microsoft.com/office/word/2010/wordprocessingGroup" xmlns:wpi="http://schemas.microsoft.com/office/word/2010/wordprocessingInk" xmlns:wne="http://schemas.microsoft.com/office/word/2006/wordml" xmlns:wps="http://schemas.microsoft.com/office/word/2010/wordprocessingShape" mc:Ignorable="w14 w15 w16se w16cid w16 w16cex w16sdtdh w16sdtfl w16du wp14">
+<w:numbering xmlns:wpc="http://schemas.microsoft.com/office/word/2010/wordprocessingCanvas" xmlns:cx="http://schemas.microsoft.com/office/drawing/2014/chartex" xmlns:cx1="http://schemas.microsoft.com/office/drawing/2015/9/8/chartex" xmlns:cx2="http://schemas.microsoft.com/office/drawing/2015/10/21/chartex" xmlns:cx3="http://schemas.microsoft.com/office/drawing/2016/5/9/chartex" xmlns:cx4="http://schemas.microsoft.com/office/drawing/2016/5/10/chartex" xmlns:cx5="http://schemas.microsoft.com/office/drawing/2016/5/11/chartex" xmlns:cx6="http://schemas.microsoft.com/office/drawing/2016/5/12/chartex" xmlns:cx7="http://schemas.microsoft.com/office/drawing/2016/5/13/chartex" xmlns:cx8="http://schemas.microsoft.com/office/drawing/2016/5/14/chartex" xmlns:mc="http://schemas.openxmlformats.org/markup-compatibility/2006" xmlns:aink="http://schemas.microsoft.com/office/drawing/2016/ink" xmlns:am3d="http://schemas.microsoft.com/office/drawing/2017/model3d" xmlns:o="urn:schemas-microsoft-com:office:office" xmlns:r="http://schemas.openxmlformats.org/officeDocument/2006/relationships" xmlns:m="http://schemas.openxmlformats.org/officeDocument/2006/math" xmlns:v="urn:schemas-microsoft-com:vml" xmlns:wp14="http://schemas.microsoft.com/office/word/2010/wordprocessingDrawing" xmlns:wp="http://schemas.openxmlformats.org/drawingml/2006/wordprocessingDrawing" xmlns:w10="urn:schemas-microsoft-com:office:word" xmlns:w="http://schemas.openxmlformats.org/wordprocessingml/2006/main" xmlns:w14="http://schemas.microsoft.com/office/word/2010/wordml" xmlns:w15="http://schemas.microsoft.com/office/word/2012/wordml" xmlns:w16cid="http://schemas.microsoft.com/office/word/2016/wordml/cid" xmlns:w16se="http://schemas.microsoft.com/office/word/2015/wordml/symex" xmlns:wpg="http://schemas.microsoft.com/office/word/2010/wordprocessingGroup" xmlns:wpi="http://schemas.microsoft.com/office/word/2010/wordprocessingInk" xmlns:wne="http://schemas.microsoft.com/office/word/2006/wordml" xmlns:wps="http://schemas.microsoft.com/office/word/2010/wordprocessingShape" mc:Ignorable="w14 w15 w16se w16cid wp14">
   <w:abstractNum w:abstractNumId="0" w15:restartNumberingAfterBreak="0">
     <w:nsid w:val="090376AD"/>
     <w:multiLevelType w:val="hybridMultilevel"/>
@@ -3528,38 +3531,38 @@
       </w:rPr>
     </w:lvl>
   </w:abstractNum>
-  <w:num w:numId="1" w16cid:durableId="1552768788">
+  <w:num w:numId="1">
     <w:abstractNumId w:val="2"/>
   </w:num>
-  <w:num w:numId="2" w16cid:durableId="2098016700">
+  <w:num w:numId="2">
     <w:abstractNumId w:val="1"/>
   </w:num>
-  <w:num w:numId="3" w16cid:durableId="880943660">
+  <w:num w:numId="3">
     <w:abstractNumId w:val="7"/>
   </w:num>
-  <w:num w:numId="4" w16cid:durableId="91823134">
+  <w:num w:numId="4">
     <w:abstractNumId w:val="4"/>
   </w:num>
-  <w:num w:numId="5" w16cid:durableId="378632225">
+  <w:num w:numId="5">
     <w:abstractNumId w:val="8"/>
   </w:num>
-  <w:num w:numId="6" w16cid:durableId="718432828">
+  <w:num w:numId="6">
     <w:abstractNumId w:val="3"/>
   </w:num>
-  <w:num w:numId="7" w16cid:durableId="897977080">
+  <w:num w:numId="7">
     <w:abstractNumId w:val="5"/>
   </w:num>
-  <w:num w:numId="8" w16cid:durableId="1151168646">
+  <w:num w:numId="8">
     <w:abstractNumId w:val="6"/>
   </w:num>
-  <w:num w:numId="9" w16cid:durableId="2002852606">
+  <w:num w:numId="9">
     <w:abstractNumId w:val="0"/>
   </w:num>
 </w:numbering>
 </file>
 
 <file path=word/styles.xml><?xml version="1.0" encoding="utf-8"?>
-<w:styles xmlns:mc="http://schemas.openxmlformats.org/markup-compatibility/2006" xmlns:r="http://schemas.openxmlformats.org/officeDocument/2006/relationships" xmlns:w="http://schemas.openxmlformats.org/wordprocessingml/2006/main" xmlns:w14="http://schemas.microsoft.com/office/word/2010/wordml" xmlns:w15="http://schemas.microsoft.com/office/word/2012/wordml" xmlns:w16cex="http://schemas.microsoft.com/office/word/2018/wordml/cex" xmlns:w16cid="http://schemas.microsoft.com/office/word/2016/wordml/cid" xmlns:w16="http://schemas.microsoft.com/office/word/2018/wordml" xmlns:w16du="http://schemas.microsoft.com/office/word/2023/wordml/word16du" xmlns:w16sdtdh="http://schemas.microsoft.com/office/word/2020/wordml/sdtdatahash" xmlns:w16sdtfl="http://schemas.microsoft.com/office/word/2024/wordml/sdtformatlock" xmlns:w16se="http://schemas.microsoft.com/office/word/2015/wordml/symex" mc:Ignorable="w14 w15 w16se w16cid w16 w16cex w16sdtdh w16sdtfl w16du">
+<w:styles xmlns:mc="http://schemas.openxmlformats.org/markup-compatibility/2006" xmlns:r="http://schemas.openxmlformats.org/officeDocument/2006/relationships" xmlns:w="http://schemas.openxmlformats.org/wordprocessingml/2006/main" xmlns:w14="http://schemas.microsoft.com/office/word/2010/wordml" xmlns:w15="http://schemas.microsoft.com/office/word/2012/wordml" xmlns:w16cid="http://schemas.microsoft.com/office/word/2016/wordml/cid" xmlns:w16se="http://schemas.microsoft.com/office/word/2015/wordml/symex" mc:Ignorable="w14 w15 w16se w16cid">
   <w:docDefaults>
     <w:rPrDefault>
       <w:rPr>
@@ -3575,7 +3578,7 @@
       </w:pPr>
     </w:pPrDefault>
   </w:docDefaults>
-  <w:latentStyles w:defLockedState="0" w:defUIPriority="99" w:defSemiHidden="0" w:defUnhideWhenUsed="0" w:defQFormat="0" w:count="376">
+  <w:latentStyles w:defLockedState="0" w:defUIPriority="99" w:defSemiHidden="0" w:defUnhideWhenUsed="0" w:defQFormat="0" w:count="375">
     <w:lsdException w:name="Normal" w:uiPriority="0" w:qFormat="1"/>
     <w:lsdException w:name="heading 1" w:uiPriority="9" w:qFormat="1"/>
     <w:lsdException w:name="heading 2" w:semiHidden="1" w:uiPriority="9" w:unhideWhenUsed="1" w:qFormat="1"/>
@@ -3951,7 +3954,6 @@
     <w:lsdException w:name="Smart Hyperlink" w:semiHidden="1" w:unhideWhenUsed="1"/>
     <w:lsdException w:name="Hashtag" w:semiHidden="1" w:unhideWhenUsed="1"/>
     <w:lsdException w:name="Unresolved Mention" w:semiHidden="1" w:unhideWhenUsed="1"/>
-    <w:lsdException w:name="Smart Link" w:semiHidden="1" w:unhideWhenUsed="1"/>
   </w:latentStyles>
   <w:style w:type="paragraph" w:default="1" w:styleId="Norml">
     <w:name w:val="Normal"/>
@@ -4413,7 +4415,7 @@
 </file>
 
 <file path=customXml/itemProps1.xml><?xml version="1.0" encoding="utf-8"?>
-<ds:datastoreItem xmlns:ds="http://schemas.openxmlformats.org/officeDocument/2006/customXml" ds:itemID="{7A5E6901-3DBB-4B2B-B153-DA53608559CE}">
+<ds:datastoreItem xmlns:ds="http://schemas.openxmlformats.org/officeDocument/2006/customXml" ds:itemID="{5ECCC977-7716-4A41-AABB-6E78B083B575}">
   <ds:schemaRefs>
     <ds:schemaRef ds:uri="http://schemas.openxmlformats.org/officeDocument/2006/bibliography"/>
   </ds:schemaRefs>

--- a/Library-Loan-System-Specification.docx
+++ b/Library-Loan-System-Specification.docx
@@ -1,6 +1,6 @@
 
 <file path=word/document.xml><?xml version="1.0" encoding="utf-8"?>
-<w:document xmlns:wpc="http://schemas.microsoft.com/office/word/2010/wordprocessingCanvas" xmlns:cx="http://schemas.microsoft.com/office/drawing/2014/chartex" xmlns:cx1="http://schemas.microsoft.com/office/drawing/2015/9/8/chartex" xmlns:cx2="http://schemas.microsoft.com/office/drawing/2015/10/21/chartex" xmlns:cx3="http://schemas.microsoft.com/office/drawing/2016/5/9/chartex" xmlns:cx4="http://schemas.microsoft.com/office/drawing/2016/5/10/chartex" xmlns:cx5="http://schemas.microsoft.com/office/drawing/2016/5/11/chartex" xmlns:cx6="http://schemas.microsoft.com/office/drawing/2016/5/12/chartex" xmlns:cx7="http://schemas.microsoft.com/office/drawing/2016/5/13/chartex" xmlns:cx8="http://schemas.microsoft.com/office/drawing/2016/5/14/chartex" xmlns:mc="http://schemas.openxmlformats.org/markup-compatibility/2006" xmlns:aink="http://schemas.microsoft.com/office/drawing/2016/ink" xmlns:am3d="http://schemas.microsoft.com/office/drawing/2017/model3d" xmlns:o="urn:schemas-microsoft-com:office:office" xmlns:oel="http://schemas.microsoft.com/office/2019/extlst" xmlns:r="http://schemas.openxmlformats.org/officeDocument/2006/relationships" xmlns:m="http://schemas.openxmlformats.org/officeDocument/2006/math" xmlns:v="urn:schemas-microsoft-com:vml" xmlns:wp14="http://schemas.microsoft.com/office/word/2010/wordprocessingDrawing" xmlns:wp="http://schemas.openxmlformats.org/drawingml/2006/wordprocessingDrawing" xmlns:w10="urn:schemas-microsoft-com:office:word" xmlns:w="http://schemas.openxmlformats.org/wordprocessingml/2006/main" xmlns:w14="http://schemas.microsoft.com/office/word/2010/wordml" xmlns:w15="http://schemas.microsoft.com/office/word/2012/wordml" xmlns:w16cex="http://schemas.microsoft.com/office/word/2018/wordml/cex" xmlns:w16cid="http://schemas.microsoft.com/office/word/2016/wordml/cid" xmlns:w16="http://schemas.microsoft.com/office/word/2018/wordml" xmlns:w16du="http://schemas.microsoft.com/office/word/2023/wordml/word16du" xmlns:w16sdtdh="http://schemas.microsoft.com/office/word/2020/wordml/sdtdatahash" xmlns:w16sdtfl="http://schemas.microsoft.com/office/word/2024/wordml/sdtformatlock" xmlns:w16se="http://schemas.microsoft.com/office/word/2015/wordml/symex" xmlns:wpg="http://schemas.microsoft.com/office/word/2010/wordprocessingGroup" xmlns:wpi="http://schemas.microsoft.com/office/word/2010/wordprocessingInk" xmlns:wne="http://schemas.microsoft.com/office/word/2006/wordml" xmlns:wps="http://schemas.microsoft.com/office/word/2010/wordprocessingShape" mc:Ignorable="w14 w15 w16se w16cid w16 w16cex w16sdtdh w16sdtfl w16du wp14">
+<w:document xmlns:wpc="http://schemas.microsoft.com/office/word/2010/wordprocessingCanvas" xmlns:cx="http://schemas.microsoft.com/office/drawing/2014/chartex" xmlns:cx1="http://schemas.microsoft.com/office/drawing/2015/9/8/chartex" xmlns:cx2="http://schemas.microsoft.com/office/drawing/2015/10/21/chartex" xmlns:cx3="http://schemas.microsoft.com/office/drawing/2016/5/9/chartex" xmlns:cx4="http://schemas.microsoft.com/office/drawing/2016/5/10/chartex" xmlns:cx5="http://schemas.microsoft.com/office/drawing/2016/5/11/chartex" xmlns:cx6="http://schemas.microsoft.com/office/drawing/2016/5/12/chartex" xmlns:cx7="http://schemas.microsoft.com/office/drawing/2016/5/13/chartex" xmlns:cx8="http://schemas.microsoft.com/office/drawing/2016/5/14/chartex" xmlns:mc="http://schemas.openxmlformats.org/markup-compatibility/2006" xmlns:aink="http://schemas.microsoft.com/office/drawing/2016/ink" xmlns:am3d="http://schemas.microsoft.com/office/drawing/2017/model3d" xmlns:o="urn:schemas-microsoft-com:office:office" xmlns:r="http://schemas.openxmlformats.org/officeDocument/2006/relationships" xmlns:m="http://schemas.openxmlformats.org/officeDocument/2006/math" xmlns:v="urn:schemas-microsoft-com:vml" xmlns:wp14="http://schemas.microsoft.com/office/word/2010/wordprocessingDrawing" xmlns:wp="http://schemas.openxmlformats.org/drawingml/2006/wordprocessingDrawing" xmlns:w10="urn:schemas-microsoft-com:office:word" xmlns:w="http://schemas.openxmlformats.org/wordprocessingml/2006/main" xmlns:w14="http://schemas.microsoft.com/office/word/2010/wordml" xmlns:w15="http://schemas.microsoft.com/office/word/2012/wordml" xmlns:w16cid="http://schemas.microsoft.com/office/word/2016/wordml/cid" xmlns:w16se="http://schemas.microsoft.com/office/word/2015/wordml/symex" xmlns:wpg="http://schemas.microsoft.com/office/word/2010/wordprocessingGroup" xmlns:wpi="http://schemas.microsoft.com/office/word/2010/wordprocessingInk" xmlns:wne="http://schemas.microsoft.com/office/word/2006/wordml" xmlns:wps="http://schemas.microsoft.com/office/word/2010/wordprocessingShape" mc:Ignorable="w14 w15 w16se w16cid wp14">
   <w:body>
     <w:p>
       <w:pPr>
@@ -442,10 +442,53 @@
       <w:r>
         <w:rPr>
           <w:rFonts w:asciiTheme="minorHAnsi" w:hAnsiTheme="minorHAnsi" w:cstheme="minorHAnsi"/>
-          <w:b/>
           <w:bCs/>
-        </w:rPr>
-        <w:t>–TODO: Hardver követelmények</w:t>
+          <w:i/>
+        </w:rPr>
+        <w:t xml:space="preserve">(A </w:t>
+      </w:r>
+      <w:r>
+        <w:rPr>
+          <w:rFonts w:asciiTheme="minorHAnsi" w:hAnsiTheme="minorHAnsi" w:cstheme="minorHAnsi"/>
+          <w:bCs/>
+          <w:i/>
+        </w:rPr>
+        <w:t>hardver követelmények a</w:t>
+      </w:r>
+      <w:bookmarkStart w:id="0" w:name="_GoBack"/>
+      <w:bookmarkEnd w:id="0"/>
+      <w:r>
+        <w:rPr>
+          <w:rFonts w:asciiTheme="minorHAnsi" w:hAnsiTheme="minorHAnsi" w:cstheme="minorHAnsi"/>
+          <w:bCs/>
+          <w:i/>
+        </w:rPr>
+        <w:t xml:space="preserve"> </w:t>
+      </w:r>
+      <w:proofErr w:type="spellStart"/>
+      <w:r>
+        <w:rPr>
+          <w:rFonts w:asciiTheme="minorHAnsi" w:hAnsiTheme="minorHAnsi" w:cstheme="minorHAnsi"/>
+          <w:bCs/>
+          <w:i/>
+        </w:rPr>
+        <w:t>ChatGPT</w:t>
+      </w:r>
+      <w:proofErr w:type="spellEnd"/>
+      <w:r>
+        <w:rPr>
+          <w:rFonts w:asciiTheme="minorHAnsi" w:hAnsiTheme="minorHAnsi" w:cstheme="minorHAnsi"/>
+          <w:bCs/>
+          <w:i/>
+        </w:rPr>
+        <w:t xml:space="preserve"> segítségével készültek). </w:t>
+      </w:r>
+      <w:r>
+        <w:rPr>
+          <w:rFonts w:asciiTheme="minorHAnsi" w:hAnsiTheme="minorHAnsi" w:cstheme="minorHAnsi"/>
+          <w:bCs/>
+        </w:rPr>
+        <w:t xml:space="preserve">A program futtatásához legalább 2GB szabad RAM szükséges az IDE működéséhez, míg a teljes rendszer számára 8GB RAM ajánlott. 3,5GB hely szükséges a merevlemezen, illetve SSD javasolt. A minimum képernyőfelbontás 1024x768-nak kell lennie illetve 64 bites operációs rendszer kell a futtatáshoz. </w:t>
       </w:r>
     </w:p>
     <w:p>
@@ -521,6 +564,7 @@
         <w:rPr>
           <w:rFonts w:asciiTheme="minorHAnsi" w:hAnsiTheme="minorHAnsi" w:cstheme="minorHAnsi"/>
         </w:rPr>
+        <w:lastRenderedPageBreak/>
         <w:t>Könyv kölcsönzése</w:t>
       </w:r>
       <w:r>
@@ -547,14 +591,7 @@
         <w:rPr>
           <w:rFonts w:asciiTheme="minorHAnsi" w:hAnsiTheme="minorHAnsi" w:cstheme="minorHAnsi"/>
         </w:rPr>
-        <w:t xml:space="preserve">. Ezt a könyv azonosítójának megadásával teheti meg. A kölcsönzés folyamata során meg kell bizonyosodni a kölcsönző személy kilétéről, vagyis meg kell adja a személyes adatait. Könyvtári tagok esetén elég a </w:t>
-      </w:r>
-      <w:r>
-        <w:rPr>
-          <w:rFonts w:asciiTheme="minorHAnsi" w:hAnsiTheme="minorHAnsi" w:cstheme="minorHAnsi"/>
-        </w:rPr>
-        <w:lastRenderedPageBreak/>
-        <w:t xml:space="preserve">tagsági azonosító megadása. Új tagok esetén a programnak értesítenie kell a felhasználót arról, hogy még nem tag, </w:t>
+        <w:t xml:space="preserve">. Ezt a könyv azonosítójának megadásával teheti meg. A kölcsönzés folyamata során meg kell bizonyosodni a kölcsönző személy kilétéről, vagyis meg kell adja a személyes adatait. Könyvtári tagok esetén elég a tagsági azonosító megadása. Új tagok esetén a programnak értesítenie kell a felhasználót arról, hogy még nem tag, </w:t>
       </w:r>
       <w:r>
         <w:rPr>
@@ -856,6 +893,7 @@
         <w:rPr>
           <w:rFonts w:asciiTheme="minorHAnsi" w:hAnsiTheme="minorHAnsi" w:cstheme="minorHAnsi"/>
         </w:rPr>
+        <w:lastRenderedPageBreak/>
         <w:t>A könyveket objektumokként kell kezelnie a programnak</w:t>
       </w:r>
       <w:r>
@@ -1076,7 +1114,6 @@
                 <w:i/>
                 <w:sz w:val="24"/>
               </w:rPr>
-              <w:lastRenderedPageBreak/>
               <w:t>Sci-fi</w:t>
             </w:r>
           </w:p>
@@ -2280,6 +2317,7 @@
           <w:rFonts w:cstheme="minorHAnsi"/>
           <w:sz w:val="24"/>
         </w:rPr>
+        <w:lastRenderedPageBreak/>
         <w:t>Legyen menürendszer a könnyű kezeléshez.</w:t>
       </w:r>
     </w:p>
@@ -2394,7 +2432,6 @@
           <w:rFonts w:cstheme="minorHAnsi"/>
           <w:sz w:val="24"/>
         </w:rPr>
-        <w:lastRenderedPageBreak/>
         <w:t>NASA hírek, információk</w:t>
       </w:r>
     </w:p>
@@ -2513,7 +2550,7 @@
 </file>
 
 <file path=word/numbering.xml><?xml version="1.0" encoding="utf-8"?>
-<w:numbering xmlns:wpc="http://schemas.microsoft.com/office/word/2010/wordprocessingCanvas" xmlns:cx="http://schemas.microsoft.com/office/drawing/2014/chartex" xmlns:cx1="http://schemas.microsoft.com/office/drawing/2015/9/8/chartex" xmlns:cx2="http://schemas.microsoft.com/office/drawing/2015/10/21/chartex" xmlns:cx3="http://schemas.microsoft.com/office/drawing/2016/5/9/chartex" xmlns:cx4="http://schemas.microsoft.com/office/drawing/2016/5/10/chartex" xmlns:cx5="http://schemas.microsoft.com/office/drawing/2016/5/11/chartex" xmlns:cx6="http://schemas.microsoft.com/office/drawing/2016/5/12/chartex" xmlns:cx7="http://schemas.microsoft.com/office/drawing/2016/5/13/chartex" xmlns:cx8="http://schemas.microsoft.com/office/drawing/2016/5/14/chartex" xmlns:mc="http://schemas.openxmlformats.org/markup-compatibility/2006" xmlns:aink="http://schemas.microsoft.com/office/drawing/2016/ink" xmlns:am3d="http://schemas.microsoft.com/office/drawing/2017/model3d" xmlns:o="urn:schemas-microsoft-com:office:office" xmlns:oel="http://schemas.microsoft.com/office/2019/extlst" xmlns:r="http://schemas.openxmlformats.org/officeDocument/2006/relationships" xmlns:m="http://schemas.openxmlformats.org/officeDocument/2006/math" xmlns:v="urn:schemas-microsoft-com:vml" xmlns:wp14="http://schemas.microsoft.com/office/word/2010/wordprocessingDrawing" xmlns:wp="http://schemas.openxmlformats.org/drawingml/2006/wordprocessingDrawing" xmlns:w10="urn:schemas-microsoft-com:office:word" xmlns:w="http://schemas.openxmlformats.org/wordprocessingml/2006/main" xmlns:w14="http://schemas.microsoft.com/office/word/2010/wordml" xmlns:w15="http://schemas.microsoft.com/office/word/2012/wordml" xmlns:w16cex="http://schemas.microsoft.com/office/word/2018/wordml/cex" xmlns:w16cid="http://schemas.microsoft.com/office/word/2016/wordml/cid" xmlns:w16="http://schemas.microsoft.com/office/word/2018/wordml" xmlns:w16du="http://schemas.microsoft.com/office/word/2023/wordml/word16du" xmlns:w16sdtdh="http://schemas.microsoft.com/office/word/2020/wordml/sdtdatahash" xmlns:w16sdtfl="http://schemas.microsoft.com/office/word/2024/wordml/sdtformatlock" xmlns:w16se="http://schemas.microsoft.com/office/word/2015/wordml/symex" xmlns:wpg="http://schemas.microsoft.com/office/word/2010/wordprocessingGroup" xmlns:wpi="http://schemas.microsoft.com/office/word/2010/wordprocessingInk" xmlns:wne="http://schemas.microsoft.com/office/word/2006/wordml" xmlns:wps="http://schemas.microsoft.com/office/word/2010/wordprocessingShape" mc:Ignorable="w14 w15 w16se w16cid w16 w16cex w16sdtdh w16sdtfl w16du wp14">
+<w:numbering xmlns:wpc="http://schemas.microsoft.com/office/word/2010/wordprocessingCanvas" xmlns:cx="http://schemas.microsoft.com/office/drawing/2014/chartex" xmlns:cx1="http://schemas.microsoft.com/office/drawing/2015/9/8/chartex" xmlns:cx2="http://schemas.microsoft.com/office/drawing/2015/10/21/chartex" xmlns:cx3="http://schemas.microsoft.com/office/drawing/2016/5/9/chartex" xmlns:cx4="http://schemas.microsoft.com/office/drawing/2016/5/10/chartex" xmlns:cx5="http://schemas.microsoft.com/office/drawing/2016/5/11/chartex" xmlns:cx6="http://schemas.microsoft.com/office/drawing/2016/5/12/chartex" xmlns:cx7="http://schemas.microsoft.com/office/drawing/2016/5/13/chartex" xmlns:cx8="http://schemas.microsoft.com/office/drawing/2016/5/14/chartex" xmlns:mc="http://schemas.openxmlformats.org/markup-compatibility/2006" xmlns:aink="http://schemas.microsoft.com/office/drawing/2016/ink" xmlns:am3d="http://schemas.microsoft.com/office/drawing/2017/model3d" xmlns:o="urn:schemas-microsoft-com:office:office" xmlns:r="http://schemas.openxmlformats.org/officeDocument/2006/relationships" xmlns:m="http://schemas.openxmlformats.org/officeDocument/2006/math" xmlns:v="urn:schemas-microsoft-com:vml" xmlns:wp14="http://schemas.microsoft.com/office/word/2010/wordprocessingDrawing" xmlns:wp="http://schemas.openxmlformats.org/drawingml/2006/wordprocessingDrawing" xmlns:w10="urn:schemas-microsoft-com:office:word" xmlns:w="http://schemas.openxmlformats.org/wordprocessingml/2006/main" xmlns:w14="http://schemas.microsoft.com/office/word/2010/wordml" xmlns:w15="http://schemas.microsoft.com/office/word/2012/wordml" xmlns:w16cid="http://schemas.microsoft.com/office/word/2016/wordml/cid" xmlns:w16se="http://schemas.microsoft.com/office/word/2015/wordml/symex" xmlns:wpg="http://schemas.microsoft.com/office/word/2010/wordprocessingGroup" xmlns:wpi="http://schemas.microsoft.com/office/word/2010/wordprocessingInk" xmlns:wne="http://schemas.microsoft.com/office/word/2006/wordml" xmlns:wps="http://schemas.microsoft.com/office/word/2010/wordprocessingShape" mc:Ignorable="w14 w15 w16se w16cid wp14">
   <w:abstractNum w:abstractNumId="0" w15:restartNumberingAfterBreak="0">
     <w:nsid w:val="090376AD"/>
     <w:multiLevelType w:val="hybridMultilevel"/>
@@ -3528,38 +3565,38 @@
       </w:rPr>
     </w:lvl>
   </w:abstractNum>
-  <w:num w:numId="1" w16cid:durableId="1552768788">
+  <w:num w:numId="1">
     <w:abstractNumId w:val="2"/>
   </w:num>
-  <w:num w:numId="2" w16cid:durableId="2098016700">
+  <w:num w:numId="2">
     <w:abstractNumId w:val="1"/>
   </w:num>
-  <w:num w:numId="3" w16cid:durableId="880943660">
+  <w:num w:numId="3">
     <w:abstractNumId w:val="7"/>
   </w:num>
-  <w:num w:numId="4" w16cid:durableId="91823134">
+  <w:num w:numId="4">
     <w:abstractNumId w:val="4"/>
   </w:num>
-  <w:num w:numId="5" w16cid:durableId="378632225">
+  <w:num w:numId="5">
     <w:abstractNumId w:val="8"/>
   </w:num>
-  <w:num w:numId="6" w16cid:durableId="718432828">
+  <w:num w:numId="6">
     <w:abstractNumId w:val="3"/>
   </w:num>
-  <w:num w:numId="7" w16cid:durableId="897977080">
+  <w:num w:numId="7">
     <w:abstractNumId w:val="5"/>
   </w:num>
-  <w:num w:numId="8" w16cid:durableId="1151168646">
+  <w:num w:numId="8">
     <w:abstractNumId w:val="6"/>
   </w:num>
-  <w:num w:numId="9" w16cid:durableId="2002852606">
+  <w:num w:numId="9">
     <w:abstractNumId w:val="0"/>
   </w:num>
 </w:numbering>
 </file>
 
 <file path=word/styles.xml><?xml version="1.0" encoding="utf-8"?>
-<w:styles xmlns:mc="http://schemas.openxmlformats.org/markup-compatibility/2006" xmlns:r="http://schemas.openxmlformats.org/officeDocument/2006/relationships" xmlns:w="http://schemas.openxmlformats.org/wordprocessingml/2006/main" xmlns:w14="http://schemas.microsoft.com/office/word/2010/wordml" xmlns:w15="http://schemas.microsoft.com/office/word/2012/wordml" xmlns:w16cex="http://schemas.microsoft.com/office/word/2018/wordml/cex" xmlns:w16cid="http://schemas.microsoft.com/office/word/2016/wordml/cid" xmlns:w16="http://schemas.microsoft.com/office/word/2018/wordml" xmlns:w16du="http://schemas.microsoft.com/office/word/2023/wordml/word16du" xmlns:w16sdtdh="http://schemas.microsoft.com/office/word/2020/wordml/sdtdatahash" xmlns:w16sdtfl="http://schemas.microsoft.com/office/word/2024/wordml/sdtformatlock" xmlns:w16se="http://schemas.microsoft.com/office/word/2015/wordml/symex" mc:Ignorable="w14 w15 w16se w16cid w16 w16cex w16sdtdh w16sdtfl w16du">
+<w:styles xmlns:mc="http://schemas.openxmlformats.org/markup-compatibility/2006" xmlns:r="http://schemas.openxmlformats.org/officeDocument/2006/relationships" xmlns:w="http://schemas.openxmlformats.org/wordprocessingml/2006/main" xmlns:w14="http://schemas.microsoft.com/office/word/2010/wordml" xmlns:w15="http://schemas.microsoft.com/office/word/2012/wordml" xmlns:w16cid="http://schemas.microsoft.com/office/word/2016/wordml/cid" xmlns:w16se="http://schemas.microsoft.com/office/word/2015/wordml/symex" mc:Ignorable="w14 w15 w16se w16cid">
   <w:docDefaults>
     <w:rPrDefault>
       <w:rPr>
@@ -3575,7 +3612,7 @@
       </w:pPr>
     </w:pPrDefault>
   </w:docDefaults>
-  <w:latentStyles w:defLockedState="0" w:defUIPriority="99" w:defSemiHidden="0" w:defUnhideWhenUsed="0" w:defQFormat="0" w:count="376">
+  <w:latentStyles w:defLockedState="0" w:defUIPriority="99" w:defSemiHidden="0" w:defUnhideWhenUsed="0" w:defQFormat="0" w:count="375">
     <w:lsdException w:name="Normal" w:uiPriority="0" w:qFormat="1"/>
     <w:lsdException w:name="heading 1" w:uiPriority="9" w:qFormat="1"/>
     <w:lsdException w:name="heading 2" w:semiHidden="1" w:uiPriority="9" w:unhideWhenUsed="1" w:qFormat="1"/>
@@ -3951,7 +3988,6 @@
     <w:lsdException w:name="Smart Hyperlink" w:semiHidden="1" w:unhideWhenUsed="1"/>
     <w:lsdException w:name="Hashtag" w:semiHidden="1" w:unhideWhenUsed="1"/>
     <w:lsdException w:name="Unresolved Mention" w:semiHidden="1" w:unhideWhenUsed="1"/>
-    <w:lsdException w:name="Smart Link" w:semiHidden="1" w:unhideWhenUsed="1"/>
   </w:latentStyles>
   <w:style w:type="paragraph" w:default="1" w:styleId="Norml">
     <w:name w:val="Normal"/>
@@ -4413,7 +4449,7 @@
 </file>
 
 <file path=customXml/itemProps1.xml><?xml version="1.0" encoding="utf-8"?>
-<ds:datastoreItem xmlns:ds="http://schemas.openxmlformats.org/officeDocument/2006/customXml" ds:itemID="{7A5E6901-3DBB-4B2B-B153-DA53608559CE}">
+<ds:datastoreItem xmlns:ds="http://schemas.openxmlformats.org/officeDocument/2006/customXml" ds:itemID="{B1860331-F9F5-4377-ABF1-90325A52AD94}">
   <ds:schemaRefs>
     <ds:schemaRef ds:uri="http://schemas.openxmlformats.org/officeDocument/2006/bibliography"/>
   </ds:schemaRefs>

--- a/Library-Loan-System-Specification.docx
+++ b/Library-Loan-System-Specification.docx
@@ -5,29 +5,51 @@
     <w:p>
       <w:pPr>
         <w:pStyle w:val="CM"/>
-        <w:rPr>
-          <w:rFonts w:asciiTheme="minorHAnsi" w:hAnsiTheme="minorHAnsi" w:cstheme="minorHAnsi"/>
-        </w:rPr>
-      </w:pPr>
-      <w:r>
-        <w:rPr>
-          <w:rFonts w:asciiTheme="minorHAnsi" w:hAnsiTheme="minorHAnsi" w:cstheme="minorHAnsi"/>
-        </w:rPr>
-        <w:t>Könyvtári kölcsönző rendszer</w:t>
+      </w:pPr>
+      <w:r>
+        <w:t>Könyvtári kölcsönz</w:t>
+      </w:r>
+      <w:r>
+        <w:rPr>
+          <w:rFonts w:ascii="Calibri" w:hAnsi="Calibri" w:cs="Calibri"/>
+        </w:rPr>
+        <w:t>ő</w:t>
+      </w:r>
+      <w:r>
+        <w:t xml:space="preserve"> rendszer</w:t>
       </w:r>
     </w:p>
     <w:p>
       <w:pPr>
         <w:pStyle w:val="ALCM"/>
-        <w:rPr>
-          <w:rFonts w:asciiTheme="minorHAnsi" w:hAnsiTheme="minorHAnsi" w:cstheme="minorHAnsi"/>
-        </w:rPr>
-      </w:pPr>
-      <w:r>
-        <w:rPr>
-          <w:rFonts w:asciiTheme="minorHAnsi" w:hAnsiTheme="minorHAnsi" w:cstheme="minorHAnsi"/>
-        </w:rPr>
-        <w:t>A rendszer célja</w:t>
+      </w:pPr>
+      <w:r>
+        <w:t>A rendszer célja:</w:t>
+      </w:r>
+    </w:p>
+    <w:p>
+      <w:pPr>
+        <w:pStyle w:val="BEKEZDS"/>
+        <w:rPr>
+          <w:rFonts w:asciiTheme="minorHAnsi" w:hAnsiTheme="minorHAnsi" w:cstheme="minorHAnsi"/>
+        </w:rPr>
+      </w:pPr>
+      <w:r>
+        <w:rPr>
+          <w:rFonts w:asciiTheme="minorHAnsi" w:hAnsiTheme="minorHAnsi" w:cstheme="minorHAnsi"/>
+        </w:rPr>
+        <w:t xml:space="preserve">A program egy egyszerű könyvnyilvántartó és kölcsönző rendszer, amely lehetővé teszi könyvek felvételét, listázását és törlését a könyvtár tagjainak (akiket szintén nyilván tart a program). A program induláskor fájlból kell betöltse a könyvek aktuális listáját és pillanatnyi státuszukat. A tagok adatait (név, tagsági azonosító) szintén fájlból kell beolvassa a program. Egy tag maximum 3 könyvet kölcsönözhet ki egyszerre. A kölcsönzés időpontját és időtartamát nyomon kell követnie a programnak. Késedelmes visszahozás esetén 50 Ft/nap büntetést kell felszámítania a programnak. A rendszer kezelje a kölcsönzéseket, visszahozásokat és büntetések nyilvántartását. Statisztikaként meg kell mutassa a legnépszerűbb könyv kategóriát és a leggyakrabban késő visszahozó tagot. A program, egy a futtató konzolon megjelenő színes szöveges felhasználói felületen (TUI-n) keresztül kell interaktívvá váljon. A színezést ANSI vezérlősorozatokkal kell megvalósítani. </w:t>
+      </w:r>
+    </w:p>
+    <w:p>
+      <w:pPr>
+        <w:pStyle w:val="ALCM"/>
+        <w:rPr>
+          <w:rFonts w:asciiTheme="minorHAnsi" w:hAnsiTheme="minorHAnsi" w:cstheme="minorHAnsi"/>
+        </w:rPr>
+      </w:pPr>
+      <w:r>
+        <w:t>Rendszerkövetelmények</w:t>
       </w:r>
       <w:r>
         <w:rPr>
@@ -47,397 +69,105 @@
         <w:rPr>
           <w:rFonts w:asciiTheme="minorHAnsi" w:hAnsiTheme="minorHAnsi" w:cstheme="minorHAnsi"/>
         </w:rPr>
-        <w:t>A program egy egyszerű könyvnyilvántartó és kölcsönző rendszer, amely lehetővé teszi könyvek felvételét, listázását és törlését a könyvtár tagjainak (akiket szintén nyilván tart a program). A program induláskor fájlból kell betöltse a könyvek aktuális listáját és pillanatnyi státuszukat. A tagok adatait (név, tagsági azonosító) szintén fájlból kell beolvassa a program. Egy tag maximum 3 könyvet kölcsönözhet ki egyszerre.</w:t>
-      </w:r>
-      <w:r>
-        <w:rPr>
-          <w:rFonts w:asciiTheme="minorHAnsi" w:hAnsiTheme="minorHAnsi" w:cstheme="minorHAnsi"/>
-        </w:rPr>
-        <w:t xml:space="preserve"> A kölcsönzés időpontját és időtartamát nyomon kell követnie a programnak. </w:t>
-      </w:r>
-      <w:r>
-        <w:rPr>
-          <w:rFonts w:asciiTheme="minorHAnsi" w:hAnsiTheme="minorHAnsi" w:cstheme="minorHAnsi"/>
-        </w:rPr>
-        <w:t xml:space="preserve">Késedelmes visszahozás esetén 50 Ft/nap büntetést </w:t>
-      </w:r>
-      <w:r>
-        <w:rPr>
-          <w:rFonts w:asciiTheme="minorHAnsi" w:hAnsiTheme="minorHAnsi" w:cstheme="minorHAnsi"/>
-        </w:rPr>
-        <w:t xml:space="preserve">kell felszámítania a programnak. </w:t>
-      </w:r>
-      <w:r>
-        <w:rPr>
-          <w:rFonts w:asciiTheme="minorHAnsi" w:hAnsiTheme="minorHAnsi" w:cstheme="minorHAnsi"/>
-        </w:rPr>
-        <w:t>A rendszer kezelje a kölcsönzéseket, visszahozásokat és büntetések nyilvántartását.</w:t>
-      </w:r>
+        <w:t xml:space="preserve">A szoftver fejlesztése Windows 10 vagy 11 rendszerben kell történjen, és a szoftver stabil futását ezekben az operációs rendszerekben garantálni kell. A szoftverfejlesztés a </w:t>
+      </w:r>
+      <w:proofErr w:type="spellStart"/>
+      <w:r>
+        <w:rPr>
+          <w:rFonts w:asciiTheme="minorHAnsi" w:hAnsiTheme="minorHAnsi" w:cstheme="minorHAnsi"/>
+        </w:rPr>
+        <w:t>JetBrains</w:t>
+      </w:r>
+      <w:proofErr w:type="spellEnd"/>
       <w:r>
         <w:rPr>
           <w:rFonts w:asciiTheme="minorHAnsi" w:hAnsiTheme="minorHAnsi" w:cstheme="minorHAnsi"/>
         </w:rPr>
         <w:t xml:space="preserve"> </w:t>
       </w:r>
-      <w:r>
-        <w:rPr>
-          <w:rFonts w:asciiTheme="minorHAnsi" w:hAnsiTheme="minorHAnsi" w:cstheme="minorHAnsi"/>
-        </w:rPr>
-        <w:t xml:space="preserve">Statisztikaként </w:t>
-      </w:r>
-      <w:r>
-        <w:rPr>
-          <w:rFonts w:asciiTheme="minorHAnsi" w:hAnsiTheme="minorHAnsi" w:cstheme="minorHAnsi"/>
-        </w:rPr>
-        <w:t>meg kell mutassa</w:t>
-      </w:r>
-      <w:r>
-        <w:rPr>
-          <w:rFonts w:asciiTheme="minorHAnsi" w:hAnsiTheme="minorHAnsi" w:cstheme="minorHAnsi"/>
-        </w:rPr>
-        <w:t xml:space="preserve"> a legnépszerűbb </w:t>
-      </w:r>
-      <w:r>
-        <w:rPr>
-          <w:rFonts w:asciiTheme="minorHAnsi" w:hAnsiTheme="minorHAnsi" w:cstheme="minorHAnsi"/>
-        </w:rPr>
-        <w:t xml:space="preserve">könyv </w:t>
-      </w:r>
-      <w:r>
-        <w:rPr>
-          <w:rFonts w:asciiTheme="minorHAnsi" w:hAnsiTheme="minorHAnsi" w:cstheme="minorHAnsi"/>
-        </w:rPr>
-        <w:t>kategóriát és a leggyakrabban késő visszahozó tagot</w:t>
-      </w:r>
-      <w:r>
-        <w:rPr>
-          <w:rFonts w:asciiTheme="minorHAnsi" w:hAnsiTheme="minorHAnsi" w:cstheme="minorHAnsi"/>
-        </w:rPr>
-        <w:t>.</w:t>
-      </w:r>
-      <w:r>
-        <w:rPr>
-          <w:rFonts w:asciiTheme="minorHAnsi" w:hAnsiTheme="minorHAnsi" w:cstheme="minorHAnsi"/>
-        </w:rPr>
-        <w:t xml:space="preserve"> A</w:t>
-      </w:r>
-      <w:r>
-        <w:rPr>
-          <w:rFonts w:asciiTheme="minorHAnsi" w:hAnsiTheme="minorHAnsi" w:cstheme="minorHAnsi"/>
-        </w:rPr>
-        <w:t xml:space="preserve"> program, egy a</w:t>
-      </w:r>
-      <w:r>
-        <w:rPr>
-          <w:rFonts w:asciiTheme="minorHAnsi" w:hAnsiTheme="minorHAnsi" w:cstheme="minorHAnsi"/>
-        </w:rPr>
-        <w:t xml:space="preserve"> futtató konzolon megjelenő</w:t>
-      </w:r>
-      <w:r>
-        <w:rPr>
-          <w:rFonts w:asciiTheme="minorHAnsi" w:hAnsiTheme="minorHAnsi" w:cstheme="minorHAnsi"/>
-        </w:rPr>
-        <w:t xml:space="preserve"> színes</w:t>
-      </w:r>
-      <w:r>
-        <w:rPr>
-          <w:rFonts w:asciiTheme="minorHAnsi" w:hAnsiTheme="minorHAnsi" w:cstheme="minorHAnsi"/>
-        </w:rPr>
-        <w:t xml:space="preserve"> szöveges felhasználói felület</w:t>
-      </w:r>
-      <w:r>
-        <w:rPr>
-          <w:rFonts w:asciiTheme="minorHAnsi" w:hAnsiTheme="minorHAnsi" w:cstheme="minorHAnsi"/>
-        </w:rPr>
-        <w:t>en</w:t>
-      </w:r>
-      <w:r>
-        <w:rPr>
-          <w:rFonts w:asciiTheme="minorHAnsi" w:hAnsiTheme="minorHAnsi" w:cstheme="minorHAnsi"/>
-        </w:rPr>
-        <w:t xml:space="preserve"> (TUI-n)</w:t>
-      </w:r>
+      <w:proofErr w:type="spellStart"/>
+      <w:r>
+        <w:rPr>
+          <w:rFonts w:asciiTheme="minorHAnsi" w:hAnsiTheme="minorHAnsi" w:cstheme="minorHAnsi"/>
+        </w:rPr>
+        <w:t>IDEs</w:t>
+      </w:r>
+      <w:proofErr w:type="spellEnd"/>
+      <w:r>
+        <w:rPr>
+          <w:rFonts w:asciiTheme="minorHAnsi" w:hAnsiTheme="minorHAnsi" w:cstheme="minorHAnsi"/>
+        </w:rPr>
+        <w:t xml:space="preserve">, </w:t>
+      </w:r>
+      <w:proofErr w:type="spellStart"/>
+      <w:r>
+        <w:rPr>
+          <w:rFonts w:asciiTheme="minorHAnsi" w:hAnsiTheme="minorHAnsi" w:cstheme="minorHAnsi"/>
+        </w:rPr>
+        <w:t>IntelliJ</w:t>
+      </w:r>
+      <w:proofErr w:type="spellEnd"/>
+      <w:r>
+        <w:rPr>
+          <w:rFonts w:asciiTheme="minorHAnsi" w:hAnsiTheme="minorHAnsi" w:cstheme="minorHAnsi"/>
+        </w:rPr>
+        <w:t xml:space="preserve"> IDEA </w:t>
+      </w:r>
+      <w:proofErr w:type="spellStart"/>
+      <w:r>
+        <w:rPr>
+          <w:rFonts w:asciiTheme="minorHAnsi" w:hAnsiTheme="minorHAnsi" w:cstheme="minorHAnsi"/>
+        </w:rPr>
+        <w:t>Community</w:t>
+      </w:r>
+      <w:proofErr w:type="spellEnd"/>
+      <w:r>
+        <w:rPr>
+          <w:rFonts w:asciiTheme="minorHAnsi" w:hAnsiTheme="minorHAnsi" w:cstheme="minorHAnsi"/>
+        </w:rPr>
+        <w:t xml:space="preserve"> Edition integrált fejlesztési környezetében kell megtörténjen, ezen belül is a 2025.1 vagy annál frissebb verziójú környezetben.</w:t>
+      </w:r>
+    </w:p>
+    <w:p>
+      <w:pPr>
+        <w:pStyle w:val="BEKEZDS"/>
+        <w:rPr>
+          <w:rFonts w:asciiTheme="minorHAnsi" w:hAnsiTheme="minorHAnsi" w:cstheme="minorHAnsi"/>
+        </w:rPr>
+      </w:pPr>
+      <w:r>
+        <w:rPr>
+          <w:rFonts w:asciiTheme="minorHAnsi" w:hAnsiTheme="minorHAnsi" w:cstheme="minorHAnsi"/>
+        </w:rPr>
+        <w:t xml:space="preserve">A programot Java nyelven kell implementálni, a fejlesztéshez kizárólag a JDK 21- vagy annál frissebb verziójú Java </w:t>
+      </w:r>
+      <w:proofErr w:type="spellStart"/>
+      <w:r>
+        <w:rPr>
+          <w:rFonts w:asciiTheme="minorHAnsi" w:hAnsiTheme="minorHAnsi" w:cstheme="minorHAnsi"/>
+        </w:rPr>
+        <w:t>Developer</w:t>
+      </w:r>
+      <w:proofErr w:type="spellEnd"/>
       <w:r>
         <w:rPr>
           <w:rFonts w:asciiTheme="minorHAnsi" w:hAnsiTheme="minorHAnsi" w:cstheme="minorHAnsi"/>
         </w:rPr>
         <w:t xml:space="preserve"> </w:t>
       </w:r>
-      <w:r>
-        <w:rPr>
-          <w:rFonts w:asciiTheme="minorHAnsi" w:hAnsiTheme="minorHAnsi" w:cstheme="minorHAnsi"/>
-        </w:rPr>
-        <w:t>keresztül kell interaktívvá váljon</w:t>
-      </w:r>
-      <w:r>
-        <w:rPr>
-          <w:rFonts w:asciiTheme="minorHAnsi" w:hAnsiTheme="minorHAnsi" w:cstheme="minorHAnsi"/>
-        </w:rPr>
-        <w:t>. A</w:t>
-      </w:r>
-      <w:r>
-        <w:rPr>
-          <w:rFonts w:asciiTheme="minorHAnsi" w:hAnsiTheme="minorHAnsi" w:cstheme="minorHAnsi"/>
-        </w:rPr>
-        <w:t xml:space="preserve"> színezést ANSI</w:t>
-      </w:r>
-      <w:r>
-        <w:rPr>
-          <w:rFonts w:asciiTheme="minorHAnsi" w:hAnsiTheme="minorHAnsi" w:cstheme="minorHAnsi"/>
-        </w:rPr>
-        <w:t xml:space="preserve"> </w:t>
-      </w:r>
-      <w:r>
-        <w:rPr>
-          <w:rFonts w:asciiTheme="minorHAnsi" w:hAnsiTheme="minorHAnsi" w:cstheme="minorHAnsi"/>
-        </w:rPr>
-        <w:t>vezérlősorozatokkal kell megvalósítani.</w:t>
-      </w:r>
-      <w:r>
-        <w:rPr>
-          <w:rFonts w:asciiTheme="minorHAnsi" w:hAnsiTheme="minorHAnsi" w:cstheme="minorHAnsi"/>
-        </w:rPr>
-        <w:t xml:space="preserve"> </w:t>
-      </w:r>
-    </w:p>
-    <w:p>
-      <w:pPr>
-        <w:pStyle w:val="ALCM"/>
-        <w:rPr>
-          <w:rFonts w:asciiTheme="minorHAnsi" w:hAnsiTheme="minorHAnsi" w:cstheme="minorHAnsi"/>
-        </w:rPr>
-      </w:pPr>
-      <w:r>
-        <w:rPr>
-          <w:rFonts w:asciiTheme="minorHAnsi" w:hAnsiTheme="minorHAnsi" w:cstheme="minorHAnsi"/>
-        </w:rPr>
-        <w:t>Rendszerkövetelmények:</w:t>
-      </w:r>
-    </w:p>
-    <w:p>
-      <w:pPr>
-        <w:pStyle w:val="BEKEZDS"/>
-        <w:rPr>
-          <w:rFonts w:asciiTheme="minorHAnsi" w:hAnsiTheme="minorHAnsi" w:cstheme="minorHAnsi"/>
-        </w:rPr>
-      </w:pPr>
-      <w:r>
-        <w:rPr>
-          <w:rFonts w:asciiTheme="minorHAnsi" w:hAnsiTheme="minorHAnsi" w:cstheme="minorHAnsi"/>
-        </w:rPr>
-        <w:t xml:space="preserve">A szoftver fejlesztése Windows 10 vagy 11 rendszerben kell történjen, és a szoftver stabil futását ezekben az operációs rendszerekben garantálni kell. A szoftverfejlesztés a </w:t>
-      </w:r>
       <w:proofErr w:type="spellStart"/>
       <w:r>
         <w:rPr>
           <w:rFonts w:asciiTheme="minorHAnsi" w:hAnsiTheme="minorHAnsi" w:cstheme="minorHAnsi"/>
         </w:rPr>
-        <w:t>JetBrains</w:t>
+        <w:t>Kitet</w:t>
       </w:r>
       <w:proofErr w:type="spellEnd"/>
       <w:r>
         <w:rPr>
           <w:rFonts w:asciiTheme="minorHAnsi" w:hAnsiTheme="minorHAnsi" w:cstheme="minorHAnsi"/>
         </w:rPr>
-        <w:t xml:space="preserve"> </w:t>
-      </w:r>
-      <w:proofErr w:type="spellStart"/>
-      <w:r>
-        <w:rPr>
-          <w:rFonts w:asciiTheme="minorHAnsi" w:hAnsiTheme="minorHAnsi" w:cstheme="minorHAnsi"/>
-        </w:rPr>
-        <w:t>IDEs</w:t>
-      </w:r>
-      <w:proofErr w:type="spellEnd"/>
-      <w:r>
-        <w:rPr>
-          <w:rFonts w:asciiTheme="minorHAnsi" w:hAnsiTheme="minorHAnsi" w:cstheme="minorHAnsi"/>
-        </w:rPr>
-        <w:t>,</w:t>
-      </w:r>
-      <w:r>
-        <w:rPr>
-          <w:rFonts w:asciiTheme="minorHAnsi" w:hAnsiTheme="minorHAnsi" w:cstheme="minorHAnsi"/>
-        </w:rPr>
-        <w:t xml:space="preserve"> </w:t>
-      </w:r>
-      <w:proofErr w:type="spellStart"/>
-      <w:r>
-        <w:rPr>
-          <w:rFonts w:asciiTheme="minorHAnsi" w:hAnsiTheme="minorHAnsi" w:cstheme="minorHAnsi"/>
-        </w:rPr>
-        <w:t>IntelliJ</w:t>
-      </w:r>
-      <w:proofErr w:type="spellEnd"/>
-      <w:r>
-        <w:rPr>
-          <w:rFonts w:asciiTheme="minorHAnsi" w:hAnsiTheme="minorHAnsi" w:cstheme="minorHAnsi"/>
-        </w:rPr>
-        <w:t xml:space="preserve"> IDEA </w:t>
-      </w:r>
-      <w:proofErr w:type="spellStart"/>
-      <w:r>
-        <w:rPr>
-          <w:rFonts w:asciiTheme="minorHAnsi" w:hAnsiTheme="minorHAnsi" w:cstheme="minorHAnsi"/>
-        </w:rPr>
-        <w:t>Community</w:t>
-      </w:r>
-      <w:proofErr w:type="spellEnd"/>
-      <w:r>
-        <w:rPr>
-          <w:rFonts w:asciiTheme="minorHAnsi" w:hAnsiTheme="minorHAnsi" w:cstheme="minorHAnsi"/>
-        </w:rPr>
-        <w:t xml:space="preserve"> Edition integrált fejlesztési környezetében kell megtörténjen</w:t>
-      </w:r>
-      <w:r>
-        <w:rPr>
-          <w:rFonts w:asciiTheme="minorHAnsi" w:hAnsiTheme="minorHAnsi" w:cstheme="minorHAnsi"/>
-        </w:rPr>
-        <w:t>, ezen belül is a 2025.1 vagy annál frissebb verziójú környezetben</w:t>
-      </w:r>
-      <w:r>
-        <w:rPr>
-          <w:rFonts w:asciiTheme="minorHAnsi" w:hAnsiTheme="minorHAnsi" w:cstheme="minorHAnsi"/>
-        </w:rPr>
-        <w:t>.</w:t>
-      </w:r>
-    </w:p>
-    <w:p>
-      <w:pPr>
-        <w:pStyle w:val="BEKEZDS"/>
-        <w:rPr>
-          <w:rFonts w:asciiTheme="minorHAnsi" w:hAnsiTheme="minorHAnsi" w:cstheme="minorHAnsi"/>
-        </w:rPr>
-      </w:pPr>
-      <w:r>
-        <w:rPr>
-          <w:rFonts w:asciiTheme="minorHAnsi" w:hAnsiTheme="minorHAnsi" w:cstheme="minorHAnsi"/>
-        </w:rPr>
-        <w:t>A programot Java nyelven kell implementálni,</w:t>
-      </w:r>
-      <w:r>
-        <w:rPr>
-          <w:rFonts w:asciiTheme="minorHAnsi" w:hAnsiTheme="minorHAnsi" w:cstheme="minorHAnsi"/>
-        </w:rPr>
-        <w:t xml:space="preserve"> a fe</w:t>
-      </w:r>
-      <w:r>
-        <w:rPr>
-          <w:rFonts w:asciiTheme="minorHAnsi" w:hAnsiTheme="minorHAnsi" w:cstheme="minorHAnsi"/>
-        </w:rPr>
-        <w:t>jl</w:t>
-      </w:r>
-      <w:r>
-        <w:rPr>
-          <w:rFonts w:asciiTheme="minorHAnsi" w:hAnsiTheme="minorHAnsi" w:cstheme="minorHAnsi"/>
-        </w:rPr>
-        <w:t>esztés</w:t>
-      </w:r>
-      <w:r>
-        <w:rPr>
-          <w:rFonts w:asciiTheme="minorHAnsi" w:hAnsiTheme="minorHAnsi" w:cstheme="minorHAnsi"/>
-        </w:rPr>
-        <w:t>hez</w:t>
-      </w:r>
-      <w:r>
-        <w:rPr>
-          <w:rFonts w:asciiTheme="minorHAnsi" w:hAnsiTheme="minorHAnsi" w:cstheme="minorHAnsi"/>
-        </w:rPr>
-        <w:t xml:space="preserve"> </w:t>
-      </w:r>
-      <w:r>
-        <w:rPr>
-          <w:rFonts w:asciiTheme="minorHAnsi" w:hAnsiTheme="minorHAnsi" w:cstheme="minorHAnsi"/>
-        </w:rPr>
-        <w:t xml:space="preserve">kizárólag </w:t>
-      </w:r>
-      <w:r>
-        <w:rPr>
-          <w:rFonts w:asciiTheme="minorHAnsi" w:hAnsiTheme="minorHAnsi" w:cstheme="minorHAnsi"/>
-        </w:rPr>
-        <w:t>a JDK 21</w:t>
-      </w:r>
-      <w:r>
-        <w:rPr>
-          <w:rFonts w:asciiTheme="minorHAnsi" w:hAnsiTheme="minorHAnsi" w:cstheme="minorHAnsi"/>
-        </w:rPr>
-        <w:t>- vagy annál</w:t>
-      </w:r>
-      <w:r>
-        <w:rPr>
-          <w:rFonts w:asciiTheme="minorHAnsi" w:hAnsiTheme="minorHAnsi" w:cstheme="minorHAnsi"/>
-        </w:rPr>
-        <w:t xml:space="preserve"> frissebb verziójú </w:t>
-      </w:r>
-      <w:r>
-        <w:rPr>
-          <w:rFonts w:asciiTheme="minorHAnsi" w:hAnsiTheme="minorHAnsi" w:cstheme="minorHAnsi"/>
-        </w:rPr>
-        <w:t xml:space="preserve">Java </w:t>
-      </w:r>
-      <w:proofErr w:type="spellStart"/>
-      <w:r>
-        <w:rPr>
-          <w:rFonts w:asciiTheme="minorHAnsi" w:hAnsiTheme="minorHAnsi" w:cstheme="minorHAnsi"/>
-        </w:rPr>
-        <w:t>D</w:t>
-      </w:r>
-      <w:r>
-        <w:rPr>
-          <w:rFonts w:asciiTheme="minorHAnsi" w:hAnsiTheme="minorHAnsi" w:cstheme="minorHAnsi"/>
-        </w:rPr>
-        <w:t>eveloper</w:t>
-      </w:r>
-      <w:proofErr w:type="spellEnd"/>
-      <w:r>
-        <w:rPr>
-          <w:rFonts w:asciiTheme="minorHAnsi" w:hAnsiTheme="minorHAnsi" w:cstheme="minorHAnsi"/>
-        </w:rPr>
-        <w:t xml:space="preserve"> </w:t>
-      </w:r>
-      <w:proofErr w:type="spellStart"/>
-      <w:r>
-        <w:rPr>
-          <w:rFonts w:asciiTheme="minorHAnsi" w:hAnsiTheme="minorHAnsi" w:cstheme="minorHAnsi"/>
-        </w:rPr>
-        <w:t>K</w:t>
-      </w:r>
-      <w:r>
-        <w:rPr>
-          <w:rFonts w:asciiTheme="minorHAnsi" w:hAnsiTheme="minorHAnsi" w:cstheme="minorHAnsi"/>
-        </w:rPr>
-        <w:t>itet</w:t>
-      </w:r>
-      <w:proofErr w:type="spellEnd"/>
-      <w:r>
-        <w:rPr>
-          <w:rFonts w:asciiTheme="minorHAnsi" w:hAnsiTheme="minorHAnsi" w:cstheme="minorHAnsi"/>
-        </w:rPr>
-        <w:t xml:space="preserve"> </w:t>
-      </w:r>
-      <w:r>
-        <w:rPr>
-          <w:rFonts w:asciiTheme="minorHAnsi" w:hAnsiTheme="minorHAnsi" w:cstheme="minorHAnsi"/>
-        </w:rPr>
-        <w:t>lehet</w:t>
-      </w:r>
-      <w:r>
-        <w:rPr>
-          <w:rFonts w:asciiTheme="minorHAnsi" w:hAnsiTheme="minorHAnsi" w:cstheme="minorHAnsi"/>
-        </w:rPr>
-        <w:t xml:space="preserve"> használni. </w:t>
-      </w:r>
-      <w:r>
-        <w:rPr>
-          <w:rFonts w:asciiTheme="minorHAnsi" w:hAnsiTheme="minorHAnsi" w:cstheme="minorHAnsi"/>
-        </w:rPr>
-        <w:t>A program minden felirata és kódeleme angol nyelvű kell legyen.</w:t>
-      </w:r>
-      <w:r>
-        <w:rPr>
-          <w:rFonts w:asciiTheme="minorHAnsi" w:hAnsiTheme="minorHAnsi" w:cstheme="minorHAnsi"/>
-        </w:rPr>
-        <w:t xml:space="preserve"> </w:t>
+        <w:t xml:space="preserve"> lehet használni. A program minden felirata és kódeleme angol nyelvű kell legyen. </w:t>
       </w:r>
       <w:r>
         <w:rPr>
@@ -445,92 +175,161 @@
           <w:bCs/>
           <w:i/>
         </w:rPr>
-        <w:t xml:space="preserve">(A </w:t>
-      </w:r>
+        <w:t xml:space="preserve">(A hardver követelmények a </w:t>
+      </w:r>
+      <w:proofErr w:type="spellStart"/>
       <w:r>
         <w:rPr>
           <w:rFonts w:asciiTheme="minorHAnsi" w:hAnsiTheme="minorHAnsi" w:cstheme="minorHAnsi"/>
           <w:bCs/>
           <w:i/>
         </w:rPr>
-        <w:t>hardver követelmények a</w:t>
-      </w:r>
-      <w:bookmarkStart w:id="0" w:name="_GoBack"/>
-      <w:bookmarkEnd w:id="0"/>
+        <w:t>ChatGPT</w:t>
+      </w:r>
+      <w:proofErr w:type="spellEnd"/>
       <w:r>
         <w:rPr>
           <w:rFonts w:asciiTheme="minorHAnsi" w:hAnsiTheme="minorHAnsi" w:cstheme="minorHAnsi"/>
           <w:bCs/>
           <w:i/>
         </w:rPr>
+        <w:t xml:space="preserve"> segítségével készültek). </w:t>
+      </w:r>
+      <w:r>
+        <w:rPr>
+          <w:rFonts w:asciiTheme="minorHAnsi" w:hAnsiTheme="minorHAnsi" w:cstheme="minorHAnsi"/>
+          <w:bCs/>
+        </w:rPr>
+        <w:t xml:space="preserve">A program futtatásához legalább 2GB szabad RAM szükséges az IDE működéséhez, míg a teljes rendszer számára 8GB RAM ajánlott. 3,5GB hely szükséges a merevlemezen, illetve SSD javasolt. A minimum képernyőfelbontás 1024x768-nak kell lennie illetve 64 bites operációs rendszer kell a futtatáshoz. </w:t>
+      </w:r>
+    </w:p>
+    <w:p>
+      <w:pPr>
+        <w:pStyle w:val="ALCM"/>
+      </w:pPr>
+      <w:r>
+        <w:t>Funkcionális követelmények:</w:t>
+      </w:r>
+    </w:p>
+    <w:p>
+      <w:pPr>
+        <w:pStyle w:val="BEKEZDS"/>
+        <w:rPr>
+          <w:rFonts w:asciiTheme="minorHAnsi" w:hAnsiTheme="minorHAnsi" w:cstheme="minorHAnsi"/>
+        </w:rPr>
+      </w:pPr>
+      <w:r>
+        <w:rPr>
+          <w:rFonts w:asciiTheme="minorHAnsi" w:hAnsiTheme="minorHAnsi" w:cstheme="minorHAnsi"/>
+        </w:rPr>
+        <w:t>A rendszer a következő funkciókkal kell legyen felszerelve:</w:t>
+      </w:r>
+    </w:p>
+    <w:p>
+      <w:pPr>
+        <w:pStyle w:val="ALSBBCM"/>
+        <w:rPr>
+          <w:rFonts w:asciiTheme="minorHAnsi" w:hAnsiTheme="minorHAnsi" w:cstheme="minorHAnsi"/>
+        </w:rPr>
+      </w:pPr>
+      <w:r>
+        <w:rPr>
+          <w:rFonts w:asciiTheme="minorHAnsi" w:hAnsiTheme="minorHAnsi" w:cstheme="minorHAnsi"/>
+        </w:rPr>
+        <w:t>Könyvek listázása kategória szerint:</w:t>
+      </w:r>
+    </w:p>
+    <w:p>
+      <w:pPr>
+        <w:pStyle w:val="ALBEKEZDS"/>
+        <w:rPr>
+          <w:rFonts w:asciiTheme="minorHAnsi" w:hAnsiTheme="minorHAnsi" w:cstheme="minorHAnsi"/>
+        </w:rPr>
+      </w:pPr>
+      <w:r>
+        <w:rPr>
+          <w:rFonts w:asciiTheme="minorHAnsi" w:hAnsiTheme="minorHAnsi" w:cstheme="minorHAnsi"/>
+        </w:rPr>
+        <w:t>Lehetőséget kell adni arra, hogy a felhasználó meg tudja tekinteni a jelenleg leltározott könyveket, választási lehetőséget kell neki adni, hogy melyik kategóriát szeretné listázni, majd a programnak a kategóriához tartozó könyveket az azonosítójuk számozott szakasza alapján növekvő sorrendbe rendezve ki kell írnia a konzolban megjelenő ablakba. Jelölnie kell a jelenleg nem elérhető (éppen kölcsönzött) könyveket, és a várható elérhetővé válás (visszahozás) dátumát.</w:t>
+      </w:r>
+    </w:p>
+    <w:p>
+      <w:pPr>
+        <w:pStyle w:val="ALSBBCM"/>
+      </w:pPr>
+      <w:r>
+        <w:lastRenderedPageBreak/>
+        <w:t>Könyv kölcsönzése:</w:t>
+      </w:r>
+    </w:p>
+    <w:p>
+      <w:pPr>
+        <w:pStyle w:val="ALBEKEZDS"/>
+        <w:rPr>
+          <w:rFonts w:asciiTheme="minorHAnsi" w:hAnsiTheme="minorHAnsi" w:cstheme="minorHAnsi"/>
+        </w:rPr>
+      </w:pPr>
+      <w:r>
+        <w:rPr>
+          <w:rFonts w:asciiTheme="minorHAnsi" w:hAnsiTheme="minorHAnsi" w:cstheme="minorHAnsi"/>
+        </w:rPr>
+        <w:t>A felhasználó képes kell legyen kölcsönözni egy könyvet. Ezt a könyv azonosítójának megadásával teheti meg. A kölcsönzés folyamata során meg kell bizonyosodni a kölcsönző személy kilétéről, vagyis meg kell adja a személyes adatait. Könyvtári tagok esetén elég a tagsági azonosító megadása. Új tagok esetén a programnak értesítenie kell a felhasználót arról, hogy még nem tag, és az adatai megadásával taggá válik a könyvtárban. Az új tagoknak név</w:t>
+      </w:r>
+      <w:r>
+        <w:rPr>
+          <w:rFonts w:asciiTheme="minorHAnsi" w:hAnsiTheme="minorHAnsi" w:cstheme="minorHAnsi"/>
+        </w:rPr>
         <w:t xml:space="preserve"> </w:t>
       </w:r>
-      <w:proofErr w:type="spellStart"/>
-      <w:r>
-        <w:rPr>
-          <w:rFonts w:asciiTheme="minorHAnsi" w:hAnsiTheme="minorHAnsi" w:cstheme="minorHAnsi"/>
-          <w:bCs/>
-          <w:i/>
-        </w:rPr>
-        <w:t>ChatGPT</w:t>
-      </w:r>
-      <w:proofErr w:type="spellEnd"/>
-      <w:r>
-        <w:rPr>
-          <w:rFonts w:asciiTheme="minorHAnsi" w:hAnsiTheme="minorHAnsi" w:cstheme="minorHAnsi"/>
-          <w:bCs/>
-          <w:i/>
-        </w:rPr>
-        <w:t xml:space="preserve"> segítségével készültek). </w:t>
-      </w:r>
-      <w:r>
-        <w:rPr>
-          <w:rFonts w:asciiTheme="minorHAnsi" w:hAnsiTheme="minorHAnsi" w:cstheme="minorHAnsi"/>
-          <w:bCs/>
-        </w:rPr>
-        <w:t xml:space="preserve">A program futtatásához legalább 2GB szabad RAM szükséges az IDE működéséhez, míg a teljes rendszer számára 8GB RAM ajánlott. 3,5GB hely szükséges a merevlemezen, illetve SSD javasolt. A minimum képernyőfelbontás 1024x768-nak kell lennie illetve 64 bites operációs rendszer kell a futtatáshoz. </w:t>
-      </w:r>
-    </w:p>
-    <w:p>
-      <w:pPr>
-        <w:pStyle w:val="ALCM"/>
-        <w:rPr>
-          <w:rFonts w:asciiTheme="minorHAnsi" w:hAnsiTheme="minorHAnsi" w:cstheme="minorHAnsi"/>
-        </w:rPr>
-      </w:pPr>
-      <w:r>
-        <w:rPr>
-          <w:rFonts w:asciiTheme="minorHAnsi" w:hAnsiTheme="minorHAnsi" w:cstheme="minorHAnsi"/>
-        </w:rPr>
-        <w:t>Funkcionális követelmények:</w:t>
-      </w:r>
-    </w:p>
-    <w:p>
-      <w:pPr>
-        <w:pStyle w:val="BEKEZDS"/>
-        <w:rPr>
-          <w:rFonts w:asciiTheme="minorHAnsi" w:hAnsiTheme="minorHAnsi" w:cstheme="minorHAnsi"/>
-        </w:rPr>
-      </w:pPr>
-      <w:r>
-        <w:rPr>
-          <w:rFonts w:asciiTheme="minorHAnsi" w:hAnsiTheme="minorHAnsi" w:cstheme="minorHAnsi"/>
-        </w:rPr>
-        <w:t>A rendszer a következő funkciókkal kell legyen felszerelve:</w:t>
+      <w:r>
+        <w:rPr>
+          <w:rFonts w:asciiTheme="minorHAnsi" w:hAnsiTheme="minorHAnsi" w:cstheme="minorHAnsi"/>
+        </w:rPr>
+        <w:t xml:space="preserve">megadása szükséges, </w:t>
+      </w:r>
+      <w:r>
+        <w:rPr>
+          <w:rFonts w:asciiTheme="minorHAnsi" w:hAnsiTheme="minorHAnsi" w:cstheme="minorHAnsi"/>
+        </w:rPr>
+        <w:t>ezt</w:t>
+      </w:r>
+      <w:r>
+        <w:rPr>
+          <w:rFonts w:asciiTheme="minorHAnsi" w:hAnsiTheme="minorHAnsi" w:cstheme="minorHAnsi"/>
+        </w:rPr>
+        <w:t xml:space="preserve"> az </w:t>
+      </w:r>
+      <w:r>
+        <w:rPr>
+          <w:rFonts w:asciiTheme="minorHAnsi" w:hAnsiTheme="minorHAnsi" w:cstheme="minorHAnsi"/>
+        </w:rPr>
+        <w:t>adatot</w:t>
+      </w:r>
+      <w:r>
+        <w:rPr>
+          <w:rFonts w:asciiTheme="minorHAnsi" w:hAnsiTheme="minorHAnsi" w:cstheme="minorHAnsi"/>
+        </w:rPr>
+        <w:t xml:space="preserve"> a program automatikusan el kell mentse és tagsági azonosítót</w:t>
+      </w:r>
+      <w:r>
+        <w:rPr>
+          <w:rFonts w:asciiTheme="minorHAnsi" w:hAnsiTheme="minorHAnsi" w:cstheme="minorHAnsi"/>
+        </w:rPr>
+        <w:t xml:space="preserve"> (1-999999) </w:t>
+      </w:r>
+      <w:r>
+        <w:rPr>
+          <w:rFonts w:asciiTheme="minorHAnsi" w:hAnsiTheme="minorHAnsi" w:cstheme="minorHAnsi"/>
+        </w:rPr>
+        <w:t>kell rendeljen melléjük. A felhasználót értesítenie kell a tagság létrejöttéről. Ha a kölcsönző személye tisztázásra került azonosító megadással vagy tagság létrehozással, a könyvet jóvá lehet írni és a tag azonosítójához kell kapcsolni.</w:t>
       </w:r>
     </w:p>
     <w:p>
       <w:pPr>
         <w:pStyle w:val="ALSBBCM"/>
-        <w:rPr>
-          <w:rFonts w:asciiTheme="minorHAnsi" w:hAnsiTheme="minorHAnsi" w:cstheme="minorHAnsi"/>
-        </w:rPr>
-      </w:pPr>
-      <w:r>
-        <w:rPr>
-          <w:rFonts w:asciiTheme="minorHAnsi" w:hAnsiTheme="minorHAnsi" w:cstheme="minorHAnsi"/>
-        </w:rPr>
-        <w:t>Könyvek listázása kategória szerint:</w:t>
+      </w:pPr>
+      <w:r>
+        <w:t>Könyv visszaadása</w:t>
       </w:r>
     </w:p>
     <w:p>
@@ -544,176 +343,41 @@
         <w:rPr>
           <w:rFonts w:asciiTheme="minorHAnsi" w:hAnsiTheme="minorHAnsi" w:cstheme="minorHAnsi"/>
         </w:rPr>
-        <w:t>Lehetőséget kell adni arra, hogy a felhasználó meg tudja tekinteni a jelenleg leltározott könyveket, választási lehetőséget kell neki adni, hogy melyik kategóriát szeretné listázni, majd a programnak a kategóriához tartozó könyveket az azonosítójuk számozott szakasza alapján növekvő sorrendbe rendezve ki kell írnia a konzolban megjelenő ablakba.</w:t>
-      </w:r>
-      <w:r>
-        <w:rPr>
-          <w:rFonts w:asciiTheme="minorHAnsi" w:hAnsiTheme="minorHAnsi" w:cstheme="minorHAnsi"/>
-        </w:rPr>
-        <w:t xml:space="preserve"> Jelölnie kell a jelenleg nem elérhető (éppen kölcsönzött) könyveket, és a várható elérhetővé válás (visszahozás) dátumát.</w:t>
-      </w:r>
+        <w:t>Egy könyv visszaadása előtt a felhasználó számára be kell mutatnia a programnak az általa kölcsönzött könyveket oly módon elrendezve, hogy a legrégebben a kölcsönzött könyvei legyenek a lista tetején, illetve pirossal kell jeleznie azokat a könyveket, amelyek kölcsönzési ideje lejárt, és az ehhez tartozó büntetés értékét is fel kell tűntetnie a programnak.</w:t>
+      </w:r>
+    </w:p>
+    <w:p>
+      <w:pPr>
+        <w:pStyle w:val="ALBEKEZDS"/>
+        <w:rPr>
+          <w:rFonts w:asciiTheme="minorHAnsi" w:hAnsiTheme="minorHAnsi" w:cstheme="minorHAnsi"/>
+        </w:rPr>
+      </w:pPr>
     </w:p>
     <w:p>
       <w:pPr>
         <w:pStyle w:val="ALSBBCM"/>
-        <w:rPr>
-          <w:rFonts w:asciiTheme="minorHAnsi" w:hAnsiTheme="minorHAnsi" w:cstheme="minorHAnsi"/>
-        </w:rPr>
-      </w:pPr>
-      <w:r>
-        <w:rPr>
-          <w:rFonts w:asciiTheme="minorHAnsi" w:hAnsiTheme="minorHAnsi" w:cstheme="minorHAnsi"/>
-        </w:rPr>
-        <w:lastRenderedPageBreak/>
-        <w:t>Könyv kölcsönzése</w:t>
-      </w:r>
-      <w:r>
-        <w:rPr>
-          <w:rFonts w:asciiTheme="minorHAnsi" w:hAnsiTheme="minorHAnsi" w:cstheme="minorHAnsi"/>
-        </w:rPr>
-        <w:t>:</w:t>
-      </w:r>
-    </w:p>
-    <w:p>
-      <w:pPr>
-        <w:pStyle w:val="ALBEKEZDS"/>
-        <w:rPr>
-          <w:rFonts w:asciiTheme="minorHAnsi" w:hAnsiTheme="minorHAnsi" w:cstheme="minorHAnsi"/>
-        </w:rPr>
-      </w:pPr>
-      <w:r>
-        <w:rPr>
-          <w:rFonts w:asciiTheme="minorHAnsi" w:hAnsiTheme="minorHAnsi" w:cstheme="minorHAnsi"/>
-        </w:rPr>
-        <w:t>A felhasználó képes kell legyen kölcsönözni egy könyvet</w:t>
-      </w:r>
-      <w:r>
-        <w:rPr>
-          <w:rFonts w:asciiTheme="minorHAnsi" w:hAnsiTheme="minorHAnsi" w:cstheme="minorHAnsi"/>
-        </w:rPr>
-        <w:t xml:space="preserve">. Ezt a könyv azonosítójának megadásával teheti meg. A kölcsönzés folyamata során meg kell bizonyosodni a kölcsönző személy kilétéről, vagyis meg kell adja a személyes adatait. Könyvtári tagok esetén elég a tagsági azonosító megadása. Új tagok esetén a programnak értesítenie kell a felhasználót arról, hogy még nem tag, </w:t>
-      </w:r>
-      <w:r>
-        <w:rPr>
-          <w:rFonts w:asciiTheme="minorHAnsi" w:hAnsiTheme="minorHAnsi" w:cstheme="minorHAnsi"/>
-        </w:rPr>
-        <w:t>és az adatai megadásával taggá válik a könyvtárban. Az új tagoknak</w:t>
-      </w:r>
-      <w:r>
-        <w:rPr>
-          <w:rFonts w:asciiTheme="minorHAnsi" w:hAnsiTheme="minorHAnsi" w:cstheme="minorHAnsi"/>
-        </w:rPr>
-        <w:t xml:space="preserve"> név</w:t>
-      </w:r>
-      <w:r>
-        <w:rPr>
-          <w:rFonts w:asciiTheme="minorHAnsi" w:hAnsiTheme="minorHAnsi" w:cstheme="minorHAnsi"/>
-        </w:rPr>
-        <w:t xml:space="preserve"> </w:t>
-      </w:r>
-      <w:r>
-        <w:rPr>
-          <w:rFonts w:asciiTheme="minorHAnsi" w:hAnsiTheme="minorHAnsi" w:cstheme="minorHAnsi"/>
-        </w:rPr>
-        <w:t xml:space="preserve">megadása szükséges, </w:t>
-      </w:r>
-      <w:r>
-        <w:rPr>
-          <w:rFonts w:asciiTheme="minorHAnsi" w:hAnsiTheme="minorHAnsi" w:cstheme="minorHAnsi"/>
-        </w:rPr>
-        <w:t>ezt</w:t>
-      </w:r>
-      <w:r>
-        <w:rPr>
-          <w:rFonts w:asciiTheme="minorHAnsi" w:hAnsiTheme="minorHAnsi" w:cstheme="minorHAnsi"/>
-        </w:rPr>
-        <w:t xml:space="preserve"> az </w:t>
-      </w:r>
-      <w:r>
-        <w:rPr>
-          <w:rFonts w:asciiTheme="minorHAnsi" w:hAnsiTheme="minorHAnsi" w:cstheme="minorHAnsi"/>
-        </w:rPr>
-        <w:t>adatot</w:t>
-      </w:r>
-      <w:r>
-        <w:rPr>
-          <w:rFonts w:asciiTheme="minorHAnsi" w:hAnsiTheme="minorHAnsi" w:cstheme="minorHAnsi"/>
-        </w:rPr>
-        <w:t xml:space="preserve"> a program automatikusan el kell mentse és tagsági azonosítót</w:t>
-      </w:r>
-      <w:r>
-        <w:rPr>
-          <w:rFonts w:asciiTheme="minorHAnsi" w:hAnsiTheme="minorHAnsi" w:cstheme="minorHAnsi"/>
-        </w:rPr>
-        <w:t xml:space="preserve"> </w:t>
-      </w:r>
-      <w:r>
-        <w:rPr>
-          <w:rFonts w:asciiTheme="minorHAnsi" w:hAnsiTheme="minorHAnsi" w:cstheme="minorHAnsi"/>
-        </w:rPr>
-        <w:t xml:space="preserve">(1-999999) </w:t>
-      </w:r>
-      <w:r>
-        <w:rPr>
-          <w:rFonts w:asciiTheme="minorHAnsi" w:hAnsiTheme="minorHAnsi" w:cstheme="minorHAnsi"/>
-        </w:rPr>
-        <w:t>kell rendeljen melléjük. A felhasználót értesítenie kell a tagság létrejöttéről</w:t>
-      </w:r>
-      <w:r>
-        <w:rPr>
-          <w:rFonts w:asciiTheme="minorHAnsi" w:hAnsiTheme="minorHAnsi" w:cstheme="minorHAnsi"/>
-        </w:rPr>
-        <w:t>. Ha a kölcsönző személye tisztázásra került azonosító megadással vagy tagság létrehozással, a könyvet jóvá lehet írni és a tag azonosítójához kell kapcsolni.</w:t>
-      </w:r>
-    </w:p>
-    <w:p>
-      <w:pPr>
-        <w:pStyle w:val="ALSBBCM"/>
-        <w:rPr>
-          <w:rFonts w:asciiTheme="minorHAnsi" w:hAnsiTheme="minorHAnsi" w:cstheme="minorHAnsi"/>
-        </w:rPr>
-      </w:pPr>
-      <w:r>
-        <w:rPr>
-          <w:rFonts w:asciiTheme="minorHAnsi" w:hAnsiTheme="minorHAnsi" w:cstheme="minorHAnsi"/>
-        </w:rPr>
-        <w:t>Könyv visszaadása</w:t>
-      </w:r>
-    </w:p>
-    <w:p>
-      <w:pPr>
-        <w:pStyle w:val="ALBEKEZDS"/>
-        <w:rPr>
-          <w:rFonts w:asciiTheme="minorHAnsi" w:hAnsiTheme="minorHAnsi" w:cstheme="minorHAnsi"/>
-        </w:rPr>
-      </w:pPr>
-      <w:r>
-        <w:rPr>
-          <w:rFonts w:asciiTheme="minorHAnsi" w:hAnsiTheme="minorHAnsi" w:cstheme="minorHAnsi"/>
-        </w:rPr>
-        <w:t>Egy könyv visszaadása előtt a felhasználó számára be kell mutatnia a programnak az általa kölcsönzött könyveket oly módon elrendezve, hogy a legrégebben a kölcsönzött könyvei legyenek a lista tetején, illetve pirossal kell jeleznie azokat a könyveket, amelyek kölcsönzési ideje lejárt, és az ehhez tartozó büntetés értékét is fel kell tűntetnie a programnak.</w:t>
-      </w:r>
-    </w:p>
-    <w:p>
-      <w:pPr>
-        <w:pStyle w:val="ALBEKEZDS"/>
-        <w:rPr>
-          <w:rFonts w:asciiTheme="minorHAnsi" w:hAnsiTheme="minorHAnsi" w:cstheme="minorHAnsi"/>
-        </w:rPr>
-      </w:pPr>
-    </w:p>
-    <w:p>
-      <w:pPr>
-        <w:pStyle w:val="ALSBBCM"/>
-        <w:rPr>
-          <w:rFonts w:asciiTheme="minorHAnsi" w:hAnsiTheme="minorHAnsi" w:cstheme="minorHAnsi"/>
-        </w:rPr>
-      </w:pPr>
-      <w:r>
-        <w:rPr>
-          <w:rFonts w:asciiTheme="minorHAnsi" w:hAnsiTheme="minorHAnsi" w:cstheme="minorHAnsi"/>
-        </w:rPr>
-        <w:t>Inputellenőrzés</w:t>
+      </w:pPr>
+      <w:r>
+        <w:t>Inputellen</w:t>
+      </w:r>
+      <w:r>
+        <w:rPr>
+          <w:rFonts w:ascii="Calibri" w:hAnsi="Calibri" w:cs="Calibri"/>
+        </w:rPr>
+        <w:t>ő</w:t>
+      </w:r>
+      <w:r>
+        <w:t>rz</w:t>
+      </w:r>
+      <w:r>
+        <w:rPr>
+          <w:rFonts w:cs="Abadi"/>
+        </w:rPr>
+        <w:t>é</w:t>
+      </w:r>
+      <w:r>
+        <w:t>s</w:t>
       </w:r>
     </w:p>
     <w:p>
@@ -781,19 +445,7 @@
         <w:rPr>
           <w:rFonts w:asciiTheme="minorHAnsi" w:hAnsiTheme="minorHAnsi" w:cstheme="minorHAnsi"/>
         </w:rPr>
-        <w:t>B</w:t>
-      </w:r>
-      <w:r>
-        <w:rPr>
-          <w:rFonts w:asciiTheme="minorHAnsi" w:hAnsiTheme="minorHAnsi" w:cstheme="minorHAnsi"/>
-        </w:rPr>
-        <w:t>ü</w:t>
-      </w:r>
-      <w:r>
-        <w:rPr>
-          <w:rFonts w:asciiTheme="minorHAnsi" w:hAnsiTheme="minorHAnsi" w:cstheme="minorHAnsi"/>
-        </w:rPr>
-        <w:t>ntetések listázása</w:t>
+        <w:t>Büntetések listázása</w:t>
       </w:r>
     </w:p>
     <w:p>
@@ -807,19 +459,7 @@
         <w:rPr>
           <w:rFonts w:asciiTheme="minorHAnsi" w:hAnsiTheme="minorHAnsi" w:cstheme="minorHAnsi"/>
         </w:rPr>
-        <w:t>--Összes érvényben lévő b</w:t>
-      </w:r>
-      <w:r>
-        <w:rPr>
-          <w:rFonts w:asciiTheme="minorHAnsi" w:hAnsiTheme="minorHAnsi" w:cstheme="minorHAnsi"/>
-        </w:rPr>
-        <w:t>ü</w:t>
-      </w:r>
-      <w:r>
-        <w:rPr>
-          <w:rFonts w:asciiTheme="minorHAnsi" w:hAnsiTheme="minorHAnsi" w:cstheme="minorHAnsi"/>
-        </w:rPr>
-        <w:t>ntetés a könyvtár összes tagja között</w:t>
+        <w:t>--Összes érvényben lévő büntetés a könyvtár összes tagja között</w:t>
       </w:r>
     </w:p>
     <w:p>
@@ -862,6 +502,21 @@
     </w:p>
     <w:p>
       <w:pPr>
+        <w:rPr>
+          <w:rFonts w:cstheme="minorHAnsi"/>
+          <w:b/>
+          <w:sz w:val="28"/>
+        </w:rPr>
+      </w:pPr>
+      <w:r>
+        <w:rPr>
+          <w:rFonts w:cstheme="minorHAnsi"/>
+        </w:rPr>
+        <w:br w:type="page"/>
+      </w:r>
+    </w:p>
+    <w:p>
+      <w:pPr>
         <w:pStyle w:val="ALSBBCM"/>
         <w:rPr>
           <w:rFonts w:asciiTheme="minorHAnsi" w:hAnsiTheme="minorHAnsi" w:cstheme="minorHAnsi"/>
@@ -876,10 +531,13 @@
         </w:rPr>
       </w:pPr>
       <w:r>
-        <w:rPr>
-          <w:rFonts w:asciiTheme="minorHAnsi" w:hAnsiTheme="minorHAnsi" w:cstheme="minorHAnsi"/>
-        </w:rPr>
-        <w:t>Könyvek:</w:t>
+        <w:t>Könyvek</w:t>
+      </w:r>
+      <w:r>
+        <w:rPr>
+          <w:rFonts w:asciiTheme="minorHAnsi" w:hAnsiTheme="minorHAnsi" w:cstheme="minorHAnsi"/>
+        </w:rPr>
+        <w:t>:</w:t>
       </w:r>
     </w:p>
     <w:p>
@@ -893,14 +551,7 @@
         <w:rPr>
           <w:rFonts w:asciiTheme="minorHAnsi" w:hAnsiTheme="minorHAnsi" w:cstheme="minorHAnsi"/>
         </w:rPr>
-        <w:lastRenderedPageBreak/>
-        <w:t>A könyveket objektumokként kell kezelnie a programnak</w:t>
-      </w:r>
-      <w:r>
-        <w:rPr>
-          <w:rFonts w:asciiTheme="minorHAnsi" w:hAnsiTheme="minorHAnsi" w:cstheme="minorHAnsi"/>
-        </w:rPr>
-        <w:t xml:space="preserve"> egy </w:t>
+        <w:t xml:space="preserve">A könyveket objektumokként kell kezelnie a programnak egy </w:t>
       </w:r>
       <w:proofErr w:type="spellStart"/>
       <w:r>
@@ -914,49 +565,7 @@
         <w:rPr>
           <w:rFonts w:asciiTheme="minorHAnsi" w:hAnsiTheme="minorHAnsi" w:cstheme="minorHAnsi"/>
         </w:rPr>
-        <w:t xml:space="preserve"> osztály segítségével, </w:t>
-      </w:r>
-      <w:r>
-        <w:rPr>
-          <w:rFonts w:asciiTheme="minorHAnsi" w:hAnsiTheme="minorHAnsi" w:cstheme="minorHAnsi"/>
-        </w:rPr>
-        <w:t>mely</w:t>
-      </w:r>
-      <w:r>
-        <w:rPr>
-          <w:rFonts w:asciiTheme="minorHAnsi" w:hAnsiTheme="minorHAnsi" w:cstheme="minorHAnsi"/>
-        </w:rPr>
-        <w:t xml:space="preserve"> </w:t>
-      </w:r>
-      <w:r>
-        <w:rPr>
-          <w:rFonts w:asciiTheme="minorHAnsi" w:hAnsiTheme="minorHAnsi" w:cstheme="minorHAnsi"/>
-        </w:rPr>
-        <w:t>absztrakt</w:t>
-      </w:r>
-      <w:r>
-        <w:rPr>
-          <w:rFonts w:asciiTheme="minorHAnsi" w:hAnsiTheme="minorHAnsi" w:cstheme="minorHAnsi"/>
-        </w:rPr>
-        <w:t xml:space="preserve"> </w:t>
-      </w:r>
-      <w:r>
-        <w:rPr>
-          <w:rFonts w:asciiTheme="minorHAnsi" w:hAnsiTheme="minorHAnsi" w:cstheme="minorHAnsi"/>
-        </w:rPr>
-        <w:t xml:space="preserve">osztály </w:t>
-      </w:r>
-      <w:r>
-        <w:rPr>
-          <w:rFonts w:asciiTheme="minorHAnsi" w:hAnsiTheme="minorHAnsi" w:cstheme="minorHAnsi"/>
-        </w:rPr>
-        <w:t>kell legyen</w:t>
-      </w:r>
-      <w:r>
-        <w:rPr>
-          <w:rFonts w:asciiTheme="minorHAnsi" w:hAnsiTheme="minorHAnsi" w:cstheme="minorHAnsi"/>
-        </w:rPr>
-        <w:t xml:space="preserve">. Minden kategóriának saját osztálya van, mely a </w:t>
+        <w:t xml:space="preserve"> osztály segítségével, mely absztrakt osztály kell legyen. Minden kategóriának saját osztálya van, mely a </w:t>
       </w:r>
       <w:proofErr w:type="spellStart"/>
       <w:r>
@@ -970,25 +579,7 @@
         <w:rPr>
           <w:rFonts w:asciiTheme="minorHAnsi" w:hAnsiTheme="minorHAnsi" w:cstheme="minorHAnsi"/>
         </w:rPr>
-        <w:t xml:space="preserve"> osztályt </w:t>
-      </w:r>
-      <w:r>
-        <w:rPr>
-          <w:rFonts w:asciiTheme="minorHAnsi" w:hAnsiTheme="minorHAnsi" w:cstheme="minorHAnsi"/>
-        </w:rPr>
-        <w:t>megörököli</w:t>
-      </w:r>
-      <w:r>
-        <w:rPr>
-          <w:rFonts w:asciiTheme="minorHAnsi" w:hAnsiTheme="minorHAnsi" w:cstheme="minorHAnsi"/>
-        </w:rPr>
-        <w:t xml:space="preserve"> és implementálja</w:t>
-      </w:r>
-      <w:r>
-        <w:rPr>
-          <w:rFonts w:asciiTheme="minorHAnsi" w:hAnsiTheme="minorHAnsi" w:cstheme="minorHAnsi"/>
-        </w:rPr>
-        <w:t xml:space="preserve"> metódusait.</w:t>
+        <w:t xml:space="preserve"> osztályt megörököli és implementálja metódusait.</w:t>
       </w:r>
     </w:p>
     <w:p>
@@ -1519,19 +1110,7 @@
         <w:rPr>
           <w:rFonts w:asciiTheme="minorHAnsi" w:hAnsiTheme="minorHAnsi" w:cstheme="minorHAnsi"/>
         </w:rPr>
-        <w:t>Sci</w:t>
-      </w:r>
-      <w:r>
-        <w:rPr>
-          <w:rFonts w:asciiTheme="minorHAnsi" w:hAnsiTheme="minorHAnsi" w:cstheme="minorHAnsi"/>
-        </w:rPr>
-        <w:t>F</w:t>
-      </w:r>
-      <w:r>
-        <w:rPr>
-          <w:rFonts w:asciiTheme="minorHAnsi" w:hAnsiTheme="minorHAnsi" w:cstheme="minorHAnsi"/>
-        </w:rPr>
-        <w:t>i.java</w:t>
+        <w:t>SciFi.java</w:t>
       </w:r>
     </w:p>
     <w:p>
@@ -1639,25 +1218,41 @@
         <w:rPr>
           <w:rFonts w:asciiTheme="minorHAnsi" w:hAnsiTheme="minorHAnsi" w:cstheme="minorHAnsi"/>
         </w:rPr>
+        <w:t xml:space="preserve"> objektumhoz tartozik egy egyedi azonosító (</w:t>
+      </w:r>
+      <w:proofErr w:type="spellStart"/>
+      <w:r>
+        <w:rPr>
+          <w:rFonts w:asciiTheme="minorHAnsi" w:hAnsiTheme="minorHAnsi" w:cstheme="minorHAnsi"/>
+        </w:rPr>
+        <w:t>String</w:t>
+      </w:r>
+      <w:proofErr w:type="spellEnd"/>
+      <w:r>
+        <w:rPr>
+          <w:rFonts w:asciiTheme="minorHAnsi" w:hAnsiTheme="minorHAnsi" w:cstheme="minorHAnsi"/>
+        </w:rPr>
         <w:t xml:space="preserve"> </w:t>
       </w:r>
-      <w:r>
-        <w:rPr>
-          <w:rFonts w:asciiTheme="minorHAnsi" w:hAnsiTheme="minorHAnsi" w:cstheme="minorHAnsi"/>
-        </w:rPr>
-        <w:t>objektumhoz</w:t>
-      </w:r>
-      <w:r>
-        <w:rPr>
-          <w:rFonts w:asciiTheme="minorHAnsi" w:hAnsiTheme="minorHAnsi" w:cstheme="minorHAnsi"/>
-        </w:rPr>
-        <w:t xml:space="preserve"> tartozik egy egyedi azonosító (</w:t>
-      </w:r>
       <w:proofErr w:type="spellStart"/>
       <w:r>
         <w:rPr>
           <w:rFonts w:asciiTheme="minorHAnsi" w:hAnsiTheme="minorHAnsi" w:cstheme="minorHAnsi"/>
         </w:rPr>
+        <w:t>id</w:t>
+      </w:r>
+      <w:proofErr w:type="spellEnd"/>
+      <w:r>
+        <w:rPr>
+          <w:rFonts w:asciiTheme="minorHAnsi" w:hAnsiTheme="minorHAnsi" w:cstheme="minorHAnsi"/>
+        </w:rPr>
+        <w:t>), cím (</w:t>
+      </w:r>
+      <w:proofErr w:type="spellStart"/>
+      <w:r>
+        <w:rPr>
+          <w:rFonts w:asciiTheme="minorHAnsi" w:hAnsiTheme="minorHAnsi" w:cstheme="minorHAnsi"/>
+        </w:rPr>
         <w:t>String</w:t>
       </w:r>
       <w:proofErr w:type="spellEnd"/>
@@ -1672,14 +1267,14 @@
         <w:rPr>
           <w:rFonts w:asciiTheme="minorHAnsi" w:hAnsiTheme="minorHAnsi" w:cstheme="minorHAnsi"/>
         </w:rPr>
-        <w:t>id</w:t>
+        <w:t>title</w:t>
       </w:r>
       <w:proofErr w:type="spellEnd"/>
       <w:r>
         <w:rPr>
           <w:rFonts w:asciiTheme="minorHAnsi" w:hAnsiTheme="minorHAnsi" w:cstheme="minorHAnsi"/>
         </w:rPr>
-        <w:t>), cím (</w:t>
+        <w:t>) és szerző (</w:t>
       </w:r>
       <w:proofErr w:type="spellStart"/>
       <w:r>
@@ -1700,32 +1295,34 @@
         <w:rPr>
           <w:rFonts w:asciiTheme="minorHAnsi" w:hAnsiTheme="minorHAnsi" w:cstheme="minorHAnsi"/>
         </w:rPr>
-        <w:t>title</w:t>
+        <w:t>author</w:t>
       </w:r>
       <w:proofErr w:type="spellEnd"/>
       <w:r>
         <w:rPr>
           <w:rFonts w:asciiTheme="minorHAnsi" w:hAnsiTheme="minorHAnsi" w:cstheme="minorHAnsi"/>
         </w:rPr>
-        <w:t>)</w:t>
-      </w:r>
-      <w:r>
-        <w:rPr>
-          <w:rFonts w:asciiTheme="minorHAnsi" w:hAnsiTheme="minorHAnsi" w:cstheme="minorHAnsi"/>
-        </w:rPr>
-        <w:t xml:space="preserve"> és </w:t>
-      </w:r>
-      <w:r>
-        <w:rPr>
-          <w:rFonts w:asciiTheme="minorHAnsi" w:hAnsiTheme="minorHAnsi" w:cstheme="minorHAnsi"/>
-        </w:rPr>
-        <w:t>szerző (</w:t>
+        <w:t xml:space="preserve">), ez a három érték változhatatlan és csak </w:t>
       </w:r>
       <w:proofErr w:type="spellStart"/>
       <w:r>
         <w:rPr>
           <w:rFonts w:asciiTheme="minorHAnsi" w:hAnsiTheme="minorHAnsi" w:cstheme="minorHAnsi"/>
         </w:rPr>
+        <w:t>getter</w:t>
+      </w:r>
+      <w:proofErr w:type="spellEnd"/>
+      <w:r>
+        <w:rPr>
+          <w:rFonts w:asciiTheme="minorHAnsi" w:hAnsiTheme="minorHAnsi" w:cstheme="minorHAnsi"/>
+        </w:rPr>
+        <w:t xml:space="preserve"> metódust kell ezeknek definiálni. Kell továbbá egy adattag a könyvet éppen kölcsönző tag azonosítására (</w:t>
+      </w:r>
+      <w:proofErr w:type="spellStart"/>
+      <w:r>
+        <w:rPr>
+          <w:rFonts w:asciiTheme="minorHAnsi" w:hAnsiTheme="minorHAnsi" w:cstheme="minorHAnsi"/>
+        </w:rPr>
         <w:t>String</w:t>
       </w:r>
       <w:proofErr w:type="spellEnd"/>
@@ -1740,65 +1337,124 @@
         <w:rPr>
           <w:rFonts w:asciiTheme="minorHAnsi" w:hAnsiTheme="minorHAnsi" w:cstheme="minorHAnsi"/>
         </w:rPr>
-        <w:t>author</w:t>
+        <w:t>loanedTo</w:t>
       </w:r>
       <w:proofErr w:type="spellEnd"/>
       <w:r>
         <w:rPr>
           <w:rFonts w:asciiTheme="minorHAnsi" w:hAnsiTheme="minorHAnsi" w:cstheme="minorHAnsi"/>
         </w:rPr>
-        <w:t>)</w:t>
-      </w:r>
-      <w:r>
-        <w:rPr>
-          <w:rFonts w:asciiTheme="minorHAnsi" w:hAnsiTheme="minorHAnsi" w:cstheme="minorHAnsi"/>
-        </w:rPr>
-        <w:t>, ez a három érték változhatatlan</w:t>
-      </w:r>
-      <w:r>
-        <w:rPr>
-          <w:rFonts w:asciiTheme="minorHAnsi" w:hAnsiTheme="minorHAnsi" w:cstheme="minorHAnsi"/>
-        </w:rPr>
-        <w:t xml:space="preserve"> és csak </w:t>
+        <w:t xml:space="preserve">), mely rendelkezhet </w:t>
       </w:r>
       <w:proofErr w:type="spellStart"/>
       <w:r>
         <w:rPr>
           <w:rFonts w:asciiTheme="minorHAnsi" w:hAnsiTheme="minorHAnsi" w:cstheme="minorHAnsi"/>
         </w:rPr>
-        <w:t>getter</w:t>
+        <w:t>setter</w:t>
       </w:r>
       <w:proofErr w:type="spellEnd"/>
       <w:r>
         <w:rPr>
           <w:rFonts w:asciiTheme="minorHAnsi" w:hAnsiTheme="minorHAnsi" w:cstheme="minorHAnsi"/>
         </w:rPr>
-        <w:t xml:space="preserve"> metódust kell ezeknek definiálni</w:t>
-      </w:r>
-      <w:r>
-        <w:rPr>
-          <w:rFonts w:asciiTheme="minorHAnsi" w:hAnsiTheme="minorHAnsi" w:cstheme="minorHAnsi"/>
-        </w:rPr>
-        <w:t>.</w:t>
-      </w:r>
-      <w:r>
-        <w:rPr>
-          <w:rFonts w:asciiTheme="minorHAnsi" w:hAnsiTheme="minorHAnsi" w:cstheme="minorHAnsi"/>
-        </w:rPr>
-        <w:t xml:space="preserve"> Kell továbbá egy adattag a könyvet éppen kölcsönző tag azonosítására (</w:t>
+        <w:t xml:space="preserve"> metódussal.  Az öröklő osztályok ezt kiegészítve rendelkeznek egy statikus kölcsönzési idő- (int </w:t>
       </w:r>
       <w:proofErr w:type="spellStart"/>
       <w:r>
         <w:rPr>
           <w:rFonts w:asciiTheme="minorHAnsi" w:hAnsiTheme="minorHAnsi" w:cstheme="minorHAnsi"/>
         </w:rPr>
-        <w:t>String</w:t>
+        <w:t>loanDuration</w:t>
       </w:r>
       <w:proofErr w:type="spellEnd"/>
       <w:r>
         <w:rPr>
           <w:rFonts w:asciiTheme="minorHAnsi" w:hAnsiTheme="minorHAnsi" w:cstheme="minorHAnsi"/>
         </w:rPr>
+        <w:t>,</w:t>
+      </w:r>
+      <w:r>
+        <w:rPr>
+          <w:rFonts w:asciiTheme="minorHAnsi" w:hAnsiTheme="minorHAnsi" w:cstheme="minorHAnsi"/>
+          <w:b/>
+        </w:rPr>
+        <w:t xml:space="preserve"> napok számában megadva</w:t>
+      </w:r>
+      <w:r>
+        <w:rPr>
+          <w:rFonts w:asciiTheme="minorHAnsi" w:hAnsiTheme="minorHAnsi" w:cstheme="minorHAnsi"/>
+        </w:rPr>
+        <w:t xml:space="preserve">) és egy statikus számláló változóval (int </w:t>
+      </w:r>
+      <w:proofErr w:type="spellStart"/>
+      <w:r>
+        <w:rPr>
+          <w:rFonts w:asciiTheme="minorHAnsi" w:hAnsiTheme="minorHAnsi" w:cstheme="minorHAnsi"/>
+        </w:rPr>
+        <w:t>count</w:t>
+      </w:r>
+      <w:proofErr w:type="spellEnd"/>
+      <w:r>
+        <w:rPr>
+          <w:rFonts w:asciiTheme="minorHAnsi" w:hAnsiTheme="minorHAnsi" w:cstheme="minorHAnsi"/>
+        </w:rPr>
+        <w:t xml:space="preserve">), mely az adott kategóriájú könyv példányszámát tartja nyilván, a </w:t>
+      </w:r>
+      <w:proofErr w:type="spellStart"/>
+      <w:r>
+        <w:rPr>
+          <w:rFonts w:asciiTheme="minorHAnsi" w:hAnsiTheme="minorHAnsi" w:cstheme="minorHAnsi"/>
+        </w:rPr>
+        <w:t>count</w:t>
+      </w:r>
+      <w:proofErr w:type="spellEnd"/>
+      <w:r>
+        <w:rPr>
+          <w:rFonts w:asciiTheme="minorHAnsi" w:hAnsiTheme="minorHAnsi" w:cstheme="minorHAnsi"/>
+        </w:rPr>
+        <w:t xml:space="preserve"> változót az öröklő osztályok konstruktoraiban inkrementálni kell. A </w:t>
+      </w:r>
+      <w:proofErr w:type="spellStart"/>
+      <w:r>
+        <w:rPr>
+          <w:rFonts w:asciiTheme="minorHAnsi" w:hAnsiTheme="minorHAnsi" w:cstheme="minorHAnsi"/>
+        </w:rPr>
+        <w:t>Book</w:t>
+      </w:r>
+      <w:proofErr w:type="spellEnd"/>
+      <w:r>
+        <w:rPr>
+          <w:rFonts w:asciiTheme="minorHAnsi" w:hAnsiTheme="minorHAnsi" w:cstheme="minorHAnsi"/>
+        </w:rPr>
+        <w:t xml:space="preserve"> és az azt öröklő osztályok összes változója „</w:t>
+      </w:r>
+      <w:proofErr w:type="spellStart"/>
+      <w:r>
+        <w:rPr>
+          <w:rFonts w:asciiTheme="minorHAnsi" w:hAnsiTheme="minorHAnsi" w:cstheme="minorHAnsi"/>
+        </w:rPr>
+        <w:t>private</w:t>
+      </w:r>
+      <w:proofErr w:type="spellEnd"/>
+      <w:r>
+        <w:rPr>
+          <w:rFonts w:asciiTheme="minorHAnsi" w:hAnsiTheme="minorHAnsi" w:cstheme="minorHAnsi"/>
+        </w:rPr>
+        <w:t xml:space="preserve">” </w:t>
+      </w:r>
+      <w:proofErr w:type="spellStart"/>
+      <w:r>
+        <w:rPr>
+          <w:rFonts w:asciiTheme="minorHAnsi" w:hAnsiTheme="minorHAnsi" w:cstheme="minorHAnsi"/>
+        </w:rPr>
+        <w:t>access</w:t>
+      </w:r>
+      <w:proofErr w:type="spellEnd"/>
+      <w:r>
+        <w:rPr>
+          <w:rFonts w:asciiTheme="minorHAnsi" w:hAnsiTheme="minorHAnsi" w:cstheme="minorHAnsi"/>
+        </w:rPr>
         <w:t xml:space="preserve"> </w:t>
       </w:r>
       <w:proofErr w:type="spellStart"/>
@@ -1806,198 +1462,13 @@
         <w:rPr>
           <w:rFonts w:asciiTheme="minorHAnsi" w:hAnsiTheme="minorHAnsi" w:cstheme="minorHAnsi"/>
         </w:rPr>
-        <w:t>loanedTo</w:t>
+        <w:t>modifierrel</w:t>
       </w:r>
       <w:proofErr w:type="spellEnd"/>
       <w:r>
         <w:rPr>
           <w:rFonts w:asciiTheme="minorHAnsi" w:hAnsiTheme="minorHAnsi" w:cstheme="minorHAnsi"/>
         </w:rPr>
-        <w:t xml:space="preserve">), mely rendelkezhet </w:t>
-      </w:r>
-      <w:proofErr w:type="spellStart"/>
-      <w:r>
-        <w:rPr>
-          <w:rFonts w:asciiTheme="minorHAnsi" w:hAnsiTheme="minorHAnsi" w:cstheme="minorHAnsi"/>
-        </w:rPr>
-        <w:t>setter</w:t>
-      </w:r>
-      <w:proofErr w:type="spellEnd"/>
-      <w:r>
-        <w:rPr>
-          <w:rFonts w:asciiTheme="minorHAnsi" w:hAnsiTheme="minorHAnsi" w:cstheme="minorHAnsi"/>
-        </w:rPr>
-        <w:t xml:space="preserve"> metódussal. </w:t>
-      </w:r>
-      <w:r>
-        <w:rPr>
-          <w:rFonts w:asciiTheme="minorHAnsi" w:hAnsiTheme="minorHAnsi" w:cstheme="minorHAnsi"/>
-        </w:rPr>
-        <w:t xml:space="preserve"> Az öröklő osztályok ezt kiegészítve rendelkeznek</w:t>
-      </w:r>
-      <w:r>
-        <w:rPr>
-          <w:rFonts w:asciiTheme="minorHAnsi" w:hAnsiTheme="minorHAnsi" w:cstheme="minorHAnsi"/>
-        </w:rPr>
-        <w:t xml:space="preserve"> egy </w:t>
-      </w:r>
-      <w:r>
-        <w:rPr>
-          <w:rFonts w:asciiTheme="minorHAnsi" w:hAnsiTheme="minorHAnsi" w:cstheme="minorHAnsi"/>
-        </w:rPr>
-        <w:t xml:space="preserve">statikus </w:t>
-      </w:r>
-      <w:r>
-        <w:rPr>
-          <w:rFonts w:asciiTheme="minorHAnsi" w:hAnsiTheme="minorHAnsi" w:cstheme="minorHAnsi"/>
-        </w:rPr>
-        <w:t>kölcsönzési idő</w:t>
-      </w:r>
-      <w:r>
-        <w:rPr>
-          <w:rFonts w:asciiTheme="minorHAnsi" w:hAnsiTheme="minorHAnsi" w:cstheme="minorHAnsi"/>
-        </w:rPr>
-        <w:t>-</w:t>
-      </w:r>
-      <w:r>
-        <w:rPr>
-          <w:rFonts w:asciiTheme="minorHAnsi" w:hAnsiTheme="minorHAnsi" w:cstheme="minorHAnsi"/>
-        </w:rPr>
-        <w:t xml:space="preserve"> (int </w:t>
-      </w:r>
-      <w:proofErr w:type="spellStart"/>
-      <w:r>
-        <w:rPr>
-          <w:rFonts w:asciiTheme="minorHAnsi" w:hAnsiTheme="minorHAnsi" w:cstheme="minorHAnsi"/>
-        </w:rPr>
-        <w:t>loanDuration</w:t>
-      </w:r>
-      <w:proofErr w:type="spellEnd"/>
-      <w:r>
-        <w:rPr>
-          <w:rFonts w:asciiTheme="minorHAnsi" w:hAnsiTheme="minorHAnsi" w:cstheme="minorHAnsi"/>
-        </w:rPr>
-        <w:t>,</w:t>
-      </w:r>
-      <w:r>
-        <w:rPr>
-          <w:rFonts w:asciiTheme="minorHAnsi" w:hAnsiTheme="minorHAnsi" w:cstheme="minorHAnsi"/>
-          <w:b/>
-        </w:rPr>
-        <w:t xml:space="preserve"> napok számában megadva</w:t>
-      </w:r>
-      <w:r>
-        <w:rPr>
-          <w:rFonts w:asciiTheme="minorHAnsi" w:hAnsiTheme="minorHAnsi" w:cstheme="minorHAnsi"/>
-        </w:rPr>
-        <w:t>)</w:t>
-      </w:r>
-      <w:r>
-        <w:rPr>
-          <w:rFonts w:asciiTheme="minorHAnsi" w:hAnsiTheme="minorHAnsi" w:cstheme="minorHAnsi"/>
-        </w:rPr>
-        <w:t xml:space="preserve"> és egy statikus számláló változó</w:t>
-      </w:r>
-      <w:r>
-        <w:rPr>
-          <w:rFonts w:asciiTheme="minorHAnsi" w:hAnsiTheme="minorHAnsi" w:cstheme="minorHAnsi"/>
-        </w:rPr>
-        <w:t>val</w:t>
-      </w:r>
-      <w:r>
-        <w:rPr>
-          <w:rFonts w:asciiTheme="minorHAnsi" w:hAnsiTheme="minorHAnsi" w:cstheme="minorHAnsi"/>
-        </w:rPr>
-        <w:t xml:space="preserve"> (int </w:t>
-      </w:r>
-      <w:proofErr w:type="spellStart"/>
-      <w:r>
-        <w:rPr>
-          <w:rFonts w:asciiTheme="minorHAnsi" w:hAnsiTheme="minorHAnsi" w:cstheme="minorHAnsi"/>
-        </w:rPr>
-        <w:t>count</w:t>
-      </w:r>
-      <w:proofErr w:type="spellEnd"/>
-      <w:r>
-        <w:rPr>
-          <w:rFonts w:asciiTheme="minorHAnsi" w:hAnsiTheme="minorHAnsi" w:cstheme="minorHAnsi"/>
-        </w:rPr>
-        <w:t>), mely az adott kategóriájú könyv példányszámát tartja nyilván</w:t>
-      </w:r>
-      <w:r>
-        <w:rPr>
-          <w:rFonts w:asciiTheme="minorHAnsi" w:hAnsiTheme="minorHAnsi" w:cstheme="minorHAnsi"/>
-        </w:rPr>
-        <w:t xml:space="preserve">, a </w:t>
-      </w:r>
-      <w:proofErr w:type="spellStart"/>
-      <w:r>
-        <w:rPr>
-          <w:rFonts w:asciiTheme="minorHAnsi" w:hAnsiTheme="minorHAnsi" w:cstheme="minorHAnsi"/>
-        </w:rPr>
-        <w:t>count</w:t>
-      </w:r>
-      <w:proofErr w:type="spellEnd"/>
-      <w:r>
-        <w:rPr>
-          <w:rFonts w:asciiTheme="minorHAnsi" w:hAnsiTheme="minorHAnsi" w:cstheme="minorHAnsi"/>
-        </w:rPr>
-        <w:t xml:space="preserve"> változót az öröklő osztályok konstruktoraiban inkrementálni kell. A </w:t>
-      </w:r>
-      <w:proofErr w:type="spellStart"/>
-      <w:r>
-        <w:rPr>
-          <w:rFonts w:asciiTheme="minorHAnsi" w:hAnsiTheme="minorHAnsi" w:cstheme="minorHAnsi"/>
-        </w:rPr>
-        <w:t>Book</w:t>
-      </w:r>
-      <w:proofErr w:type="spellEnd"/>
-      <w:r>
-        <w:rPr>
-          <w:rFonts w:asciiTheme="minorHAnsi" w:hAnsiTheme="minorHAnsi" w:cstheme="minorHAnsi"/>
-        </w:rPr>
-        <w:t xml:space="preserve"> és az azt öröklő osztályok összes változója „</w:t>
-      </w:r>
-      <w:proofErr w:type="spellStart"/>
-      <w:r>
-        <w:rPr>
-          <w:rFonts w:asciiTheme="minorHAnsi" w:hAnsiTheme="minorHAnsi" w:cstheme="minorHAnsi"/>
-        </w:rPr>
-        <w:t>private</w:t>
-      </w:r>
-      <w:proofErr w:type="spellEnd"/>
-      <w:r>
-        <w:rPr>
-          <w:rFonts w:asciiTheme="minorHAnsi" w:hAnsiTheme="minorHAnsi" w:cstheme="minorHAnsi"/>
-        </w:rPr>
-        <w:t xml:space="preserve">” </w:t>
-      </w:r>
-      <w:proofErr w:type="spellStart"/>
-      <w:r>
-        <w:rPr>
-          <w:rFonts w:asciiTheme="minorHAnsi" w:hAnsiTheme="minorHAnsi" w:cstheme="minorHAnsi"/>
-        </w:rPr>
-        <w:t>access</w:t>
-      </w:r>
-      <w:proofErr w:type="spellEnd"/>
-      <w:r>
-        <w:rPr>
-          <w:rFonts w:asciiTheme="minorHAnsi" w:hAnsiTheme="minorHAnsi" w:cstheme="minorHAnsi"/>
-        </w:rPr>
-        <w:t xml:space="preserve"> </w:t>
-      </w:r>
-      <w:proofErr w:type="spellStart"/>
-      <w:r>
-        <w:rPr>
-          <w:rFonts w:asciiTheme="minorHAnsi" w:hAnsiTheme="minorHAnsi" w:cstheme="minorHAnsi"/>
-        </w:rPr>
-        <w:t>modifierrel</w:t>
-      </w:r>
-      <w:proofErr w:type="spellEnd"/>
-      <w:r>
-        <w:rPr>
-          <w:rFonts w:asciiTheme="minorHAnsi" w:hAnsiTheme="minorHAnsi" w:cstheme="minorHAnsi"/>
-        </w:rPr>
         <w:t xml:space="preserve"> rendelkezik.</w:t>
       </w:r>
     </w:p>
@@ -2013,21 +1484,7 @@
           <w:rFonts w:cstheme="minorHAnsi"/>
           <w:sz w:val="24"/>
         </w:rPr>
-        <w:t>Azonosítók</w:t>
-      </w:r>
-      <w:r>
-        <w:rPr>
-          <w:rFonts w:cstheme="minorHAnsi"/>
-          <w:sz w:val="24"/>
-        </w:rPr>
-        <w:t xml:space="preserve"> mintái</w:t>
-      </w:r>
-      <w:r>
-        <w:rPr>
-          <w:rFonts w:cstheme="minorHAnsi"/>
-          <w:sz w:val="24"/>
-        </w:rPr>
-        <w:t>:</w:t>
+        <w:t>Azonosítók mintái:</w:t>
       </w:r>
     </w:p>
     <w:p>
@@ -2047,21 +1504,7 @@
           <w:rFonts w:cstheme="minorHAnsi"/>
           <w:sz w:val="24"/>
         </w:rPr>
-        <w:t>Sci-fi: "SF-</w:t>
-      </w:r>
-      <w:r>
-        <w:rPr>
-          <w:rFonts w:cstheme="minorHAnsi"/>
-          <w:sz w:val="24"/>
-        </w:rPr>
-        <w:t>XXX</w:t>
-      </w:r>
-      <w:r>
-        <w:rPr>
-          <w:rFonts w:cstheme="minorHAnsi"/>
-          <w:sz w:val="24"/>
-        </w:rPr>
-        <w:t>"</w:t>
+        <w:t>Sci-fi: "SF-XXX"</w:t>
       </w:r>
     </w:p>
     <w:p>
@@ -2081,21 +1524,7 @@
           <w:rFonts w:cstheme="minorHAnsi"/>
           <w:sz w:val="24"/>
         </w:rPr>
-        <w:t>Dráma: "DR-</w:t>
-      </w:r>
-      <w:r>
-        <w:rPr>
-          <w:rFonts w:cstheme="minorHAnsi"/>
-          <w:sz w:val="24"/>
-        </w:rPr>
-        <w:t>XXX</w:t>
-      </w:r>
-      <w:r>
-        <w:rPr>
-          <w:rFonts w:cstheme="minorHAnsi"/>
-          <w:sz w:val="24"/>
-        </w:rPr>
-        <w:t>"</w:t>
+        <w:t>Dráma: "DR-XXX"</w:t>
       </w:r>
     </w:p>
     <w:p>
@@ -2115,21 +1544,7 @@
           <w:rFonts w:cstheme="minorHAnsi"/>
           <w:sz w:val="24"/>
         </w:rPr>
-        <w:t>Történelem: "HS-</w:t>
-      </w:r>
-      <w:r>
-        <w:rPr>
-          <w:rFonts w:cstheme="minorHAnsi"/>
-          <w:sz w:val="24"/>
-        </w:rPr>
-        <w:t xml:space="preserve"> XXX</w:t>
-      </w:r>
-      <w:r>
-        <w:rPr>
-          <w:rFonts w:cstheme="minorHAnsi"/>
-          <w:sz w:val="24"/>
-        </w:rPr>
-        <w:t>"</w:t>
+        <w:t>Történelem: "HS- XXX"</w:t>
       </w:r>
     </w:p>
     <w:p>
@@ -2149,21 +1564,7 @@
           <w:rFonts w:cstheme="minorHAnsi"/>
           <w:sz w:val="24"/>
         </w:rPr>
-        <w:t>Gyermekkönyv: "CH-</w:t>
-      </w:r>
-      <w:r>
-        <w:rPr>
-          <w:rFonts w:cstheme="minorHAnsi"/>
-          <w:sz w:val="24"/>
-        </w:rPr>
-        <w:t xml:space="preserve"> XXX</w:t>
-      </w:r>
-      <w:r>
-        <w:rPr>
-          <w:rFonts w:cstheme="minorHAnsi"/>
-          <w:sz w:val="24"/>
-        </w:rPr>
-        <w:t>"</w:t>
+        <w:t>Gyermekkönyv: "CH- XXX"</w:t>
       </w:r>
     </w:p>
     <w:p>
@@ -2183,42 +1584,7 @@
           <w:rFonts w:cstheme="minorHAnsi"/>
           <w:sz w:val="24"/>
         </w:rPr>
-        <w:t>Szakkönyv: "</w:t>
-      </w:r>
-      <w:r>
-        <w:rPr>
-          <w:rFonts w:cstheme="minorHAnsi"/>
-          <w:sz w:val="24"/>
-        </w:rPr>
-        <w:t>T</w:t>
-      </w:r>
-      <w:r>
-        <w:rPr>
-          <w:rFonts w:cstheme="minorHAnsi"/>
-          <w:sz w:val="24"/>
-        </w:rPr>
-        <w:t>C</w:t>
-      </w:r>
-      <w:r>
-        <w:rPr>
-          <w:rFonts w:cstheme="minorHAnsi"/>
-          <w:sz w:val="24"/>
-        </w:rPr>
-        <w:t>-</w:t>
-      </w:r>
-      <w:r>
-        <w:rPr>
-          <w:rFonts w:cstheme="minorHAnsi"/>
-          <w:sz w:val="24"/>
-        </w:rPr>
-        <w:t xml:space="preserve"> XXX</w:t>
-      </w:r>
-      <w:r>
-        <w:rPr>
-          <w:rFonts w:cstheme="minorHAnsi"/>
-          <w:sz w:val="24"/>
-        </w:rPr>
-        <w:t>"</w:t>
+        <w:t>Szakkönyv: "TC- XXX"</w:t>
       </w:r>
     </w:p>
     <w:p>
@@ -2229,36 +1595,338 @@
           <w:sz w:val="32"/>
         </w:rPr>
       </w:pPr>
-    </w:p>
-    <w:p>
-      <w:pPr>
-        <w:rPr>
-          <w:rFonts w:cstheme="minorHAnsi"/>
-          <w:sz w:val="24"/>
-        </w:rPr>
-      </w:pPr>
-      <w:r>
-        <w:rPr>
-          <w:rFonts w:cstheme="minorHAnsi"/>
-          <w:sz w:val="24"/>
-        </w:rPr>
-        <w:t xml:space="preserve">A program induláskor fájlból töltse be a könyvek listáját és aktuális státuszukat. </w:t>
-      </w:r>
-    </w:p>
-    <w:p>
-      <w:pPr>
-        <w:rPr>
-          <w:rFonts w:cstheme="minorHAnsi"/>
-          <w:sz w:val="24"/>
-        </w:rPr>
-      </w:pPr>
-      <w:r>
-        <w:rPr>
-          <w:rFonts w:cstheme="minorHAnsi"/>
-          <w:sz w:val="24"/>
-        </w:rPr>
-        <w:t>A tagok adatait (név, tagsági azonosító) szintén fájlból olvassa.</w:t>
-      </w:r>
+      <w:r>
+        <w:rPr>
+          <w:rFonts w:cstheme="minorHAnsi"/>
+          <w:b/>
+          <w:sz w:val="32"/>
+        </w:rPr>
+        <w:br w:type="page"/>
+      </w:r>
+    </w:p>
+    <w:p>
+      <w:pPr>
+        <w:rPr>
+          <w:rFonts w:cstheme="minorHAnsi"/>
+          <w:b/>
+          <w:sz w:val="32"/>
+        </w:rPr>
+      </w:pPr>
+    </w:p>
+    <w:p>
+      <w:pPr>
+        <w:rPr>
+          <w:rFonts w:cstheme="minorHAnsi"/>
+          <w:sz w:val="24"/>
+        </w:rPr>
+      </w:pPr>
+      <w:r>
+        <w:rPr>
+          <w:rFonts w:cstheme="minorHAnsi"/>
+          <w:sz w:val="24"/>
+        </w:rPr>
+        <w:t xml:space="preserve">A program induláskor </w:t>
+      </w:r>
+      <w:proofErr w:type="spellStart"/>
+      <w:r>
+        <w:rPr>
+          <w:rFonts w:cstheme="minorHAnsi"/>
+          <w:sz w:val="24"/>
+        </w:rPr>
+        <w:t>txt</w:t>
+      </w:r>
+      <w:proofErr w:type="spellEnd"/>
+      <w:r>
+        <w:rPr>
+          <w:rFonts w:cstheme="minorHAnsi"/>
+          <w:sz w:val="24"/>
+        </w:rPr>
+        <w:t xml:space="preserve"> </w:t>
+      </w:r>
+      <w:r>
+        <w:rPr>
+          <w:rFonts w:cstheme="minorHAnsi"/>
+          <w:sz w:val="24"/>
+        </w:rPr>
+        <w:t xml:space="preserve">fájlból töltse be a könyvek listáját és aktuális státuszukat. </w:t>
+      </w:r>
+      <w:r>
+        <w:rPr>
+          <w:rFonts w:cstheme="minorHAnsi"/>
+          <w:sz w:val="24"/>
+        </w:rPr>
+        <w:br/>
+        <w:t>Az adatokat 4 részre kell bontani:</w:t>
+      </w:r>
+    </w:p>
+    <w:p>
+      <w:pPr>
+        <w:pStyle w:val="Listaszerbekezds"/>
+        <w:numPr>
+          <w:ilvl w:val="0"/>
+          <w:numId w:val="10"/>
+        </w:numPr>
+        <w:rPr>
+          <w:rFonts w:cstheme="minorHAnsi"/>
+          <w:sz w:val="24"/>
+        </w:rPr>
+      </w:pPr>
+      <w:r>
+        <w:rPr>
+          <w:rFonts w:cstheme="minorHAnsi"/>
+          <w:sz w:val="24"/>
+        </w:rPr>
+        <w:t>A kölcsönözhető könyvek (loanbleBooks.txt)</w:t>
+      </w:r>
+    </w:p>
+    <w:p>
+      <w:pPr>
+        <w:pStyle w:val="Listaszerbekezds"/>
+        <w:numPr>
+          <w:ilvl w:val="0"/>
+          <w:numId w:val="10"/>
+        </w:numPr>
+        <w:rPr>
+          <w:rFonts w:cstheme="minorHAnsi"/>
+          <w:sz w:val="24"/>
+        </w:rPr>
+      </w:pPr>
+      <w:r>
+        <w:rPr>
+          <w:rFonts w:cstheme="minorHAnsi"/>
+          <w:sz w:val="24"/>
+        </w:rPr>
+        <w:t xml:space="preserve">A </w:t>
+      </w:r>
+      <w:proofErr w:type="spellStart"/>
+      <w:r>
+        <w:rPr>
+          <w:rFonts w:cstheme="minorHAnsi"/>
+          <w:sz w:val="24"/>
+        </w:rPr>
+        <w:t>könytár</w:t>
+      </w:r>
+      <w:proofErr w:type="spellEnd"/>
+      <w:r>
+        <w:rPr>
+          <w:rFonts w:cstheme="minorHAnsi"/>
+          <w:sz w:val="24"/>
+        </w:rPr>
+        <w:t xml:space="preserve"> tagjai (members.txt)</w:t>
+      </w:r>
+    </w:p>
+    <w:p>
+      <w:pPr>
+        <w:pStyle w:val="Listaszerbekezds"/>
+        <w:numPr>
+          <w:ilvl w:val="0"/>
+          <w:numId w:val="10"/>
+        </w:numPr>
+        <w:rPr>
+          <w:rFonts w:cstheme="minorHAnsi"/>
+          <w:sz w:val="24"/>
+        </w:rPr>
+      </w:pPr>
+      <w:r>
+        <w:rPr>
+          <w:rFonts w:cstheme="minorHAnsi"/>
+          <w:sz w:val="24"/>
+        </w:rPr>
+        <w:t>Aktuális kölcsönzések (loanedBooks.txt)</w:t>
+      </w:r>
+    </w:p>
+    <w:p>
+      <w:pPr>
+        <w:pStyle w:val="Listaszerbekezds"/>
+        <w:numPr>
+          <w:ilvl w:val="0"/>
+          <w:numId w:val="10"/>
+        </w:numPr>
+        <w:rPr>
+          <w:rFonts w:cstheme="minorHAnsi"/>
+          <w:sz w:val="24"/>
+        </w:rPr>
+      </w:pPr>
+      <w:r>
+        <w:rPr>
+          <w:rFonts w:cstheme="minorHAnsi"/>
+          <w:sz w:val="24"/>
+        </w:rPr>
+        <w:t>Büntetések (fines.txt)</w:t>
+      </w:r>
+    </w:p>
+    <w:p>
+      <w:pPr>
+        <w:pStyle w:val="ALSBBCM"/>
+      </w:pPr>
+      <w:r>
+        <w:t>Formátumok:</w:t>
+      </w:r>
+    </w:p>
+    <w:p>
+      <w:pPr>
+        <w:pStyle w:val="BEKEZDS"/>
+      </w:pPr>
+      <w:r>
+        <w:tab/>
+        <w:t xml:space="preserve">loanableBooks.txt: </w:t>
+      </w:r>
+      <w:proofErr w:type="spellStart"/>
+      <w:r>
+        <w:t>id;title;author</w:t>
+      </w:r>
+      <w:proofErr w:type="spellEnd"/>
+      <w:r>
+        <w:t>;</w:t>
+      </w:r>
+    </w:p>
+    <w:p>
+      <w:pPr>
+        <w:pStyle w:val="BEKEZDS"/>
+        <w:ind w:firstLine="708"/>
+      </w:pPr>
+      <w:r>
+        <w:t xml:space="preserve">members.txt: </w:t>
+      </w:r>
+      <w:proofErr w:type="spellStart"/>
+      <w:r>
+        <w:t>id;name</w:t>
+      </w:r>
+      <w:proofErr w:type="spellEnd"/>
+    </w:p>
+    <w:p>
+      <w:pPr>
+        <w:pStyle w:val="BEKEZDS"/>
+        <w:ind w:firstLine="708"/>
+      </w:pPr>
+      <w:r>
+        <w:t xml:space="preserve">loanedBooks.txt: </w:t>
+      </w:r>
+      <w:proofErr w:type="spellStart"/>
+      <w:r>
+        <w:t>id;memberId</w:t>
+      </w:r>
+      <w:proofErr w:type="spellEnd"/>
+    </w:p>
+    <w:p>
+      <w:pPr>
+        <w:pStyle w:val="BEKEZDS"/>
+        <w:ind w:firstLine="708"/>
+      </w:pPr>
+      <w:r>
+        <w:t xml:space="preserve">fines.txt: </w:t>
+      </w:r>
+      <w:proofErr w:type="spellStart"/>
+      <w:r>
+        <w:t>memberId;amount</w:t>
+      </w:r>
+      <w:proofErr w:type="spellEnd"/>
+      <w:r>
+        <w:t>(int)</w:t>
+      </w:r>
+    </w:p>
+    <w:p>
+      <w:pPr>
+        <w:rPr>
+          <w:rFonts w:cstheme="minorHAnsi"/>
+          <w:sz w:val="24"/>
+        </w:rPr>
+      </w:pPr>
+      <w:r>
+        <w:rPr>
+          <w:rFonts w:cstheme="minorHAnsi"/>
+          <w:sz w:val="24"/>
+        </w:rPr>
+        <w:t>A fájlokat dinamikusan kell frissíteni a program futása közben. Hibakezeléssel kell felszerelni minden fájl műveletet, erre saját kivétel osztályokat kell használni:</w:t>
+      </w:r>
+    </w:p>
+    <w:p>
+      <w:pPr>
+        <w:pStyle w:val="Listaszerbekezds"/>
+        <w:numPr>
+          <w:ilvl w:val="0"/>
+          <w:numId w:val="11"/>
+        </w:numPr>
+        <w:rPr>
+          <w:rFonts w:cstheme="minorHAnsi"/>
+          <w:sz w:val="24"/>
+        </w:rPr>
+      </w:pPr>
+      <w:proofErr w:type="spellStart"/>
+      <w:r>
+        <w:rPr>
+          <w:rFonts w:cstheme="minorHAnsi"/>
+          <w:sz w:val="24"/>
+        </w:rPr>
+        <w:t>InvalidBookIdException</w:t>
+      </w:r>
+      <w:proofErr w:type="spellEnd"/>
+    </w:p>
+    <w:p>
+      <w:pPr>
+        <w:pStyle w:val="Listaszerbekezds"/>
+        <w:numPr>
+          <w:ilvl w:val="0"/>
+          <w:numId w:val="11"/>
+        </w:numPr>
+        <w:rPr>
+          <w:rFonts w:cstheme="minorHAnsi"/>
+          <w:sz w:val="24"/>
+        </w:rPr>
+      </w:pPr>
+      <w:proofErr w:type="spellStart"/>
+      <w:r>
+        <w:rPr>
+          <w:rFonts w:cstheme="minorHAnsi"/>
+          <w:sz w:val="24"/>
+        </w:rPr>
+        <w:t>InvalidMemberException</w:t>
+      </w:r>
+      <w:proofErr w:type="spellEnd"/>
+    </w:p>
+    <w:p>
+      <w:pPr>
+        <w:pStyle w:val="Listaszerbekezds"/>
+        <w:numPr>
+          <w:ilvl w:val="0"/>
+          <w:numId w:val="11"/>
+        </w:numPr>
+        <w:rPr>
+          <w:rFonts w:cstheme="minorHAnsi"/>
+          <w:sz w:val="24"/>
+        </w:rPr>
+      </w:pPr>
+      <w:proofErr w:type="spellStart"/>
+      <w:r>
+        <w:rPr>
+          <w:rFonts w:cstheme="minorHAnsi"/>
+          <w:sz w:val="24"/>
+        </w:rPr>
+        <w:t>InvalidNumberInputExceptionAtUserInterface</w:t>
+      </w:r>
+      <w:proofErr w:type="spellEnd"/>
+    </w:p>
+    <w:p>
+      <w:pPr>
+        <w:pStyle w:val="Listaszerbekezds"/>
+        <w:numPr>
+          <w:ilvl w:val="0"/>
+          <w:numId w:val="11"/>
+        </w:numPr>
+        <w:rPr>
+          <w:rFonts w:cstheme="minorHAnsi"/>
+          <w:sz w:val="24"/>
+        </w:rPr>
+      </w:pPr>
+      <w:proofErr w:type="spellStart"/>
+      <w:r>
+        <w:rPr>
+          <w:rFonts w:cstheme="minorHAnsi"/>
+          <w:sz w:val="24"/>
+        </w:rPr>
+        <w:t>InvalidReadingException</w:t>
+      </w:r>
+      <w:proofErr w:type="spellEnd"/>
     </w:p>
     <w:p>
       <w:pPr>
@@ -2274,6 +1942,77 @@
         </w:rPr>
         <w:t>Egy tag maximum 3 könyvet kölcsönözhet ki egyszerre.</w:t>
       </w:r>
+      <w:r>
+        <w:rPr>
+          <w:rFonts w:cstheme="minorHAnsi"/>
+          <w:sz w:val="24"/>
+        </w:rPr>
+        <w:t xml:space="preserve"> Ezt a </w:t>
+      </w:r>
+      <w:proofErr w:type="spellStart"/>
+      <w:r>
+        <w:rPr>
+          <w:rFonts w:cstheme="minorHAnsi"/>
+          <w:sz w:val="24"/>
+        </w:rPr>
+        <w:t>loanedBooks</w:t>
+      </w:r>
+      <w:proofErr w:type="spellEnd"/>
+      <w:r>
+        <w:rPr>
+          <w:rFonts w:cstheme="minorHAnsi"/>
+          <w:sz w:val="24"/>
+        </w:rPr>
+        <w:t xml:space="preserve"> (int) adattaggal tartjuk számon a </w:t>
+      </w:r>
+      <w:proofErr w:type="spellStart"/>
+      <w:r>
+        <w:rPr>
+          <w:rFonts w:cstheme="minorHAnsi"/>
+          <w:sz w:val="24"/>
+        </w:rPr>
+        <w:t>Member</w:t>
+      </w:r>
+      <w:proofErr w:type="spellEnd"/>
+      <w:r>
+        <w:rPr>
+          <w:rFonts w:cstheme="minorHAnsi"/>
+          <w:sz w:val="24"/>
+        </w:rPr>
+        <w:t xml:space="preserve"> osztályban (</w:t>
+      </w:r>
+      <w:proofErr w:type="spellStart"/>
+      <w:r>
+        <w:rPr>
+          <w:rFonts w:cstheme="minorHAnsi"/>
+          <w:sz w:val="24"/>
+        </w:rPr>
+        <w:t>getter</w:t>
+      </w:r>
+      <w:proofErr w:type="spellEnd"/>
+      <w:r>
+        <w:rPr>
+          <w:rFonts w:cstheme="minorHAnsi"/>
+          <w:sz w:val="24"/>
+        </w:rPr>
+        <w:t xml:space="preserve"> és </w:t>
+      </w:r>
+      <w:proofErr w:type="spellStart"/>
+      <w:r>
+        <w:rPr>
+          <w:rFonts w:cstheme="minorHAnsi"/>
+          <w:sz w:val="24"/>
+        </w:rPr>
+        <w:t>setter</w:t>
+      </w:r>
+      <w:proofErr w:type="spellEnd"/>
+      <w:r>
+        <w:rPr>
+          <w:rFonts w:cstheme="minorHAnsi"/>
+          <w:sz w:val="24"/>
+        </w:rPr>
+        <w:t xml:space="preserve"> karbantartó metódusokkal)</w:t>
+      </w:r>
     </w:p>
     <w:p>
       <w:pPr>
@@ -2317,7 +2056,6 @@
           <w:rFonts w:cstheme="minorHAnsi"/>
           <w:sz w:val="24"/>
         </w:rPr>
-        <w:lastRenderedPageBreak/>
         <w:t>Legyen menürendszer a könnyű kezeléshez.</w:t>
       </w:r>
     </w:p>
@@ -2333,14 +2071,7 @@
           <w:rFonts w:cstheme="minorHAnsi"/>
           <w:sz w:val="24"/>
         </w:rPr>
-        <w:t>+</w:t>
-      </w:r>
-      <w:r>
-        <w:rPr>
-          <w:rFonts w:cstheme="minorHAnsi"/>
-          <w:sz w:val="24"/>
-        </w:rPr>
-        <w:t xml:space="preserve">2 funkció </w:t>
+        <w:t xml:space="preserve">+2 funkció </w:t>
       </w:r>
       <w:proofErr w:type="spellStart"/>
       <w:r>
@@ -2405,14 +2136,7 @@
           <w:rFonts w:cstheme="minorHAnsi"/>
           <w:sz w:val="24"/>
         </w:rPr>
-        <w:t xml:space="preserve"> játék</w:t>
-      </w:r>
-      <w:r>
-        <w:rPr>
-          <w:rFonts w:cstheme="minorHAnsi"/>
-          <w:sz w:val="24"/>
-        </w:rPr>
-        <w:t xml:space="preserve"> API</w:t>
+        <w:t xml:space="preserve"> játék API</w:t>
       </w:r>
     </w:p>
     <w:p>
@@ -2532,12 +2256,8 @@
       </w:r>
     </w:p>
     <w:p>
-      <w:pPr>
-        <w:rPr>
-          <w:rFonts w:cstheme="minorHAnsi"/>
-          <w:sz w:val="24"/>
-        </w:rPr>
-      </w:pPr>
+      <w:bookmarkStart w:id="0" w:name="_GoBack"/>
+      <w:bookmarkEnd w:id="0"/>
     </w:p>
     <w:sectPr>
       <w:pgSz w:w="11906" w:h="16838"/>
@@ -2890,6 +2610,119 @@
     </w:lvl>
   </w:abstractNum>
   <w:abstractNum w:abstractNumId="3" w15:restartNumberingAfterBreak="0">
+    <w:nsid w:val="1EE31823"/>
+    <w:multiLevelType w:val="hybridMultilevel"/>
+    <w:tmpl w:val="6992A7EE"/>
+    <w:lvl w:ilvl="0" w:tplc="040E0001">
+      <w:start w:val="1"/>
+      <w:numFmt w:val="bullet"/>
+      <w:lvlText w:val=""/>
+      <w:lvlJc w:val="left"/>
+      <w:pPr>
+        <w:ind w:left="720" w:hanging="360"/>
+      </w:pPr>
+      <w:rPr>
+        <w:rFonts w:ascii="Symbol" w:hAnsi="Symbol" w:hint="default"/>
+      </w:rPr>
+    </w:lvl>
+    <w:lvl w:ilvl="1" w:tplc="040E0003" w:tentative="1">
+      <w:start w:val="1"/>
+      <w:numFmt w:val="bullet"/>
+      <w:lvlText w:val="o"/>
+      <w:lvlJc w:val="left"/>
+      <w:pPr>
+        <w:ind w:left="1440" w:hanging="360"/>
+      </w:pPr>
+      <w:rPr>
+        <w:rFonts w:ascii="Courier New" w:hAnsi="Courier New" w:cs="Courier New" w:hint="default"/>
+      </w:rPr>
+    </w:lvl>
+    <w:lvl w:ilvl="2" w:tplc="040E0005" w:tentative="1">
+      <w:start w:val="1"/>
+      <w:numFmt w:val="bullet"/>
+      <w:lvlText w:val=""/>
+      <w:lvlJc w:val="left"/>
+      <w:pPr>
+        <w:ind w:left="2160" w:hanging="360"/>
+      </w:pPr>
+      <w:rPr>
+        <w:rFonts w:ascii="Wingdings" w:hAnsi="Wingdings" w:hint="default"/>
+      </w:rPr>
+    </w:lvl>
+    <w:lvl w:ilvl="3" w:tplc="040E0001" w:tentative="1">
+      <w:start w:val="1"/>
+      <w:numFmt w:val="bullet"/>
+      <w:lvlText w:val=""/>
+      <w:lvlJc w:val="left"/>
+      <w:pPr>
+        <w:ind w:left="2880" w:hanging="360"/>
+      </w:pPr>
+      <w:rPr>
+        <w:rFonts w:ascii="Symbol" w:hAnsi="Symbol" w:hint="default"/>
+      </w:rPr>
+    </w:lvl>
+    <w:lvl w:ilvl="4" w:tplc="040E0003" w:tentative="1">
+      <w:start w:val="1"/>
+      <w:numFmt w:val="bullet"/>
+      <w:lvlText w:val="o"/>
+      <w:lvlJc w:val="left"/>
+      <w:pPr>
+        <w:ind w:left="3600" w:hanging="360"/>
+      </w:pPr>
+      <w:rPr>
+        <w:rFonts w:ascii="Courier New" w:hAnsi="Courier New" w:cs="Courier New" w:hint="default"/>
+      </w:rPr>
+    </w:lvl>
+    <w:lvl w:ilvl="5" w:tplc="040E0005" w:tentative="1">
+      <w:start w:val="1"/>
+      <w:numFmt w:val="bullet"/>
+      <w:lvlText w:val=""/>
+      <w:lvlJc w:val="left"/>
+      <w:pPr>
+        <w:ind w:left="4320" w:hanging="360"/>
+      </w:pPr>
+      <w:rPr>
+        <w:rFonts w:ascii="Wingdings" w:hAnsi="Wingdings" w:hint="default"/>
+      </w:rPr>
+    </w:lvl>
+    <w:lvl w:ilvl="6" w:tplc="040E0001" w:tentative="1">
+      <w:start w:val="1"/>
+      <w:numFmt w:val="bullet"/>
+      <w:lvlText w:val=""/>
+      <w:lvlJc w:val="left"/>
+      <w:pPr>
+        <w:ind w:left="5040" w:hanging="360"/>
+      </w:pPr>
+      <w:rPr>
+        <w:rFonts w:ascii="Symbol" w:hAnsi="Symbol" w:hint="default"/>
+      </w:rPr>
+    </w:lvl>
+    <w:lvl w:ilvl="7" w:tplc="040E0003" w:tentative="1">
+      <w:start w:val="1"/>
+      <w:numFmt w:val="bullet"/>
+      <w:lvlText w:val="o"/>
+      <w:lvlJc w:val="left"/>
+      <w:pPr>
+        <w:ind w:left="5760" w:hanging="360"/>
+      </w:pPr>
+      <w:rPr>
+        <w:rFonts w:ascii="Courier New" w:hAnsi="Courier New" w:cs="Courier New" w:hint="default"/>
+      </w:rPr>
+    </w:lvl>
+    <w:lvl w:ilvl="8" w:tplc="040E0005" w:tentative="1">
+      <w:start w:val="1"/>
+      <w:numFmt w:val="bullet"/>
+      <w:lvlText w:val=""/>
+      <w:lvlJc w:val="left"/>
+      <w:pPr>
+        <w:ind w:left="6480" w:hanging="360"/>
+      </w:pPr>
+      <w:rPr>
+        <w:rFonts w:ascii="Wingdings" w:hAnsi="Wingdings" w:hint="default"/>
+      </w:rPr>
+    </w:lvl>
+  </w:abstractNum>
+  <w:abstractNum w:abstractNumId="4" w15:restartNumberingAfterBreak="0">
     <w:nsid w:val="20B6154C"/>
     <w:multiLevelType w:val="hybridMultilevel"/>
     <w:tmpl w:val="6D54B42A"/>
@@ -3002,7 +2835,7 @@
       </w:rPr>
     </w:lvl>
   </w:abstractNum>
-  <w:abstractNum w:abstractNumId="4" w15:restartNumberingAfterBreak="0">
+  <w:abstractNum w:abstractNumId="5" w15:restartNumberingAfterBreak="0">
     <w:nsid w:val="389D273F"/>
     <w:multiLevelType w:val="hybridMultilevel"/>
     <w:tmpl w:val="9B2A1C16"/>
@@ -3115,7 +2948,7 @@
       </w:rPr>
     </w:lvl>
   </w:abstractNum>
-  <w:abstractNum w:abstractNumId="5" w15:restartNumberingAfterBreak="0">
+  <w:abstractNum w:abstractNumId="6" w15:restartNumberingAfterBreak="0">
     <w:nsid w:val="3A5A5287"/>
     <w:multiLevelType w:val="hybridMultilevel"/>
     <w:tmpl w:val="21D084DE"/>
@@ -3227,7 +3060,7 @@
       </w:rPr>
     </w:lvl>
   </w:abstractNum>
-  <w:abstractNum w:abstractNumId="6" w15:restartNumberingAfterBreak="0">
+  <w:abstractNum w:abstractNumId="7" w15:restartNumberingAfterBreak="0">
     <w:nsid w:val="3F9156C8"/>
     <w:multiLevelType w:val="hybridMultilevel"/>
     <w:tmpl w:val="B514784A"/>
@@ -3339,7 +3172,120 @@
       </w:rPr>
     </w:lvl>
   </w:abstractNum>
-  <w:abstractNum w:abstractNumId="7" w15:restartNumberingAfterBreak="0">
+  <w:abstractNum w:abstractNumId="8" w15:restartNumberingAfterBreak="0">
+    <w:nsid w:val="52C93277"/>
+    <w:multiLevelType w:val="hybridMultilevel"/>
+    <w:tmpl w:val="9976CC2E"/>
+    <w:lvl w:ilvl="0" w:tplc="040E0001">
+      <w:start w:val="1"/>
+      <w:numFmt w:val="bullet"/>
+      <w:lvlText w:val=""/>
+      <w:lvlJc w:val="left"/>
+      <w:pPr>
+        <w:ind w:left="720" w:hanging="360"/>
+      </w:pPr>
+      <w:rPr>
+        <w:rFonts w:ascii="Symbol" w:hAnsi="Symbol" w:hint="default"/>
+      </w:rPr>
+    </w:lvl>
+    <w:lvl w:ilvl="1" w:tplc="040E0003" w:tentative="1">
+      <w:start w:val="1"/>
+      <w:numFmt w:val="bullet"/>
+      <w:lvlText w:val="o"/>
+      <w:lvlJc w:val="left"/>
+      <w:pPr>
+        <w:ind w:left="1440" w:hanging="360"/>
+      </w:pPr>
+      <w:rPr>
+        <w:rFonts w:ascii="Courier New" w:hAnsi="Courier New" w:cs="Courier New" w:hint="default"/>
+      </w:rPr>
+    </w:lvl>
+    <w:lvl w:ilvl="2" w:tplc="040E0005" w:tentative="1">
+      <w:start w:val="1"/>
+      <w:numFmt w:val="bullet"/>
+      <w:lvlText w:val=""/>
+      <w:lvlJc w:val="left"/>
+      <w:pPr>
+        <w:ind w:left="2160" w:hanging="360"/>
+      </w:pPr>
+      <w:rPr>
+        <w:rFonts w:ascii="Wingdings" w:hAnsi="Wingdings" w:hint="default"/>
+      </w:rPr>
+    </w:lvl>
+    <w:lvl w:ilvl="3" w:tplc="040E0001" w:tentative="1">
+      <w:start w:val="1"/>
+      <w:numFmt w:val="bullet"/>
+      <w:lvlText w:val=""/>
+      <w:lvlJc w:val="left"/>
+      <w:pPr>
+        <w:ind w:left="2880" w:hanging="360"/>
+      </w:pPr>
+      <w:rPr>
+        <w:rFonts w:ascii="Symbol" w:hAnsi="Symbol" w:hint="default"/>
+      </w:rPr>
+    </w:lvl>
+    <w:lvl w:ilvl="4" w:tplc="040E0003" w:tentative="1">
+      <w:start w:val="1"/>
+      <w:numFmt w:val="bullet"/>
+      <w:lvlText w:val="o"/>
+      <w:lvlJc w:val="left"/>
+      <w:pPr>
+        <w:ind w:left="3600" w:hanging="360"/>
+      </w:pPr>
+      <w:rPr>
+        <w:rFonts w:ascii="Courier New" w:hAnsi="Courier New" w:cs="Courier New" w:hint="default"/>
+      </w:rPr>
+    </w:lvl>
+    <w:lvl w:ilvl="5" w:tplc="040E0005" w:tentative="1">
+      <w:start w:val="1"/>
+      <w:numFmt w:val="bullet"/>
+      <w:lvlText w:val=""/>
+      <w:lvlJc w:val="left"/>
+      <w:pPr>
+        <w:ind w:left="4320" w:hanging="360"/>
+      </w:pPr>
+      <w:rPr>
+        <w:rFonts w:ascii="Wingdings" w:hAnsi="Wingdings" w:hint="default"/>
+      </w:rPr>
+    </w:lvl>
+    <w:lvl w:ilvl="6" w:tplc="040E0001" w:tentative="1">
+      <w:start w:val="1"/>
+      <w:numFmt w:val="bullet"/>
+      <w:lvlText w:val=""/>
+      <w:lvlJc w:val="left"/>
+      <w:pPr>
+        <w:ind w:left="5040" w:hanging="360"/>
+      </w:pPr>
+      <w:rPr>
+        <w:rFonts w:ascii="Symbol" w:hAnsi="Symbol" w:hint="default"/>
+      </w:rPr>
+    </w:lvl>
+    <w:lvl w:ilvl="7" w:tplc="040E0003" w:tentative="1">
+      <w:start w:val="1"/>
+      <w:numFmt w:val="bullet"/>
+      <w:lvlText w:val="o"/>
+      <w:lvlJc w:val="left"/>
+      <w:pPr>
+        <w:ind w:left="5760" w:hanging="360"/>
+      </w:pPr>
+      <w:rPr>
+        <w:rFonts w:ascii="Courier New" w:hAnsi="Courier New" w:cs="Courier New" w:hint="default"/>
+      </w:rPr>
+    </w:lvl>
+    <w:lvl w:ilvl="8" w:tplc="040E0005" w:tentative="1">
+      <w:start w:val="1"/>
+      <w:numFmt w:val="bullet"/>
+      <w:lvlText w:val=""/>
+      <w:lvlJc w:val="left"/>
+      <w:pPr>
+        <w:ind w:left="6480" w:hanging="360"/>
+      </w:pPr>
+      <w:rPr>
+        <w:rFonts w:ascii="Wingdings" w:hAnsi="Wingdings" w:hint="default"/>
+      </w:rPr>
+    </w:lvl>
+  </w:abstractNum>
+  <w:abstractNum w:abstractNumId="9" w15:restartNumberingAfterBreak="0">
     <w:nsid w:val="5A1C381A"/>
     <w:multiLevelType w:val="hybridMultilevel"/>
     <w:tmpl w:val="089805E0"/>
@@ -3452,7 +3398,7 @@
       </w:rPr>
     </w:lvl>
   </w:abstractNum>
-  <w:abstractNum w:abstractNumId="8" w15:restartNumberingAfterBreak="0">
+  <w:abstractNum w:abstractNumId="10" w15:restartNumberingAfterBreak="0">
     <w:nsid w:val="764B7423"/>
     <w:multiLevelType w:val="hybridMultilevel"/>
     <w:tmpl w:val="6DEA015E"/>
@@ -3572,25 +3518,31 @@
     <w:abstractNumId w:val="1"/>
   </w:num>
   <w:num w:numId="3">
-    <w:abstractNumId w:val="7"/>
+    <w:abstractNumId w:val="9"/>
   </w:num>
   <w:num w:numId="4">
+    <w:abstractNumId w:val="5"/>
+  </w:num>
+  <w:num w:numId="5">
+    <w:abstractNumId w:val="10"/>
+  </w:num>
+  <w:num w:numId="6">
     <w:abstractNumId w:val="4"/>
   </w:num>
-  <w:num w:numId="5">
-    <w:abstractNumId w:val="8"/>
-  </w:num>
-  <w:num w:numId="6">
-    <w:abstractNumId w:val="3"/>
-  </w:num>
   <w:num w:numId="7">
-    <w:abstractNumId w:val="5"/>
+    <w:abstractNumId w:val="6"/>
   </w:num>
   <w:num w:numId="8">
-    <w:abstractNumId w:val="6"/>
+    <w:abstractNumId w:val="7"/>
   </w:num>
   <w:num w:numId="9">
     <w:abstractNumId w:val="0"/>
+  </w:num>
+  <w:num w:numId="10">
+    <w:abstractNumId w:val="8"/>
+  </w:num>
+  <w:num w:numId="11">
+    <w:abstractNumId w:val="3"/>
   </w:num>
 </w:numbering>
 </file>
@@ -3992,6 +3944,7 @@
   <w:style w:type="paragraph" w:default="1" w:styleId="Norml">
     <w:name w:val="Normal"/>
     <w:qFormat/>
+    <w:rsid w:val="00242137"/>
   </w:style>
   <w:style w:type="character" w:default="1" w:styleId="Bekezdsalapbettpusa">
     <w:name w:val="Default Paragraph Font"/>
@@ -4449,7 +4402,7 @@
 </file>
 
 <file path=customXml/itemProps1.xml><?xml version="1.0" encoding="utf-8"?>
-<ds:datastoreItem xmlns:ds="http://schemas.openxmlformats.org/officeDocument/2006/customXml" ds:itemID="{B1860331-F9F5-4377-ABF1-90325A52AD94}">
+<ds:datastoreItem xmlns:ds="http://schemas.openxmlformats.org/officeDocument/2006/customXml" ds:itemID="{EB983984-D345-4436-9A5E-92FCBBE92755}">
   <ds:schemaRefs>
     <ds:schemaRef ds:uri="http://schemas.openxmlformats.org/officeDocument/2006/bibliography"/>
   </ds:schemaRefs>

--- a/Library-Loan-System-Specification.docx
+++ b/Library-Loan-System-Specification.docx
@@ -1,6 +1,6 @@
 
 <file path=word/document.xml><?xml version="1.0" encoding="utf-8"?>
-<w:document xmlns:wpc="http://schemas.microsoft.com/office/word/2010/wordprocessingCanvas" xmlns:cx="http://schemas.microsoft.com/office/drawing/2014/chartex" xmlns:cx1="http://schemas.microsoft.com/office/drawing/2015/9/8/chartex" xmlns:cx2="http://schemas.microsoft.com/office/drawing/2015/10/21/chartex" xmlns:cx3="http://schemas.microsoft.com/office/drawing/2016/5/9/chartex" xmlns:cx4="http://schemas.microsoft.com/office/drawing/2016/5/10/chartex" xmlns:cx5="http://schemas.microsoft.com/office/drawing/2016/5/11/chartex" xmlns:cx6="http://schemas.microsoft.com/office/drawing/2016/5/12/chartex" xmlns:cx7="http://schemas.microsoft.com/office/drawing/2016/5/13/chartex" xmlns:cx8="http://schemas.microsoft.com/office/drawing/2016/5/14/chartex" xmlns:mc="http://schemas.openxmlformats.org/markup-compatibility/2006" xmlns:aink="http://schemas.microsoft.com/office/drawing/2016/ink" xmlns:am3d="http://schemas.microsoft.com/office/drawing/2017/model3d" xmlns:o="urn:schemas-microsoft-com:office:office" xmlns:r="http://schemas.openxmlformats.org/officeDocument/2006/relationships" xmlns:m="http://schemas.openxmlformats.org/officeDocument/2006/math" xmlns:v="urn:schemas-microsoft-com:vml" xmlns:wp14="http://schemas.microsoft.com/office/word/2010/wordprocessingDrawing" xmlns:wp="http://schemas.openxmlformats.org/drawingml/2006/wordprocessingDrawing" xmlns:w10="urn:schemas-microsoft-com:office:word" xmlns:w="http://schemas.openxmlformats.org/wordprocessingml/2006/main" xmlns:w14="http://schemas.microsoft.com/office/word/2010/wordml" xmlns:w15="http://schemas.microsoft.com/office/word/2012/wordml" xmlns:w16cid="http://schemas.microsoft.com/office/word/2016/wordml/cid" xmlns:w16se="http://schemas.microsoft.com/office/word/2015/wordml/symex" xmlns:wpg="http://schemas.microsoft.com/office/word/2010/wordprocessingGroup" xmlns:wpi="http://schemas.microsoft.com/office/word/2010/wordprocessingInk" xmlns:wne="http://schemas.microsoft.com/office/word/2006/wordml" xmlns:wps="http://schemas.microsoft.com/office/word/2010/wordprocessingShape" mc:Ignorable="w14 w15 w16se w16cid wp14">
+<w:document xmlns:wpc="http://schemas.microsoft.com/office/word/2010/wordprocessingCanvas" xmlns:cx="http://schemas.microsoft.com/office/drawing/2014/chartex" xmlns:cx1="http://schemas.microsoft.com/office/drawing/2015/9/8/chartex" xmlns:cx2="http://schemas.microsoft.com/office/drawing/2015/10/21/chartex" xmlns:cx3="http://schemas.microsoft.com/office/drawing/2016/5/9/chartex" xmlns:cx4="http://schemas.microsoft.com/office/drawing/2016/5/10/chartex" xmlns:cx5="http://schemas.microsoft.com/office/drawing/2016/5/11/chartex" xmlns:cx6="http://schemas.microsoft.com/office/drawing/2016/5/12/chartex" xmlns:cx7="http://schemas.microsoft.com/office/drawing/2016/5/13/chartex" xmlns:cx8="http://schemas.microsoft.com/office/drawing/2016/5/14/chartex" xmlns:mc="http://schemas.openxmlformats.org/markup-compatibility/2006" xmlns:aink="http://schemas.microsoft.com/office/drawing/2016/ink" xmlns:am3d="http://schemas.microsoft.com/office/drawing/2017/model3d" xmlns:o="urn:schemas-microsoft-com:office:office" xmlns:oel="http://schemas.microsoft.com/office/2019/extlst" xmlns:r="http://schemas.openxmlformats.org/officeDocument/2006/relationships" xmlns:m="http://schemas.openxmlformats.org/officeDocument/2006/math" xmlns:v="urn:schemas-microsoft-com:vml" xmlns:wp14="http://schemas.microsoft.com/office/word/2010/wordprocessingDrawing" xmlns:wp="http://schemas.openxmlformats.org/drawingml/2006/wordprocessingDrawing" xmlns:w10="urn:schemas-microsoft-com:office:word" xmlns:w="http://schemas.openxmlformats.org/wordprocessingml/2006/main" xmlns:w14="http://schemas.microsoft.com/office/word/2010/wordml" xmlns:w15="http://schemas.microsoft.com/office/word/2012/wordml" xmlns:w16cex="http://schemas.microsoft.com/office/word/2018/wordml/cex" xmlns:w16cid="http://schemas.microsoft.com/office/word/2016/wordml/cid" xmlns:w16="http://schemas.microsoft.com/office/word/2018/wordml" xmlns:w16du="http://schemas.microsoft.com/office/word/2023/wordml/word16du" xmlns:w16sdtdh="http://schemas.microsoft.com/office/word/2020/wordml/sdtdatahash" xmlns:w16sdtfl="http://schemas.microsoft.com/office/word/2024/wordml/sdtformatlock" xmlns:w16se="http://schemas.microsoft.com/office/word/2015/wordml/symex" xmlns:wpg="http://schemas.microsoft.com/office/word/2010/wordprocessingGroup" xmlns:wpi="http://schemas.microsoft.com/office/word/2010/wordprocessingInk" xmlns:wne="http://schemas.microsoft.com/office/word/2006/wordml" xmlns:wps="http://schemas.microsoft.com/office/word/2010/wordprocessingShape" mc:Ignorable="w14 w15 w16se w16cid w16 w16cex w16sdtdh w16sdtfl w16du wp14">
   <w:body>
     <w:p>
       <w:pPr>
@@ -200,7 +200,23 @@
           <w:rFonts w:asciiTheme="minorHAnsi" w:hAnsiTheme="minorHAnsi" w:cstheme="minorHAnsi"/>
           <w:bCs/>
         </w:rPr>
-        <w:t xml:space="preserve">A program futtatásához legalább 2GB szabad RAM szükséges az IDE működéséhez, míg a teljes rendszer számára 8GB RAM ajánlott. 3,5GB hely szükséges a merevlemezen, illetve SSD javasolt. A minimum képernyőfelbontás 1024x768-nak kell lennie illetve 64 bites operációs rendszer kell a futtatáshoz. </w:t>
+        <w:t xml:space="preserve">A program futtatásához legalább 2GB szabad RAM szükséges az IDE működéséhez, míg a teljes rendszer számára 8GB RAM ajánlott. 3,5GB hely szükséges a merevlemezen, illetve SSD javasolt. A minimum képernyőfelbontás 1024x768-nak kell </w:t>
+      </w:r>
+      <w:proofErr w:type="gramStart"/>
+      <w:r>
+        <w:rPr>
+          <w:rFonts w:asciiTheme="minorHAnsi" w:hAnsiTheme="minorHAnsi" w:cstheme="minorHAnsi"/>
+          <w:bCs/>
+        </w:rPr>
+        <w:t>lennie</w:t>
+      </w:r>
+      <w:proofErr w:type="gramEnd"/>
+      <w:r>
+        <w:rPr>
+          <w:rFonts w:asciiTheme="minorHAnsi" w:hAnsiTheme="minorHAnsi" w:cstheme="minorHAnsi"/>
+          <w:bCs/>
+        </w:rPr>
+        <w:t xml:space="preserve"> illetve 64 bites operációs rendszer kell a futtatáshoz. </w:t>
       </w:r>
     </w:p>
     <w:p>
@@ -1772,8 +1788,13 @@
         <w:t xml:space="preserve">loanableBooks.txt: </w:t>
       </w:r>
       <w:proofErr w:type="spellStart"/>
-      <w:r>
-        <w:t>id;title;author</w:t>
+      <w:proofErr w:type="gramStart"/>
+      <w:r>
+        <w:t>id;title</w:t>
+      </w:r>
+      <w:proofErr w:type="gramEnd"/>
+      <w:r>
+        <w:t>;author</w:t>
       </w:r>
       <w:proofErr w:type="spellEnd"/>
       <w:r>
@@ -1789,10 +1810,15 @@
         <w:t xml:space="preserve">members.txt: </w:t>
       </w:r>
       <w:proofErr w:type="spellStart"/>
-      <w:r>
-        <w:t>id;name</w:t>
+      <w:proofErr w:type="gramStart"/>
+      <w:r>
+        <w:t>name</w:t>
+      </w:r>
+      <w:r>
+        <w:t>;id</w:t>
       </w:r>
       <w:proofErr w:type="spellEnd"/>
+      <w:proofErr w:type="gramEnd"/>
     </w:p>
     <w:p>
       <w:pPr>
@@ -1803,10 +1829,12 @@
         <w:t xml:space="preserve">loanedBooks.txt: </w:t>
       </w:r>
       <w:proofErr w:type="spellStart"/>
+      <w:proofErr w:type="gramStart"/>
       <w:r>
         <w:t>id;memberId</w:t>
       </w:r>
       <w:proofErr w:type="spellEnd"/>
+      <w:proofErr w:type="gramEnd"/>
     </w:p>
     <w:p>
       <w:pPr>
@@ -1817,10 +1845,12 @@
         <w:t xml:space="preserve">fines.txt: </w:t>
       </w:r>
       <w:proofErr w:type="spellStart"/>
+      <w:proofErr w:type="gramStart"/>
       <w:r>
         <w:t>memberId;amount</w:t>
       </w:r>
       <w:proofErr w:type="spellEnd"/>
+      <w:proofErr w:type="gramEnd"/>
       <w:r>
         <w:t>(int)</w:t>
       </w:r>
@@ -2026,37 +2056,36 @@
           <w:rFonts w:cstheme="minorHAnsi"/>
           <w:sz w:val="24"/>
         </w:rPr>
-        <w:t>Késedelmes visszahozás esetén 50 Ft/nap büntetést számítanak.</w:t>
-      </w:r>
-    </w:p>
-    <w:p>
-      <w:pPr>
-        <w:rPr>
-          <w:rFonts w:cstheme="minorHAnsi"/>
-          <w:sz w:val="24"/>
-        </w:rPr>
-      </w:pPr>
-      <w:r>
-        <w:rPr>
-          <w:rFonts w:cstheme="minorHAnsi"/>
-          <w:sz w:val="24"/>
-        </w:rPr>
-        <w:t>A rendszer kezelje a kölcsönzéseket, visszahozásokat és büntetések nyilvántartását.</w:t>
-      </w:r>
-    </w:p>
-    <w:p>
-      <w:pPr>
-        <w:rPr>
-          <w:rFonts w:cstheme="minorHAnsi"/>
-          <w:sz w:val="24"/>
-        </w:rPr>
-      </w:pPr>
-      <w:r>
-        <w:rPr>
-          <w:rFonts w:cstheme="minorHAnsi"/>
-          <w:sz w:val="24"/>
-        </w:rPr>
-        <w:t>Legyen menürendszer a könnyű kezeléshez.</w:t>
+        <w:t>Késedelmes visszahozás esetén 50 Ft/nap büntetést számítanak</w:t>
+      </w:r>
+      <w:r>
+        <w:rPr>
+          <w:rFonts w:cstheme="minorHAnsi"/>
+          <w:sz w:val="24"/>
+        </w:rPr>
+        <w:t>, ez egy pillanatnyi érték és dátum, amit a fines.txt fájlban kell tárolni.</w:t>
+      </w:r>
+    </w:p>
+    <w:p>
+      <w:pPr>
+        <w:rPr>
+          <w:rFonts w:cstheme="minorHAnsi"/>
+          <w:sz w:val="24"/>
+        </w:rPr>
+      </w:pPr>
+      <w:r>
+        <w:rPr>
+          <w:rFonts w:cstheme="minorHAnsi"/>
+          <w:sz w:val="24"/>
+        </w:rPr>
+        <w:t>A rendszer kezelje a kölcsönzéseket, visszahozásokat és büntetések nyilvántartását</w:t>
+      </w:r>
+      <w:r>
+        <w:rPr>
+          <w:rFonts w:cstheme="minorHAnsi"/>
+          <w:sz w:val="24"/>
+        </w:rPr>
+        <w:t xml:space="preserve"> egy menürendszer segítségével. A felhasználó billentyűk lenyomásával tudjon navigálni a menürendszerben.</w:t>
       </w:r>
     </w:p>
     <w:p>
@@ -2256,9 +2285,82 @@
       </w:r>
     </w:p>
     <w:p>
-      <w:bookmarkStart w:id="0" w:name="_GoBack"/>
-      <w:bookmarkEnd w:id="0"/>
-    </w:p>
+      <w:pPr>
+        <w:pStyle w:val="Listaszerbekezds"/>
+        <w:numPr>
+          <w:ilvl w:val="0"/>
+          <w:numId w:val="1"/>
+        </w:numPr>
+        <w:rPr>
+          <w:rFonts w:cstheme="minorHAnsi"/>
+          <w:sz w:val="24"/>
+        </w:rPr>
+      </w:pPr>
+      <w:r>
+        <w:rPr>
+          <w:rFonts w:cstheme="minorHAnsi"/>
+          <w:sz w:val="24"/>
+        </w:rPr>
+        <w:t>Könyv kereső</w:t>
+      </w:r>
+    </w:p>
+    <w:p>
+      <w:pPr>
+        <w:pStyle w:val="Listaszerbekezds"/>
+        <w:numPr>
+          <w:ilvl w:val="0"/>
+          <w:numId w:val="1"/>
+        </w:numPr>
+        <w:rPr>
+          <w:rFonts w:cstheme="minorHAnsi"/>
+          <w:sz w:val="24"/>
+        </w:rPr>
+      </w:pPr>
+      <w:r>
+        <w:rPr>
+          <w:rFonts w:cstheme="minorHAnsi"/>
+          <w:sz w:val="24"/>
+        </w:rPr>
+        <w:t>Random könyv ajánló: Napi random könyv</w:t>
+      </w:r>
+    </w:p>
+    <w:p>
+      <w:pPr>
+        <w:pStyle w:val="Listaszerbekezds"/>
+        <w:numPr>
+          <w:ilvl w:val="0"/>
+          <w:numId w:val="1"/>
+        </w:numPr>
+        <w:rPr>
+          <w:rFonts w:cstheme="minorHAnsi"/>
+          <w:sz w:val="24"/>
+        </w:rPr>
+      </w:pPr>
+      <w:r>
+        <w:rPr>
+          <w:rFonts w:cstheme="minorHAnsi"/>
+          <w:sz w:val="24"/>
+        </w:rPr>
+        <w:t xml:space="preserve">Napi akasztófa játék: random szám generátorral listából választva. random </w:t>
+      </w:r>
+      <w:proofErr w:type="spellStart"/>
+      <w:r>
+        <w:rPr>
+          <w:rFonts w:cstheme="minorHAnsi"/>
+          <w:sz w:val="24"/>
+        </w:rPr>
+        <w:t>seed</w:t>
+      </w:r>
+      <w:proofErr w:type="spellEnd"/>
+      <w:r>
+        <w:rPr>
+          <w:rFonts w:cstheme="minorHAnsi"/>
+          <w:sz w:val="24"/>
+        </w:rPr>
+        <w:t>: dátum(év-hó-nap) formátumban, köztes karakter nélkül</w:t>
+      </w:r>
+    </w:p>
+    <w:p/>
     <w:sectPr>
       <w:pgSz w:w="11906" w:h="16838"/>
       <w:pgMar w:top="1417" w:right="1417" w:bottom="1417" w:left="1417" w:header="708" w:footer="708" w:gutter="0"/>
@@ -2270,7 +2372,7 @@
 </file>
 
 <file path=word/numbering.xml><?xml version="1.0" encoding="utf-8"?>
-<w:numbering xmlns:wpc="http://schemas.microsoft.com/office/word/2010/wordprocessingCanvas" xmlns:cx="http://schemas.microsoft.com/office/drawing/2014/chartex" xmlns:cx1="http://schemas.microsoft.com/office/drawing/2015/9/8/chartex" xmlns:cx2="http://schemas.microsoft.com/office/drawing/2015/10/21/chartex" xmlns:cx3="http://schemas.microsoft.com/office/drawing/2016/5/9/chartex" xmlns:cx4="http://schemas.microsoft.com/office/drawing/2016/5/10/chartex" xmlns:cx5="http://schemas.microsoft.com/office/drawing/2016/5/11/chartex" xmlns:cx6="http://schemas.microsoft.com/office/drawing/2016/5/12/chartex" xmlns:cx7="http://schemas.microsoft.com/office/drawing/2016/5/13/chartex" xmlns:cx8="http://schemas.microsoft.com/office/drawing/2016/5/14/chartex" xmlns:mc="http://schemas.openxmlformats.org/markup-compatibility/2006" xmlns:aink="http://schemas.microsoft.com/office/drawing/2016/ink" xmlns:am3d="http://schemas.microsoft.com/office/drawing/2017/model3d" xmlns:o="urn:schemas-microsoft-com:office:office" xmlns:r="http://schemas.openxmlformats.org/officeDocument/2006/relationships" xmlns:m="http://schemas.openxmlformats.org/officeDocument/2006/math" xmlns:v="urn:schemas-microsoft-com:vml" xmlns:wp14="http://schemas.microsoft.com/office/word/2010/wordprocessingDrawing" xmlns:wp="http://schemas.openxmlformats.org/drawingml/2006/wordprocessingDrawing" xmlns:w10="urn:schemas-microsoft-com:office:word" xmlns:w="http://schemas.openxmlformats.org/wordprocessingml/2006/main" xmlns:w14="http://schemas.microsoft.com/office/word/2010/wordml" xmlns:w15="http://schemas.microsoft.com/office/word/2012/wordml" xmlns:w16cid="http://schemas.microsoft.com/office/word/2016/wordml/cid" xmlns:w16se="http://schemas.microsoft.com/office/word/2015/wordml/symex" xmlns:wpg="http://schemas.microsoft.com/office/word/2010/wordprocessingGroup" xmlns:wpi="http://schemas.microsoft.com/office/word/2010/wordprocessingInk" xmlns:wne="http://schemas.microsoft.com/office/word/2006/wordml" xmlns:wps="http://schemas.microsoft.com/office/word/2010/wordprocessingShape" mc:Ignorable="w14 w15 w16se w16cid wp14">
+<w:numbering xmlns:wpc="http://schemas.microsoft.com/office/word/2010/wordprocessingCanvas" xmlns:cx="http://schemas.microsoft.com/office/drawing/2014/chartex" xmlns:cx1="http://schemas.microsoft.com/office/drawing/2015/9/8/chartex" xmlns:cx2="http://schemas.microsoft.com/office/drawing/2015/10/21/chartex" xmlns:cx3="http://schemas.microsoft.com/office/drawing/2016/5/9/chartex" xmlns:cx4="http://schemas.microsoft.com/office/drawing/2016/5/10/chartex" xmlns:cx5="http://schemas.microsoft.com/office/drawing/2016/5/11/chartex" xmlns:cx6="http://schemas.microsoft.com/office/drawing/2016/5/12/chartex" xmlns:cx7="http://schemas.microsoft.com/office/drawing/2016/5/13/chartex" xmlns:cx8="http://schemas.microsoft.com/office/drawing/2016/5/14/chartex" xmlns:mc="http://schemas.openxmlformats.org/markup-compatibility/2006" xmlns:aink="http://schemas.microsoft.com/office/drawing/2016/ink" xmlns:am3d="http://schemas.microsoft.com/office/drawing/2017/model3d" xmlns:o="urn:schemas-microsoft-com:office:office" xmlns:oel="http://schemas.microsoft.com/office/2019/extlst" xmlns:r="http://schemas.openxmlformats.org/officeDocument/2006/relationships" xmlns:m="http://schemas.openxmlformats.org/officeDocument/2006/math" xmlns:v="urn:schemas-microsoft-com:vml" xmlns:wp14="http://schemas.microsoft.com/office/word/2010/wordprocessingDrawing" xmlns:wp="http://schemas.openxmlformats.org/drawingml/2006/wordprocessingDrawing" xmlns:w10="urn:schemas-microsoft-com:office:word" xmlns:w="http://schemas.openxmlformats.org/wordprocessingml/2006/main" xmlns:w14="http://schemas.microsoft.com/office/word/2010/wordml" xmlns:w15="http://schemas.microsoft.com/office/word/2012/wordml" xmlns:w16cex="http://schemas.microsoft.com/office/word/2018/wordml/cex" xmlns:w16cid="http://schemas.microsoft.com/office/word/2016/wordml/cid" xmlns:w16="http://schemas.microsoft.com/office/word/2018/wordml" xmlns:w16du="http://schemas.microsoft.com/office/word/2023/wordml/word16du" xmlns:w16sdtdh="http://schemas.microsoft.com/office/word/2020/wordml/sdtdatahash" xmlns:w16sdtfl="http://schemas.microsoft.com/office/word/2024/wordml/sdtformatlock" xmlns:w16se="http://schemas.microsoft.com/office/word/2015/wordml/symex" xmlns:wpg="http://schemas.microsoft.com/office/word/2010/wordprocessingGroup" xmlns:wpi="http://schemas.microsoft.com/office/word/2010/wordprocessingInk" xmlns:wne="http://schemas.microsoft.com/office/word/2006/wordml" xmlns:wps="http://schemas.microsoft.com/office/word/2010/wordprocessingShape" mc:Ignorable="w14 w15 w16se w16cid w16 w16cex w16sdtdh w16sdtfl w16du wp14">
   <w:abstractNum w:abstractNumId="0" w15:restartNumberingAfterBreak="0">
     <w:nsid w:val="090376AD"/>
     <w:multiLevelType w:val="hybridMultilevel"/>
@@ -2499,7 +2601,7 @@
   <w:abstractNum w:abstractNumId="2" w15:restartNumberingAfterBreak="0">
     <w:nsid w:val="109C66FF"/>
     <w:multiLevelType w:val="hybridMultilevel"/>
-    <w:tmpl w:val="71EE4832"/>
+    <w:tmpl w:val="F8B61D24"/>
     <w:lvl w:ilvl="0" w:tplc="040E0001">
       <w:start w:val="1"/>
       <w:numFmt w:val="bullet"/>
@@ -2512,16 +2614,16 @@
         <w:rFonts w:ascii="Symbol" w:hAnsi="Symbol" w:hint="default"/>
       </w:rPr>
     </w:lvl>
-    <w:lvl w:ilvl="1" w:tplc="040E0003">
-      <w:start w:val="1"/>
-      <w:numFmt w:val="bullet"/>
-      <w:lvlText w:val="o"/>
+    <w:lvl w:ilvl="1" w:tplc="040E0001">
+      <w:start w:val="1"/>
+      <w:numFmt w:val="bullet"/>
+      <w:lvlText w:val=""/>
       <w:lvlJc w:val="left"/>
       <w:pPr>
         <w:ind w:left="1440" w:hanging="360"/>
       </w:pPr>
       <w:rPr>
-        <w:rFonts w:ascii="Courier New" w:hAnsi="Courier New" w:cs="Courier New" w:hint="default"/>
+        <w:rFonts w:ascii="Symbol" w:hAnsi="Symbol" w:hint="default"/>
       </w:rPr>
     </w:lvl>
     <w:lvl w:ilvl="2" w:tplc="040E0005" w:tentative="1">
@@ -3511,44 +3613,44 @@
       </w:rPr>
     </w:lvl>
   </w:abstractNum>
-  <w:num w:numId="1">
+  <w:num w:numId="1" w16cid:durableId="319232024">
     <w:abstractNumId w:val="2"/>
   </w:num>
-  <w:num w:numId="2">
+  <w:num w:numId="2" w16cid:durableId="1007172981">
     <w:abstractNumId w:val="1"/>
   </w:num>
-  <w:num w:numId="3">
+  <w:num w:numId="3" w16cid:durableId="881863185">
     <w:abstractNumId w:val="9"/>
   </w:num>
-  <w:num w:numId="4">
+  <w:num w:numId="4" w16cid:durableId="2023042959">
     <w:abstractNumId w:val="5"/>
   </w:num>
-  <w:num w:numId="5">
+  <w:num w:numId="5" w16cid:durableId="57171437">
     <w:abstractNumId w:val="10"/>
   </w:num>
-  <w:num w:numId="6">
+  <w:num w:numId="6" w16cid:durableId="1392852559">
     <w:abstractNumId w:val="4"/>
   </w:num>
-  <w:num w:numId="7">
+  <w:num w:numId="7" w16cid:durableId="302661808">
     <w:abstractNumId w:val="6"/>
   </w:num>
-  <w:num w:numId="8">
+  <w:num w:numId="8" w16cid:durableId="1728530832">
     <w:abstractNumId w:val="7"/>
   </w:num>
-  <w:num w:numId="9">
+  <w:num w:numId="9" w16cid:durableId="1430658220">
     <w:abstractNumId w:val="0"/>
   </w:num>
-  <w:num w:numId="10">
+  <w:num w:numId="10" w16cid:durableId="1920677340">
     <w:abstractNumId w:val="8"/>
   </w:num>
-  <w:num w:numId="11">
+  <w:num w:numId="11" w16cid:durableId="7876857">
     <w:abstractNumId w:val="3"/>
   </w:num>
 </w:numbering>
 </file>
 
 <file path=word/styles.xml><?xml version="1.0" encoding="utf-8"?>
-<w:styles xmlns:mc="http://schemas.openxmlformats.org/markup-compatibility/2006" xmlns:r="http://schemas.openxmlformats.org/officeDocument/2006/relationships" xmlns:w="http://schemas.openxmlformats.org/wordprocessingml/2006/main" xmlns:w14="http://schemas.microsoft.com/office/word/2010/wordml" xmlns:w15="http://schemas.microsoft.com/office/word/2012/wordml" xmlns:w16cid="http://schemas.microsoft.com/office/word/2016/wordml/cid" xmlns:w16se="http://schemas.microsoft.com/office/word/2015/wordml/symex" mc:Ignorable="w14 w15 w16se w16cid">
+<w:styles xmlns:mc="http://schemas.openxmlformats.org/markup-compatibility/2006" xmlns:r="http://schemas.openxmlformats.org/officeDocument/2006/relationships" xmlns:w="http://schemas.openxmlformats.org/wordprocessingml/2006/main" xmlns:w14="http://schemas.microsoft.com/office/word/2010/wordml" xmlns:w15="http://schemas.microsoft.com/office/word/2012/wordml" xmlns:w16cex="http://schemas.microsoft.com/office/word/2018/wordml/cex" xmlns:w16cid="http://schemas.microsoft.com/office/word/2016/wordml/cid" xmlns:w16="http://schemas.microsoft.com/office/word/2018/wordml" xmlns:w16du="http://schemas.microsoft.com/office/word/2023/wordml/word16du" xmlns:w16sdtdh="http://schemas.microsoft.com/office/word/2020/wordml/sdtdatahash" xmlns:w16sdtfl="http://schemas.microsoft.com/office/word/2024/wordml/sdtformatlock" xmlns:w16se="http://schemas.microsoft.com/office/word/2015/wordml/symex" mc:Ignorable="w14 w15 w16se w16cid w16 w16cex w16sdtdh w16sdtfl w16du">
   <w:docDefaults>
     <w:rPrDefault>
       <w:rPr>
@@ -3564,7 +3666,7 @@
       </w:pPr>
     </w:pPrDefault>
   </w:docDefaults>
-  <w:latentStyles w:defLockedState="0" w:defUIPriority="99" w:defSemiHidden="0" w:defUnhideWhenUsed="0" w:defQFormat="0" w:count="375">
+  <w:latentStyles w:defLockedState="0" w:defUIPriority="99" w:defSemiHidden="0" w:defUnhideWhenUsed="0" w:defQFormat="0" w:count="376">
     <w:lsdException w:name="Normal" w:uiPriority="0" w:qFormat="1"/>
     <w:lsdException w:name="heading 1" w:uiPriority="9" w:qFormat="1"/>
     <w:lsdException w:name="heading 2" w:semiHidden="1" w:uiPriority="9" w:unhideWhenUsed="1" w:qFormat="1"/>
@@ -3940,6 +4042,7 @@
     <w:lsdException w:name="Smart Hyperlink" w:semiHidden="1" w:unhideWhenUsed="1"/>
     <w:lsdException w:name="Hashtag" w:semiHidden="1" w:unhideWhenUsed="1"/>
     <w:lsdException w:name="Unresolved Mention" w:semiHidden="1" w:unhideWhenUsed="1"/>
+    <w:lsdException w:name="Smart Link" w:semiHidden="1" w:unhideWhenUsed="1"/>
   </w:latentStyles>
   <w:style w:type="paragraph" w:default="1" w:styleId="Norml">
     <w:name w:val="Normal"/>

--- a/Library-Loan-System-Specification.docx
+++ b/Library-Loan-System-Specification.docx
@@ -1782,90 +1782,112 @@
     <w:p>
       <w:pPr>
         <w:pStyle w:val="BEKEZDS"/>
-      </w:pPr>
-      <w:r>
-        <w:tab/>
+        <w:numPr>
+          <w:ilvl w:val="0"/>
+          <w:numId w:val="12"/>
+        </w:numPr>
+      </w:pPr>
+      <w:r>
         <w:t xml:space="preserve">loanableBooks.txt: </w:t>
       </w:r>
       <w:proofErr w:type="spellStart"/>
       <w:proofErr w:type="gramStart"/>
       <w:r>
-        <w:t>id;title</w:t>
+        <w:t>bookId;title</w:t>
       </w:r>
       <w:proofErr w:type="gramEnd"/>
       <w:r>
         <w:t>;author</w:t>
       </w:r>
       <w:proofErr w:type="spellEnd"/>
-      <w:r>
-        <w:t>;</w:t>
-      </w:r>
     </w:p>
     <w:p>
       <w:pPr>
         <w:pStyle w:val="BEKEZDS"/>
-        <w:ind w:firstLine="708"/>
+        <w:numPr>
+          <w:ilvl w:val="0"/>
+          <w:numId w:val="12"/>
+        </w:numPr>
       </w:pPr>
       <w:r>
         <w:t xml:space="preserve">members.txt: </w:t>
       </w:r>
       <w:proofErr w:type="spellStart"/>
+      <w:r>
+        <w:t>memberId</w:t>
+      </w:r>
+      <w:proofErr w:type="spellEnd"/>
+      <w:r>
+        <w:t xml:space="preserve">; </w:t>
+      </w:r>
+      <w:proofErr w:type="spellStart"/>
+      <w:r>
+        <w:t>name</w:t>
+      </w:r>
+      <w:proofErr w:type="spellEnd"/>
+    </w:p>
+    <w:p>
+      <w:pPr>
+        <w:pStyle w:val="BEKEZDS"/>
+        <w:numPr>
+          <w:ilvl w:val="0"/>
+          <w:numId w:val="12"/>
+        </w:numPr>
+      </w:pPr>
+      <w:r>
+        <w:t xml:space="preserve">loanedBooks.txt: </w:t>
+      </w:r>
+      <w:proofErr w:type="spellStart"/>
+      <w:r>
+        <w:t>bookId</w:t>
+      </w:r>
+      <w:proofErr w:type="spellEnd"/>
+      <w:r>
+        <w:t xml:space="preserve">; </w:t>
+      </w:r>
+      <w:proofErr w:type="spellStart"/>
+      <w:r>
+        <w:t>memberId</w:t>
+      </w:r>
+      <w:proofErr w:type="spellEnd"/>
+    </w:p>
+    <w:p>
+      <w:pPr>
+        <w:pStyle w:val="BEKEZDS"/>
+        <w:numPr>
+          <w:ilvl w:val="0"/>
+          <w:numId w:val="12"/>
+        </w:numPr>
+      </w:pPr>
+      <w:r>
+        <w:t xml:space="preserve">fines.txt: </w:t>
+      </w:r>
+      <w:proofErr w:type="spellStart"/>
       <w:proofErr w:type="gramStart"/>
       <w:r>
-        <w:t>name</w:t>
-      </w:r>
-      <w:r>
-        <w:t>;id</w:t>
+        <w:t>memberId;amount</w:t>
       </w:r>
       <w:proofErr w:type="spellEnd"/>
       <w:proofErr w:type="gramEnd"/>
+      <w:r>
+        <w:t>(int)</w:t>
+      </w:r>
     </w:p>
     <w:p>
       <w:pPr>
         <w:pStyle w:val="BEKEZDS"/>
-        <w:ind w:firstLine="708"/>
-      </w:pPr>
-      <w:r>
-        <w:t xml:space="preserve">loanedBooks.txt: </w:t>
-      </w:r>
-      <w:proofErr w:type="spellStart"/>
-      <w:proofErr w:type="gramStart"/>
-      <w:r>
-        <w:t>id;memberId</w:t>
-      </w:r>
-      <w:proofErr w:type="spellEnd"/>
-      <w:proofErr w:type="gramEnd"/>
+      </w:pPr>
     </w:p>
     <w:p>
       <w:pPr>
         <w:pStyle w:val="BEKEZDS"/>
-        <w:ind w:firstLine="708"/>
-      </w:pPr>
-      <w:r>
-        <w:t xml:space="preserve">fines.txt: </w:t>
-      </w:r>
-      <w:proofErr w:type="spellStart"/>
-      <w:proofErr w:type="gramStart"/>
-      <w:r>
-        <w:t>memberId;amount</w:t>
-      </w:r>
-      <w:proofErr w:type="spellEnd"/>
-      <w:proofErr w:type="gramEnd"/>
-      <w:r>
-        <w:t>(int)</w:t>
-      </w:r>
-    </w:p>
-    <w:p>
-      <w:pPr>
-        <w:rPr>
-          <w:rFonts w:cstheme="minorHAnsi"/>
-          <w:sz w:val="24"/>
-        </w:rPr>
-      </w:pPr>
-      <w:r>
-        <w:rPr>
-          <w:rFonts w:cstheme="minorHAnsi"/>
-          <w:sz w:val="24"/>
+        <w:rPr>
+          <w:rFonts w:cstheme="minorHAnsi"/>
+        </w:rPr>
+      </w:pPr>
+      <w:r>
+        <w:rPr>
+          <w:rFonts w:cstheme="minorHAnsi"/>
         </w:rPr>
         <w:t>A fájlokat dinamikusan kell frissíteni a program futása közben. Hibakezeléssel kell felszerelni minden fájl műveletet, erre saját kivétel osztályokat kell használni:</w:t>
       </w:r>
@@ -2486,6 +2508,119 @@
     </w:lvl>
   </w:abstractNum>
   <w:abstractNum w:abstractNumId="1" w15:restartNumberingAfterBreak="0">
+    <w:nsid w:val="09B93205"/>
+    <w:multiLevelType w:val="hybridMultilevel"/>
+    <w:tmpl w:val="6CCEBE3E"/>
+    <w:lvl w:ilvl="0" w:tplc="040E0001">
+      <w:start w:val="1"/>
+      <w:numFmt w:val="bullet"/>
+      <w:lvlText w:val=""/>
+      <w:lvlJc w:val="left"/>
+      <w:pPr>
+        <w:ind w:left="720" w:hanging="360"/>
+      </w:pPr>
+      <w:rPr>
+        <w:rFonts w:ascii="Symbol" w:hAnsi="Symbol" w:hint="default"/>
+      </w:rPr>
+    </w:lvl>
+    <w:lvl w:ilvl="1" w:tplc="040E0003" w:tentative="1">
+      <w:start w:val="1"/>
+      <w:numFmt w:val="bullet"/>
+      <w:lvlText w:val="o"/>
+      <w:lvlJc w:val="left"/>
+      <w:pPr>
+        <w:ind w:left="1440" w:hanging="360"/>
+      </w:pPr>
+      <w:rPr>
+        <w:rFonts w:ascii="Courier New" w:hAnsi="Courier New" w:cs="Courier New" w:hint="default"/>
+      </w:rPr>
+    </w:lvl>
+    <w:lvl w:ilvl="2" w:tplc="040E0005" w:tentative="1">
+      <w:start w:val="1"/>
+      <w:numFmt w:val="bullet"/>
+      <w:lvlText w:val=""/>
+      <w:lvlJc w:val="left"/>
+      <w:pPr>
+        <w:ind w:left="2160" w:hanging="360"/>
+      </w:pPr>
+      <w:rPr>
+        <w:rFonts w:ascii="Wingdings" w:hAnsi="Wingdings" w:hint="default"/>
+      </w:rPr>
+    </w:lvl>
+    <w:lvl w:ilvl="3" w:tplc="040E0001" w:tentative="1">
+      <w:start w:val="1"/>
+      <w:numFmt w:val="bullet"/>
+      <w:lvlText w:val=""/>
+      <w:lvlJc w:val="left"/>
+      <w:pPr>
+        <w:ind w:left="2880" w:hanging="360"/>
+      </w:pPr>
+      <w:rPr>
+        <w:rFonts w:ascii="Symbol" w:hAnsi="Symbol" w:hint="default"/>
+      </w:rPr>
+    </w:lvl>
+    <w:lvl w:ilvl="4" w:tplc="040E0003" w:tentative="1">
+      <w:start w:val="1"/>
+      <w:numFmt w:val="bullet"/>
+      <w:lvlText w:val="o"/>
+      <w:lvlJc w:val="left"/>
+      <w:pPr>
+        <w:ind w:left="3600" w:hanging="360"/>
+      </w:pPr>
+      <w:rPr>
+        <w:rFonts w:ascii="Courier New" w:hAnsi="Courier New" w:cs="Courier New" w:hint="default"/>
+      </w:rPr>
+    </w:lvl>
+    <w:lvl w:ilvl="5" w:tplc="040E0005" w:tentative="1">
+      <w:start w:val="1"/>
+      <w:numFmt w:val="bullet"/>
+      <w:lvlText w:val=""/>
+      <w:lvlJc w:val="left"/>
+      <w:pPr>
+        <w:ind w:left="4320" w:hanging="360"/>
+      </w:pPr>
+      <w:rPr>
+        <w:rFonts w:ascii="Wingdings" w:hAnsi="Wingdings" w:hint="default"/>
+      </w:rPr>
+    </w:lvl>
+    <w:lvl w:ilvl="6" w:tplc="040E0001" w:tentative="1">
+      <w:start w:val="1"/>
+      <w:numFmt w:val="bullet"/>
+      <w:lvlText w:val=""/>
+      <w:lvlJc w:val="left"/>
+      <w:pPr>
+        <w:ind w:left="5040" w:hanging="360"/>
+      </w:pPr>
+      <w:rPr>
+        <w:rFonts w:ascii="Symbol" w:hAnsi="Symbol" w:hint="default"/>
+      </w:rPr>
+    </w:lvl>
+    <w:lvl w:ilvl="7" w:tplc="040E0003" w:tentative="1">
+      <w:start w:val="1"/>
+      <w:numFmt w:val="bullet"/>
+      <w:lvlText w:val="o"/>
+      <w:lvlJc w:val="left"/>
+      <w:pPr>
+        <w:ind w:left="5760" w:hanging="360"/>
+      </w:pPr>
+      <w:rPr>
+        <w:rFonts w:ascii="Courier New" w:hAnsi="Courier New" w:cs="Courier New" w:hint="default"/>
+      </w:rPr>
+    </w:lvl>
+    <w:lvl w:ilvl="8" w:tplc="040E0005" w:tentative="1">
+      <w:start w:val="1"/>
+      <w:numFmt w:val="bullet"/>
+      <w:lvlText w:val=""/>
+      <w:lvlJc w:val="left"/>
+      <w:pPr>
+        <w:ind w:left="6480" w:hanging="360"/>
+      </w:pPr>
+      <w:rPr>
+        <w:rFonts w:ascii="Wingdings" w:hAnsi="Wingdings" w:hint="default"/>
+      </w:rPr>
+    </w:lvl>
+  </w:abstractNum>
+  <w:abstractNum w:abstractNumId="2" w15:restartNumberingAfterBreak="0">
     <w:nsid w:val="0E8C331A"/>
     <w:multiLevelType w:val="hybridMultilevel"/>
     <w:tmpl w:val="B124433A"/>
@@ -2598,7 +2733,7 @@
       </w:rPr>
     </w:lvl>
   </w:abstractNum>
-  <w:abstractNum w:abstractNumId="2" w15:restartNumberingAfterBreak="0">
+  <w:abstractNum w:abstractNumId="3" w15:restartNumberingAfterBreak="0">
     <w:nsid w:val="109C66FF"/>
     <w:multiLevelType w:val="hybridMultilevel"/>
     <w:tmpl w:val="F8B61D24"/>
@@ -2711,7 +2846,7 @@
       </w:rPr>
     </w:lvl>
   </w:abstractNum>
-  <w:abstractNum w:abstractNumId="3" w15:restartNumberingAfterBreak="0">
+  <w:abstractNum w:abstractNumId="4" w15:restartNumberingAfterBreak="0">
     <w:nsid w:val="1EE31823"/>
     <w:multiLevelType w:val="hybridMultilevel"/>
     <w:tmpl w:val="6992A7EE"/>
@@ -2824,7 +2959,7 @@
       </w:rPr>
     </w:lvl>
   </w:abstractNum>
-  <w:abstractNum w:abstractNumId="4" w15:restartNumberingAfterBreak="0">
+  <w:abstractNum w:abstractNumId="5" w15:restartNumberingAfterBreak="0">
     <w:nsid w:val="20B6154C"/>
     <w:multiLevelType w:val="hybridMultilevel"/>
     <w:tmpl w:val="6D54B42A"/>
@@ -2937,7 +3072,7 @@
       </w:rPr>
     </w:lvl>
   </w:abstractNum>
-  <w:abstractNum w:abstractNumId="5" w15:restartNumberingAfterBreak="0">
+  <w:abstractNum w:abstractNumId="6" w15:restartNumberingAfterBreak="0">
     <w:nsid w:val="389D273F"/>
     <w:multiLevelType w:val="hybridMultilevel"/>
     <w:tmpl w:val="9B2A1C16"/>
@@ -3050,7 +3185,7 @@
       </w:rPr>
     </w:lvl>
   </w:abstractNum>
-  <w:abstractNum w:abstractNumId="6" w15:restartNumberingAfterBreak="0">
+  <w:abstractNum w:abstractNumId="7" w15:restartNumberingAfterBreak="0">
     <w:nsid w:val="3A5A5287"/>
     <w:multiLevelType w:val="hybridMultilevel"/>
     <w:tmpl w:val="21D084DE"/>
@@ -3162,7 +3297,7 @@
       </w:rPr>
     </w:lvl>
   </w:abstractNum>
-  <w:abstractNum w:abstractNumId="7" w15:restartNumberingAfterBreak="0">
+  <w:abstractNum w:abstractNumId="8" w15:restartNumberingAfterBreak="0">
     <w:nsid w:val="3F9156C8"/>
     <w:multiLevelType w:val="hybridMultilevel"/>
     <w:tmpl w:val="B514784A"/>
@@ -3274,7 +3409,7 @@
       </w:rPr>
     </w:lvl>
   </w:abstractNum>
-  <w:abstractNum w:abstractNumId="8" w15:restartNumberingAfterBreak="0">
+  <w:abstractNum w:abstractNumId="9" w15:restartNumberingAfterBreak="0">
     <w:nsid w:val="52C93277"/>
     <w:multiLevelType w:val="hybridMultilevel"/>
     <w:tmpl w:val="9976CC2E"/>
@@ -3387,7 +3522,7 @@
       </w:rPr>
     </w:lvl>
   </w:abstractNum>
-  <w:abstractNum w:abstractNumId="9" w15:restartNumberingAfterBreak="0">
+  <w:abstractNum w:abstractNumId="10" w15:restartNumberingAfterBreak="0">
     <w:nsid w:val="5A1C381A"/>
     <w:multiLevelType w:val="hybridMultilevel"/>
     <w:tmpl w:val="089805E0"/>
@@ -3500,7 +3635,7 @@
       </w:rPr>
     </w:lvl>
   </w:abstractNum>
-  <w:abstractNum w:abstractNumId="10" w15:restartNumberingAfterBreak="0">
+  <w:abstractNum w:abstractNumId="11" w15:restartNumberingAfterBreak="0">
     <w:nsid w:val="764B7423"/>
     <w:multiLevelType w:val="hybridMultilevel"/>
     <w:tmpl w:val="6DEA015E"/>
@@ -3614,37 +3749,40 @@
     </w:lvl>
   </w:abstractNum>
   <w:num w:numId="1" w16cid:durableId="319232024">
+    <w:abstractNumId w:val="3"/>
+  </w:num>
+  <w:num w:numId="2" w16cid:durableId="1007172981">
     <w:abstractNumId w:val="2"/>
   </w:num>
-  <w:num w:numId="2" w16cid:durableId="1007172981">
-    <w:abstractNumId w:val="1"/>
-  </w:num>
   <w:num w:numId="3" w16cid:durableId="881863185">
-    <w:abstractNumId w:val="9"/>
+    <w:abstractNumId w:val="10"/>
   </w:num>
   <w:num w:numId="4" w16cid:durableId="2023042959">
+    <w:abstractNumId w:val="6"/>
+  </w:num>
+  <w:num w:numId="5" w16cid:durableId="57171437">
+    <w:abstractNumId w:val="11"/>
+  </w:num>
+  <w:num w:numId="6" w16cid:durableId="1392852559">
     <w:abstractNumId w:val="5"/>
   </w:num>
-  <w:num w:numId="5" w16cid:durableId="57171437">
-    <w:abstractNumId w:val="10"/>
-  </w:num>
-  <w:num w:numId="6" w16cid:durableId="1392852559">
-    <w:abstractNumId w:val="4"/>
-  </w:num>
   <w:num w:numId="7" w16cid:durableId="302661808">
-    <w:abstractNumId w:val="6"/>
+    <w:abstractNumId w:val="7"/>
   </w:num>
   <w:num w:numId="8" w16cid:durableId="1728530832">
-    <w:abstractNumId w:val="7"/>
+    <w:abstractNumId w:val="8"/>
   </w:num>
   <w:num w:numId="9" w16cid:durableId="1430658220">
     <w:abstractNumId w:val="0"/>
   </w:num>
   <w:num w:numId="10" w16cid:durableId="1920677340">
-    <w:abstractNumId w:val="8"/>
+    <w:abstractNumId w:val="9"/>
   </w:num>
   <w:num w:numId="11" w16cid:durableId="7876857">
-    <w:abstractNumId w:val="3"/>
+    <w:abstractNumId w:val="4"/>
+  </w:num>
+  <w:num w:numId="12" w16cid:durableId="913709948">
+    <w:abstractNumId w:val="1"/>
   </w:num>
 </w:numbering>
 </file>
@@ -4052,7 +4190,6 @@
   <w:style w:type="character" w:default="1" w:styleId="Bekezdsalapbettpusa">
     <w:name w:val="Default Paragraph Font"/>
     <w:uiPriority w:val="1"/>
-    <w:semiHidden/>
     <w:unhideWhenUsed/>
   </w:style>
   <w:style w:type="table" w:default="1" w:styleId="Normltblzat">
